--- a/Estudo_Mercado_CIPREM_Britagem_SaoMateus_v4.docx
+++ b/Estudo_Mercado_CIPREM_Britagem_SaoMateus_v4.docx
@@ -3999,6 +3999,9 @@
         </w:rPr>
       </w:r>
       <w:r/>
+      <w:r>
+        <w:t xml:space="preserve"> Fonte do índice: vendas declaradas no RAL, consolidadas pela ANM no Anuário Mineral Brasileiro/AMB [27].</w:t>
+      </w:r>
     </w:p>
     <w:p>
       <w:pPr>
@@ -6368,6 +6371,25 @@
     </w:p>
     <w:p>
       <w:pPr>
+        <w:pStyle w:val="ListParagraph"/>
+        <w:numPr>
+          <w:ilvl w:val="0"/>
+          <w:numId w:val="2"/>
+        </w:numPr>
+        <w:spacing w:after="80" w:line="270"/>
+        <w:jc w:val="both"/>
+      </w:pPr>
+      <w:r>
+        <w:rPr>
+          <w:b/>
+          <w:bCs/>
+        </w:rPr>
+        <w:t>Validação do índice per capita de brita (1,6–1,7 t/hab/ano, item 6.2) na fonte primária: abrir o painel AMB Interativo da ANM (ou o dataset AMB em dados.gov.br [27]), filtrar UF = ES e substância pedra britada/granito britado, ler a quantidade comercializada em 2023–2024 e dividir pela população do ES (4,10–4,13 milhões — IBGE): a faixa deve reproduzir 1,6–1,7. O acesso esteve bloqueado no ambiente desta consultoria; a sanidade nacional confere (Brasil 2023 ≈ 272 mi t ≈ 1,34 t/hab; SP ≈ 72 mi t ≈ 1,62 t/hab).</w:t>
+      </w:r>
+      <w:r/>
+    </w:p>
+    <w:p>
+      <w:pPr>
         <w:pStyle w:val="Heading1"/>
       </w:pPr>
       <w:r>
@@ -7022,6 +7044,28 @@
           <w:bCs/>
         </w:rPr>
         <w:t>[26] Prefeitura de Barra de São Francisco — britador municipal de casqueiro em Vila Paulista (uso público): indicador da ausência de britagem comercial de resíduo ornamental no noroeste capixaba. Acesso em: 11/08/2026.</w:t>
+      </w:r>
+      <w:r/>
+      <w:hyperlink w:history="1" r:id="rId3_wqtjdgkthv5lcjejcb0">
+        <w:r>
+          <w:rPr>
+            <w:rStyle w:val="Hyperlink"/>
+          </w:rPr>
+          <w:t xml:space="preserve">https://cidades.ibge.gov.br/brasil/es/sao-mateus/panorama</w:t>
+        </w:r>
+      </w:hyperlink>
+      <w:r/>
+    </w:p>
+    <w:p>
+      <w:pPr>
+        <w:spacing w:after="100" w:line="264"/>
+      </w:pPr>
+      <w:r>
+        <w:rPr>
+          <w:b/>
+          <w:bCs/>
+        </w:rPr>
+        <w:t>[27] ANM — Anuário Mineral Brasileiro (AMB), dados abertos: produção/comercialização por UF e substância, consolidada do Relatório Anual de Lavra (RAL); base do índice per capita de brita do ES usado no item 6.2. Disponível em: https://dados.gov.br/dados/conjuntos-dados/anuario-mineral-brasileiro-amb (painel: "Anuário Mineral Brasileiro Interativo", app.powerbi.com; página: https://www.gov.br/anm/pt-br/assuntos/economia-mineral/publicacoes/anuario-mineral/anuario-mineral-brasileiro). Acesso em: 11/08/2026 — valor do ES a validar na fonte (ver item 11).</w:t>
       </w:r>
       <w:r/>
       <w:hyperlink w:history="1" r:id="rId3_wqtjdgkthv5lcjejcb0">

--- a/Estudo_Mercado_CIPREM_Britagem_SaoMateus_v4.docx
+++ b/Estudo_Mercado_CIPREM_Britagem_SaoMateus_v4.docx
@@ -106,7 +106,7 @@
           <w:sz w:val="18"/>
           <w:szCs w:val="18"/>
         </w:rPr>
-        <w:t>Versão 4 — concorrência verificada município a município (CNPJ/CNAE), populações IBGE por município e área de influência estratificada: núcleo, potencial secundário e praças defensivas</w:t>
+        <w:t>Versão 4 — concorrência verificada município a município (CNPJ/CNAE), populações IBGE por município e área de influência estratificada: mercado-base conservador (São Mateus + Conceição da Barra), praças disputadas fora da linha de base (Jaguaré, Boa Esperança), potencial secundário e praças defensivas</w:t>
       </w:r>
     </w:p>
     <w:p>
@@ -963,7 +963,7 @@
                 <w:sz w:val="19"/>
                 <w:szCs w:val="19"/>
               </w:rPr>
-              <w:t>Zona 1 — núcleo</w:t>
+              <w:t>Zona 1 — mercado-base</w:t>
             </w:r>
           </w:p>
         </w:tc>
@@ -1104,7 +1104,7 @@
                 <w:sz w:val="19"/>
                 <w:szCs w:val="19"/>
               </w:rPr>
-              <w:t>Zona 1 — núcleo</w:t>
+              <w:t>Zona 1 — mercado-base</w:t>
             </w:r>
           </w:p>
         </w:tc>
@@ -1245,7 +1245,7 @@
                 <w:sz w:val="19"/>
                 <w:szCs w:val="19"/>
               </w:rPr>
-              <w:t>Zona 1 — núcleo</w:t>
+              <w:t>Zona 1 — disputada (fora da base)</w:t>
             </w:r>
           </w:p>
         </w:tc>
@@ -1279,7 +1279,7 @@
                 <w:sz w:val="19"/>
                 <w:szCs w:val="19"/>
               </w:rPr>
-              <w:t>Nenhum produtor local (verificado ago/2026); é a praça-sede mais próxima da jazida</w:t>
+              <w:t>Nenhum produtor local (verificado ago/2026); praça-sede mais próxima da jazida (~25 km), mas na órbita comercial de Nova Venécia (~28–31 km) — mantida fora da linha de base</w:t>
             </w:r>
           </w:p>
         </w:tc>
@@ -1386,7 +1386,7 @@
                 <w:sz w:val="19"/>
                 <w:szCs w:val="19"/>
               </w:rPr>
-              <w:t>Zona 1 — núcleo (disputada)</w:t>
+              <w:t>Zona 1 — disputada (fora da base)</w:t>
             </w:r>
           </w:p>
         </w:tc>
@@ -1420,7 +1420,7 @@
                 <w:sz w:val="19"/>
                 <w:szCs w:val="19"/>
               </w:rPr>
-              <w:t>Usibrita instalada no município (Grupo Colombi, ramo concorrente): ~5 mil t/2025 via CFEM; ato ANM 2024 sinaliza expansão</w:t>
+              <w:t>Usibrita instalada no município (Grupo Colombi, ramo concorrente): ~5 mil t/2025 via CFEM; ato ANM 2024 sinaliza expansão — mantida fora da linha de base</w:t>
             </w:r>
           </w:p>
         </w:tc>
@@ -1527,7 +1527,7 @@
                 <w:sz w:val="19"/>
                 <w:szCs w:val="19"/>
               </w:rPr>
-              <w:t>Zona 2 — núcleo</w:t>
+              <w:t>Zona 2 — mercado-base</w:t>
             </w:r>
           </w:p>
         </w:tc>
@@ -2242,7 +2242,7 @@
           <w:b/>
           <w:bCs/>
         </w:rPr>
-        <w:t>Lógica de zonas. A Zona 1 reúne as praças onde a CIPREM tem vantagem clara (ou paridade) de frete — inclui agora Boa Esperança, a praça-sede mais próxima da jazida (~25 km), e Jaguaré, disputado com o único produtor instalado no núcleo. A Zona 2 é contestável com escala. A Zona 3 são as praças-sede dos concorrentes (atuação defensiva). A franja desabastecida (Montanha, Mucurici, Ponto Belo) não tem produtor local em raio de 60+ km, mas está além do raio econômico FOB — alcançável apenas com CIF/escala. Totais: mercado-base/núcleo (São Mateus, Jaguaré, Boa Esperança, Conceição da Barra) = 207,5 mil hab; potencial secundário (Pedro Canário + franja) = 53,1 mil; praças defensivas (Nova Venécia, Pinheiros) = 77,2 mil; fora do raio (São Gabriel da Palha, Vila Pavão) = 43,2 mil.</w:t>
+        <w:t>Lógica de zonas. A Zona 1 reúne as praças onde a CIPREM tem vantagem ou paridade de frete — inclui Boa Esperança, a praça-sede mais próxima da jazida (~25 km), e Jaguaré, disputado com o único produtor instalado no entorno imediato. A Zona 2 é contestável com escala. A Zona 3 são as praças-sede dos concorrentes (atuação defensiva). A franja desabastecida (Montanha, Mucurici, Ponto Belo) não tem produtor local em raio de 60+ km, mas está além do raio econômico FOB — alcançável apenas com CIF/escala. A contagem de demanda é mais restrita que a zona comercial: o mercado-base (linha de base das projeções) limita-se a São Mateus e Conceição da Barra = 161,9 mil hab; Jaguaré e Boa Esperança = 45,6 mil hab são praças disputadas mantidas fora da linha de base — aquele pelo produtor instalado (Usibrita), esta por gravitar comercialmente para Nova Venécia (~28–31 km da sede da praça da MCL, contra ~25 km da jazida CIPREM: paridade de frete com incumbência alheia) — e tratadas como alvo de captura adicional, não como base; potencial secundário (Pedro Canário + franja) = 53,1 mil; praças defensivas (Nova Venécia, Pinheiros) = 77,2 mil; fora do raio (São Gabriel da Palha, Vila Pavão) = 43,2 mil.</w:t>
       </w:r>
       <w:r/>
     </w:p>
@@ -2260,7 +2260,7 @@
         <w:jc w:val="both"/>
       </w:pPr>
       <w:r>
-        <w:t>A varredura de agosto/2026 — município a município, nos 12 municípios do raio e nos flancos (Linhares–Aracruz ao sul; Teixeira de Freitas/BA ao norte), em bases públicas de CNPJ e fontes indexadas — identificou cinco grupos produtores relevantes no entorno e nenhuma cava de brita dentro de São Mateus. O ponto central da análise mantém-se: as unidades produtivas dos concorrentes ficam mais distantes do polo de demanda do que ficaria a CIPREM — em um produto cujo preço final é dominado pelo frete, vantagem competitiva estrutural. As novidades relevantes da v4 são a confirmação de um produtor incipiente dentro do núcleo (Usibrita, Jaguaré) e a caracterização da Mattar como grupo interestadual com pátio em São Mateus.</w:t>
+        <w:t>A varredura de agosto/2026 — município a município, nos 12 municípios do raio e nos flancos (Linhares–Aracruz ao sul; Teixeira de Freitas/BA ao norte), em bases públicas de CNPJ e fontes indexadas — identificou cinco grupos produtores relevantes no entorno e nenhuma cava de brita dentro de São Mateus. O ponto central da análise mantém-se: as unidades produtivas dos concorrentes ficam mais distantes do polo de demanda do que ficaria a CIPREM — em um produto cujo preço final é dominado pelo frete, vantagem competitiva estrutural. As novidades relevantes da v4 são a confirmação de um produtor incipiente no entorno imediato (Usibrita, Jaguaré — praça disputada, fora do mercado-base) e a caracterização da Mattar como grupo interestadual com pátio em São Mateus.</w:t>
       </w:r>
       <w:r>
         <w:rPr>
@@ -2634,7 +2634,7 @@
                 <w:sz w:val="19"/>
                 <w:szCs w:val="19"/>
               </w:rPr>
-              <w:t>Único produtor dentro do núcleo; ~5 mil t/2025 (CFEM); ato ANM 2024 (área de granito) sinaliza expansão — monitorar</w:t>
+              <w:t>Único produtor do entorno imediato (praça disputada, fora do mercado-base); ~5 mil t/2025 (CFEM); ato ANM 2024 (área de granito) sinaliza expansão — monitorar</w:t>
             </w:r>
           </w:p>
         </w:tc>
@@ -3212,7 +3212,7 @@
         <w:jc w:val="both"/>
       </w:pPr>
       <w:r>
-        <w:t>A MCL/Colombi produz a ~62 km da sede de São Mateus (unidade Pedra do Elefante; a sede de Nova Venécia está a ~67 km), a Mattar a ~70 km (Pinheiros) e a Sangali a ~73 km (Rio Bananal); a CIPREM produziria a ~35 km — e a Usibrita, único produtor dentro do núcleo, a ~40 km, ainda em escala pequena. Como o frete pode representar parcela expressiva do preço posto na obra, a produção mais próxima do polo consumidor segue sendo a principal alavanca de competitividade da CIPREM. A Pedramix, focada em concreto usinado, é simultaneamente ponta de distribuição do Grupo Borlini (pedreiras em Linhares e Aracruz) e cliente potencial de brita local.</w:t>
+        <w:t>A MCL/Colombi produz a ~62 km da sede de São Mateus (unidade Pedra do Elefante; a sede de Nova Venécia está a ~67 km), a Mattar a ~70 km (Pinheiros) e a Sangali a ~73 km (Rio Bananal); a CIPREM produziria a ~35 km — e a Usibrita, único produtor do entorno imediato (em Jaguaré, praça disputada fora do mercado-base), a ~40 km, ainda em escala pequena. Como o frete pode representar parcela expressiva do preço posto na obra, a produção mais próxima do polo consumidor segue sendo a principal alavanca de competitividade da CIPREM. A Pedramix, focada em concreto usinado, é simultaneamente ponta de distribuição do Grupo Borlini (pedreiras em Linhares e Aracruz) e cliente potencial de brita local.</w:t>
       </w:r>
       <w:r>
         <w:rPr>
@@ -3976,7 +3976,7 @@
         <w:jc w:val="both"/>
       </w:pPr>
       <w:r>
-        <w:t>A linha de base parte do consumo efetivo de brita no Espírito Santo apurado nas vendas declaradas à ANM (RAL 2024–2025): 1,6–1,7 t/hab/ano — convergente com a rota ANEPAC (4,1 t/hab/ano de agregados no Sudeste × ~41,6% de participação da brita no mix ≈ 1,7). Aplicado à sede (134.423 hab — IBGE, estimativa 2025), resulta em 215–230 mil t/ano. No núcleo de quatro municípios em que a CIPREM tem vantagem logística (São Mateus 134.423, Jaguaré 31.551 e Boa Esperança 14.054 — estimativas 2025 — e Conceição da Barra 27.458 — Censo 2022; total 207.486 hab), a demanda corrente situa-se entre 275 e 350 mil t/ano. Memória de cálculo — piso: 134.423 × 1,6 + 73.063 × 0,8 ≈ 273,5 mil t/ano (índice pleno na sede; metade do índice nos municípios de perfil rural); teto: 207.486 × 1,7 ≈ 352,7 mil t/ano (índice estadual pleno em todo o núcleo).</w:t>
+        <w:t>A linha de base parte do consumo efetivo de brita no Espírito Santo apurado nas vendas declaradas à ANM (RAL 2024–2025): 1,6–1,7 t/hab/ano — convergente com a rota ANEPAC (4,1 t/hab/ano de agregados no Sudeste × ~41,6% de participação da brita no mix ≈ 1,7). Aplicado à sede (134.423 hab — IBGE, estimativa 2025), resulta em 215–230 mil t/ano. No mercado-base conservador de dois municípios (São Mateus 134.423 — estimativa 2025 — e Conceição da Barra 27.458 — Censo 2022; total 161.881 hab), a demanda corrente situa-se entre 235 e 275 mil t/ano. Memória de cálculo — piso: 134.423 × 1,6 + 27.458 × 0,8 ≈ 237,0 mil t/ano (índice pleno na sede; metade do índice no município de perfil rural-litorâneo); teto: 161.881 × 1,7 ≈ 275,2 mil t/ano (índice estadual pleno em todo o mercado-base). As praças disputadas de Jaguaré (31.551 hab; produtor instalado) e Boa Esperança (14.054 hab; órbita comercial de Nova Venécia), mantidas fora da linha de base por conservadorismo, adicionariam 36–78 mil t/ano pela mesma métrica (0,8–1,7 t/hab). Fonte do índice: vendas declaradas no RAL, consolidadas pela ANM no Anuário Mineral Brasileiro/AMB [27].</w:t>
       </w:r>
       <w:r>
         <w:rPr>
@@ -3999,9 +3999,7 @@
         </w:rPr>
       </w:r>
       <w:r/>
-      <w:r>
-        <w:t xml:space="preserve"> Fonte do índice: vendas declaradas no RAL, consolidadas pela ANM no Anuário Mineral Brasileiro/AMB [27].</w:t>
-      </w:r>
+      <w:r/>
     </w:p>
     <w:p>
       <w:pPr>
@@ -4016,7 +4014,7 @@
           <w:b/>
           <w:bCs/>
         </w:rPr>
-        <w:t>Premissa e uso. Estimativa top-down para ordem de grandeza, não número contábil. O piso de 0,8 t/hab/ano no interior é premissa conservadora declarada (metade do índice estadual efetivo), sem fonte própria. A demanda real é triangulada com as vendas dos concorrentes (6.1), o consumo das obras (6.3) e o censo de clientes (7.1). O potencial secundário — Pedro Canário e a franja norte desabastecida (Montanha, Mucurici e Ponto Belo); 53.147 hab no conjunto — fica fora da linha de base e das projeções.</w:t>
+        <w:t>Premissa e uso. Estimativa top-down para ordem de grandeza, não número contábil. O piso de 0,8 t/hab/ano no interior é premissa conservadora declarada (metade do índice estadual efetivo), sem fonte própria. A demanda real é triangulada com as vendas dos concorrentes (6.1), o consumo das obras (6.3) e o censo de clientes (7.1). As praças disputadas — Jaguaré e Boa Esperança; 45.605 hab; 36–78 mil t/ano — e o potencial secundário — Pedro Canário e a franja norte desabastecida (Montanha, Mucurici e Ponto Belo); 53.147 hab no conjunto — ficam fora da linha de base e das projeções.</w:t>
       </w:r>
       <w:r/>
     </w:p>
@@ -5397,7 +5395,7 @@
         <w:jc w:val="both"/>
       </w:pPr>
       <w:r>
-        <w:t>Cruzando as três camadas: a oferta de brita instalada dentro do núcleo resume-se à Usibrita (~5 mil t/ano, em Jaguaré — item 6.1); não há cava de brita em São Mateus, Boa Esperança ou Conceição da Barra; a demanda só das obras públicas catalogadas é da ordem de 70 a 100 mil t/ano; e a demanda corrente do núcleo situa-se entre 275 e 350 mil t/ano. Ou seja: a região consome muito mais brita do que produz por perto, importando-a de 60 a 140 km com frete caro (MCL ~62 km; Mattar ~70 km; Sangali ~73 km; Linhares–Aracruz 85–142 km). A questão de fundo — se as obras dividem um mercado pequeno ou o ampliam — se responde pelos números: o mercado cresce, e a CIPREM, a ~34 km da sede, entra com a maior vantagem de frete. No platô, a produção de 216 mil t/ano equivale a 61–79% da demanda corrente do núcleo (48–63% somando as obras) — participação alta, porém consistente com a posição de único produtor de escala dentro do núcleo, substituindo suprimento hoje importado, e comparável ao que a Sangali (~360 mil t/ano) realiza na própria zona de influência.</w:t>
+        <w:t>Cruzando as três camadas: a oferta de brita instalada dentro do mercado-base é nula — não há cava de brita em São Mateus nem em Conceição da Barra (tampouco em Boa Esperança; a operação mais próxima é a Usibrita, ~5 mil t/ano, em Jaguaré, praça disputada fora da base — item 6.1); a demanda só das obras públicas catalogadas é da ordem de 70 a 100 mil t/ano; e a demanda corrente do mercado-base situa-se entre 235 e 275 mil t/ano. Ou seja: a região consome muito mais brita do que produz por perto, importando-a de 60 a 140 km com frete caro (MCL ~62 km; Mattar ~70 km; Sangali ~73 km; Linhares–Aracruz 85–142 km). A questão de fundo — se as obras dividem um mercado pequeno ou o ampliam — se responde pelos números: o mercado cresce, e a CIPREM, a ~34 km da sede, entra com a maior vantagem de frete. No platô, a produção de 216 mil t/ano equivale a 78–91% da demanda corrente do mercado-base (57–70% somando as obras) — participação alta, porém consistente com a posição de único produtor instalado no mercado-base, substituindo suprimento hoje importado; as praças disputadas (36–78 mil t/ano) e o potencial secundário oferecem espaço adicional de captura fora da conta, e o volume é comparável ao que a Sangali (~360 mil t/ano) realiza na própria zona de influência.</w:t>
       </w:r>
       <w:r>
         <w:rPr>
@@ -5815,7 +5813,7 @@
           <w:b/>
           <w:bCs/>
         </w:rPr>
-        <w:t>Zona 1 (prioridade total). São Mateus sede, Guriri, distritos do corredor de Nestor Gomes, Boa Esperança (~25 km da jazida, sem produtor local) e Jaguaré — este disputado: a Usibrita está instalada no município, ainda em escala pequena (~5 mil t/2025). É onde a CIPREM produz mais perto que qualquer concorrente (ou em paridade, no caso de Jaguaré) e onde estão o grosso da demanda e as obras. Estratégia: preço competitivo posto-obra, atendimento ágil (explorando a falha de serviço da Colombi) e foco nas empreiteiras e na Prefeitura.</w:t>
+        <w:t>Zona 1 (prioridade total). São Mateus sede, Guriri e distritos do corredor de Nestor Gomes — o coração do mercado-base — e, como praças disputadas fora da linha de base, Boa Esperança (~25 km da jazida, na órbita comercial de Nova Venécia) e Jaguaré (Usibrita instalada no município, ainda em escala pequena: ~5 mil t/2025): vendas nessas duas praças são captura adicional sobre as projeções, não base. É onde a CIPREM produz mais perto que qualquer concorrente (ou em paridade) e onde estão o grosso da demanda e as obras. Estratégia: preço competitivo posto-obra, atendimento ágil (explorando a falha de serviço da Colombi) e foco nas empreiteiras e na Prefeitura.</w:t>
       </w:r>
       <w:r/>
     </w:p>
@@ -6154,7 +6152,7 @@
         <w:jc w:val="both"/>
       </w:pPr>
       <w:r>
-        <w:t>Do ponto de vista mercadológico, a implantação da unidade de britagem da CIPREM em Nestor Gomes/São Mateus apresenta-se viável e bem fundamentada. Os argumentos centrais são: (i) demanda corrente de brita estimada em 215–230 mil t/ano na sede e em 275–350 mil t/ano no núcleo de quatro municípios (~208 mil hab), com um censo de 44 clientes apontando ~192 mil t/ano mapeadas e ~62 mil t/ano capturáveis pela CIPREM; (ii) um ciclo extraordinário de obras públicas (&gt;R$ 1 bilhão) que adiciona 70–100 mil t/ano de brita durante a janela de construção — cerca de 30% acima da linha de base — além de um potencial de 75–90 mil t de brita na pavimentação remanescente de Guriri; (iii) vantagem logística estrutural, com jazida mais próxima do polo de demanda do que as dos concorrentes (Colombi a ~75 km e Mattar a ~55–60 km da sede, contra ~35 km da CIPREM) — fator decisivo em produto frete-dependente; (iv) concorrência concentrada em poucos players, com falhas de atendimento exploráveis; e (v) respaldo de um grupo com operação consolidada no mesmo segmento (Mineração São Vicente).</w:t>
+        <w:t>Do ponto de vista mercadológico, a implantação da unidade de britagem da CIPREM em Nestor Gomes/São Mateus apresenta-se viável e bem fundamentada. Os argumentos centrais são: (i) demanda corrente de brita estimada em 215–230 mil t/ano na sede e em 235–275 mil t/ano no mercado-base conservador de dois municípios (São Mateus e Conceição da Barra, ~162 mil hab) — com as praças disputadas de Jaguaré e Boa Esperança (36–78 mil t/ano) mantidas fora da linha de base —, e um censo de 44 clientes apontando ~192 mil t/ano mapeadas e ~62 mil t/ano capturáveis pela CIPREM; (ii) um ciclo extraordinário de obras públicas (&gt;R$ 1 bilhão) que adiciona 70–100 mil t/ano de brita durante a janela de construção — da ordem de 25 a 40% acima da linha de base — além de um potencial de 75–90 mil t de brita na pavimentação remanescente de Guriri; (iii) vantagem logística estrutural, com jazida mais próxima do polo de demanda do que as unidades dos concorrentes (MCL/Colombi a ~62 km e Mattar a ~70 km da sede, contra ~35 km da CIPREM) — fator decisivo em produto frete-dependente; (iv) concorrência concentrada em poucos players, com falhas de atendimento exploráveis; e (v) respaldo de um grupo com operação consolidada no mesmo segmento (Mineração São Vicente).</w:t>
       </w:r>
       <w:r>
         <w:rPr>

--- a/Estudo_Mercado_CIPREM_Britagem_SaoMateus_v4.docx
+++ b/Estudo_Mercado_CIPREM_Britagem_SaoMateus_v4.docx
@@ -662,7 +662,7 @@
         <w:jc w:val="both"/>
       </w:pPr>
       <w:r>
-        <w:t xml:space="preserve">São Mateus é o 7º município mais populoso do Espírito Santo, com </w:t>
+        <w:t xml:space="preserve">São Mateus é o 8º município mais populoso do Espírito Santo, com </w:t>
       </w:r>
       <w:r>
         <w:rPr>
@@ -1211,7 +1211,7 @@
                 <w:sz w:val="19"/>
                 <w:szCs w:val="19"/>
               </w:rPr>
-              <w:t>~60 / ~25 km</w:t>
+              <w:t>~60 / ~32–36 km</w:t>
             </w:r>
           </w:p>
         </w:tc>
@@ -1279,7 +1279,7 @@
                 <w:sz w:val="19"/>
                 <w:szCs w:val="19"/>
               </w:rPr>
-              <w:t>Nenhum produtor local (verificado ago/2026); praça-sede mais próxima da jazida (~25 km), mas na órbita comercial de Nova Venécia (~28–31 km) — mantida fora da linha de base</w:t>
+              <w:t>Nenhum produtor local (verificado ago/2026); a 32–36 km da jazida (rota a confirmar) e a ~26 km da pedreira da MCL: desvantagem de frete — mantida fora da linha de base</w:t>
             </w:r>
           </w:p>
         </w:tc>
@@ -2228,7 +2228,7 @@
           <w:b/>
           <w:bCs/>
         </w:rPr>
-        <w:t>Populações incorporadas por município: IBGE, estimativas 2025 (Censo 2022 para Conceição da Barra, Montanha e Vila Pavão, sem estimativa 2025 localizada nas fontes consultadas). Distâncias rodoviárias apuradas em sites de rotas (ago/2026); para as praças do eixo da ES-381, a distância desde a jazida foi decomposta a partir do marco km ~35 (ex.: Nova Venécia ≈ 67 − 35 ≈ 29–32 km; Boa Esperança ≈ 60 − 35 ≈ 25 km via ES-421). Recomenda-se refino final por roteirizador, a partir da coordenada da jazida, na versão de protocolo.</w:t>
+        <w:t>Populações incorporadas por município: IBGE, estimativas 2025 (Censo 2022 para Conceição da Barra, Montanha e Vila Pavão, sem estimativa 2025 localizada nas fontes consultadas). Distâncias rodoviárias apuradas em sites de rotas (ago/2026). Para as praças situadas adiante no próprio tronco da estrada de Nestor Gomes, a distância desde a jazida foi decomposta a partir do marco km ~35 (Nova Venécia ≈ 67 − 35 ≈ 29–32 km) — procedimento válido somente quando a praça está no mesmo eixo. A decomposição NÃO se aplica a Boa Esperança: a partir do km 35 a praça fica a rumo ~321°, cerca de 50° fora do eixo da estrada (rumo ~271°), de modo que a rota bifurca. A distância em linha reta entre os dois pontos já é 25,1 km, o que torna impossível a estimativa anterior de 25 km rodoviários; adota-se 32–36 km. Toda distância rodoviária deste estudo foi submetida ao teste de sanidade rodovia ≥ linha reta entre coordenadas. Recomenda-se refino por roteirizador, a partir da coordenada da boca da jazida, na versão de protocolo.</w:t>
       </w:r>
       <w:r/>
     </w:p>
@@ -2242,7 +2242,7 @@
           <w:b/>
           <w:bCs/>
         </w:rPr>
-        <w:t>Lógica de zonas. A Zona 1 reúne as praças onde a CIPREM tem vantagem ou paridade de frete — inclui Boa Esperança, a praça-sede mais próxima da jazida (~25 km), e Jaguaré, disputado com o único produtor instalado no entorno imediato. A Zona 2 é contestável com escala. A Zona 3 são as praças-sede dos concorrentes (atuação defensiva). A franja desabastecida (Montanha, Mucurici, Ponto Belo) não tem produtor local em raio de 60+ km, mas está além do raio econômico FOB — alcançável apenas com CIF/escala. A contagem de demanda é mais restrita que a zona comercial: o mercado-base (linha de base das projeções) limita-se a São Mateus e Conceição da Barra = 161,9 mil hab; Jaguaré e Boa Esperança = 45,6 mil hab são praças disputadas mantidas fora da linha de base — aquele pelo produtor instalado (Usibrita), esta por gravitar comercialmente para Nova Venécia (~28–31 km da sede da praça da MCL, contra ~25 km da jazida CIPREM: paridade de frete com incumbência alheia) — e tratadas como alvo de captura adicional, não como base; potencial secundário (Pedro Canário + franja) = 53,1 mil; praças defensivas (Nova Venécia, Pinheiros) = 77,2 mil; fora do raio (São Gabriel da Palha, Vila Pavão) = 43,2 mil.</w:t>
+        <w:t>Lógica de zonas. A Zona 1 reúne as praças onde a CIPREM tem vantagem ou paridade de frete — inclui o corredor de Nestor Gomes, onde a vantagem de frete é máxima, e Jaguaré, disputado com o único produtor instalado no entorno imediato. A Zona 2 é contestável com escala. A Zona 3 são as praças-sede dos concorrentes (atuação defensiva). A franja desabastecida (Montanha, Mucurici, Ponto Belo) não tem produtor local em raio de 60+ km, mas está além do raio econômico FOB — alcançável apenas com CIF/escala. A contagem de demanda é mais restrita que a zona comercial: o mercado-base (linha de base das projeções) limita-se a São Mateus e Conceição da Barra = 161,9 mil hab; Jaguaré e Boa Esperança = 45,6 mil hab são praças disputadas mantidas fora da linha de base — aquele pelo produtor instalado (Usibrita), esta por gravitar comercialmente para Nova Venécia, cuja pedreira (MCL) está a ~26 km da praça contra 32–36 km da jazida CIPREM — desvantagem de frete, e não paridade, como se supunha na estimativa anterior — e tratadas como alvo de captura adicional, não como base; potencial secundário (Pedro Canário + franja) = 53,1 mil; praças defensivas (Nova Venécia, Pinheiros) = 77,2 mil; fora do raio (São Gabriel da Palha, Vila Pavão) = 43,2 mil.</w:t>
       </w:r>
       <w:r/>
     </w:p>
@@ -3026,7 +3026,7 @@
           </w:tcPr>
           <w:p>
             <w:r>
-              <w:t>~73 km (unidade)</w:t>
+              <w:t>~100 km (unidade)</w:t>
             </w:r>
           </w:p>
         </w:tc>
@@ -3212,7 +3212,7 @@
         <w:jc w:val="both"/>
       </w:pPr>
       <w:r>
-        <w:t>A MCL/Colombi produz a ~62 km da sede de São Mateus (unidade Pedra do Elefante; a sede de Nova Venécia está a ~67 km), a Mattar a ~70 km (Pinheiros) e a Sangali a ~73 km (Rio Bananal); a CIPREM produziria a ~35 km — e a Usibrita, único produtor do entorno imediato (em Jaguaré, praça disputada fora do mercado-base), a ~40 km, ainda em escala pequena. Como o frete pode representar parcela expressiva do preço posto na obra, a produção mais próxima do polo consumidor segue sendo a principal alavanca de competitividade da CIPREM. A Pedramix, focada em concreto usinado, é simultaneamente ponta de distribuição do Grupo Borlini (pedreiras em Linhares e Aracruz) e cliente potencial de brita local.</w:t>
+        <w:t>A MCL/Colombi produz a ~62 km da sede de São Mateus (unidade Pedra do Elefante; a sede de Nova Venécia está a ~67 km), a Mattar a ~70 km (Pinheiros) e a Sangali a ~100 km (Rio Bananal); a CIPREM produziria a ~35 km — e a Usibrita, único produtor do entorno imediato (em Jaguaré, praça disputada fora do mercado-base), a ~40 km, ainda em escala pequena. Como o frete pode representar parcela expressiva do preço posto na obra, a produção mais próxima do polo consumidor segue sendo a principal alavanca de competitividade da CIPREM. A Pedramix, focada em concreto usinado, é simultaneamente ponta de distribuição do Grupo Borlini (pedreiras em Linhares e Aracruz) e cliente potencial de brita local.</w:t>
       </w:r>
       <w:r>
         <w:rPr>
@@ -3550,7 +3550,7 @@
                 <w:sz w:val="19"/>
                 <w:szCs w:val="19"/>
               </w:rPr>
-              <w:t>Mineração Sangali — unidade em Rio Bananal (~73 km da sede de SM)</w:t>
+              <w:t>Mineração Sangali — unidade em Rio Bananal (~100 km da sede de SM)</w:t>
             </w:r>
           </w:p>
         </w:tc>
@@ -3956,7 +3956,7 @@
         <w:t xml:space="preserve">Leitura: </w:t>
       </w:r>
       <w:r>
-        <w:t xml:space="preserve">o único produtor de porte (Sangali) está a ~73 km; o da Columbia, modesto, a ~62 km; e o mais próximo (Usibrita, ~41 km) mal começou — produziu o equivalente a ~5 mil t em 2025. *Volume estimado dividindo o faturamento por um preço médio de brita posto da ordem de R$ 50/t (ordem de grandeza, a confirmar).</w:t>
+        <w:t>o único produtor de porte (Sangali) está a ~100 km; o da Columbia, modesto, a ~62 km; e o mais próximo (Usibrita, ~41 km) mal começou — produziu o equivalente a ~5 mil t em 2025. *Volume estimado dividindo o faturamento por um preço médio de brita posto da ordem de R$ 50/t (ordem de grandeza, a confirmar).</w:t>
       </w:r>
       <w:r>
         <w:t xml:space="preserve"> A Pedreira Mattar não figura nesta base: sua matriz opera o CNAE 2391-5/01 (britamento sem extração associada), de modo que a titularidade da lavra/CFEM pode estar em outro nome — o porte real deve ser aferido por cotação direta.</w:t>
@@ -4228,7 +4228,7 @@
                 <w:sz w:val="19"/>
                 <w:szCs w:val="19"/>
               </w:rPr>
-              <w:t xml:space="preserve">Contorno de São Mateus (ES-318) — R$ 165 mi</w:t>
+              <w:t>Contorno de São Mateus (ES-318) — R$ 164 mi</w:t>
             </w:r>
           </w:p>
         </w:tc>
@@ -4296,7 +4296,7 @@
                 <w:sz w:val="19"/>
                 <w:szCs w:val="19"/>
               </w:rPr>
-              <w:t xml:space="preserve">24 km de rodovia + 3 pontes; 870 dias</w:t>
+              <w:t>24,26 km de rodovia + 2 pontes (rio Mariricu); 35 meses</w:t>
             </w:r>
           </w:p>
         </w:tc>
@@ -5395,7 +5395,7 @@
         <w:jc w:val="both"/>
       </w:pPr>
       <w:r>
-        <w:t>Cruzando as três camadas: a oferta de brita instalada dentro do mercado-base é nula — não há cava de brita em São Mateus nem em Conceição da Barra (tampouco em Boa Esperança; a operação mais próxima é a Usibrita, ~5 mil t/ano, em Jaguaré, praça disputada fora da base — item 6.1); a demanda só das obras públicas catalogadas é da ordem de 70 a 100 mil t/ano; e a demanda corrente do mercado-base situa-se entre 235 e 275 mil t/ano. Ou seja: a região consome muito mais brita do que produz por perto, importando-a de 60 a 140 km com frete caro (MCL ~62 km; Mattar ~70 km; Sangali ~73 km; Linhares–Aracruz 85–142 km). A questão de fundo — se as obras dividem um mercado pequeno ou o ampliam — se responde pelos números: o mercado cresce, e a CIPREM, a ~34 km da sede, entra com a maior vantagem de frete. No platô, a produção de 216 mil t/ano equivale a 78–91% da demanda corrente do mercado-base (57–70% somando as obras) — participação alta, porém consistente com a posição de único produtor instalado no mercado-base, substituindo suprimento hoje importado; as praças disputadas (36–78 mil t/ano) e o potencial secundário oferecem espaço adicional de captura fora da conta, e o volume é comparável ao que a Sangali (~360 mil t/ano) realiza na própria zona de influência.</w:t>
+        <w:t>Cruzando as três camadas: a oferta de brita instalada dentro do mercado-base é nula — não há cava de brita em São Mateus nem em Conceição da Barra (tampouco em Boa Esperança; a operação mais próxima é a Usibrita, ~5 mil t/ano, em Jaguaré, praça disputada fora da base — item 6.1); a demanda só das obras públicas catalogadas é da ordem de 70 a 100 mil t/ano; e a demanda corrente do mercado-base situa-se entre 235 e 275 mil t/ano. Ou seja: a região consome muito mais brita do que produz por perto, importando-a de 60 a 140 km com frete caro (MCL ~62 km; Mattar ~70 km; Sangali ~100 km; Linhares–Aracruz 85–142 km). A questão de fundo — se as obras dividem um mercado pequeno ou o ampliam — se responde pelos números: o mercado cresce, e a CIPREM, a ~34 km da sede, entra com a maior vantagem de frete. No platô, a produção de 216 mil t/ano equivale a 78–91% da demanda corrente do mercado-base (57–70% somando as obras) — participação alta, porém consistente com a posição de único produtor instalado no mercado-base, substituindo suprimento hoje importado; as praças disputadas (36–78 mil t/ano) e o potencial secundário oferecem espaço adicional de captura fora da conta, e o volume é comparável ao que a Sangali (~360 mil t/ano) realiza na própria zona de influência.</w:t>
       </w:r>
       <w:r>
         <w:rPr>
@@ -5813,7 +5813,7 @@
           <w:b/>
           <w:bCs/>
         </w:rPr>
-        <w:t>Zona 1 (prioridade total). São Mateus sede, Guriri e distritos do corredor de Nestor Gomes — o coração do mercado-base — e, como praças disputadas fora da linha de base, Boa Esperança (~25 km da jazida, na órbita comercial de Nova Venécia) e Jaguaré (Usibrita instalada no município, ainda em escala pequena: ~5 mil t/2025): vendas nessas duas praças são captura adicional sobre as projeções, não base. É onde a CIPREM produz mais perto que qualquer concorrente (ou em paridade) e onde estão o grosso da demanda e as obras. Estratégia: preço competitivo posto-obra, atendimento ágil (explorando a falha de serviço da Colombi) e foco nas empreiteiras e na Prefeitura.</w:t>
+        <w:t>Zona 1 (prioridade total). São Mateus sede, Guriri e distritos do corredor de Nestor Gomes — o coração do mercado-base — e, como praças disputadas fora da linha de base, Boa Esperança (32–36 km da jazida, contra ~26 km da pedreira da MCL) e Jaguaré (Usibrita instalada no município, ainda em escala pequena: ~5 mil t/2025): vendas nessas duas praças são captura adicional sobre as projeções, não base. É onde a CIPREM produz mais perto que qualquer concorrente (ou em paridade) e onde estão o grosso da demanda e as obras. Estratégia: preço competitivo posto-obra, atendimento ágil (explorando a falha de serviço da Colombi) e foco nas empreiteiras e na Prefeitura.</w:t>
       </w:r>
       <w:r/>
     </w:p>

--- a/Estudo_Mercado_CIPREM_Britagem_SaoMateus_v4.docx
+++ b/Estudo_Mercado_CIPREM_Britagem_SaoMateus_v4.docx
@@ -4228,7 +4228,7 @@
                 <w:sz w:val="19"/>
                 <w:szCs w:val="19"/>
               </w:rPr>
-              <w:t>Contorno de São Mateus (ES-318) — R$ 164 mi</w:t>
+              <w:t>Contorno de São Mateus (ES-318) — R$ 190,2 mi (contrato de 2021 de R$ 164,2 mi + 2 aditivos)</w:t>
             </w:r>
           </w:p>
         </w:tc>
@@ -4296,7 +4296,7 @@
                 <w:sz w:val="19"/>
                 <w:szCs w:val="19"/>
               </w:rPr>
-              <w:t>24,26 km de rodovia + 2 pontes (rio Mariricu); 35 meses</w:t>
+              <w:t>24,6 km de rodovia + 3 pontes (rios Mariricu e Preto); 35 meses</w:t>
             </w:r>
           </w:p>
         </w:tc>

--- a/Estudo_Mercado_CIPREM_Britagem_SaoMateus_v4.docx
+++ b/Estudo_Mercado_CIPREM_Britagem_SaoMateus_v4.docx
@@ -100,13 +100,9 @@
       </w:pPr>
       <w:r>
         <w:rPr>
-          <w:i/>
-          <w:iCs/>
-          <w:color w:val="595959"/>
-          <w:sz w:val="18"/>
-          <w:szCs w:val="18"/>
-        </w:rPr>
-        <w:t>Versão 4 — concorrência verificada município a município (CNPJ/CNAE), populações IBGE por município e área de influência estratificada: mercado-base conservador (São Mateus + Conceição da Barra), praças disputadas fora da linha de base (Jaguaré, Boa Esperança), potencial secundário e praças defensivas</w:t>
+          <w:b w:val="0"/>
+        </w:rPr>
+        <w:t>Versão 4 — concorrência verificada município a município (CNPJ/CNAE), régua de vantagem de frete em R$/t, separação entre concorrente de preço e de volume, e área de influência lida por duas fronteiras: a FOB, onde a CIPREM vence por geometria, e a CIF, alcançada com frota própria. Atualizada em agosto de 2026 com o platô de 237.516 t/ano (90% da licença).</w:t>
       </w:r>
     </w:p>
     <w:p>
@@ -195,12 +191,14 @@
       <w:r>
         <w:rPr>
           <w:b/>
-          <w:bCs/>
         </w:rPr>
         <w:t xml:space="preserve">Objetivo. </w:t>
       </w:r>
       <w:r>
-        <w:t xml:space="preserve">Este estudo avalia a viabilidade mercadológica da implantação de uma unidade de extração e britagem de granito pela CIPREM – Cimento e Premoldados Ltda ME, no distrito de Nestor Gomes, em São Mateus/ES, com vistas a uma operação de financiamento junto ao Banco do Nordeste (BNB/FNE). A análise dimensiona a demanda regional por agregados, mapeia a concorrência sob a ótica do custo de frete e define a estratégia de entrada por zonas de atuação.</w:t>
+        <w:rPr>
+          <w:b w:val="0"/>
+        </w:rPr>
+        <w:t>Este estudo avalia a viabilidade mercadológica da implantação de uma unidade de extração e britagem de granito pela CIPREM – Cimento e Premoldados Ltda ME, no distrito de Nestor Gomes, em São Mateus/ES, com vistas a uma operação de financiamento junto ao Banco do Nordeste (BNB/FNE). A análise dimensiona a demanda regional por agregados, mapeia a concorrência sob a ótica do custo de frete — medido em reais por tonelada — e define a estratégia de entrada por duas fronteiras distintas: a FOB, onde a vantagem é geométrica, e a CIF, alcançada com entrega própria.</w:t>
       </w:r>
     </w:p>
     <w:p>
@@ -535,17 +533,70 @@
         <w:jc w:val="both"/>
       </w:pPr>
       <w:r>
-        <w:t xml:space="preserve">Trata-se de </w:t>
-      </w:r>
-      <w:r>
-        <w:rPr>
-          <w:b/>
-          <w:bCs/>
-        </w:rPr>
-        <w:t xml:space="preserve">empreendimento pré-operacional em implantação</w:t>
-      </w:r>
-      <w:r>
-        <w:t xml:space="preserve">: instalação de jazida, planta de britagem e estrutura comercial em praça nova. O foco do estudo é, portanto, validar a existência de demanda regional suficiente e a vantagem competitiva logística do ponto escolhido.</w:t>
+        <w:rPr>
+          <w:b/>
+        </w:rPr>
+        <w:t xml:space="preserve">Trata-se de empreendimento pré-operacional em implantação: </w:t>
+      </w:r>
+      <w:r>
+        <w:rPr>
+          <w:b w:val="0"/>
+        </w:rPr>
+        <w:t>instalação de jazida, planta de britagem e estrutura comercial em praça nova. O foco do estudo é, portanto, validar a existência de demanda regional suficiente e a vantagem competitiva logística do ponto escolhido.</w:t>
+      </w:r>
+    </w:p>
+    <w:p>
+      <w:pPr>
+        <w:spacing w:after="140" w:line="276"/>
+        <w:jc w:val="both"/>
+      </w:pPr>
+      <w:r>
+        <w:rPr>
+          <w:b/>
+        </w:rPr>
+        <w:t xml:space="preserve">Capacidade instalada e teto operativo. </w:t>
+      </w:r>
+      <w:r>
+        <w:rPr>
+          <w:b w:val="0"/>
+        </w:rPr>
+        <w:t>A planta projetada tem capacidade nominal de 175 t/h e capacidade instalada declarada no PAE de 50.000 t/mês. O limite efetivo da operação, porém, não é mecânico e sim legal: a Licença de Instalação IEMA nº 000478/2025-D autoriza 8.000 m³/mês in situ, equivalentes a 21.992 t/mês (densidade 2,749 t/m³ do PAE) ou 263,9 mil t/ano — 44% da capacidade instalada. O platô de projeto adotado é de 7.200 m³ in situ/mês — equivalentes a 19.793 t/mês, 237.516 t/ano e cerca de 13.200 m³ de produto solto por mês —, alcançado a partir do ano 3 de operação e correspondente a 90% do teto licenciado e a 40% da capacidade instalada. Em nenhum cenário deste estudo a produção excede o volume licenciado; ampliação futura é procedimento de licenciamento (reenquadramento e atualização do PAE), não novo ciclo de investimento.</w:t>
+      </w:r>
+    </w:p>
+    <w:p>
+      <w:pPr>
+        <w:spacing w:after="140" w:line="276"/>
+        <w:jc w:val="both"/>
+      </w:pPr>
+      <w:r>
+        <w:rPr>
+          <w:b/>
+        </w:rPr>
+        <w:t xml:space="preserve">Resiliência operacional. </w:t>
+      </w:r>
+      <w:r>
+        <w:rPr>
+          <w:b w:val="0"/>
+        </w:rPr>
+        <w:t>A licença limita o volume do mês, não o ritmo do dia. Medido em horas de linha, o platô ocupa 113 horas de britagem nominal (166 horas brutas) contra uma janela física de 520 horas mensais — 32% do tempo disponível da planta; o teto licenciado inteiro equivale a cerca de um turno de 8 h. Essa folga é o que absorve a sazonalidade de chuva: perdendo dias de lavra, o mês se recompõe estendendo a jornada nos dias restantes, com o volume mensal inalterado e a licença intocada. O rendimento da planta cai com a jornada (68% em até 10 h, 62% em 16 h, 55% em 20 h) e a hora extra tem custo — operacional, não de investimento. Os regimes noturnos pressupõem autorização de horário, item a confirmar nas condicionantes da licença (item 11).</w:t>
+      </w:r>
+    </w:p>
+    <w:p>
+      <w:pPr>
+        <w:spacing w:after="140" w:line="276"/>
+        <w:jc w:val="both"/>
+      </w:pPr>
+      <w:r>
+        <w:rPr>
+          <w:b/>
+        </w:rPr>
+        <w:t xml:space="preserve">Referência operacional do grupo. </w:t>
+      </w:r>
+      <w:r>
+        <w:rPr>
+          <w:b w:val="0"/>
+        </w:rPr>
+        <w:t>O platô não é uma aposta: é o nível em que o grupo já opera. Em 2025 a Pedreira Vale Verde (Mineração São Vicente, Porto Seguro/BA) desmontou 236.280 t de rocha e produziu 216.385 t de britados, com receita bruta de R$ 17,1 milhões apurada em DRE auditada. O platô proposto para a CIPREM — 237.516 t/ano — está 0,5% acima do desmonte já realizado naquela unidade. Registre-se, para transparência, que a conversão de desmonte em britados da PVV (91,6%) ainda não foi conciliada com o cliente e que a projeção financeira não aplica fator de rendimento (item 11).</w:t>
       </w:r>
     </w:p>
     <w:p>
@@ -699,7 +750,16 @@
         <w:jc w:val="both"/>
       </w:pPr>
       <w:r>
-        <w:t xml:space="preserve">Como produto frete-dependente, o mercado da CIPREM é definido pelo raio econômico a partir da jazida (ponto-zero ~km 35 da rodovia de Nestor Gomes). A tabela abaixo ordena as praças pela distância rodoviária aproximada e classifica cada uma por zona de competitividade.</w:t>
+        <w:rPr>
+          <w:b/>
+        </w:rPr>
+        <w:t xml:space="preserve">Duas fronteiras. </w:t>
+      </w:r>
+      <w:r>
+        <w:rPr>
+          <w:b w:val="0"/>
+        </w:rPr>
+        <w:t>Como produto frete-dependente, o mercado da CIPREM tem duas delimitações distintas, e confundi-las é a origem dos erros de dimensionamento. A fronteira FOB é onde a CIPREM vence na porteira, porque o comprador paga menos frete vindo dela do que de qualquer concorrente — é geometria, não esforço comercial. A fronteira CIF é onde a CIPREM chega entregando com frota própria, capturando a margem logística em vez de cedê-la; alcança praças em que perde no FOB, porque a comparação deixa de ser preço na porteira e passa a ser preço posto na obra, com serviço. A tabela abaixo mede a primeira fronteira: para cada praça, a diferença de frete entre a CIPREM e o concorrente mais próximo daquela praça, convertida em reais por tonelada.</w:t>
       </w:r>
     </w:p>
     <w:tbl>
@@ -749,10 +809,6 @@
             <w:r>
               <w:rPr>
                 <w:b/>
-                <w:bCs/>
-                <w:color w:val="FFFFFF"/>
-                <w:sz w:val="19"/>
-                <w:szCs w:val="19"/>
               </w:rPr>
               <w:t>Praça — população (IBGE)</w:t>
             </w:r>
@@ -783,12 +839,8 @@
             <w:r>
               <w:rPr>
                 <w:b/>
-                <w:bCs/>
-                <w:color w:val="FFFFFF"/>
-                <w:sz w:val="19"/>
-                <w:szCs w:val="19"/>
-              </w:rPr>
-              <w:t>~Dist. sede / jazida</w:t>
+              </w:rPr>
+              <w:t>Distância CIPREM × concorrente mais próximo</w:t>
             </w:r>
           </w:p>
         </w:tc>
@@ -817,46 +869,38 @@
             <w:r>
               <w:rPr>
                 <w:b/>
-                <w:bCs/>
-                <w:color w:val="FFFFFF"/>
-                <w:sz w:val="19"/>
-                <w:szCs w:val="19"/>
+              </w:rPr>
+              <w:t>Vantagem de frete (R$/t)</w:t>
+            </w:r>
+          </w:p>
+        </w:tc>
+        <w:tc>
+          <w:tcPr>
+            <w:tcW w:type="dxa" w:w="4060"/>
+            <w:tcBorders>
+              <w:top w:val="single" w:color="BFBFBF" w:sz="1"/>
+              <w:left w:val="single" w:color="BFBFBF" w:sz="1"/>
+              <w:bottom w:val="single" w:color="BFBFBF" w:sz="1"/>
+              <w:right w:val="single" w:color="BFBFBF" w:sz="1"/>
+            </w:tcBorders>
+            <w:shd w:fill="1F3864" w:val="clear"/>
+            <w:tcMar>
+              <w:top w:type="dxa" w:w="70"/>
+              <w:left w:type="dxa" w:w="110"/>
+              <w:bottom w:type="dxa" w:w="70"/>
+              <w:right w:type="dxa" w:w="110"/>
+            </w:tcMar>
+            <w:vAlign w:val="center"/>
+          </w:tcPr>
+          <w:p>
+            <w:pPr>
+              <w:jc w:val="center"/>
+            </w:pPr>
+            <w:r>
+              <w:rPr>
+                <w:b/>
               </w:rPr>
               <w:t>Classificação</w:t>
-            </w:r>
-          </w:p>
-        </w:tc>
-        <w:tc>
-          <w:tcPr>
-            <w:tcW w:type="dxa" w:w="4060"/>
-            <w:tcBorders>
-              <w:top w:val="single" w:color="BFBFBF" w:sz="1"/>
-              <w:left w:val="single" w:color="BFBFBF" w:sz="1"/>
-              <w:bottom w:val="single" w:color="BFBFBF" w:sz="1"/>
-              <w:right w:val="single" w:color="BFBFBF" w:sz="1"/>
-            </w:tcBorders>
-            <w:shd w:fill="1F3864" w:val="clear"/>
-            <w:tcMar>
-              <w:top w:type="dxa" w:w="70"/>
-              <w:left w:type="dxa" w:w="110"/>
-              <w:bottom w:type="dxa" w:w="70"/>
-              <w:right w:type="dxa" w:w="110"/>
-            </w:tcMar>
-            <w:vAlign w:val="center"/>
-          </w:tcPr>
-          <w:p>
-            <w:pPr>
-              <w:jc w:val="center"/>
-            </w:pPr>
-            <w:r>
-              <w:rPr>
-                <w:b/>
-                <w:bCs/>
-                <w:color w:val="FFFFFF"/>
-                <w:sz w:val="19"/>
-                <w:szCs w:val="19"/>
-              </w:rPr>
-              <w:t>Concorrente instalado / observação</w:t>
             </w:r>
           </w:p>
         </w:tc>
@@ -889,13 +933,9 @@
             </w:pPr>
             <w:r>
               <w:rPr>
-                <w:b w:val="false"/>
-                <w:bCs w:val="false"/>
-                <w:color w:val="000000"/>
-                <w:sz w:val="19"/>
-                <w:szCs w:val="19"/>
-              </w:rPr>
-              <w:t>São Mateus – sede + Guriri — 134,4 mil hab (est. 2025)</w:t>
+                <w:b w:val="0"/>
+              </w:rPr>
+              <w:t>Corredor de Nestor Gomes (km 13–41) — proximidade imediata</w:t>
             </w:r>
           </w:p>
         </w:tc>
@@ -923,13 +963,9 @@
             </w:pPr>
             <w:r>
               <w:rPr>
-                <w:b w:val="false"/>
-                <w:bCs w:val="false"/>
-                <w:color w:val="000000"/>
-                <w:sz w:val="19"/>
-                <w:szCs w:val="19"/>
-              </w:rPr>
-              <w:t>— / ~35–50 km</w:t>
+                <w:b w:val="0"/>
+              </w:rPr>
+              <w:t>10 km × MCL 45 km</w:t>
             </w:r>
           </w:p>
         </w:tc>
@@ -957,13 +993,9 @@
             </w:pPr>
             <w:r>
               <w:rPr>
-                <w:b w:val="false"/>
-                <w:bCs w:val="false"/>
-                <w:color w:val="000000"/>
-                <w:sz w:val="19"/>
-                <w:szCs w:val="19"/>
-              </w:rPr>
-              <w:t>Zona 1 — mercado-base</w:t>
+                <w:b w:val="0"/>
+              </w:rPr>
+              <w:t>+31,9</w:t>
             </w:r>
           </w:p>
         </w:tc>
@@ -991,13 +1023,9 @@
             </w:pPr>
             <w:r>
               <w:rPr>
-                <w:b w:val="false"/>
-                <w:bCs w:val="false"/>
-                <w:color w:val="000000"/>
-                <w:sz w:val="19"/>
-                <w:szCs w:val="19"/>
-              </w:rPr>
-              <w:t>Nenhuma cava de brita no município (verificado ago/2026): só pátio de beneficiamento da Mattar e 2 areais (areia). Maior polo de demanda; grandes obras públicas</w:t>
+                <w:b w:val="0"/>
+              </w:rPr>
+              <w:t>Vantagem estrutural</w:t>
             </w:r>
           </w:p>
         </w:tc>
@@ -1030,13 +1058,9 @@
             </w:pPr>
             <w:r>
               <w:rPr>
-                <w:b w:val="false"/>
-                <w:bCs w:val="false"/>
-                <w:color w:val="000000"/>
-                <w:sz w:val="19"/>
-                <w:szCs w:val="19"/>
-              </w:rPr>
-              <w:t>Distritos de Nestor Gomes / corredor da ES-381 — (contidos na sede)</w:t>
+                <w:b w:val="0"/>
+              </w:rPr>
+              <w:t>São Mateus sede + Guriri — 134,4 mil hab (est. 2025)</w:t>
             </w:r>
           </w:p>
         </w:tc>
@@ -1064,13 +1088,9 @@
             </w:pPr>
             <w:r>
               <w:rPr>
-                <w:b w:val="false"/>
-                <w:bCs w:val="false"/>
-                <w:color w:val="000000"/>
-                <w:sz w:val="19"/>
-                <w:szCs w:val="19"/>
-              </w:rPr>
-              <w:t>~35 / 0–20 km</w:t>
+                <w:b w:val="0"/>
+              </w:rPr>
+              <w:t>35 km × MCL 62 km — concorrente de volume</w:t>
             </w:r>
           </w:p>
         </w:tc>
@@ -1098,13 +1118,9 @@
             </w:pPr>
             <w:r>
               <w:rPr>
-                <w:b w:val="false"/>
-                <w:bCs w:val="false"/>
-                <w:color w:val="000000"/>
-                <w:sz w:val="19"/>
-                <w:szCs w:val="19"/>
-              </w:rPr>
-              <w:t>Zona 1 — mercado-base</w:t>
+                <w:b w:val="0"/>
+              </w:rPr>
+              <w:t>+24,6</w:t>
             </w:r>
           </w:p>
         </w:tc>
@@ -1132,13 +1148,9 @@
             </w:pPr>
             <w:r>
               <w:rPr>
-                <w:b w:val="false"/>
-                <w:bCs w:val="false"/>
-                <w:color w:val="000000"/>
-                <w:sz w:val="19"/>
-                <w:szCs w:val="19"/>
-              </w:rPr>
-              <w:t>Mercado de proximidade imediata</w:t>
+                <w:b w:val="0"/>
+              </w:rPr>
+              <w:t>Vantagem estrutural</w:t>
             </w:r>
           </w:p>
         </w:tc>
@@ -1171,13 +1183,9 @@
             </w:pPr>
             <w:r>
               <w:rPr>
-                <w:b w:val="false"/>
-                <w:bCs w:val="false"/>
-                <w:color w:val="000000"/>
-                <w:sz w:val="19"/>
-                <w:szCs w:val="19"/>
-              </w:rPr>
-              <w:t>Boa Esperança — 14,1 mil hab (est. 2025)</w:t>
+                <w:b w:val="0"/>
+              </w:rPr>
+              <w:t>São Mateus sede + Guriri — mesma praça, outro rival</w:t>
             </w:r>
           </w:p>
         </w:tc>
@@ -1205,13 +1213,9 @@
             </w:pPr>
             <w:r>
               <w:rPr>
-                <w:b w:val="false"/>
-                <w:bCs w:val="false"/>
-                <w:color w:val="000000"/>
-                <w:sz w:val="19"/>
-                <w:szCs w:val="19"/>
-              </w:rPr>
-              <w:t>~60 / ~32–36 km</w:t>
+                <w:b w:val="0"/>
+              </w:rPr>
+              <w:t>35 km × Usibrita 40 km — concorrente de preço</w:t>
             </w:r>
           </w:p>
         </w:tc>
@@ -1239,13 +1243,9 @@
             </w:pPr>
             <w:r>
               <w:rPr>
-                <w:b w:val="false"/>
-                <w:bCs w:val="false"/>
-                <w:color w:val="000000"/>
-                <w:sz w:val="19"/>
-                <w:szCs w:val="19"/>
-              </w:rPr>
-              <w:t>Zona 1 — disputada (fora da base)</w:t>
+                <w:b w:val="0"/>
+              </w:rPr>
+              <w:t>+4,5</w:t>
             </w:r>
           </w:p>
         </w:tc>
@@ -1273,13 +1273,9 @@
             </w:pPr>
             <w:r>
               <w:rPr>
-                <w:b w:val="false"/>
-                <w:bCs w:val="false"/>
-                <w:color w:val="000000"/>
-                <w:sz w:val="19"/>
-                <w:szCs w:val="19"/>
-              </w:rPr>
-              <w:t>Nenhum produtor local (verificado ago/2026); a 32–36 km da jazida (rota a confirmar) e a ~26 km da pedreira da MCL: desvantagem de frete — mantida fora da linha de base</w:t>
+                <w:b w:val="0"/>
+              </w:rPr>
+              <w:t>Paridade</w:t>
             </w:r>
           </w:p>
         </w:tc>
@@ -1312,13 +1308,9 @@
             </w:pPr>
             <w:r>
               <w:rPr>
-                <w:b w:val="false"/>
-                <w:bCs w:val="false"/>
-                <w:color w:val="000000"/>
-                <w:sz w:val="19"/>
-                <w:szCs w:val="19"/>
-              </w:rPr>
-              <w:t>Jaguaré — 31,6 mil hab (est. 2025)</w:t>
+                <w:b w:val="0"/>
+              </w:rPr>
+              <w:t>Conceição da Barra — 27,5 mil hab (Censo 2022)</w:t>
             </w:r>
           </w:p>
         </w:tc>
@@ -1346,13 +1338,9 @@
             </w:pPr>
             <w:r>
               <w:rPr>
-                <w:b w:val="false"/>
-                <w:bCs w:val="false"/>
-                <w:color w:val="000000"/>
-                <w:sz w:val="19"/>
-                <w:szCs w:val="19"/>
-              </w:rPr>
-              <w:t>~40 / ~35–45 km</w:t>
+                <w:b w:val="0"/>
+              </w:rPr>
+              <w:t>69 km × Mattar 68 km</w:t>
             </w:r>
           </w:p>
         </w:tc>
@@ -1380,13 +1368,9 @@
             </w:pPr>
             <w:r>
               <w:rPr>
-                <w:b w:val="false"/>
-                <w:bCs w:val="false"/>
-                <w:color w:val="000000"/>
-                <w:sz w:val="19"/>
-                <w:szCs w:val="19"/>
-              </w:rPr>
-              <w:t>Zona 1 — disputada (fora da base)</w:t>
+                <w:b w:val="0"/>
+              </w:rPr>
+              <w:t>−0,9</w:t>
             </w:r>
           </w:p>
         </w:tc>
@@ -1414,13 +1398,9 @@
             </w:pPr>
             <w:r>
               <w:rPr>
-                <w:b w:val="false"/>
-                <w:bCs w:val="false"/>
-                <w:color w:val="000000"/>
-                <w:sz w:val="19"/>
-                <w:szCs w:val="19"/>
-              </w:rPr>
-              <w:t>Usibrita instalada no município (Grupo Colombi, ramo concorrente): ~5 mil t/2025 via CFEM; ato ANM 2024 sinaliza expansão — mantida fora da linha de base</w:t>
+                <w:b w:val="0"/>
+              </w:rPr>
+              <w:t>Paridade</w:t>
             </w:r>
           </w:p>
         </w:tc>
@@ -1453,13 +1433,9 @@
             </w:pPr>
             <w:r>
               <w:rPr>
-                <w:b w:val="false"/>
-                <w:bCs w:val="false"/>
-                <w:color w:val="000000"/>
-                <w:sz w:val="19"/>
-                <w:szCs w:val="19"/>
-              </w:rPr>
-              <w:t>Conceição da Barra — 27,5 mil hab (Censo 2022)</w:t>
+                <w:b w:val="0"/>
+              </w:rPr>
+              <w:t>Boa Esperança — 14,1 mil hab (est. 2025)</w:t>
             </w:r>
           </w:p>
         </w:tc>
@@ -1487,13 +1463,9 @@
             </w:pPr>
             <w:r>
               <w:rPr>
-                <w:b w:val="false"/>
-                <w:bCs w:val="false"/>
-                <w:color w:val="000000"/>
-                <w:sz w:val="19"/>
-                <w:szCs w:val="19"/>
-              </w:rPr>
-              <w:t>~34 / ~69 km</w:t>
+                <w:b w:val="0"/>
+              </w:rPr>
+              <w:t>34 km × MCL 26 km</w:t>
             </w:r>
           </w:p>
         </w:tc>
@@ -1521,13 +1493,9 @@
             </w:pPr>
             <w:r>
               <w:rPr>
-                <w:b w:val="false"/>
-                <w:bCs w:val="false"/>
-                <w:color w:val="000000"/>
-                <w:sz w:val="19"/>
-                <w:szCs w:val="19"/>
-              </w:rPr>
-              <w:t>Zona 2 — mercado-base</w:t>
+                <w:b w:val="0"/>
+              </w:rPr>
+              <w:t>−7,3</w:t>
             </w:r>
           </w:p>
         </w:tc>
@@ -1555,13 +1523,9 @@
             </w:pPr>
             <w:r>
               <w:rPr>
-                <w:b w:val="false"/>
-                <w:bCs w:val="false"/>
-                <w:color w:val="000000"/>
-                <w:sz w:val="19"/>
-                <w:szCs w:val="19"/>
-              </w:rPr>
-              <w:t>Nenhum produtor local; litoral em expansão; rota via sede</w:t>
+                <w:b w:val="0"/>
+              </w:rPr>
+              <w:t>Desvantagem</w:t>
             </w:r>
           </w:p>
         </w:tc>
@@ -1594,13 +1558,9 @@
             </w:pPr>
             <w:r>
               <w:rPr>
-                <w:b w:val="false"/>
-                <w:bCs w:val="false"/>
-                <w:color w:val="000000"/>
-                <w:sz w:val="19"/>
-                <w:szCs w:val="19"/>
-              </w:rPr>
-              <w:t>Pedro Canário — 21,9 mil hab (est. 2025)</w:t>
+                <w:b w:val="0"/>
+              </w:rPr>
+              <w:t>Nova Venécia sede — 52,3 mil hab (est. 2025)</w:t>
             </w:r>
           </w:p>
         </w:tc>
@@ -1628,13 +1588,9 @@
             </w:pPr>
             <w:r>
               <w:rPr>
-                <w:b w:val="false"/>
-                <w:bCs w:val="false"/>
-                <w:color w:val="000000"/>
-                <w:sz w:val="19"/>
-                <w:szCs w:val="19"/>
-              </w:rPr>
-              <w:t>~52 / ~87 km</w:t>
+                <w:b w:val="0"/>
+              </w:rPr>
+              <w:t>32 km × MCL local 5 km</w:t>
             </w:r>
           </w:p>
         </w:tc>
@@ -1662,13 +1618,9 @@
             </w:pPr>
             <w:r>
               <w:rPr>
-                <w:b w:val="false"/>
-                <w:bCs w:val="false"/>
-                <w:color w:val="000000"/>
-                <w:sz w:val="19"/>
-                <w:szCs w:val="19"/>
-              </w:rPr>
-              <w:t>Potencial secundário</w:t>
+                <w:b w:val="0"/>
+              </w:rPr>
+              <w:t>−24,6</w:t>
             </w:r>
           </w:p>
         </w:tc>
@@ -1696,13 +1648,9 @@
             </w:pPr>
             <w:r>
               <w:rPr>
-                <w:b w:val="false"/>
-                <w:bCs w:val="false"/>
-                <w:color w:val="000000"/>
-                <w:sz w:val="19"/>
-                <w:szCs w:val="19"/>
-              </w:rPr>
-              <w:t>Nenhum produtor local; disputa com a Mattar (Pinheiros a ~50 km); fora do mercado-base</w:t>
+                <w:b w:val="0"/>
+              </w:rPr>
+              <w:t>Desvantagem</w:t>
             </w:r>
           </w:p>
         </w:tc>
@@ -1735,13 +1683,9 @@
             </w:pPr>
             <w:r>
               <w:rPr>
-                <w:b w:val="false"/>
-                <w:bCs w:val="false"/>
-                <w:color w:val="000000"/>
-                <w:sz w:val="19"/>
-                <w:szCs w:val="19"/>
-              </w:rPr>
-              <w:t>Nova Venécia — 52,3 mil hab (est. 2025)</w:t>
+                <w:b w:val="0"/>
+              </w:rPr>
+              <w:t>Jaguaré sede — 31,6 mil hab (est. 2025)</w:t>
             </w:r>
           </w:p>
         </w:tc>
@@ -1769,13 +1713,9 @@
             </w:pPr>
             <w:r>
               <w:rPr>
-                <w:b w:val="false"/>
-                <w:bCs w:val="false"/>
-                <w:color w:val="000000"/>
-                <w:sz w:val="19"/>
-                <w:szCs w:val="19"/>
-              </w:rPr>
-              <w:t>~67 / ~29–32 km</w:t>
+                <w:b w:val="0"/>
+              </w:rPr>
+              <w:t>40 km × Usibrita local 8 km</w:t>
             </w:r>
           </w:p>
         </w:tc>
@@ -1803,13 +1743,9 @@
             </w:pPr>
             <w:r>
               <w:rPr>
-                <w:b w:val="false"/>
-                <w:bCs w:val="false"/>
-                <w:color w:val="000000"/>
-                <w:sz w:val="19"/>
-                <w:szCs w:val="19"/>
-              </w:rPr>
-              <w:t>Zona 3 — defensiva</w:t>
+                <w:b w:val="0"/>
+              </w:rPr>
+              <w:t>−29,1</w:t>
             </w:r>
           </w:p>
         </w:tc>
@@ -1837,13 +1773,9 @@
             </w:pPr>
             <w:r>
               <w:rPr>
-                <w:b w:val="false"/>
-                <w:bCs w:val="false"/>
-                <w:color w:val="000000"/>
-                <w:sz w:val="19"/>
-                <w:szCs w:val="19"/>
-              </w:rPr>
-              <w:t>Praça-sede da MCL/Colombi (unidade Pedra do Elefante, ES-137 km 131)</w:t>
+                <w:b w:val="0"/>
+              </w:rPr>
+              <w:t>Desvantagem</w:t>
             </w:r>
           </w:p>
         </w:tc>
@@ -1876,13 +1808,9 @@
             </w:pPr>
             <w:r>
               <w:rPr>
-                <w:b w:val="false"/>
-                <w:bCs w:val="false"/>
-                <w:color w:val="000000"/>
-                <w:sz w:val="19"/>
-                <w:szCs w:val="19"/>
-              </w:rPr>
-              <w:t>Pinheiros — 24,8 mil hab (est. 2025)</w:t>
+                <w:b w:val="0"/>
+              </w:rPr>
+              <w:t>Franja norte: Montanha, Mucurici e Ponto Belo — 31,2 mil hab</w:t>
             </w:r>
           </w:p>
         </w:tc>
@@ -1910,13 +1838,9 @@
             </w:pPr>
             <w:r>
               <w:rPr>
-                <w:b w:val="false"/>
-                <w:bCs w:val="false"/>
-                <w:color w:val="000000"/>
-                <w:sz w:val="19"/>
-                <w:szCs w:val="19"/>
-              </w:rPr>
-              <w:t>~70 / ~44 km</w:t>
+                <w:b w:val="0"/>
+              </w:rPr>
+              <w:t>95 km × Mattar 60 km</w:t>
             </w:r>
           </w:p>
         </w:tc>
@@ -1944,13 +1868,9 @@
             </w:pPr>
             <w:r>
               <w:rPr>
-                <w:b w:val="false"/>
-                <w:bCs w:val="false"/>
-                <w:color w:val="000000"/>
-                <w:sz w:val="19"/>
-                <w:szCs w:val="19"/>
-              </w:rPr>
-              <w:t>Zona 3 — defensiva</w:t>
+                <w:b w:val="0"/>
+              </w:rPr>
+              <w:t>−31,9</w:t>
             </w:r>
           </w:p>
         </w:tc>
@@ -1978,13 +1898,9 @@
             </w:pPr>
             <w:r>
               <w:rPr>
-                <w:b w:val="false"/>
-                <w:bCs w:val="false"/>
-                <w:color w:val="000000"/>
-                <w:sz w:val="19"/>
-                <w:szCs w:val="19"/>
-              </w:rPr>
-              <w:t>Praça-sede da Pedreira Mattar (única pedreira do município)</w:t>
+                <w:b w:val="0"/>
+              </w:rPr>
+              <w:t>Desvantagem</w:t>
             </w:r>
           </w:p>
         </w:tc>
@@ -2017,13 +1933,9 @@
             </w:pPr>
             <w:r>
               <w:rPr>
-                <w:b w:val="false"/>
-                <w:bCs w:val="false"/>
-                <w:color w:val="000000"/>
-                <w:sz w:val="19"/>
-                <w:szCs w:val="19"/>
-              </w:rPr>
-              <w:t>Franja norte: Montanha, Mucurici e Ponto Belo — 31,2 mil hab (C22/est. 2025)</w:t>
+                <w:b w:val="0"/>
+              </w:rPr>
+              <w:t>Pedro Canário — 21,9 mil hab (est. 2025)</w:t>
             </w:r>
           </w:p>
         </w:tc>
@@ -2051,13 +1963,9 @@
             </w:pPr>
             <w:r>
               <w:rPr>
-                <w:b w:val="false"/>
-                <w:bCs w:val="false"/>
-                <w:color w:val="000000"/>
-                <w:sz w:val="19"/>
-                <w:szCs w:val="19"/>
-              </w:rPr>
-              <w:t>~115–138 / ~95+ km</w:t>
+                <w:b w:val="0"/>
+              </w:rPr>
+              <w:t>87 km × Mattar 50 km</w:t>
             </w:r>
           </w:p>
         </w:tc>
@@ -2085,13 +1993,9 @@
             </w:pPr>
             <w:r>
               <w:rPr>
-                <w:b w:val="false"/>
-                <w:bCs w:val="false"/>
-                <w:color w:val="000000"/>
-                <w:sz w:val="19"/>
-                <w:szCs w:val="19"/>
-              </w:rPr>
-              <w:t>Potencial secundário (franja desabastecida)</w:t>
+                <w:b w:val="0"/>
+              </w:rPr>
+              <w:t>−33,7</w:t>
             </w:r>
           </w:p>
         </w:tc>
@@ -2119,13 +2023,9 @@
             </w:pPr>
             <w:r>
               <w:rPr>
-                <w:b w:val="false"/>
-                <w:bCs w:val="false"/>
-                <w:color w:val="000000"/>
-                <w:sz w:val="19"/>
-                <w:szCs w:val="19"/>
-              </w:rPr>
-              <w:t>Nenhum produtor de brita nos três municípios (verificado ago/2026); suprimento atual de frete longo (Pinheiros; Teixeira de Freitas/BA)</w:t>
+                <w:b w:val="0"/>
+              </w:rPr>
+              <w:t>Desvantagem</w:t>
             </w:r>
           </w:p>
         </w:tc>
@@ -2137,7 +2037,10 @@
           </w:tcPr>
           <w:p>
             <w:r>
-              <w:t>São Gabriel da Palha — 34,3 mil hab (est. 2025)</w:t>
+              <w:rPr>
+                <w:b w:val="0"/>
+              </w:rPr>
+              <w:t>Pinheiros sede — 24,8 mil hab (est. 2025)</w:t>
             </w:r>
           </w:p>
         </w:tc>
@@ -2147,7 +2050,10 @@
           </w:tcPr>
           <w:p>
             <w:r>
-              <w:t>~109 / ~75–90 km</w:t>
+              <w:rPr>
+                <w:b w:val="0"/>
+              </w:rPr>
+              <w:t>44 km × Mattar local 5 km</w:t>
             </w:r>
           </w:p>
         </w:tc>
@@ -2157,7 +2063,10 @@
           </w:tcPr>
           <w:p>
             <w:r>
-              <w:t>Fora do raio econômico</w:t>
+              <w:rPr>
+                <w:b w:val="0"/>
+              </w:rPr>
+              <w:t>−35,5</w:t>
             </w:r>
           </w:p>
         </w:tc>
@@ -2167,49 +2076,10 @@
           </w:tcPr>
           <w:p>
             <w:r>
-              <w:t>Sem produtor local identificado; borderline de frete</w:t>
-            </w:r>
-          </w:p>
-        </w:tc>
-      </w:tr>
-      <w:tr>
-        <w:tc>
-          <w:tcPr>
-            <w:tcW w:type="dxa" w:w="2400"/>
-          </w:tcPr>
-          <w:p>
-            <w:r>
-              <w:t>Vila Pavão — 8,9 mil hab (Censo 2022)</w:t>
-            </w:r>
-          </w:p>
-        </w:tc>
-        <w:tc>
-          <w:tcPr>
-            <w:tcW w:type="dxa" w:w="1500"/>
-          </w:tcPr>
-          <w:p>
-            <w:r>
-              <w:t>~97 / ~62 km</w:t>
-            </w:r>
-          </w:p>
-        </w:tc>
-        <w:tc>
-          <w:tcPr>
-            <w:tcW w:type="dxa" w:w="1400"/>
-          </w:tcPr>
-          <w:p>
-            <w:r>
-              <w:t>Fora do raio econômico</w:t>
-            </w:r>
-          </w:p>
-        </w:tc>
-        <w:tc>
-          <w:tcPr>
-            <w:tcW w:type="dxa" w:w="4060"/>
-          </w:tcPr>
-          <w:p>
-            <w:r>
-              <w:t>Polo de granito ornamental (blocos); sem britagem comercial</w:t>
+              <w:rPr>
+                <w:b w:val="0"/>
+              </w:rPr>
+              <w:t>Desvantagem</w:t>
             </w:r>
           </w:p>
         </w:tc>
@@ -2226,11 +2096,15 @@
       <w:r>
         <w:rPr>
           <w:b/>
-          <w:bCs/>
-        </w:rPr>
-        <w:t>Populações incorporadas por município: IBGE, estimativas 2025 (Censo 2022 para Conceição da Barra, Montanha e Vila Pavão, sem estimativa 2025 localizada nas fontes consultadas). Distâncias rodoviárias apuradas em sites de rotas (ago/2026). Para as praças situadas adiante no próprio tronco da estrada de Nestor Gomes, a distância desde a jazida foi decomposta a partir do marco km ~35 (Nova Venécia ≈ 67 − 35 ≈ 29–32 km) — procedimento válido somente quando a praça está no mesmo eixo. A decomposição NÃO se aplica a Boa Esperança: a partir do km 35 a praça fica a rumo ~321°, cerca de 50° fora do eixo da estrada (rumo ~271°), de modo que a rota bifurca. A distância em linha reta entre os dois pontos já é 25,1 km, o que torna impossível a estimativa anterior de 25 km rodoviários; adota-se 32–36 km. Toda distância rodoviária deste estudo foi submetida ao teste de sanidade rodovia ≥ linha reta entre coordenadas. Recomenda-se refino por roteirizador, a partir da coordenada da boca da jazida, na versão de protocolo.</w:t>
-      </w:r>
-      <w:r/>
+        </w:rPr>
+        <w:t xml:space="preserve">Método e fontes. </w:t>
+      </w:r>
+      <w:r>
+        <w:rPr>
+          <w:b w:val="0"/>
+        </w:rPr>
+        <w:t>A vantagem é calculada como 0,91 × (distância rodoviária do concorrente − distância da CIPREM), em R$/t. O coeficiente de R$ 0,91 por tonelada-quilômetro é a própria regra de frete escrita na tabela de preços do grupo ("Carreta: 0,91 × volume (T) × KM"), conservadora frente aos R$ 0,78/t·km do SICRO/DNIT. Populações: IBGE, estimativas 2025 (Censo 2022 para Conceição da Barra, Montanha e Vila Pavão). Distâncias rodoviárias apuradas em sites de rotas (ago/2026), todas submetidas ao teste de sanidade rodovia ≥ linha reta entre coordenadas — teste que corrigiu duas distâncias da versão anterior: Boa Esperança, cuja rota bifurca cerca de 50° fora do eixo da estrada de Nestor Gomes e passa de 25 para 32–36 km, e Rio Bananal, de 73 para ~100 km. A decomposição a partir do marco km 35 só é válida para praças no mesmo tronco. Recomenda-se refino por roteirizador, a partir da coordenada da boca da jazida, na versão de protocolo. Fora do raio econômico e por isso ausentes da tabela: São Gabriel da Palha (34,3 mil hab, 75–90 km) e Vila Pavão (8,9 mil hab, 62 km), esta última polo de granito ornamental.</w:t>
+      </w:r>
     </w:p>
     <w:p>
       <w:pPr>
@@ -2240,11 +2114,15 @@
       <w:r>
         <w:rPr>
           <w:b/>
-          <w:bCs/>
-        </w:rPr>
-        <w:t>Lógica de zonas. A Zona 1 reúne as praças onde a CIPREM tem vantagem ou paridade de frete — inclui o corredor de Nestor Gomes, onde a vantagem de frete é máxima, e Jaguaré, disputado com o único produtor instalado no entorno imediato. A Zona 2 é contestável com escala. A Zona 3 são as praças-sede dos concorrentes (atuação defensiva). A franja desabastecida (Montanha, Mucurici, Ponto Belo) não tem produtor local em raio de 60+ km, mas está além do raio econômico FOB — alcançável apenas com CIF/escala. A contagem de demanda é mais restrita que a zona comercial: o mercado-base (linha de base das projeções) limita-se a São Mateus e Conceição da Barra = 161,9 mil hab; Jaguaré e Boa Esperança = 45,6 mil hab são praças disputadas mantidas fora da linha de base — aquele pelo produtor instalado (Usibrita), esta por gravitar comercialmente para Nova Venécia, cuja pedreira (MCL) está a ~26 km da praça contra 32–36 km da jazida CIPREM — desvantagem de frete, e não paridade, como se supunha na estimativa anterior — e tratadas como alvo de captura adicional, não como base; potencial secundário (Pedro Canário + franja) = 53,1 mil; praças defensivas (Nova Venécia, Pinheiros) = 77,2 mil; fora do raio (São Gabriel da Palha, Vila Pavão) = 43,2 mil.</w:t>
-      </w:r>
-      <w:r/>
+        </w:rPr>
+        <w:t xml:space="preserve">Leitura da régua. </w:t>
+      </w:r>
+      <w:r>
+        <w:rPr>
+          <w:b w:val="0"/>
+        </w:rPr>
+        <w:t>A célula de frete da CIPREM é, essencialmente, o município de São Mateus: das 193 localidades testadas na varredura de agosto/2026, 30 caem na célula da CIPREM — 26 em São Mateus (série "Quilômetro 13 a 37", Nestor Gomes, Mata Sede, Serraria), 3 em Conceição da Barra e 1 em Vila Valério. Nenhuma localidade de outro município está mais perto da jazida que da própria sede: a hipótese de capturar distritos vizinhos por proximidade não se confirma, e os casos-limite são empates de 0,5 a 2 km. Onde a régua acusa desvantagem, a captura não vem do frete e sim de lacuna de capacidade ou falha de serviço do incumbente, pela via CIF — é o que fundamenta os pesos do item 8.</w:t>
+      </w:r>
     </w:p>
     <w:p>
       <w:pPr>
@@ -2260,15 +2138,29 @@
         <w:jc w:val="both"/>
       </w:pPr>
       <w:r>
-        <w:t>A varredura de agosto/2026 — município a município, nos 12 municípios do raio e nos flancos (Linhares–Aracruz ao sul; Teixeira de Freitas/BA ao norte), em bases públicas de CNPJ e fontes indexadas — identificou cinco grupos produtores relevantes no entorno e nenhuma cava de brita dentro de São Mateus. O ponto central da análise mantém-se: as unidades produtivas dos concorrentes ficam mais distantes do polo de demanda do que ficaria a CIPREM — em um produto cujo preço final é dominado pelo frete, vantagem competitiva estrutural. As novidades relevantes da v4 são a confirmação de um produtor incipiente no entorno imediato (Usibrita, Jaguaré — praça disputada, fora do mercado-base) e a caracterização da Mattar como grupo interestadual com pátio em São Mateus.</w:t>
-      </w:r>
-      <w:r>
-        <w:rPr>
-          <w:b/>
-          <w:bCs/>
-        </w:rPr>
-      </w:r>
-      <w:r/>
+        <w:rPr>
+          <w:b w:val="0"/>
+        </w:rPr>
+        <w:t>A varredura de agosto/2026 — município a município, nos 12 municípios do raio e nos flancos (Linhares–Aracruz ao sul; Teixeira de Freitas/BA ao norte), em bases públicas de CNPJ e fontes indexadas — identificou cinco grupos produtores relevantes no entorno e nenhuma cava de brita dentro de São Mateus. O ponto central mantém-se: as unidades produtivas dos concorrentes ficam mais distantes do polo de demanda do que ficaria a CIPREM. As novidades desta versão são três: a confirmação de um produtor incipiente no entorno imediato (Usibrita, em Jaguaré); a caracterização da Mattar como grupo interestadual com pátio em São Mateus, cuja extração em Pinheiros corre pela Mattar Empreendimentos Minerários enquanto a Pedreira Pinheiros Ltda opera apenas o beneficiamento; e a separação — decisiva e ausente das versões anteriores — entre concorrente de preço e concorrente de volume.</w:t>
+      </w:r>
+    </w:p>
+    <w:p>
+      <w:pPr>
+        <w:spacing w:after="140" w:line="276"/>
+        <w:jc w:val="both"/>
+      </w:pPr>
+      <w:r>
+        <w:rPr>
+          <w:b/>
+        </w:rPr>
+        <w:t xml:space="preserve">Concorrente de preço × concorrente de volume. </w:t>
+      </w:r>
+      <w:r>
+        <w:rPr>
+          <w:b w:val="0"/>
+        </w:rPr>
+        <w:t>As duas funções não estão no mesmo player, e tratá-las como uma só subestima a posição da CIPREM. O concorrente de preço em São Mateus é a Usibrita, a 40 km contra 35 km da CIPREM: margem de apenas R$ 4,5/t, o que a torna referência de preço na praça. Mas ela vendeu cerca de 5 mil t em 2025 (item 6.1) — menos de um quinto da demanda do próprio município de Jaguaré, onde está instalada. Não tem escala para disputar volume. Quem limita volume é a MCL, a 62 km, e contra ela a vantagem da CIPREM é de R$ 24,6/t — cerca de um quarto do preço posto na obra. A conclusão prática: a Usibrita ancora o preço, a MCL define o volume disputável, e a CIPREM entra com vantagem estrutural sobre a segunda sem precisar romper o preço da primeira.</w:t>
+      </w:r>
     </w:p>
     <w:tbl>
       <w:tblPr>
@@ -3212,15 +3104,11 @@
         <w:jc w:val="both"/>
       </w:pPr>
       <w:r>
-        <w:t>A MCL/Colombi produz a ~62 km da sede de São Mateus (unidade Pedra do Elefante; a sede de Nova Venécia está a ~67 km), a Mattar a ~70 km (Pinheiros) e a Sangali a ~100 km (Rio Bananal); a CIPREM produziria a ~35 km — e a Usibrita, único produtor do entorno imediato (em Jaguaré, praça disputada fora do mercado-base), a ~40 km, ainda em escala pequena. Como o frete pode representar parcela expressiva do preço posto na obra, a produção mais próxima do polo consumidor segue sendo a principal alavanca de competitividade da CIPREM. A Pedramix, focada em concreto usinado, é simultaneamente ponta de distribuição do Grupo Borlini (pedreiras em Linhares e Aracruz) e cliente potencial de brita local.</w:t>
-      </w:r>
-      <w:r>
-        <w:rPr>
-          <w:b/>
-          <w:bCs/>
-        </w:rPr>
-      </w:r>
-      <w:r/>
+        <w:rPr>
+          <w:b w:val="0"/>
+        </w:rPr>
+        <w:t>A MCL/Colombi produz a ~62 km da sede de São Mateus (unidade Pedra do Elefante; a sede de Nova Venécia está a ~67 km), a Mattar a ~70 km (Pinheiros) e a Sangali a ~100 km (Rio Bananal); a CIPREM produziria a ~35 km — e a Usibrita, único produtor do entorno imediato, a ~40 km, ainda em escala pequena. Como o frete pode representar parcela expressiva do preço posto na obra, a produção mais próxima do polo consumidor segue sendo a principal alavanca de competitividade da CIPREM. A Pedramix, focada em concreto usinado, é simultaneamente ponta de distribuição do Grupo Borlini (pedreiras em Linhares e Aracruz) e cliente potencial de brita local.</w:t>
+      </w:r>
     </w:p>
     <w:p>
       <w:pPr>
@@ -3249,11 +3137,15 @@
       <w:r>
         <w:rPr>
           <w:b/>
-          <w:bCs/>
-        </w:rPr>
-        <w:t>Varredura concluída (ago/2026): a QUIUQUI Mineração Ltda (processo 896.173/2017) é produtora de AREIA — CNAE 0810-0/06 (extração de areia/cascalho), sede na estrada de Barra Nova, com Registro de Licença nº 09/2018 na GER-ES/ANM — e não concorre em brita (registre-se multa do IEMA em 2019 à empresa, em processo de licenciamento próprio, sem relação com a CIPREM). Nenhum outro produtor de brita foi localizado entre a sede e a jazida. Pendência residual: conferência visual no mapa SIGMINE (acesso indisponível no ambiente desta pesquisa) — anexar o print por município na versão de protocolo.</w:t>
-      </w:r>
-      <w:r/>
+        </w:rPr>
+        <w:t xml:space="preserve">Varredura concluída (ago/2026): </w:t>
+      </w:r>
+      <w:r>
+        <w:rPr>
+          <w:b w:val="0"/>
+        </w:rPr>
+        <w:t>a QUIUQUI Mineração Ltda (processo 896.173/2017) é produtora de AREIA — CNAE 0810-0/06 (extração de areia/cascalho), sede na estrada de Barra Nova, com Registro de Licença nº 09/2018 na GER-ES/ANM — e não concorre em brita (registre-se multa do IEMA em 2019 à empresa, em processo de licenciamento próprio, sem relação com a CIPREM). Nenhum outro produtor de brita foi localizado entre a sede e a jazida. Em Pinheiros há dois CNPJs a distinguir: a Mattar Empreendimentos Minerários, que extrai no município, e a Pedreira Pinheiros Ltda, que apenas beneficia. Pedro Canário não tem produtor local, mas está a 87 km da jazida contra 50 km da Mattar — o vazio de oferta é da Mattar, não da CIPREM. Pendência residual: conferência visual no mapa SIGMINE (acesso indisponível no ambiente desta pesquisa) — anexar o print por município na versão de protocolo.</w:t>
+      </w:r>
     </w:p>
     <w:p>
       <w:pPr>
@@ -3269,22 +3161,11 @@
         <w:jc w:val="both"/>
       </w:pPr>
       <w:r>
-        <w:t>O relato de pedreira em atividade em Jaguaré — praça da Zona 1 — está confirmado. Trata-se da Mineração Usibrita Ltda (CNPJ 23.359.321/0001-82), ativa desde 25/09/2015 na Fazenda Cachoeirão (Nossa Senhora de Fátima, Jaguaré), CNAE 0810-0/99 (extração e britamento) e transporte rodoviário de cargas como atividade secundária (frota própria de entrega). O quadro societário — Judas Tadeu, Alexsander, Lawrence e Leonardo Tadeu Colombi — é o do mesmo ramo da família que controla a MCL de Nova Venécia: o flanco oeste/sul do mercado é, na prática, um único grupo familiar com duas britagens. Pela base CFEM 2025, as vendas foram da ordem de 5 mil t (item 6.1) — escala ainda pequena; um ato da GER-ES/ANM de 2024, relativo a área de granito da empresa em Jaguaré, sinaliza movimento de expansão.</w:t>
-      </w:r>
-      <w:r>
-        <w:rPr>
-          <w:b/>
-          <w:bCs/>
-        </w:rPr>
-      </w:r>
-      <w:r/>
-      <w:r>
-        <w:rPr>
-          <w:b/>
-          <w:bCs/>
-        </w:rPr>
-      </w:r>
-      <w:r/>
+        <w:rPr>
+          <w:b w:val="0"/>
+        </w:rPr>
+        <w:t>O relato de pedreira em atividade em Jaguaré — praça disputada do entorno imediato — está confirmado. Trata-se da Mineração Usibrita Ltda (CNPJ 23.359.321/0001-82), ativa desde 25/09/2015 na Fazenda Cachoeirão (Nossa Senhora de Fátima, Jaguaré), CNAE 0810-0/99 (extração e britamento) e transporte rodoviário de cargas como atividade secundária (frota própria de entrega). O quadro societário — Judas Tadeu, Alexsander, Lawrence e Leonardo Tadeu Colombi — é o do mesmo ramo da família que controla a MCL de Nova Venécia: o flanco oeste/sul do mercado é, na prática, um único grupo familiar com duas britagens. Pela base CFEM 2025, as vendas foram da ordem de 5 mil t (item 6.1) — escala ainda pequena; um ato da GER-ES/ANM de 2024, relativo a área de granito da empresa em Jaguaré, sinaliza movimento de expansão.</w:t>
+      </w:r>
     </w:p>
     <w:p>
       <w:pPr>
@@ -3297,11 +3178,15 @@
       <w:r>
         <w:rPr>
           <w:b/>
-          <w:bCs/>
-        </w:rPr>
-        <w:t>Implicação: Jaguaré passa de "baixa concorrência local" a praça disputada da Zona 1 — para o consumo do próprio município, a Usibrita tem vantagem de frete; para São Mateus, onde está o grosso da demanda, a CIPREM mantém a posição. A evolução da Usibrita (CFEM anual e novos atos ANM) deve ser monitorada semestralmente. A investigação da v3, que dava o caso por inconclusivo, fica superada nesta versão.</w:t>
-      </w:r>
-      <w:r/>
+        </w:rPr>
+        <w:t xml:space="preserve">Implicação. </w:t>
+      </w:r>
+      <w:r>
+        <w:rPr>
+          <w:b w:val="0"/>
+        </w:rPr>
+        <w:t>Jaguaré é praça disputada: para o consumo do próprio município a Usibrita tem vantagem de frete de R$ 29,1/t, e a CIPREM só entra ali por CIF e serviço, contra um incumbente sem capacidade instalada para atender a demanda local. Para São Mateus, onde está o grosso da demanda, a posição da CIPREM se mantém. A evolução da Usibrita (CFEM anual e novos atos ANM) deve ser monitorada semestralmente. A investigação da v3, que dava o caso por inconclusivo, fica superada nesta versão.</w:t>
+      </w:r>
     </w:p>
     <w:p>
       <w:pPr>
@@ -3951,15 +3836,14 @@
       <w:r>
         <w:rPr>
           <w:b/>
-          <w:bCs/>
-        </w:rPr>
-        <w:t xml:space="preserve">Leitura: </w:t>
-      </w:r>
-      <w:r>
-        <w:t>o único produtor de porte (Sangali) está a ~100 km; o da Columbia, modesto, a ~62 km; e o mais próximo (Usibrita, ~41 km) mal começou — produziu o equivalente a ~5 mil t em 2025. *Volume estimado dividindo o faturamento por um preço médio de brita posto da ordem de R$ 50/t (ordem de grandeza, a confirmar).</w:t>
-      </w:r>
-      <w:r>
-        <w:t xml:space="preserve"> A Pedreira Mattar não figura nesta base: sua matriz opera o CNAE 2391-5/01 (britamento sem extração associada), de modo que a titularidade da lavra/CFEM pode estar em outro nome — o porte real deve ser aferido por cotação direta.</w:t>
+        </w:rPr>
+        <w:t xml:space="preserve">Leitura. </w:t>
+      </w:r>
+      <w:r>
+        <w:rPr>
+          <w:b w:val="0"/>
+        </w:rPr>
+        <w:t>O único produtor de porte (Sangali) está a ~100 km; o da Columbia, modesto, a ~62 km; e o mais próximo (Usibrita, ~40 km) mal começou — produziu o equivalente a ~5 mil t em 2025, menos de um quinto da demanda do município onde está instalada. É o dado que sustenta a distinção entre concorrente de preço e concorrente de volume (item 5). *Volume estimado dividindo o faturamento por um preço médio de brita posto da ordem de R$ 50/t (ordem de grandeza, a confirmar). A extração em Pinheiros corre pela Mattar Empreendimentos Minerários; a Pedreira Pinheiros Ltda, cuja matriz opera o CNAE 2391-5/01 (britamento sem extração associada), não figura nesta base — o porte real do grupo deve ser aferido por cotação direta.</w:t>
       </w:r>
     </w:p>
     <w:p>
@@ -4017,6 +3901,27 @@
         <w:t>Premissa e uso. Estimativa top-down para ordem de grandeza, não número contábil. O piso de 0,8 t/hab/ano no interior é premissa conservadora declarada (metade do índice estadual efetivo), sem fonte própria. A demanda real é triangulada com as vendas dos concorrentes (6.1), o consumo das obras (6.3) e o censo de clientes (7.1). As praças disputadas — Jaguaré e Boa Esperança; 45.605 hab; 36–78 mil t/ano — e o potencial secundário — Pedro Canário e a franja norte desabastecida (Montanha, Mucurici e Ponto Belo); 53.147 hab no conjunto — ficam fora da linha de base e das projeções.</w:t>
       </w:r>
       <w:r/>
+    </w:p>
+    <w:p>
+      <w:pPr>
+        <w:pBdr>
+          <w:left w:val="single" w:color="2E75B6" w:sz="18" w:space="8"/>
+        </w:pBdr>
+        <w:spacing w:after="160" w:before="60" w:line="264"/>
+        <w:ind w:left="200"/>
+      </w:pPr>
+      <w:r>
+        <w:rPr>
+          <w:b/>
+        </w:rPr>
+        <w:t xml:space="preserve">Mercado endereçável. </w:t>
+      </w:r>
+      <w:r>
+        <w:rPr>
+          <w:b w:val="0"/>
+        </w:rPr>
+        <w:t>A linha de base de dois municípios mede o mercado que a CIPREM domina por frete, não o mercado que ela pode atender. Somando as camadas alcançáveis — mercado-base (237–275 mil t/ano), praças disputadas de Jaguaré e Boa Esperança (36–78 mil t/ano), praças-sede de concorrente acessíveis por CIF, Nova Venécia e Pinheiros (62–131 mil t/ano), e obras públicas catalogadas (70–100 mil t/ano) — o mercado endereçável situa-se entre 405 e 584 mil t/ano. Pedro Canário e a franja norte permanecem fora: há vazio de oferta local, mas a desvantagem de frete de R$ 32 a 34/t não é compensável, e o estudo lhes atribui peso zero. É contra a faixa de 405–584 mil t/ano, e não contra a linha de base, que a participação do platô deve ser lida.</w:t>
+      </w:r>
     </w:p>
     <w:p>
       <w:pPr>
@@ -4255,14 +4160,7 @@
               <w:jc w:val="center"/>
             </w:pPr>
             <w:r>
-              <w:rPr>
-                <w:b w:val="false"/>
-                <w:bCs w:val="false"/>
-                <w:color w:val="000000"/>
-                <w:sz w:val="19"/>
-                <w:szCs w:val="19"/>
-              </w:rPr>
-              <w:t xml:space="preserve">DER-ES (construtora não identificada publicamente)</w:t>
+              <w:t>Construtora Ápia S.A. (RDC Integrado) — DER-ES</w:t>
             </w:r>
           </w:p>
         </w:tc>
@@ -5395,43 +5293,11 @@
         <w:jc w:val="both"/>
       </w:pPr>
       <w:r>
-        <w:t>Cruzando as três camadas: a oferta de brita instalada dentro do mercado-base é nula — não há cava de brita em São Mateus nem em Conceição da Barra (tampouco em Boa Esperança; a operação mais próxima é a Usibrita, ~5 mil t/ano, em Jaguaré, praça disputada fora da base — item 6.1); a demanda só das obras públicas catalogadas é da ordem de 70 a 100 mil t/ano; e a demanda corrente do mercado-base situa-se entre 235 e 275 mil t/ano. Ou seja: a região consome muito mais brita do que produz por perto, importando-a de 60 a 140 km com frete caro (MCL ~62 km; Mattar ~70 km; Sangali ~100 km; Linhares–Aracruz 85–142 km). A questão de fundo — se as obras dividem um mercado pequeno ou o ampliam — se responde pelos números: o mercado cresce, e a CIPREM, a ~34 km da sede, entra com a maior vantagem de frete. No platô, a produção de 216 mil t/ano equivale a 78–91% da demanda corrente do mercado-base (57–70% somando as obras) — participação alta, porém consistente com a posição de único produtor instalado no mercado-base, substituindo suprimento hoje importado; as praças disputadas (36–78 mil t/ano) e o potencial secundário oferecem espaço adicional de captura fora da conta, e o volume é comparável ao que a Sangali (~360 mil t/ano) realiza na própria zona de influência.</w:t>
-      </w:r>
-      <w:r>
-        <w:rPr>
-          <w:b/>
-          <w:bCs/>
-        </w:rPr>
-      </w:r>
-      <w:r/>
-      <w:r>
-        <w:rPr>
-          <w:b/>
-          <w:bCs/>
-        </w:rPr>
-      </w:r>
-      <w:r/>
-      <w:r>
-        <w:rPr>
-          <w:b/>
-          <w:bCs/>
-        </w:rPr>
-      </w:r>
-      <w:r/>
-      <w:r>
-        <w:rPr>
-          <w:b/>
-          <w:bCs/>
-        </w:rPr>
-      </w:r>
-      <w:r/>
-      <w:r>
-        <w:rPr>
-          <w:b/>
-          <w:bCs/>
-        </w:rPr>
-      </w:r>
-      <w:r/>
+        <w:rPr>
+          <w:b w:val="0"/>
+        </w:rPr>
+        <w:t>Cruzando as três camadas: a oferta de brita instalada dentro do mercado-base é nula — não há cava de brita em São Mateus nem em Conceição da Barra; a operação mais próxima é a Usibrita, ~5 mil t/ano, em Jaguaré (item 6.1). A demanda só das obras públicas catalogadas é da ordem de 70 a 100 mil t/ano, e a demanda corrente do mercado-base situa-se entre 235 e 275 mil t/ano. A região consome muito mais brita do que produz por perto, importando-a de 60 a 140 km com frete caro (MCL ~62 km; Mattar ~70 km; Sangali ~100 km; Linhares–Aracruz 85–142 km). A questão de fundo — se as obras dividem um mercado pequeno ou o ampliam — se responde pelos números: o mercado cresce, e a CIPREM, a ~35 km da sede, entra com a maior vantagem de frete. No platô, a produção de 237,5 mil t/ano equivale a 41–59% do mercado endereçável de 405–584 mil t/ano (item 6.2). Pela via de baixo para cima, a captura ponderada pelos pesos de penetração do item 8 resulta em 200 a 248 mil t/ano, faixa em que o platô se posiciona a 79% — consistente, porém condicionada à entrega do programa de vendas CIF, já que a sede sozinha não sustenta o platô. Para comparação de porte, a Sangali realiza ~360 mil t/ano na própria zona de influência.</w:t>
+      </w:r>
     </w:p>
     <w:p>
       <w:pPr>
@@ -5447,7 +5313,10 @@
         <w:jc w:val="both"/>
       </w:pPr>
       <w:r>
-        <w:t xml:space="preserve">Combinando a demanda corrente (linha de base ~220–230 mil t/ano de brita na sede), o ciclo extraordinário de obras públicas e o crescimento populacional de 13,5% na década, projeta-se demanda regional sustentada por agregados ao longo de todo o horizonte do financiamento. Mesmo em cenário conservador, considerando apenas a expansão vegetativa do setor (~5% a.a. para brita, expectativa ANEPAC), o mercado comporta um novo produtor com vantagem logística no polo de São Mateus.</w:t>
+        <w:rPr>
+          <w:b w:val="0"/>
+        </w:rPr>
+        <w:t>Combinando a demanda corrente do mercado-base (235–275 mil t/ano), o mercado endereçável de 405–584 mil t/ano, o ciclo extraordinário de obras públicas e o crescimento populacional de 13,5% na década, projeta-se demanda regional sustentada por agregados ao longo de todo o horizonte do financiamento. Mesmo em cenário conservador, considerando apenas a expansão vegetativa do setor (~5% a.a. para brita, expectativa ANEPAC), o mercado comporta um novo produtor com vantagem logística no polo de São Mateus. O platô de 237,5 mil t/ano equivale, por sua vez, ao nível já praticado pela unidade do grupo na Bahia (item 2.4) — o que desloca a pergunta de "é possível produzir isso?" para "é possível vender isso?", respondida pelos pesos do item 8.</w:t>
       </w:r>
     </w:p>
     <w:p>
@@ -5649,37 +5518,10 @@
         <w:jc w:val="both"/>
       </w:pPr>
       <w:r>
-        <w:t xml:space="preserve">Foi levantado um censo de </w:t>
-      </w:r>
-      <w:r>
-        <w:rPr>
-          <w:b/>
-          <w:bCs/>
-        </w:rPr>
-        <w:t xml:space="preserve">44 consumidores de agregado</w:t>
-      </w:r>
-      <w:r>
-        <w:t xml:space="preserve"> na área de influência (concreteiras, construtoras, pré-moldados, loteadoras e lojas de material), com nome, contato, zona e distância — detalhado em planilha anexa. Aplicando índices setoriais por porte, a demanda de brita </w:t>
-      </w:r>
-      <w:r>
-        <w:rPr>
-          <w:b/>
-          <w:bCs/>
-        </w:rPr>
-        <w:t xml:space="preserve">mapeada nesses clientes é da ordem de 192 mil t/ano</w:t>
-      </w:r>
-      <w:r>
-        <w:t xml:space="preserve"> (um piso, pois não inclui a autoconstrução pulverizada nem as obras públicas). Sob premissa de captura de 35% na Zona 1 e 15% na Zona 2, o volume </w:t>
-      </w:r>
-      <w:r>
-        <w:rPr>
-          <w:b/>
-          <w:bCs/>
-        </w:rPr>
-        <w:t xml:space="preserve">capturável pela CIPREM seria de ~62 mil t/ano</w:t>
-      </w:r>
-      <w:r>
-        <w:t xml:space="preserve"> — número-âncora útil para dimensionar a capacidade da planta.</w:t>
+        <w:rPr>
+          <w:b w:val="0"/>
+        </w:rPr>
+        <w:t>Foi levantado um censo de 44 consumidores de agregado na área de influência (concreteiras, construtoras, pré-moldados, loteadoras e lojas de material), com nome, contato, praça e distância — detalhado em planilha anexa. Aplicando índices setoriais por porte, a demanda de brita mapeada nesses clientes é da ordem de 192 mil t/ano — um piso, pois não inclui a autoconstrução pulverizada nem as obras públicas. Sob a premissa conservadora da versão anterior (captura de 35% na praça de vantagem e 15% na de expansão), o volume capturável seria de ~62 mil t/ano. Esse número permanece aqui como piso histórico e NÃO é a base do dimensionamento: a projeção usa os pesos de penetração do item 8, sensivelmente maiores, que resultam em 200 a 248 mil t/ano. Refazer o cálculo cliente a cliente sob os novos pesos depende da planilha do censo, listada entre as pendências do item 11.</w:t>
       </w:r>
     </w:p>
     <w:p>
@@ -5688,7 +5530,10 @@
         <w:jc w:val="both"/>
       </w:pPr>
       <w:r>
-        <w:t xml:space="preserve">Os maiores baldes de volume são as concreteiras (~70 mil t/ano, com destaque para Polimix, Pedramix e Norte Mix) e as loteadoras (~45 mil t/ano, com Soma Urbanismo e Bazoni). Entram também como clientes diretos os executores das grandes obras (Infracon, GND, CCG e Consórcio Guriri CT). Prioridade de prospecção: clientes 'Alta' da Zona 1, incluindo a GAMA Material de Construção, situada no km 41 — no próprio corredor da jazida.</w:t>
+        <w:rPr>
+          <w:b w:val="0"/>
+        </w:rPr>
+        <w:t>Os maiores baldes de volume são as concreteiras (~70 mil t/ano, com destaque para Polimix, Pedramix e Norte Mix) e as loteadoras (~45 mil t/ano, com Soma Urbanismo e Bazoni). Entram também como clientes diretos os executores das grandes obras (Infracon, GND, CCG e Consórcio Guriri CT). Prioridade de prospecção: clientes de classificação 'Alta' dentro da fronteira FOB, incluindo a GAMA Material de Construção, situada no km 41 — no próprio corredor da jazida.</w:t>
       </w:r>
     </w:p>
     <w:p>
@@ -5811,11 +5656,15 @@
       <w:r>
         <w:rPr>
           <w:b/>
-          <w:bCs/>
-        </w:rPr>
-        <w:t>Zona 1 (prioridade total). São Mateus sede, Guriri e distritos do corredor de Nestor Gomes — o coração do mercado-base — e, como praças disputadas fora da linha de base, Boa Esperança (32–36 km da jazida, contra ~26 km da pedreira da MCL) e Jaguaré (Usibrita instalada no município, ainda em escala pequena: ~5 mil t/2025): vendas nessas duas praças são captura adicional sobre as projeções, não base. É onde a CIPREM produz mais perto que qualquer concorrente (ou em paridade) e onde estão o grosso da demanda e as obras. Estratégia: preço competitivo posto-obra, atendimento ágil (explorando a falha de serviço da Colombi) e foco nas empreiteiras e na Prefeitura.</w:t>
-      </w:r>
-      <w:r/>
+        </w:rPr>
+        <w:t xml:space="preserve">Fronteira FOB — prioridade total. </w:t>
+      </w:r>
+      <w:r>
+        <w:rPr>
+          <w:b w:val="0"/>
+        </w:rPr>
+        <w:t>São Mateus sede, Guriri e o corredor de Nestor Gomes: é onde a CIPREM produz mais perto que qualquer concorrente e onde estão o grosso da demanda e as obras. A vantagem sobre o concorrente de volume (MCL) é de R$ 24,6/t na sede e de R$ 31,9/t no corredor. Conceição da Barra entra por paridade (−R$ 0,9/t) e ausência de produtor local. Estratégia: preço competitivo posto-obra, atendimento ágil — explorando a falha de serviço documentada da loja concorrente na praça — e foco nas empreiteiras e na Prefeitura.</w:t>
+      </w:r>
     </w:p>
     <w:p>
       <w:pPr>
@@ -5825,11 +5674,15 @@
       <w:r>
         <w:rPr>
           <w:b/>
-          <w:bCs/>
-        </w:rPr>
-        <w:t>Zona 2 (expansão com escala). Conceição da Barra (~34 km da sede) e, como potencial secundário, Pedro Canário (~52 km) — ambos sem produtor local; a disputa é contra o frete alheio (Mattar a ~50 km de Pedro Canário). A competitividade depende do equipamento instalado: planta de maior capacidade dilui custos fixos e estende o raio econômico. A franja norte (Montanha, Mucurici, Ponto Belo — ~31 mil hab sem produtor em raio de 60+ km) é opção de CIF oportunista, fora das projeções.</w:t>
-      </w:r>
-      <w:r/>
+        </w:rPr>
+        <w:t xml:space="preserve">Fronteira CIF — expansão com frota própria. </w:t>
+      </w:r>
+      <w:r>
+        <w:rPr>
+          <w:b w:val="0"/>
+        </w:rPr>
+        <w:t>Jaguaré, Nova Venécia e Pinheiros são praças onde a CIPREM perde no frete FOB (de R$ 24,6 a R$ 35,5/t de desvantagem) e cuja captura, portanto, não se apoia em geometria e sim em lacuna de capacidade e falha de serviço do incumbente — daí os pesos baixos que lhes são atribuídos. O instrumento é a entrega própria: o modelo prevê 35% das vendas em CIF, frota de 64.800 t/ano (2 conjuntos Actros+Rossetti, ~30,7 t líquidas por viagem), frete médio de R$ 41/t (45 km × R$ 0,91/t·km) e custo do frete próprio a 72% da receita de frete. O lastro é empírico: a unidade do grupo na Bahia converte R$ 74/t FOB em R$ 116/t médios realizados, sendo cerca de 36% da receita bruta margem logística. O limite da zona CIF é a capacidade da frota — 64.800 t/ano cobrem 27% do platô, e não se deve supor alcance ilimitado. Pedro Canário e a franja norte (Montanha, Mucurici, Ponto Belo) ficam fora das projeções: há vazio de oferta, mas a desvantagem de frete não é compensável.</w:t>
+      </w:r>
     </w:p>
     <w:p>
       <w:pPr>
@@ -5839,11 +5692,15 @@
       <w:r>
         <w:rPr>
           <w:b/>
-          <w:bCs/>
-        </w:rPr>
-        <w:t>Zona 3 (defensiva). Nova Venécia e Pinheiros, praças-sede da MCL/Colombi e da Mattar. Atuação seletiva, apenas em oportunidades pontuais de preço/produto.</w:t>
-      </w:r>
-      <w:r/>
+        </w:rPr>
+        <w:t xml:space="preserve">Pesos de penetração adotados. </w:t>
+      </w:r>
+      <w:r>
+        <w:rPr>
+          <w:b w:val="0"/>
+        </w:rPr>
+        <w:t>São Mateus sede, Guriri e corredor, 65% — único produtor do município, com R$ 24,6/t sobre o concorrente de volume. Conceição da Barra, 25% — paridade de frete, sem produtor local. Jaguaré, 20% — desvantagem de frete, mas incumbente sem capacidade. Boa Esperança, 15% — desvantagem de R$ 7,3/t frente à MCL. Nova Venécia e Pinheiros, 10% — praça-sede de concorrente, captura só por CIF e serviço. Pedro Canário, franja norte, sul da Bahia e nordeste de Minas, 0% — desvantagem sem compensação. Obras públicas, 60% — proximidade e ausência de produtor local. Aplicados às faixas de demanda do item 6, esses pesos resultam em captura de 200 a 248 mil t/ano. Registre-se que o sul da Bahia e o nordeste de Minas foram deliberadamente excluídos por limitação de apuração: as varreduras voltaram superficiais por bloqueio de acesso às fontes, e nenhum vazio de oferta pôde ser substanciado.</w:t>
+      </w:r>
     </w:p>
     <w:p>
       <w:pPr>
@@ -6152,19 +6009,10 @@
         <w:jc w:val="both"/>
       </w:pPr>
       <w:r>
-        <w:t>Do ponto de vista mercadológico, a implantação da unidade de britagem da CIPREM em Nestor Gomes/São Mateus apresenta-se viável e bem fundamentada. Os argumentos centrais são: (i) demanda corrente de brita estimada em 215–230 mil t/ano na sede e em 235–275 mil t/ano no mercado-base conservador de dois municípios (São Mateus e Conceição da Barra, ~162 mil hab) — com as praças disputadas de Jaguaré e Boa Esperança (36–78 mil t/ano) mantidas fora da linha de base —, e um censo de 44 clientes apontando ~192 mil t/ano mapeadas e ~62 mil t/ano capturáveis pela CIPREM; (ii) um ciclo extraordinário de obras públicas (&gt;R$ 1 bilhão) que adiciona 70–100 mil t/ano de brita durante a janela de construção — da ordem de 25 a 40% acima da linha de base — além de um potencial de 75–90 mil t de brita na pavimentação remanescente de Guriri; (iii) vantagem logística estrutural, com jazida mais próxima do polo de demanda do que as unidades dos concorrentes (MCL/Colombi a ~62 km e Mattar a ~70 km da sede, contra ~35 km da CIPREM) — fator decisivo em produto frete-dependente; (iv) concorrência concentrada em poucos players, com falhas de atendimento exploráveis; e (v) respaldo de um grupo com operação consolidada no mesmo segmento (Mineração São Vicente).</w:t>
-      </w:r>
-      <w:r>
-        <w:rPr>
-          <w:b/>
-          <w:bCs/>
-        </w:rPr>
-      </w:r>
-      <w:r/>
-      <w:r>
-        <w:rPr>
-          <w:color w:val="FF0000"/>
-        </w:rPr>
+        <w:rPr>
+          <w:b w:val="0"/>
+        </w:rPr>
+        <w:t>Do ponto de vista mercadológico, a implantação da unidade de britagem da CIPREM em Nestor Gomes/São Mateus apresenta-se viável e bem fundamentada. Os argumentos centrais são: (i) demanda corrente de brita estimada em 235–275 mil t/ano no mercado-base conservador de dois municípios e mercado endereçável de 405–584 mil t/ano somadas as praças alcançáveis por CIF e as obras — contra o qual o platô de 237,5 mil t/ano representa 41 a 59%, e não os 78 a 91% que a leitura restrita ao mercado-base sugeria; (ii) um ciclo extraordinário de obras públicas (&gt;R$ 1 bilhão) que adiciona 70–100 mil t/ano de brita durante a janela de construção, além de um potencial de 75–90 mil t na pavimentação remanescente de Guriri; (iii) vantagem logística estrutural e mensurada — R$ 24,6/t sobre o concorrente de volume na sede e R$ 31,9/t no corredor de Nestor Gomes, em produto cujo preço posto é dominado pelo frete; (iv) concorrência em que o player mais próximo ancora preço mas não tem escala para disputar volume, com falhas de atendimento exploráveis; e (v) respaldo de um grupo cuja unidade em operação já pratica, em 2025, volume 0,5% superior ao platô aqui projetado. A captura ponderada por praça resulta em 200–248 mil t/ano, faixa que comporta o platô, desde que executado o programa de vendas CIF descrito no item 8.</w:t>
       </w:r>
     </w:p>
     <w:p>
@@ -6173,7 +6021,10 @@
         <w:jc w:val="both"/>
       </w:pPr>
       <w:r>
-        <w:t xml:space="preserve">Recomenda-se que o projeto prossiga, condicionado à confirmação dos itens do quadro abaixo e ao dimensionamento da capacidade da planta de acordo com a meta de participação nas Zonas 1 e 2.</w:t>
+        <w:rPr>
+          <w:b w:val="0"/>
+        </w:rPr>
+        <w:t>Recomenda-se que o projeto prossiga, condicionado à confirmação dos itens do quadro abaixo e à execução do programa de vendas CIF, sem o qual a fronteira FOB isolada não sustenta o platô de 237.516 t/ano.</w:t>
       </w:r>
     </w:p>
     <w:p>
@@ -6197,12 +6048,14 @@
       <w:r>
         <w:rPr>
           <w:b/>
-          <w:bCs/>
-        </w:rPr>
-        <w:t xml:space="preserve">Coordenada/poligonal da jazida </w:t>
-      </w:r>
-      <w:r>
-        <w:t xml:space="preserve">(km ~35) no SIGMINE/ANM e fase processual atualizada do 896.059/2012.</w:t>
+        </w:rPr>
+        <w:t xml:space="preserve">Rendimento de britagem (desmonte → produto vendável). </w:t>
+      </w:r>
+      <w:r>
+        <w:rPr>
+          <w:b w:val="0"/>
+        </w:rPr>
+        <w:t>A unidade do grupo converteu 236.280 t desmontadas em 216.385 t de britados em 2025 (91,6%). A projeção financeira não aplica fator de rendimento — vende 100% da massa in situ. Apurar com o cliente se os 8,4% são perda real (finos, uso interno em acessos, material fora de especificação), artefato de medição entre topografia e balança, ou defasagem de estoque entre exercícios. Não altera a decisão de platô, mas define se a folga sobre o pleito é de R$ 2,11 mi ou de R$ 0,20 mi.</w:t>
       </w:r>
     </w:p>
     <w:p>
@@ -6218,11 +6071,15 @@
       <w:r>
         <w:rPr>
           <w:b/>
-          <w:bCs/>
-        </w:rPr>
-        <w:t>Resolvido (ago/2026): a pedreira concorrente em Jaguaré está confirmada — Mineração Usibrita Ltda (CNPJ 23.359.321/0001-82, Grupo Colombi), ativa desde 2015, ~5 mil t vendidas em 2025 (CFEM); ato da GER-ES/ANM de 2024 sobre área de granito da empresa em Jaguaré sinaliza expansão. Ver itens 5 e 5.2.</w:t>
-      </w:r>
-      <w:r/>
+        </w:rPr>
+        <w:t xml:space="preserve">Condicionantes de horário de operação. </w:t>
+      </w:r>
+      <w:r>
+        <w:rPr>
+          <w:b w:val="0"/>
+        </w:rPr>
+        <w:t>Os regimes de 16 h e 20 h citados no item 2.4 pressupõem turno noturno. Conferir as condicionantes da LI IEMA nº 000478/2025-D e a licença municipal de São Mateus; havendo restrição por ruído, a resiliência a chuva deve ser apresentada apenas até o regime efetivamente autorizado.</w:t>
+      </w:r>
     </w:p>
     <w:p>
       <w:pPr>
@@ -6237,12 +6094,14 @@
       <w:r>
         <w:rPr>
           <w:b/>
-          <w:bCs/>
-        </w:rPr>
-        <w:t xml:space="preserve">Construtora do Contorno de São Mateus (ES-318) </w:t>
-      </w:r>
-      <w:r>
-        <w:t xml:space="preserve">— não localizada nas notícias do DER-ES; buscar no portal de Contratos do DER-ES, Transparência ES e SICAF.</w:t>
+        </w:rPr>
+        <w:t xml:space="preserve">Coordenada da boca da jazida. </w:t>
+      </w:r>
+      <w:r>
+        <w:rPr>
+          <w:b w:val="0"/>
+        </w:rPr>
+        <w:t>Não consta de nenhum documento do dossiê: todas as distâncias derivam do marco km 35. Obter da poligonal ANM do processo 896.624/2013, do PAE ou dos arquivos KML do projeto, e refazer a régua do item 4 por roteirizador.</w:t>
       </w:r>
     </w:p>
     <w:p>
@@ -6258,11 +6117,15 @@
       <w:r>
         <w:rPr>
           <w:b/>
-          <w:bCs/>
-        </w:rPr>
-        <w:t>Resolvido (ago/2026): varredura município a município concluída em bases públicas de CNPJ e fontes indexadas (item 5). A QUIUQUI Mineração (proc. 896.173/2017) é areial (CNAE 0810-0/06; Registro de Licença 09/2018), não concorrente de brita. Pendência residual: conferência visual no mapa SIGMINE — anexar print por município na versão de protocolo.</w:t>
-      </w:r>
-      <w:r/>
+        </w:rPr>
+        <w:t xml:space="preserve">Coordenadas das cavas da Usibrita e da Sangali, e contradição da MCL. </w:t>
+      </w:r>
+      <w:r>
+        <w:rPr>
+          <w:b w:val="0"/>
+        </w:rPr>
+        <w:t>O estudo adota 62 km entre a MCL e a sede de São Mateus, enquanto a coordenada de base indica ~74 km; mantém-se 62 km por ser a hipótese menos favorável à CIPREM até que a poligonal decida.</w:t>
+      </w:r>
     </w:p>
     <w:p>
       <w:pPr>
@@ -6277,11 +6140,15 @@
       <w:r>
         <w:rPr>
           <w:b/>
-          <w:bCs/>
-        </w:rPr>
-        <w:t>Resolvido (ago/2026): populações incorporadas por município — IBGE estimativas 2025 (Censo 2022 para Conceição da Barra, Montanha e Vila Pavão) — e distâncias apuradas em sites de rotas, com decomposição a partir do marco km ~35 da ES-381 para as praças do eixo. Refino por roteirizador segue recomendado para a versão de protocolo.</w:t>
-      </w:r>
-      <w:r/>
+        </w:rPr>
+        <w:t xml:space="preserve">Planilha do censo de 44 clientes. </w:t>
+      </w:r>
+      <w:r>
+        <w:rPr>
+          <w:b w:val="0"/>
+        </w:rPr>
+        <w:t>Citada no item 7.1 e ausente do acervo entregue; necessária para converter a estimativa top-down em carteira nominal.</w:t>
+      </w:r>
     </w:p>
     <w:p>
       <w:pPr>
@@ -6296,12 +6163,14 @@
       <w:r>
         <w:rPr>
           <w:b/>
-          <w:bCs/>
-        </w:rPr>
-        <w:t xml:space="preserve">Número de casas/ano e alvarás de construção </w:t>
-      </w:r>
-      <w:r>
-        <w:t xml:space="preserve">em São Mateus — buscar diretamente na Prefeitura (alvarás/Habite-se) e IBGE; até lá, usar proxy de crescimento populacional + déficit habitacional + unidades MCMV.</w:t>
+        </w:rPr>
+        <w:t xml:space="preserve">Relatório Final de Pesquisa e/ou nova cubagem. </w:t>
+      </w:r>
+      <w:r>
+        <w:rPr>
+          <w:b w:val="0"/>
+        </w:rPr>
+        <w:t>A medição de 2019 cobriu apenas o afloramento AF-01 a ~10 m de profundidade e não constitui declaração de reserva da jazida. O número definitivo virá do RFP do processo-mãe 896.059/2012 ou de cubagem atualizada — pré-requisito do pleito integral, não deste estudo de mercado, que adota como teto operativo apenas a licença ambiental.</w:t>
       </w:r>
     </w:p>
     <w:p>
@@ -6317,12 +6186,14 @@
       <w:r>
         <w:rPr>
           <w:b/>
-          <w:bCs/>
-        </w:rPr>
-        <w:t xml:space="preserve">Status e valores atualizados das obras públicas </w:t>
-      </w:r>
-      <w:r>
-        <w:t xml:space="preserve">na data do protocolo (são de 2025/2026).</w:t>
+        </w:rPr>
+        <w:t xml:space="preserve">Status e valores das obras públicas na data do protocolo. </w:t>
+      </w:r>
+      <w:r>
+        <w:rPr>
+          <w:b w:val="0"/>
+        </w:rPr>
+        <w:t>A Bacia 1 da macrodrenagem de Guriri (R$ 321,8 mi) teve edital em mar/2026, sem confirmação de vencedor, homologação ou contrato assinado até ago/2026 — tratada como obra anunciada, não contratada. A Bacia 3 permanece apenas no cenário otimista, por declaração do próprio DER-ES de que não há previsão de início.</w:t>
       </w:r>
     </w:p>
     <w:p>
@@ -6338,12 +6209,14 @@
       <w:r>
         <w:rPr>
           <w:b/>
-          <w:bCs/>
-        </w:rPr>
-        <w:t xml:space="preserve">Índice de consumo per capita </w:t>
-      </w:r>
-      <w:r>
-        <w:t xml:space="preserve">— reconfirmar dado ANEPAC mais recente que o de base 2014.</w:t>
+        </w:rPr>
+        <w:t xml:space="preserve">Índice de consumo per capita. </w:t>
+      </w:r>
+      <w:r>
+        <w:rPr>
+          <w:b w:val="0"/>
+        </w:rPr>
+        <w:t>Reconfirmar o dado ANEPAC mais recente que o de base 2014 e validar o índice de brita (1,6–1,7 t/hab/ano) na fonte primária, abrindo o painel do Anuário Mineral Brasileiro.</w:t>
       </w:r>
     </w:p>
     <w:p>
@@ -6359,12 +6232,14 @@
       <w:r>
         <w:rPr>
           <w:b/>
-          <w:bCs/>
-        </w:rPr>
-        <w:t xml:space="preserve">Unidade e preço de venda </w:t>
-      </w:r>
-      <w:r>
-        <w:t xml:space="preserve">(tonelada × m³) e capacidade nominal da planta (t/h) para fechar o dimensionamento financeiro.</w:t>
+        </w:rPr>
+        <w:t xml:space="preserve">Número de casas/ano e alvarás de construção em São Mateus. </w:t>
+      </w:r>
+      <w:r>
+        <w:rPr>
+          <w:b w:val="0"/>
+        </w:rPr>
+        <w:t>Buscar diretamente na Prefeitura (alvarás e Habite-se) para triangular a demanda de autoconstrução.</w:t>
       </w:r>
     </w:p>
     <w:p>
@@ -6380,11 +6255,15 @@
       <w:r>
         <w:rPr>
           <w:b/>
-          <w:bCs/>
-        </w:rPr>
-        <w:t>Validação do índice per capita de brita (1,6–1,7 t/hab/ano, item 6.2) na fonte primária: abrir o painel AMB Interativo da ANM (ou o dataset AMB em dados.gov.br [27]), filtrar UF = ES e substância pedra britada/granito britado, ler a quantidade comercializada em 2023–2024 e dividir pela população do ES (4,10–4,13 milhões — IBGE): a faixa deve reproduzir 1,6–1,7. O acesso esteve bloqueado no ambiente desta consultoria; a sanidade nacional confere (Brasil 2023 ≈ 272 mi t ≈ 1,34 t/hab; SP ≈ 72 mi t ≈ 1,62 t/hab).</w:t>
-      </w:r>
-      <w:r/>
+        </w:rPr>
+        <w:t xml:space="preserve">Conferência visual no SIGMINE. </w:t>
+      </w:r>
+      <w:r>
+        <w:rPr>
+          <w:b w:val="0"/>
+        </w:rPr>
+        <w:t>Acesso indisponível no ambiente desta pesquisa; anexar o print por município na versão de protocolo.</w:t>
+      </w:r>
     </w:p>
     <w:p>
       <w:pPr>
@@ -6788,16 +6667,6 @@
       <w:pPr>
         <w:spacing w:after="100" w:line="264"/>
       </w:pPr>
-      <w:r>
-        <w:rPr>
-          <w:b/>
-          <w:bCs/>
-        </w:rPr>
-        <w:t xml:space="preserve">[16] </w:t>
-      </w:r>
-      <w:r>
-        <w:t xml:space="preserve">DER-ES — Contorno de São Mateus (ES-318): 24 km, R$ 165 mi, 870 dias; LI 000292/2024-D. Disponível em: </w:t>
-      </w:r>
       <w:hyperlink w:history="1" r:id="rIdo_rlvevxwf9t7bomtj50d">
         <w:r>
           <w:rPr>
@@ -6807,7 +6676,10 @@
         </w:r>
       </w:hyperlink>
       <w:r>
-        <w:t xml:space="preserve">. Acesso em: 14/06/2026.</w:t>
+        <w:rPr>
+          <w:b w:val="0"/>
+        </w:rPr>
+        <w:t>[16] DER-ES — Contorno de São Mateus (ES-318): 24 km, R$ 165 mi, 870 dias; LI 000292/2024-D. Disponível em: https://der.es.gov.br/Not%C3%ADcia/es-318-der-reune-moradores-e-discute-projeto-do-contorno-de-sao-mateus. Acesso em: 14/06/2026. Nota: o valor de R$ 165 mi é o do contrato original de 2021 (R$ 164,2 mi); dois termos aditivos elevaram-no a R$ 190,2 mi, valor adotado na tabela do item 6.3. As comunicações do DER-ES seguem citando o valor original.</w:t>
       </w:r>
     </w:p>
     <w:p>

--- a/Estudo_Mercado_CIPREM_Britagem_SaoMateus_v4.docx
+++ b/Estudo_Mercado_CIPREM_Britagem_SaoMateus_v4.docx
@@ -596,7 +596,50 @@
         <w:rPr>
           <w:b w:val="0"/>
         </w:rPr>
-        <w:t>O platô não é uma aposta: é o nível em que o grupo já opera. Em 2025 a Pedreira Vale Verde (Mineração São Vicente, Porto Seguro/BA) desmontou 236.280 t de rocha e produziu 216.385 t de britados, com receita bruta de R$ 17,1 milhões apurada em DRE auditada. O platô proposto para a CIPREM — 237.516 t/ano — está 0,5% acima do desmonte já realizado naquela unidade. Registre-se, para transparência, que a conversão de desmonte em britados da PVV (91,6%) ainda não foi conciliada com o cliente e que a projeção financeira não aplica fator de rendimento (item 11).</w:t>
+        <w:t>O platô não é uma aposta: é o nível em que o grupo já opera. Em 2025 a Pedreira Vale Verde (Mineração São Vicente, Porto Seguro/BA) desmontou 236.280 t de rocha e produziu 216.385 t de britados, com receita bruta de R$ 17,1 milhões apurada em DRE auditada. O platô proposto para a CIPREM — 237.516 t/ano — está 0,5% acima do desmonte já realizado naquela unidade. A diferença de 19.895 t entre desmonte e britados daquele exercício não é perda de processo: corresponde à pilha de rocha detonada e ainda não britada na virada do ano, compatível com a política de desmonte em campanhas de 6 a 39 mil t/mês praticada na unidade e com o pulmão recomendado de 3 a 4 semanas de britagem, 20 a 25 mil t. O balanço de massa da planta é apresentado no item 2.5.</w:t>
+      </w:r>
+    </w:p>
+    <w:p>
+      <w:pPr>
+        <w:pStyle w:val="Heading2"/>
+      </w:pPr>
+      <w:r>
+        <w:t>2.5 Balanço de massa — por que a planta não gera rejeito</w:t>
+      </w:r>
+    </w:p>
+    <w:p>
+      <w:pPr>
+        <w:spacing w:after="140" w:line="276"/>
+        <w:jc w:val="both"/>
+      </w:pPr>
+      <w:r>
+        <w:rPr>
+          <w:b w:val="0"/>
+        </w:rPr>
+      </w:r>
+      <w:r>
+        <w:rPr>
+          <w:b w:val="0"/>
+        </w:rPr>
+        <w:t>A britagem conserva massa, e o circuito desta planta foi desenhado para comercializar todas as frações. A britagem secundária opera em circuito fechado: o material retido na peneira retorna ao cônico como carga circulante até atingir a granulometria, de modo que nada sai do fluxo por estar fora de especificação. O material separado pela peneira de escalpe — terra e rocha alterada da frente de lavra — é desviado para bica corrida, produto comercial correspondente a 8% do mix, de demanda consolidada em compactação de estradas não pavimentadas. Não há circuito de lavagem: os decantadores orçados são de drenagem pluvial, e portanto nenhum ultrafino é retirado da corrente de produto. As frações finas são produto, não sobra: o pó de pedra responde por 27% do mix comercial e o britador cônico dispõe de câmara F-Sand para converter finos em areia industrial; a brita graduada, por sua vez, é recombinação de pó com britas já contabilizados, e não massa adicional.</w:t>
+      </w:r>
+    </w:p>
+    <w:p>
+      <w:pPr>
+        <w:spacing w:after="140" w:line="276"/>
+        <w:jc w:val="both"/>
+      </w:pPr>
+      <w:r>
+        <w:rPr>
+          <w:b/>
+        </w:rPr>
+        <w:t xml:space="preserve">Perdas físicas remanescentes. </w:t>
+      </w:r>
+      <w:r>
+        <w:rPr>
+          <w:b w:val="0"/>
+        </w:rPr>
+        <w:t>Existem e são declaradas: variação de umidade entre os pontos de pesagem, poeira levada pelo vento e material consumido internamente na manutenção de acessos e praça. Numa planta seca que comercializa seus finos, somam ordem de 1 a 3% — e a parcela de uso interno é consumo próprio, não perda. Estão cobertas pelas demais margens do modelo, cujo preço-base de R$ 68,50/t se situa cerca de 8% abaixo do FOB efetivamente realizado pela unidade do grupo. Registre-se, como referência independente, que a própria estatística oficial do setor não acusa perda sistemática nessa etapa: a ANM distingue produção bruta (ROM) de produção beneficiada no Relatório Anual de Lavra, e no agregado nacional de pedra britada a produção beneficiada supera a bruta — o que seria impossível se houvesse recuperação inferior a 100%, e evidencia que as duas séries são medidas de forma independente.</w:t>
       </w:r>
     </w:p>
     <w:p>
@@ -6049,13 +6092,36 @@
         <w:rPr>
           <w:b/>
         </w:rPr>
-        <w:t xml:space="preserve">Rendimento de britagem (desmonte → produto vendável). </w:t>
+        <w:t xml:space="preserve">Movimentação da pilha de ROM na virada de 2025. </w:t>
       </w:r>
       <w:r>
         <w:rPr>
           <w:b w:val="0"/>
         </w:rPr>
-        <w:t>A unidade do grupo converteu 236.280 t desmontadas em 216.385 t de britados em 2025 (91,6%). A projeção financeira não aplica fator de rendimento — vende 100% da massa in situ. Apurar com o cliente se os 8,4% são perda real (finos, uso interno em acessos, material fora de especificação), artefato de medição entre topografia e balança, ou defasagem de estoque entre exercícios. Não altera a decisão de platô, mas define se a folga sobre o pleito é de R$ 2,11 mi ou de R$ 0,20 mi.</w:t>
+        <w:t>A unidade do grupo desmontou 236.280 t e britou 216.385 t em 2025 — diferença de 19.895 t. A verificação do processo produtivo (item 2.5) afastou a hipótese de perda de britagem: o circuito é fechado, o escalpe vira bica corrida, não há lavagem e as frações finas são produto. A diferença corresponde a estoque de rocha detonada e ainda não britada, coerente com o desmonte em campanhas e com o pulmão recomendado de 20 a 25 mil t. Resta confirmar com o cliente o saldo da pilha de ROM em 31/12/2024 e 31/12/2025 — um número da mesma planilha operacional que forneceu as demais colunas —, o que encerra a conciliação. O modelo não aplica fator de rendimento, e a linha ROBUSTEZ da aba Sensibilidade permanece como teste de estresse, não como hipótese de trabalho.</w:t>
+      </w:r>
+    </w:p>
+    <w:p>
+      <w:pPr>
+        <w:pStyle w:val="ListParagraph"/>
+        <w:numPr>
+          <w:ilvl w:val="0"/>
+          <w:numId w:val="2"/>
+        </w:numPr>
+        <w:spacing w:after="80" w:line="270"/>
+        <w:jc w:val="both"/>
+      </w:pPr>
+      <w:r>
+        <w:rPr>
+          <w:b/>
+        </w:rPr>
+        <w:t xml:space="preserve">Mix de produtos: PAE × modelo comercial. </w:t>
+      </w:r>
+      <w:r>
+        <w:rPr>
+          <w:b w:val="0"/>
+        </w:rPr>
+        <w:t>O PAE declara mix com 40% de pó de pedra; o modelo financeiro adota 27%, com o restante distribuído entre britas graduadas, pedrisco e bica corrida. A R$ 35/t para o pó contra R$ 85 a 90/t das britas, o mix do PAE resultaria em preço FOB ponderado de R$ 66,25/t contra os R$ 68,54/t do modelo — 3,3% de diferença, que levaria o comprometimento de 44,64% para 46,39% e a folga sobre o pleito de R$ 2,11 mi para R$ 1,36 mi. O projeto segue dentro da janela nas duas hipóteses. Solicitar ao fabricante a curva granulométrica garantida do circuito — item já previsto entre as exigências de fechamento do fornecimento — para fixar o mix comercial efetivo, que depende da regulagem dos britadores e da demanda, e não do mix de projeto declarado anos antes.</w:t>
       </w:r>
     </w:p>
     <w:p>

--- a/Estudo_Mercado_CIPREM_Britagem_SaoMateus_v4.docx
+++ b/Estudo_Mercado_CIPREM_Britagem_SaoMateus_v4.docx
@@ -1353,7 +1353,7 @@
               <w:rPr>
                 <w:b w:val="0"/>
               </w:rPr>
-              <w:t>Conceição da Barra — 27,5 mil hab (Censo 2022)</w:t>
+              <w:t>Conceição da Barra — 28,9 mil hab (est. 2025)</w:t>
             </w:r>
           </w:p>
         </w:tc>
@@ -3903,7 +3903,7 @@
         <w:jc w:val="both"/>
       </w:pPr>
       <w:r>
-        <w:t>A linha de base parte do consumo efetivo de brita no Espírito Santo apurado nas vendas declaradas à ANM (RAL 2024–2025): 1,6–1,7 t/hab/ano — convergente com a rota ANEPAC (4,1 t/hab/ano de agregados no Sudeste × ~41,6% de participação da brita no mix ≈ 1,7). Aplicado à sede (134.423 hab — IBGE, estimativa 2025), resulta em 215–230 mil t/ano. No mercado-base conservador de dois municípios (São Mateus 134.423 — estimativa 2025 — e Conceição da Barra 27.458 — Censo 2022; total 161.881 hab), a demanda corrente situa-se entre 235 e 275 mil t/ano. Memória de cálculo — piso: 134.423 × 1,6 + 27.458 × 0,8 ≈ 237,0 mil t/ano (índice pleno na sede; metade do índice no município de perfil rural-litorâneo); teto: 161.881 × 1,7 ≈ 275,2 mil t/ano (índice estadual pleno em todo o mercado-base). As praças disputadas de Jaguaré (31.551 hab; produtor instalado) e Boa Esperança (14.054 hab; órbita comercial de Nova Venécia), mantidas fora da linha de base por conservadorismo, adicionariam 36–78 mil t/ano pela mesma métrica (0,8–1,7 t/hab). Fonte do índice: vendas declaradas no RAL, consolidadas pela ANM no Anuário Mineral Brasileiro/AMB [27].</w:t>
+        <w:t>A linha de base parte do consumo efetivo de brita no Espírito Santo apurado nas vendas declaradas à ANM (RAL 2024–2025): 1,6–1,7 t/hab/ano — convergente com a rota ANEPAC (4,1 t/hab/ano de agregados no Sudeste × ~41,6% de participação da brita no mix ≈ 1,7). Aplicado à sede (134.423 hab — IBGE, estimativa 2025), resulta em 215–230 mil t/ano. No mercado-base conservador de dois municípios (São Mateus 134.423 — estimativa 2025 — e Conceição da Barra 28.923 — estimativa 2025; total 163.346 hab), a demanda corrente situa-se entre 238 e 278 mil t/ano. Memória de cálculo — piso: 134.423 × 1,6 + 28.923 × 0,8 ≈ 238,2 mil t/ano (índice pleno na sede; metade do índice no município de perfil rural-litorâneo); teto: 163.346 × 1,7 ≈ 277,7 mil t/ano (índice estadual pleno em todo o mercado-base). As praças disputadas de Jaguaré (31.551 hab; produtor instalado) e Boa Esperança (14.054 hab; órbita comercial de Nova Venécia), mantidas fora da linha de base por conservadorismo, adicionariam 36–78 mil t/ano pela mesma métrica (0,8–1,7 t/hab). Fonte do índice: vendas declaradas no RAL, consolidadas pela ANM no Anuário Mineral Brasileiro/AMB [27].</w:t>
       </w:r>
       <w:r>
         <w:rPr>
@@ -3963,7 +3963,7 @@
         <w:rPr>
           <w:b w:val="0"/>
         </w:rPr>
-        <w:t>A linha de base de dois municípios mede o mercado que a CIPREM domina por frete, não o mercado que ela pode atender. Somando as camadas alcançáveis — mercado-base (237–275 mil t/ano), praças disputadas de Jaguaré e Boa Esperança (36–78 mil t/ano), praças-sede de concorrente acessíveis por CIF, Nova Venécia e Pinheiros (62–131 mil t/ano), e obras públicas catalogadas (70–100 mil t/ano) — o mercado endereçável situa-se entre 405 e 584 mil t/ano. Pedro Canário e a franja norte permanecem fora: há vazio de oferta local, mas a desvantagem de frete de R$ 32 a 34/t não é compensável, e o estudo lhes atribui peso zero. É contra a faixa de 405–584 mil t/ano, e não contra a linha de base, que a participação do platô deve ser lida.</w:t>
+        <w:t>A linha de base de dois municípios mede o mercado que a CIPREM domina por frete, não o mercado que ela pode atender. Somando as camadas alcançáveis — mercado-base (238–278 mil t/ano), praças disputadas de Jaguaré e Boa Esperança (36–78 mil t/ano), praças-sede de concorrente acessíveis por CIF, Nova Venécia e Pinheiros (62–131 mil t/ano), e obras públicas catalogadas (70–100 mil t/ano) — o mercado endereçável situa-se entre 406 e 586 mil t/ano. Pedro Canário e a franja norte permanecem fora: há vazio de oferta local, mas a desvantagem de frete de R$ 32 a 34/t não é compensável, e o estudo lhes atribui peso zero. É contra a faixa de 406–586 mil t/ano, e não contra a linha de base, que a participação do platô deve ser lida.</w:t>
       </w:r>
     </w:p>
     <w:p>
@@ -5339,7 +5339,7 @@
         <w:rPr>
           <w:b w:val="0"/>
         </w:rPr>
-        <w:t>Cruzando as três camadas: a oferta de brita instalada dentro do mercado-base é nula — não há cava de brita em São Mateus nem em Conceição da Barra; a operação mais próxima é a Usibrita, ~5 mil t/ano, em Jaguaré (item 6.1). A demanda só das obras públicas catalogadas é da ordem de 70 a 100 mil t/ano, e a demanda corrente do mercado-base situa-se entre 235 e 275 mil t/ano. A região consome muito mais brita do que produz por perto, importando-a de 60 a 140 km com frete caro (MCL ~62 km; Mattar ~70 km; Sangali ~100 km; Linhares–Aracruz 85–142 km). A questão de fundo — se as obras dividem um mercado pequeno ou o ampliam — se responde pelos números: o mercado cresce, e a CIPREM, a ~35 km da sede, entra com a maior vantagem de frete. No platô, a produção de 237,5 mil t/ano equivale a 41–59% do mercado endereçável de 405–584 mil t/ano (item 6.2). Pela via de baixo para cima, a captura ponderada pelos pesos de penetração do item 8 resulta em 200 a 248 mil t/ano, faixa em que o platô se posiciona a 79% — consistente, porém condicionada à entrega do programa de vendas CIF, já que a sede sozinha não sustenta o platô. Para comparação de porte, a Sangali realiza ~360 mil t/ano na própria zona de influência.</w:t>
+        <w:t>Cruzando as três camadas: a oferta de brita instalada dentro do mercado-base é nula — não há cava de brita em São Mateus nem em Conceição da Barra; a operação mais próxima é a Usibrita, ~5 mil t/ano, em Jaguaré (item 6.1). A demanda só das obras públicas catalogadas é da ordem de 70 a 100 mil t/ano, e a demanda corrente do mercado-base situa-se entre 238 e 278 mil t/ano. A região consome muito mais brita do que produz por perto, importando-a de 60 a 140 km com frete caro (MCL ~62 km; Mattar ~70 km; Sangali ~100 km; Linhares–Aracruz 85–142 km). A questão de fundo — se as obras dividem um mercado pequeno ou o ampliam — se responde pelos números: o mercado cresce, e a CIPREM, a ~35 km da sede, entra com a maior vantagem de frete. No platô, a produção de 237,5 mil t/ano equivale a 40–58% do mercado endereçável de 406–586 mil t/ano (item 6.2). Pela via de baixo para cima, a captura ponderada pelos pesos de penetração do item 8 resulta em 200 a 248 mil t/ano, faixa em que o platô se posiciona a 79% — consistente, porém condicionada à entrega do programa de vendas CIF, já que a sede sozinha não sustenta o platô. Para comparação de porte, a Sangali realiza ~360 mil t/ano na própria zona de influência.</w:t>
       </w:r>
     </w:p>
     <w:p>
@@ -5359,7 +5359,7 @@
         <w:rPr>
           <w:b w:val="0"/>
         </w:rPr>
-        <w:t>Combinando a demanda corrente do mercado-base (235–275 mil t/ano), o mercado endereçável de 405–584 mil t/ano, o ciclo extraordinário de obras públicas e o crescimento populacional de 13,5% na década, projeta-se demanda regional sustentada por agregados ao longo de todo o horizonte do financiamento. Mesmo em cenário conservador, considerando apenas a expansão vegetativa do setor (~5% a.a. para brita, expectativa ANEPAC), o mercado comporta um novo produtor com vantagem logística no polo de São Mateus. O platô de 237,5 mil t/ano equivale, por sua vez, ao nível já praticado pela unidade do grupo na Bahia (item 2.4) — o que desloca a pergunta de "é possível produzir isso?" para "é possível vender isso?", respondida pelos pesos do item 8.</w:t>
+        <w:t>Combinando a demanda corrente do mercado-base (238–278 mil t/ano), o mercado endereçável de 406–586 mil t/ano, o ciclo extraordinário de obras públicas e o crescimento populacional de 13,5% na década, projeta-se demanda regional sustentada por agregados ao longo de todo o horizonte do financiamento. Mesmo em cenário conservador, considerando apenas a expansão vegetativa do setor (~5% a.a. para brita, expectativa ANEPAC), o mercado comporta um novo produtor com vantagem logística no polo de São Mateus. O platô de 237,5 mil t/ano equivale, por sua vez, ao nível já praticado pela unidade do grupo na Bahia (item 2.4) — o que desloca a pergunta de "é possível produzir isso?" para "é possível vender isso?", respondida pelos pesos do item 8.</w:t>
       </w:r>
     </w:p>
     <w:p>
@@ -6055,7 +6055,7 @@
         <w:rPr>
           <w:b w:val="0"/>
         </w:rPr>
-        <w:t>Do ponto de vista mercadológico, a implantação da unidade de britagem da CIPREM em Nestor Gomes/São Mateus apresenta-se viável e bem fundamentada. Os argumentos centrais são: (i) demanda corrente de brita estimada em 235–275 mil t/ano no mercado-base conservador de dois municípios e mercado endereçável de 405–584 mil t/ano somadas as praças alcançáveis por CIF e as obras — contra o qual o platô de 237,5 mil t/ano representa 41 a 59%, e não os 78 a 91% que a leitura restrita ao mercado-base sugeria; (ii) um ciclo extraordinário de obras públicas (&gt;R$ 1 bilhão) que adiciona 70–100 mil t/ano de brita durante a janela de construção, além de um potencial de 75–90 mil t na pavimentação remanescente de Guriri; (iii) vantagem logística estrutural e mensurada — R$ 24,6/t sobre o concorrente de volume na sede e R$ 31,9/t no corredor de Nestor Gomes, em produto cujo preço posto é dominado pelo frete; (iv) concorrência em que o player mais próximo ancora preço mas não tem escala para disputar volume, com falhas de atendimento exploráveis; e (v) respaldo de um grupo cuja unidade em operação já pratica, em 2025, volume 0,5% superior ao platô aqui projetado. A captura ponderada por praça resulta em 200–248 mil t/ano, faixa que comporta o platô, desde que executado o programa de vendas CIF descrito no item 8.</w:t>
+        <w:t>Do ponto de vista mercadológico, a implantação da unidade de britagem da CIPREM em Nestor Gomes/São Mateus apresenta-se viável e bem fundamentada. Os argumentos centrais são: (i) demanda corrente de brita estimada em 238–278 mil t/ano no mercado-base conservador de dois municípios e mercado endereçável de 406–586 mil t/ano somadas as praças alcançáveis por CIF e as obras — contra o qual o platô de 237,5 mil t/ano representa 40 a 58%, e não os 78 a 91% que a leitura restrita ao mercado-base sugeria; (ii) um ciclo extraordinário de obras públicas (&gt;R$ 1 bilhão) que adiciona 70–100 mil t/ano de brita durante a janela de construção, além de um potencial de 75–90 mil t na pavimentação remanescente de Guriri; (iii) vantagem logística estrutural e mensurada — R$ 24,6/t sobre o concorrente de volume na sede e R$ 31,9/t no corredor de Nestor Gomes, em produto cujo preço posto é dominado pelo frete; (iv) concorrência em que o player mais próximo ancora preço mas não tem escala para disputar volume, com falhas de atendimento exploráveis; e (v) respaldo de um grupo cuja unidade em operação já pratica, em 2025, volume 0,5% superior ao platô aqui projetado. A captura ponderada por praça resulta em 200–248 mil t/ano, faixa que comporta o platô, desde que executado o programa de vendas CIF descrito no item 8.</w:t>
       </w:r>
     </w:p>
     <w:p>

--- a/Estudo_Mercado_CIPREM_Britagem_SaoMateus_v4.docx
+++ b/Estudo_Mercado_CIPREM_Britagem_SaoMateus_v4.docx
@@ -3903,30 +3903,11 @@
         <w:jc w:val="both"/>
       </w:pPr>
       <w:r>
-        <w:t>A linha de base parte do consumo efetivo de brita no Espírito Santo apurado nas vendas declaradas à ANM (RAL 2024–2025): 1,6–1,7 t/hab/ano — convergente com a rota ANEPAC (4,1 t/hab/ano de agregados no Sudeste × ~41,6% de participação da brita no mix ≈ 1,7). Aplicado à sede (134.423 hab — IBGE, estimativa 2025), resulta em 215–230 mil t/ano. No mercado-base conservador de dois municípios (São Mateus 134.423 — estimativa 2025 — e Conceição da Barra 28.923 — estimativa 2025; total 163.346 hab), a demanda corrente situa-se entre 238 e 278 mil t/ano. Memória de cálculo — piso: 134.423 × 1,6 + 28.923 × 0,8 ≈ 238,2 mil t/ano (índice pleno na sede; metade do índice no município de perfil rural-litorâneo); teto: 163.346 × 1,7 ≈ 277,7 mil t/ano (índice estadual pleno em todo o mercado-base). As praças disputadas de Jaguaré (31.551 hab; produtor instalado) e Boa Esperança (14.054 hab; órbita comercial de Nova Venécia), mantidas fora da linha de base por conservadorismo, adicionariam 36–78 mil t/ano pela mesma métrica (0,8–1,7 t/hab). Fonte do índice: vendas declaradas no RAL, consolidadas pela ANM no Anuário Mineral Brasileiro/AMB [27].</w:t>
-      </w:r>
-      <w:r>
-        <w:rPr>
-          <w:b/>
-          <w:bCs/>
-        </w:rPr>
-      </w:r>
-      <w:r/>
-      <w:r>
-        <w:rPr>
-          <w:b/>
-          <w:bCs/>
-        </w:rPr>
-      </w:r>
-      <w:r/>
-      <w:r>
-        <w:rPr>
-          <w:b/>
-          <w:bCs/>
-        </w:rPr>
-      </w:r>
-      <w:r/>
-      <w:r/>
+        <w:rPr>
+          <w:b w:val="0"/>
+        </w:rPr>
+        <w:t>A linha de base parte do consumo efetivo de brita no Espírito Santo apurado nas vendas declaradas à ANM (RAL, dado 2025): 6.888.010,58 t comercializadas ÷ 4.126.854 habitantes = 1,669 t/hab/ano — convergente com a rota ANEPAC (4,1 t/hab/ano de agregados no Sudeste × ~41,6% de participação da brita no mix ≈ 1,7). O índice é aplicado diretamente à população de 2025 do mercado-base conservador de dois municípios (São Mateus 134.423 e Conceição da Barra 28.923 — IBGE, estimativas 2025; total 163.346 hab): 163.346 × 1,669 ≈ 272,6 mil, ou seja, demanda corrente de cerca de 273 mil t/ano. Consumo e população referem-se ao mesmo ano — não há defasagem entre numerador e denominador. Piso de robustez: aplicando metade do índice a Conceição da Barra, município de perfil rural-litorâneo, a estimativa recua a ~249 mil t/ano (134.423 × 1,669 + 28.923 × 0,835) — piso que ainda supera o platô do projeto; só a sede responde por ~224 mil t/ano. As praças disputadas de Jaguaré (31.551 hab; produtor instalado) e Boa Esperança (14.054 hab; órbita comercial de Nova Venécia), mantidas fora da linha de base por conservadorismo, adicionariam 38–76 mil t/ano pela mesma métrica (de metade a pleno do índice). Fonte do índice: vendas declaradas no RAL, consolidadas pela ANM no Anuário Mineral Brasileiro/AMB [27].</w:t>
+      </w:r>
     </w:p>
     <w:p>
       <w:pPr>
@@ -3939,11 +3920,15 @@
       <w:r>
         <w:rPr>
           <w:b/>
-          <w:bCs/>
-        </w:rPr>
-        <w:t>Premissa e uso. Estimativa top-down para ordem de grandeza, não número contábil. O piso de 0,8 t/hab/ano no interior é premissa conservadora declarada (metade do índice estadual efetivo), sem fonte própria. A demanda real é triangulada com as vendas dos concorrentes (6.1), o consumo das obras (6.3) e o censo de clientes (7.1). As praças disputadas — Jaguaré e Boa Esperança; 45.605 hab; 36–78 mil t/ano — e o potencial secundário — Pedro Canário e a franja norte desabastecida (Montanha, Mucurici e Ponto Belo); 53.147 hab no conjunto — ficam fora da linha de base e das projeções.</w:t>
-      </w:r>
-      <w:r/>
+        </w:rPr>
+        <w:t xml:space="preserve">Premissa e uso. </w:t>
+      </w:r>
+      <w:r>
+        <w:rPr>
+          <w:b w:val="0"/>
+        </w:rPr>
+        <w:t>Estimativa top-down para ordem de grandeza, não número contábil. A estimativa central aplica o índice estadual exato de 2025 (1,669 t/hab/ano) a toda a população do mercado-base; o piso de robustez de ~0,835 t/hab/ano no interior (metade do índice) é premissa conservadora declarada, sem fonte própria. A demanda real é triangulada com as vendas dos concorrentes (6.1), o consumo das obras (6.3) e o censo de clientes (7.1). As praças disputadas — Jaguaré e Boa Esperança; 45.605 hab; 38–76 mil t/ano — e o potencial secundário — Pedro Canário e a franja norte desabastecida (Montanha, Mucurici e Ponto Belo); 53.147 hab no conjunto — ficam fora da linha de base e das projeções.</w:t>
+      </w:r>
     </w:p>
     <w:p>
       <w:pPr>
@@ -3963,7 +3948,7 @@
         <w:rPr>
           <w:b w:val="0"/>
         </w:rPr>
-        <w:t>A linha de base de dois municípios mede o mercado que a CIPREM domina por frete, não o mercado que ela pode atender. Somando as camadas alcançáveis — mercado-base (238–278 mil t/ano), praças disputadas de Jaguaré e Boa Esperança (36–78 mil t/ano), praças-sede de concorrente acessíveis por CIF, Nova Venécia e Pinheiros (62–131 mil t/ano), e obras públicas catalogadas (70–100 mil t/ano) — o mercado endereçável situa-se entre 406 e 586 mil t/ano. Pedro Canário e a franja norte permanecem fora: há vazio de oferta local, mas a desvantagem de frete de R$ 32 a 34/t não é compensável, e o estudo lhes atribui peso zero. É contra a faixa de 406–586 mil t/ano, e não contra a linha de base, que a participação do platô deve ser lida.</w:t>
+        <w:t>A linha de base de dois municípios mede o mercado que a CIPREM domina por frete, não o mercado que ela pode atender. Somando as camadas alcançáveis — mercado-base (249–273 mil t/ano, do piso prudente ao índice pleno), praças disputadas de Jaguaré e Boa Esperança (38–76 mil t/ano), praças-sede de concorrente acessíveis por CIF, Nova Venécia e Pinheiros (64–129 mil t/ano), e obras públicas catalogadas (70–100 mil t/ano) — o mercado endereçável situa-se entre 421 e 577 mil t/ano. Pedro Canário e a franja norte permanecem fora: há vazio de oferta local, mas a desvantagem de frete de R$ 32 a 34/t não é compensável, e o estudo lhes atribui peso zero. É contra a faixa de 421–577 mil t/ano, e não contra a linha de base, que a participação do platô deve ser lida.</w:t>
       </w:r>
     </w:p>
     <w:p>
@@ -5339,7 +5324,7 @@
         <w:rPr>
           <w:b w:val="0"/>
         </w:rPr>
-        <w:t>Cruzando as três camadas: a oferta de brita instalada dentro do mercado-base é nula — não há cava de brita em São Mateus nem em Conceição da Barra; a operação mais próxima é a Usibrita, ~5 mil t/ano, em Jaguaré (item 6.1). A demanda só das obras públicas catalogadas é da ordem de 70 a 100 mil t/ano, e a demanda corrente do mercado-base situa-se entre 238 e 278 mil t/ano. A região consome muito mais brita do que produz por perto, importando-a de 60 a 140 km com frete caro (MCL ~62 km; Mattar ~70 km; Sangali ~100 km; Linhares–Aracruz 85–142 km). A questão de fundo — se as obras dividem um mercado pequeno ou o ampliam — se responde pelos números: o mercado cresce, e a CIPREM, a ~35 km da sede, entra com a maior vantagem de frete. No platô, a produção de 237,5 mil t/ano equivale a 40–58% do mercado endereçável de 406–586 mil t/ano (item 6.2). Pela via de baixo para cima, a captura ponderada pelos pesos de penetração do item 8 resulta em 200 a 248 mil t/ano, faixa em que o platô se posiciona a 79% — consistente, porém condicionada à entrega do programa de vendas CIF, já que a sede sozinha não sustenta o platô. Para comparação de porte, a Sangali realiza ~360 mil t/ano na própria zona de influência.</w:t>
+        <w:t>Cruzando as três camadas: a oferta de brita instalada dentro do mercado-base é nula — não há cava de brita em São Mateus nem em Conceição da Barra; a operação mais próxima é a Usibrita, ~5 mil t/ano, em Jaguaré (item 6.1). A demanda só das obras públicas catalogadas é da ordem de 70 a 100 mil t/ano, e a demanda corrente do mercado-base é de cerca de 273 mil t/ano (piso de robustez: ~249 mil). A região consome muito mais brita do que produz por perto, importando-a de 60 a 140 km com frete caro (MCL ~62 km; Mattar ~70 km; Sangali ~100 km; Linhares–Aracruz 85–142 km). A questão de fundo — se as obras dividem um mercado pequeno ou o ampliam — se responde pelos números: o mercado cresce, e a CIPREM, a ~35 km da sede, entra com a maior vantagem de frete. No platô, a produção de 237,5 mil t/ano equivale a 41–56% do mercado endereçável de 421–577 mil t/ano (item 6.2). Pela via de baixo para cima, a captura ponderada pelos pesos de penetração do item 8 resulta em 207 a 245 mil t/ano, faixa em que o platô se posiciona a 81% — consistente, porém condicionada à entrega do programa de vendas CIF, já que a sede sozinha não sustenta o platô. Para comparação de porte, a Sangali realiza ~360 mil t/ano na própria zona de influência.</w:t>
       </w:r>
     </w:p>
     <w:p>
@@ -5359,7 +5344,7 @@
         <w:rPr>
           <w:b w:val="0"/>
         </w:rPr>
-        <w:t>Combinando a demanda corrente do mercado-base (238–278 mil t/ano), o mercado endereçável de 406–586 mil t/ano, o ciclo extraordinário de obras públicas e o crescimento populacional de 13,5% na década, projeta-se demanda regional sustentada por agregados ao longo de todo o horizonte do financiamento. Mesmo em cenário conservador, considerando apenas a expansão vegetativa do setor (~5% a.a. para brita, expectativa ANEPAC), o mercado comporta um novo produtor com vantagem logística no polo de São Mateus. O platô de 237,5 mil t/ano equivale, por sua vez, ao nível já praticado pela unidade do grupo na Bahia (item 2.4) — o que desloca a pergunta de "é possível produzir isso?" para "é possível vender isso?", respondida pelos pesos do item 8.</w:t>
+        <w:t>Combinando a demanda corrente do mercado-base (≈ 273 mil t/ano; piso prudente de 249 mil), o mercado endereçável de 421–577 mil t/ano, o ciclo extraordinário de obras públicas e o crescimento populacional de 13,5% na década, projeta-se demanda regional sustentada por agregados ao longo de todo o horizonte do financiamento. Mesmo em cenário conservador, considerando apenas a expansão vegetativa do setor (~5% a.a. para brita, expectativa ANEPAC), o mercado comporta um novo produtor com vantagem logística no polo de São Mateus. O platô de 237,5 mil t/ano equivale, por sua vez, ao nível já praticado pela unidade do grupo na Bahia (item 2.4) — o que desloca a pergunta de "é possível produzir isso?" para "é possível vender isso?", respondida pelos pesos do item 8.</w:t>
       </w:r>
     </w:p>
     <w:p>
@@ -5564,7 +5549,7 @@
         <w:rPr>
           <w:b w:val="0"/>
         </w:rPr>
-        <w:t>Foi levantado um censo de 44 consumidores de agregado na área de influência (concreteiras, construtoras, pré-moldados, loteadoras e lojas de material), com nome, contato, praça e distância — detalhado em planilha anexa. Aplicando índices setoriais por porte, a demanda de brita mapeada nesses clientes é da ordem de 192 mil t/ano — um piso, pois não inclui a autoconstrução pulverizada nem as obras públicas. Sob a premissa conservadora da versão anterior (captura de 35% na praça de vantagem e 15% na de expansão), o volume capturável seria de ~62 mil t/ano. Esse número permanece aqui como piso histórico e NÃO é a base do dimensionamento: a projeção usa os pesos de penetração do item 8, sensivelmente maiores, que resultam em 200 a 248 mil t/ano. Refazer o cálculo cliente a cliente sob os novos pesos depende da planilha do censo, listada entre as pendências do item 11.</w:t>
+        <w:t>Foi levantado um censo de 44 consumidores de agregado na área de influência (concreteiras, construtoras, pré-moldados, loteadoras e lojas de material), com nome, contato, praça e distância — detalhado em planilha anexa. Aplicando índices setoriais por porte, a demanda de brita mapeada nesses clientes é da ordem de 192 mil t/ano — um piso, pois não inclui a autoconstrução pulverizada nem as obras públicas. Sob a premissa conservadora da versão anterior (captura de 35% na praça de vantagem e 15% na de expansão), o volume capturável seria de ~62 mil t/ano. Esse número permanece aqui como piso histórico e NÃO é a base do dimensionamento: a projeção usa os pesos de penetração do item 8, sensivelmente maiores, que resultam em 207 a 245 mil t/ano. Refazer o cálculo cliente a cliente sob os novos pesos depende da planilha do censo, listada entre as pendências do item 11.</w:t>
       </w:r>
     </w:p>
     <w:p>
@@ -5742,7 +5727,7 @@
         <w:rPr>
           <w:b w:val="0"/>
         </w:rPr>
-        <w:t>São Mateus sede, Guriri e corredor, 65% — único produtor do município, com R$ 24,6/t sobre o concorrente de volume. Conceição da Barra, 25% — paridade de frete, sem produtor local. Jaguaré, 20% — desvantagem de frete, mas incumbente sem capacidade. Boa Esperança, 15% — desvantagem de R$ 7,3/t frente à MCL. Nova Venécia e Pinheiros, 10% — praça-sede de concorrente, captura só por CIF e serviço. Pedro Canário, franja norte, sul da Bahia e nordeste de Minas, 0% — desvantagem sem compensação. Obras públicas, 60% — proximidade e ausência de produtor local. Aplicados às faixas de demanda do item 6, esses pesos resultam em captura de 200 a 248 mil t/ano. Registre-se que o sul da Bahia e o nordeste de Minas foram deliberadamente excluídos por limitação de apuração: as varreduras voltaram superficiais por bloqueio de acesso às fontes, e nenhum vazio de oferta pôde ser substanciado.</w:t>
+        <w:t>São Mateus sede, Guriri e corredor, 65% — único produtor do município, com R$ 24,6/t sobre o concorrente de volume. Conceição da Barra, 25% — paridade de frete, sem produtor local. Jaguaré, 20% — desvantagem de frete, mas incumbente sem capacidade. Boa Esperança, 15% — desvantagem de R$ 7,3/t frente à MCL. Nova Venécia e Pinheiros, 10% — praça-sede de concorrente, captura só por CIF e serviço. Pedro Canário, franja norte, sul da Bahia e nordeste de Minas, 0% — desvantagem sem compensação. Obras públicas, 60% — proximidade e ausência de produtor local. Aplicados às faixas de demanda do item 6, esses pesos resultam em captura de 207 a 245 mil t/ano. Registre-se que o sul da Bahia e o nordeste de Minas foram deliberadamente excluídos por limitação de apuração: as varreduras voltaram superficiais por bloqueio de acesso às fontes, e nenhum vazio de oferta pôde ser substanciado.</w:t>
       </w:r>
     </w:p>
     <w:p>
@@ -6055,7 +6040,7 @@
         <w:rPr>
           <w:b w:val="0"/>
         </w:rPr>
-        <w:t>Do ponto de vista mercadológico, a implantação da unidade de britagem da CIPREM em Nestor Gomes/São Mateus apresenta-se viável e bem fundamentada. Os argumentos centrais são: (i) demanda corrente de brita estimada em 238–278 mil t/ano no mercado-base conservador de dois municípios e mercado endereçável de 406–586 mil t/ano somadas as praças alcançáveis por CIF e as obras — contra o qual o platô de 237,5 mil t/ano representa 40 a 58%, e não os 78 a 91% que a leitura restrita ao mercado-base sugeria; (ii) um ciclo extraordinário de obras públicas (&gt;R$ 1 bilhão) que adiciona 70–100 mil t/ano de brita durante a janela de construção, além de um potencial de 75–90 mil t na pavimentação remanescente de Guriri; (iii) vantagem logística estrutural e mensurada — R$ 24,6/t sobre o concorrente de volume na sede e R$ 31,9/t no corredor de Nestor Gomes, em produto cujo preço posto é dominado pelo frete; (iv) concorrência em que o player mais próximo ancora preço mas não tem escala para disputar volume, com falhas de atendimento exploráveis; e (v) respaldo de um grupo cuja unidade em operação já pratica, em 2025, volume 0,5% superior ao platô aqui projetado. A captura ponderada por praça resulta em 200–248 mil t/ano, faixa que comporta o platô, desde que executado o programa de vendas CIF descrito no item 8.</w:t>
+        <w:t>Do ponto de vista mercadológico, a implantação da unidade de britagem da CIPREM em Nestor Gomes/São Mateus apresenta-se viável e bem fundamentada. Os argumentos centrais são: (i) demanda corrente de brita estimada em cerca de 273 mil t/ano no mercado-base conservador de dois municípios (índice exato de 1,669 t/hab/ano de 2025 aplicado à população da área; piso prudente de 249 mil) e mercado endereçável de 421–577 mil t/ano somadas as praças alcançáveis por CIF e as obras — contra o qual o platô de 237,5 mil t/ano representa 41 a 56%, e não os 87 a 96% que a leitura restrita ao mercado-base sugeriria; (ii) um ciclo extraordinário de obras públicas (&gt;R$ 1 bilhão) que adiciona 70–100 mil t/ano de brita durante a janela de construção, além do potencial de 450–520 mil t da pavimentação remanescente de Guriri, do qual as projeções incorporam apenas 75–90 mil t; (iii) vantagem logística estrutural e mensurada — R$ 24,6/t sobre o concorrente de volume na sede e R$ 31,9/t no corredor de Nestor Gomes, em produto cujo preço posto é dominado pelo frete; (iv) concorrência em que o player mais próximo ancora preço mas não tem escala para disputar volume, com falhas de atendimento exploráveis; e (v) respaldo de um grupo cuja unidade em operação já pratica, em 2025, volume 0,5% superior ao platô aqui projetado. A captura ponderada por praça resulta em 207–245 mil t/ano, faixa que comporta o platô, desde que executado o programa de vendas CIF descrito no item 8.</w:t>
       </w:r>
     </w:p>
     <w:p>
@@ -6282,7 +6267,7 @@
         <w:rPr>
           <w:b w:val="0"/>
         </w:rPr>
-        <w:t>Reconfirmar o dado ANEPAC mais recente que o de base 2014 e validar o índice de brita (1,6–1,7 t/hab/ano) na fonte primária, abrindo o painel do Anuário Mineral Brasileiro.</w:t>
+        <w:t>Reconfirmar o dado ANEPAC mais recente que o de base 2014 e validar o índice de brita (1,669 t/hab/ano, dado 2025) na fonte primária, abrindo o painel do Anuário Mineral Brasileiro.</w:t>
       </w:r>
     </w:p>
     <w:p>

--- a/Estudo_Mercado_CIPREM_Britagem_SaoMateus_v4.docx
+++ b/Estudo_Mercado_CIPREM_Britagem_SaoMateus_v4.docx
@@ -373,12 +373,14 @@
       <w:r>
         <w:rPr>
           <w:b/>
-          <w:bCs/>
         </w:rPr>
         <w:t xml:space="preserve">A confirmar: </w:t>
       </w:r>
       <w:r>
-        <w:t xml:space="preserve">coordenada exata da boca da jazida (km ~35) e poligonal no SIGMINE/ANM; e a fase processual atualizada na data do protocolo.</w:t>
+        <w:rPr>
+          <w:b w:val="0"/>
+        </w:rPr>
+        <w:t>o pino exato da boca da lavra e a poligonal no SIGMINE/ANM — a coordenada do site consta do PAE (UTM 24K 376.291/7.935.121; GPS -18.67144, -40.17303) —; e a fase processual atualizada na data do protocolo.</w:t>
       </w:r>
     </w:p>
     <w:p>
@@ -1508,7 +1510,7 @@
               <w:rPr>
                 <w:b w:val="0"/>
               </w:rPr>
-              <w:t>34 km × MCL 26 km</w:t>
+              <w:t>27,9 km (Rod. Willes Jantorno) × MCL 26 km</w:t>
             </w:r>
           </w:p>
         </w:tc>
@@ -1538,7 +1540,7 @@
               <w:rPr>
                 <w:b w:val="0"/>
               </w:rPr>
-              <w:t>−7,3</w:t>
+              <w:t>−1,7</w:t>
             </w:r>
           </w:p>
         </w:tc>
@@ -1568,7 +1570,7 @@
               <w:rPr>
                 <w:b w:val="0"/>
               </w:rPr>
-              <w:t>Desvantagem</w:t>
+              <w:t>Paridade — trecho não pavimentado na rota</w:t>
             </w:r>
           </w:p>
         </w:tc>
@@ -2146,7 +2148,7 @@
         <w:rPr>
           <w:b w:val="0"/>
         </w:rPr>
-        <w:t>A vantagem é calculada como 0,91 × (distância rodoviária do concorrente − distância da CIPREM), em R$/t. O coeficiente de R$ 0,91 por tonelada-quilômetro é a própria regra de frete escrita na tabela de preços do grupo ("Carreta: 0,91 × volume (T) × KM"), conservadora frente aos R$ 0,78/t·km do SICRO/DNIT. Populações: IBGE, estimativas 2025 (Censo 2022 para Conceição da Barra, Montanha e Vila Pavão). Distâncias rodoviárias apuradas em sites de rotas (ago/2026), todas submetidas ao teste de sanidade rodovia ≥ linha reta entre coordenadas — teste que corrigiu duas distâncias da versão anterior: Boa Esperança, cuja rota bifurca cerca de 50° fora do eixo da estrada de Nestor Gomes e passa de 25 para 32–36 km, e Rio Bananal, de 73 para ~100 km. A decomposição a partir do marco km 35 só é válida para praças no mesmo tronco. Recomenda-se refino por roteirizador, a partir da coordenada da boca da jazida, na versão de protocolo. Fora do raio econômico e por isso ausentes da tabela: São Gabriel da Palha (34,3 mil hab, 75–90 km) e Vila Pavão (8,9 mil hab, 62 km), esta última polo de granito ornamental.</w:t>
+        <w:t>A vantagem é calculada como 0,91 × (distância rodoviária do concorrente − distância da CIPREM), em R$/t. O coeficiente de R$ 0,91 por tonelada-quilômetro é a própria regra de frete escrita na tabela de preços do grupo ("Carreta: 0,91 × volume (T) × KM"), conservadora frente aos R$ 0,78/t·km do SICRO/DNIT. Populações: IBGE, estimativas 2025 (Censo 2022 para Conceição da Barra, Montanha e Vila Pavão). Distâncias rodoviárias apuradas em sites de rotas (ago/2026), todas submetidas ao teste de sanidade rodovia ≥ linha reta — teste que corrigiu a distância de Rio Bananal da versão anterior (de 73 para ~100 km). As distâncias desta versão partem da coordenada do site registrada no PAE (UTM 24K 376.291/7.935.121; GPS -18.67144, -40.17303), que substituiu a decomposição pelo marco km 35; com essa referência, a rota a Boa Esperança pela Rod. Willes Jantorno foi medida em 27,9 km (roteirização do cliente, ago/2026; trecho parcialmente não pavimentado), corrigindo os 32–36 km estimados anteriormente. Recomenda-se completar o refino por roteirizador nas demais praças na versão de protocolo. Fora do raio econômico e por isso ausentes da tabela: São Gabriel da Palha (34,3 mil hab, 75–90 km) e Vila Pavão (8,9 mil hab, 62 km), esta última polo de granito ornamental.</w:t>
       </w:r>
     </w:p>
     <w:p>
@@ -5727,7 +5729,7 @@
         <w:rPr>
           <w:b w:val="0"/>
         </w:rPr>
-        <w:t>São Mateus sede, Guriri e corredor, 65% — único produtor do município, com R$ 24,6/t sobre o concorrente de volume. Conceição da Barra, 25% — paridade de frete, sem produtor local. Jaguaré, 20% — desvantagem de frete, mas incumbente sem capacidade. Boa Esperança, 15% — desvantagem de R$ 7,3/t frente à MCL. Nova Venécia e Pinheiros, 10% — praça-sede de concorrente, captura só por CIF e serviço. Pedro Canário, franja norte, sul da Bahia e nordeste de Minas, 0% — desvantagem sem compensação. Obras públicas, 60% — proximidade e ausência de produtor local. Aplicados às faixas de demanda do item 6, esses pesos resultam em captura de 207 a 245 mil t/ano. Registre-se que o sul da Bahia e o nordeste de Minas foram deliberadamente excluídos por limitação de apuração: as varreduras voltaram superficiais por bloqueio de acesso às fontes, e nenhum vazio de oferta pôde ser substanciado.</w:t>
+        <w:t>São Mateus sede, Guriri e corredor, 65% — único produtor do município, com R$ 24,6/t sobre o concorrente de volume. Conceição da Barra, 25% — paridade de frete, sem produtor local. Jaguaré, 20% — desvantagem de frete, mas incumbente sem capacidade. Boa Esperança, 15% — quase-empate de distância com a MCL (27,9 km pela Rod. Willes Jantorno, com trecho não pavimentado, contra 26 km; ~R$ 1,7/t), peso mantido conservador pela qualidade do acesso e pelo relacionamento do incumbente. Nova Venécia e Pinheiros, 10% — praça-sede de concorrente, captura só por CIF e serviço. Pedro Canário, franja norte, sul da Bahia e nordeste de Minas, 0% — desvantagem sem compensação. Obras públicas, 60% — proximidade e ausência de produtor local. Aplicados às faixas de demanda do item 6, esses pesos resultam em captura de 207 a 245 mil t/ano. Registre-se que o sul da Bahia e o nordeste de Minas foram deliberadamente excluídos por limitação de apuração: as varreduras voltaram superficiais por bloqueio de acesso às fontes, e nenhum vazio de oferta pôde ser substanciado.</w:t>
       </w:r>
     </w:p>
     <w:p>
@@ -6152,7 +6154,7 @@
         <w:rPr>
           <w:b w:val="0"/>
         </w:rPr>
-        <w:t>Não consta de nenhum documento do dossiê: todas as distâncias derivam do marco km 35. Obter da poligonal ANM do processo 896.624/2013, do PAE ou dos arquivos KML do projeto, e refazer a régua do item 4 por roteirizador.</w:t>
+        <w:t>Parcialmente resolvida: o PAE registra o site em UTM 24K (SIRGAS2000) 376.291 E / 7.935.121 N — GPS -18.67144, -40.17303 —, na Estrada de Taquarussu, s/n, Km 35, Nestor Gomes; a captação no Rio Cricaré (375.964/7.934.897) confere a ~400 m. As distâncias desta versão já partem dessa referência. Restam o pino exato da boca da lavra (marcar no local) e a poligonal ANM no SIGMINE, para o refino final da régua na versão de protocolo.</w:t>
       </w:r>
     </w:p>
     <w:p>

--- a/Estudo_Mercado_CIPREM_Britagem_SaoMateus_v4.docx
+++ b/Estudo_Mercado_CIPREM_Britagem_SaoMateus_v4.docx
@@ -359,7 +359,7 @@
         <w:t xml:space="preserve">Requerimento de Lavra</w:t>
       </w:r>
       <w:r>
-        <w:t xml:space="preserve"> (responsável técnico Marcus Vinícius Turbay Rangel Filho). O direito foi cedido pela Construtora Colombi Ltda (Alvará nº 6.874/2012), havendo registro vinculado nº 896.569/2013 referente à transformação do regime de Autorização de Pesquisa para Licenciamento. A jazida situa-se no corredor da rodovia que corta o distrito de Nestor Gomes, a aproximadamente 35 km da sede de São Mateus.</w:t>
+        <w:t xml:space="preserve"> (responsável técnico Marcus Vinícius Turbay Rangel Filho). O direito foi cedido pela Construtora Colombi Ltda (Alvará nº 6.874/2012), havendo registro vinculado nº 896.569/2013 referente à transformação do regime de Autorização de Pesquisa para Licenciamento. A jazida situa-se no corredor da rodovia que corta o distrito de Nestor Gomes, a 40,7 km da sede de São Mateus (medição em roteirizador a partir da coordenada do PAE).</w:t>
       </w:r>
     </w:p>
     <w:p>
@@ -1010,7 +1010,7 @@
               <w:rPr>
                 <w:b w:val="0"/>
               </w:rPr>
-              <w:t>10 km × MCL 45 km</w:t>
+              <w:t>~10 km × MCL ~45 km (derivada de trechos medidos)</w:t>
             </w:r>
           </w:p>
         </w:tc>
@@ -1135,7 +1135,7 @@
               <w:rPr>
                 <w:b w:val="0"/>
               </w:rPr>
-              <w:t>35 km × MCL 62 km — concorrente de volume</w:t>
+              <w:t>40,7 km × MCL 75,5 km — ambas medidas</w:t>
             </w:r>
           </w:p>
         </w:tc>
@@ -1165,7 +1165,7 @@
               <w:rPr>
                 <w:b w:val="0"/>
               </w:rPr>
-              <w:t>+24,6</w:t>
+              <w:t>+31,7</w:t>
             </w:r>
           </w:p>
         </w:tc>
@@ -1230,7 +1230,7 @@
               <w:rPr>
                 <w:b w:val="0"/>
               </w:rPr>
-              <w:t>São Mateus sede + Guriri — mesma praça, outro rival</w:t>
+              <w:t>São Mateus sede + Guriri — concorrente de volume mais próximo</w:t>
             </w:r>
           </w:p>
         </w:tc>
@@ -1260,7 +1260,7 @@
               <w:rPr>
                 <w:b w:val="0"/>
               </w:rPr>
-              <w:t>35 km × Usibrita 40 km — concorrente de preço</w:t>
+              <w:t>40,7 km × Mattar 66,8 km — ambas medidas</w:t>
             </w:r>
           </w:p>
         </w:tc>
@@ -1290,7 +1290,7 @@
               <w:rPr>
                 <w:b w:val="0"/>
               </w:rPr>
-              <w:t>+4,5</w:t>
+              <w:t>+23,8</w:t>
             </w:r>
           </w:p>
         </w:tc>
@@ -1320,7 +1320,7 @@
               <w:rPr>
                 <w:b w:val="0"/>
               </w:rPr>
-              <w:t>Paridade</w:t>
+              <w:t>Vantagem estrutural</w:t>
             </w:r>
           </w:p>
         </w:tc>
@@ -1355,7 +1355,7 @@
               <w:rPr>
                 <w:b w:val="0"/>
               </w:rPr>
-              <w:t>Conceição da Barra — 28,9 mil hab (est. 2025)</w:t>
+              <w:t>São Mateus sede + Guriri — concorrente de preço</w:t>
             </w:r>
           </w:p>
         </w:tc>
@@ -1385,7 +1385,7 @@
               <w:rPr>
                 <w:b w:val="0"/>
               </w:rPr>
-              <w:t>69 km × Mattar 68 km</w:t>
+              <w:t>40,7 km × Usibrita ~40 km (a medir)</w:t>
             </w:r>
           </w:p>
         </w:tc>
@@ -1415,7 +1415,7 @@
               <w:rPr>
                 <w:b w:val="0"/>
               </w:rPr>
-              <w:t>−0,9</w:t>
+              <w:t>-0,6</w:t>
             </w:r>
           </w:p>
         </w:tc>
@@ -1510,7 +1510,7 @@
               <w:rPr>
                 <w:b w:val="0"/>
               </w:rPr>
-              <w:t>27,9 km (Rod. Willes Jantorno) × MCL 26 km</w:t>
+              <w:t>27,9 km × Mattar 22,3 km — ambas medidas</w:t>
             </w:r>
           </w:p>
         </w:tc>
@@ -1540,7 +1540,7 @@
               <w:rPr>
                 <w:b w:val="0"/>
               </w:rPr>
-              <w:t>−1,7</w:t>
+              <w:t>-5,1</w:t>
             </w:r>
           </w:p>
         </w:tc>
@@ -1570,7 +1570,7 @@
               <w:rPr>
                 <w:b w:val="0"/>
               </w:rPr>
-              <w:t>Paridade — trecho não pavimentado na rota</w:t>
+              <w:t>Paridade — praça-base</w:t>
             </w:r>
           </w:p>
         </w:tc>
@@ -1605,7 +1605,7 @@
               <w:rPr>
                 <w:b w:val="0"/>
               </w:rPr>
-              <w:t>Nova Venécia sede — 52,3 mil hab (est. 2025)</w:t>
+              <w:t>Conceição da Barra — 28,9 mil hab (est. 2025)</w:t>
             </w:r>
           </w:p>
         </w:tc>
@@ -1635,7 +1635,7 @@
               <w:rPr>
                 <w:b w:val="0"/>
               </w:rPr>
-              <w:t>32 km × MCL local 5 km</w:t>
+              <w:t>73,2 km × Mattar 67,5 km — ambas medidas</w:t>
             </w:r>
           </w:p>
         </w:tc>
@@ -1665,7 +1665,7 @@
               <w:rPr>
                 <w:b w:val="0"/>
               </w:rPr>
-              <w:t>−24,6</w:t>
+              <w:t>-5,2</w:t>
             </w:r>
           </w:p>
         </w:tc>
@@ -1695,7 +1695,7 @@
               <w:rPr>
                 <w:b w:val="0"/>
               </w:rPr>
-              <w:t>Desvantagem</w:t>
+              <w:t>Paridade — praça-base</w:t>
             </w:r>
           </w:p>
         </w:tc>
@@ -1730,7 +1730,7 @@
               <w:rPr>
                 <w:b w:val="0"/>
               </w:rPr>
-              <w:t>Jaguaré sede — 31,6 mil hab (est. 2025)</w:t>
+              <w:t>Franja norte: Montanha, Mucurici e Ponto Belo — 31,2 mil hab</w:t>
             </w:r>
           </w:p>
         </w:tc>
@@ -1760,7 +1760,7 @@
               <w:rPr>
                 <w:b w:val="0"/>
               </w:rPr>
-              <w:t>40 km × Usibrita local 8 km</w:t>
+              <w:t>90,3 km (medida) × Mattar ~60 km</w:t>
             </w:r>
           </w:p>
         </w:tc>
@@ -1790,7 +1790,7 @@
               <w:rPr>
                 <w:b w:val="0"/>
               </w:rPr>
-              <w:t>−29,1</w:t>
+              <w:t>-27,6</w:t>
             </w:r>
           </w:p>
         </w:tc>
@@ -1855,7 +1855,7 @@
               <w:rPr>
                 <w:b w:val="0"/>
               </w:rPr>
-              <w:t>Franja norte: Montanha, Mucurici e Ponto Belo — 31,2 mil hab</w:t>
+              <w:t>Jaguaré sede — 31,6 mil hab (est. 2025)</w:t>
             </w:r>
           </w:p>
         </w:tc>
@@ -1885,7 +1885,7 @@
               <w:rPr>
                 <w:b w:val="0"/>
               </w:rPr>
-              <w:t>95 km × Mattar 60 km</w:t>
+              <w:t>39,6 km (medida) × Usibrita local ~8 km</w:t>
             </w:r>
           </w:p>
         </w:tc>
@@ -1915,7 +1915,7 @@
               <w:rPr>
                 <w:b w:val="0"/>
               </w:rPr>
-              <w:t>−31,9</w:t>
+              <w:t>-28,8</w:t>
             </w:r>
           </w:p>
         </w:tc>
@@ -1980,7 +1980,7 @@
               <w:rPr>
                 <w:b w:val="0"/>
               </w:rPr>
-              <w:t>Pedro Canário — 21,9 mil hab (est. 2025)</w:t>
+              <w:t>Nova Venécia sede — 52,3 mil hab (est. 2025)</w:t>
             </w:r>
           </w:p>
         </w:tc>
@@ -2010,7 +2010,7 @@
               <w:rPr>
                 <w:b w:val="0"/>
               </w:rPr>
-              <w:t>87 km × Mattar 50 km</w:t>
+              <w:t>37,3 km (medida) × MCL local ~5 km</w:t>
             </w:r>
           </w:p>
         </w:tc>
@@ -2040,7 +2040,7 @@
               <w:rPr>
                 <w:b w:val="0"/>
               </w:rPr>
-              <w:t>−33,7</w:t>
+              <w:t>-29,4</w:t>
             </w:r>
           </w:p>
         </w:tc>
@@ -2085,6 +2085,60 @@
               <w:rPr>
                 <w:b w:val="0"/>
               </w:rPr>
+              <w:t>Pedro Canário — 21,9 mil hab (est. 2025)</w:t>
+            </w:r>
+          </w:p>
+        </w:tc>
+        <w:tc>
+          <w:tcPr>
+            <w:tcW w:type="dxa" w:w="1500"/>
+          </w:tcPr>
+          <w:p>
+            <w:r>
+              <w:rPr>
+                <w:b w:val="0"/>
+              </w:rPr>
+              <w:t>88,3 km (medida) × Mattar ~50 km</w:t>
+            </w:r>
+          </w:p>
+        </w:tc>
+        <w:tc>
+          <w:tcPr>
+            <w:tcW w:type="dxa" w:w="1400"/>
+          </w:tcPr>
+          <w:p>
+            <w:r>
+              <w:rPr>
+                <w:b w:val="0"/>
+              </w:rPr>
+              <w:t>-34,9</w:t>
+            </w:r>
+          </w:p>
+        </w:tc>
+        <w:tc>
+          <w:tcPr>
+            <w:tcW w:type="dxa" w:w="4060"/>
+          </w:tcPr>
+          <w:p>
+            <w:r>
+              <w:rPr>
+                <w:b w:val="0"/>
+              </w:rPr>
+              <w:t>Desvantagem</w:t>
+            </w:r>
+          </w:p>
+        </w:tc>
+      </w:tr>
+      <w:tr>
+        <w:tc>
+          <w:tcPr>
+            <w:tcW w:type="dxa" w:w="2400"/>
+          </w:tcPr>
+          <w:p>
+            <w:r>
+              <w:rPr>
+                <w:b w:val="0"/>
+              </w:rPr>
               <w:t>Pinheiros sede — 24,8 mil hab (est. 2025)</w:t>
             </w:r>
           </w:p>
@@ -2098,7 +2152,7 @@
               <w:rPr>
                 <w:b w:val="0"/>
               </w:rPr>
-              <w:t>44 km × Mattar local 5 km</w:t>
+              <w:t>45,9 km (medida) × Mattar local ~5 km</w:t>
             </w:r>
           </w:p>
         </w:tc>
@@ -2111,7 +2165,7 @@
               <w:rPr>
                 <w:b w:val="0"/>
               </w:rPr>
-              <w:t>−35,5</w:t>
+              <w:t>-37,2</w:t>
             </w:r>
           </w:p>
         </w:tc>
@@ -2148,7 +2202,7 @@
         <w:rPr>
           <w:b w:val="0"/>
         </w:rPr>
-        <w:t>A vantagem é calculada como 0,91 × (distância rodoviária do concorrente − distância da CIPREM), em R$/t. O coeficiente de R$ 0,91 por tonelada-quilômetro é a própria regra de frete escrita na tabela de preços do grupo ("Carreta: 0,91 × volume (T) × KM"), conservadora frente aos R$ 0,78/t·km do SICRO/DNIT. Populações: IBGE, estimativas 2025 (Censo 2022 para Conceição da Barra, Montanha e Vila Pavão). Distâncias rodoviárias apuradas em sites de rotas (ago/2026), todas submetidas ao teste de sanidade rodovia ≥ linha reta — teste que corrigiu a distância de Rio Bananal da versão anterior (de 73 para ~100 km). As distâncias desta versão partem da coordenada do site registrada no PAE (UTM 24K 376.291/7.935.121; GPS -18.67144, -40.17303), que substituiu a decomposição pelo marco km 35; com essa referência, a rota a Boa Esperança pela Rod. Willes Jantorno foi medida em 27,9 km (roteirização do cliente, ago/2026; trecho parcialmente não pavimentado), corrigindo os 32–36 km estimados anteriormente. Recomenda-se completar o refino por roteirizador nas demais praças na versão de protocolo. Fora do raio econômico e por isso ausentes da tabela: São Gabriel da Palha (34,3 mil hab, 75–90 km) e Vila Pavão (8,9 mil hab, 62 km), esta última polo de granito ornamental.</w:t>
+        <w:t>A vantagem é calculada como 0,91 × (distância rodoviária do concorrente − distância da CIPREM), em R$/t. O coeficiente de R$ 0,91 por tonelada-quilômetro é a regra de preço de frete praticada pelo próprio grupo, escrita na tabela de preços da unidade em operação ("Carreta: 0,91 × volume (T) × KM"; truck, 0,99). Registre-se, para transparência, que o SICRO/DNIT indica R$ 0,78/t·km como referência de custo — não de preço: recalculada a esse coeficiente, toda a régua encolhe cerca de 14% (a vantagem na sede passaria de R$ 23,8 para R$ 20,4/t), sem alterar o ordenamento das praças nem a classificação de nenhuma delas. Populações: IBGE, estimativas 2025 (Censo 2022 para Conceição da Barra, Montanha e Vila Pavão). Distâncias: nesta versão as praças foram medidas uma a uma em roteirizador (ago/2026) a partir da coordenada do empreendimento registrada no PAE — UTM 24K 376.291/7.935.121; GPS -18.67144, -40.17303 —, substituindo a decomposição pelo marco km 35 da versão anterior; as distâncias dos concorrentes até São Mateus, Conceição da Barra e Boa Esperança também foram medidas. Todas passam no teste de sanidade rodovia ≥ linha reta (razões de 1,21 a 1,86), e a geometria fecha: MCL→jazida 37,3 km + jazida→São Mateus 40,7 km ≈ os 75,5 km medidos entre MCL e São Mateus — a jazida está praticamente sobre o eixo Nova Venécia–São Mateus. Medidas e confirmadas fora do raio econômico, por isso ausentes da tabela: Vila Pavão (8,9 mil hab, 59,3 km), Vila Valério (15,2 mil hab, 77,6 km), Sooretama (30,0 mil hab, 83,9 km, já no eixo de suprimento Linhares–Aracruz) e São Gabriel da Palha (34,3 mil hab, 75–90 km). Permanecem estimadas as distâncias internas dos concorrentes às suas próprias sedes e a da Usibrita a São Mateus (item 11).</w:t>
       </w:r>
     </w:p>
     <w:p>
@@ -2204,7 +2258,7 @@
         <w:rPr>
           <w:b w:val="0"/>
         </w:rPr>
-        <w:t>As duas funções não estão no mesmo player, e tratá-las como uma só subestima a posição da CIPREM. O concorrente de preço em São Mateus é a Usibrita, a 40 km contra 35 km da CIPREM: margem de apenas R$ 4,5/t, o que a torna referência de preço na praça. Mas ela vendeu cerca de 5 mil t em 2025 (item 6.1) — menos de um quinto da demanda do próprio município de Jaguaré, onde está instalada. Não tem escala para disputar volume. Quem limita volume é a MCL, a 62 km, e contra ela a vantagem da CIPREM é de R$ 24,6/t — cerca de um quarto do preço posto na obra. A conclusão prática: a Usibrita ancora o preço, a MCL define o volume disputável, e a CIPREM entra com vantagem estrutural sobre a segunda sem precisar romper o preço da primeira.</w:t>
+        <w:t>As duas funções não estão no mesmo player, e tratá-las como uma só distorce a leitura da posição da CIPREM. O concorrente de preço em São Mateus é a Usibrita, a cerca de 40 km contra 40,7 km da CIPREM: as duas chegam à praça praticamente da mesma distância (-0,6 R$/t), de modo que ela ancora o preço local e a CIPREM não conta com desconto de frete sobre ela. Mas a Usibrita vendeu cerca de 5 mil t em 2025 (item 6.1) — menos de um quinto da demanda do próprio município de Jaguaré, onde está instalada — e não tem escala para disputar volume. Quem limita volume são os produtores de porte: a Mattar, a 66,8 km, contra a qual a vantagem da CIPREM é de R$ 23,8/t, e a MCL, a 75,5 km, contra a qual chega a R$ 31,7/t — de um quarto a um terço do preço posto na obra. A conclusão prática: a Usibrita ancora o preço, os produtores de porte definem o volume disputável, e a CIPREM entra com vantagem estrutural sobre estes sem precisar romper o preço daquela. Adota-se a vantagem sobre a Mattar (R$ 23,8/t) como número de referência por ser o concorrente de volume mais próximo — hipótese menos favorável à CIPREM.</w:t>
       </w:r>
     </w:p>
     <w:tbl>
@@ -2671,6 +2725,60 @@
               <w:jc w:val="center"/>
             </w:pPr>
             <w:r>
+              <w:t>37,3 km (medida)</w:t>
+            </w:r>
+          </w:p>
+        </w:tc>
+        <w:tc>
+          <w:tcPr>
+            <w:tcW w:type="dxa" w:w="1500"/>
+            <w:tcBorders>
+              <w:top w:val="single" w:color="BFBFBF" w:sz="1"/>
+              <w:left w:val="single" w:color="BFBFBF" w:sz="1"/>
+              <w:bottom w:val="single" w:color="BFBFBF" w:sz="1"/>
+              <w:right w:val="single" w:color="BFBFBF" w:sz="1"/>
+            </w:tcBorders>
+            <w:shd w:fill="F2F2F2" w:val="clear"/>
+            <w:tcMar>
+              <w:top w:type="dxa" w:w="70"/>
+              <w:left w:type="dxa" w:w="110"/>
+              <w:bottom w:type="dxa" w:w="70"/>
+              <w:right w:type="dxa" w:w="110"/>
+            </w:tcMar>
+            <w:vAlign w:val="center"/>
+          </w:tcPr>
+          <w:p>
+            <w:pPr>
+              <w:jc w:val="center"/>
+            </w:pPr>
+            <w:r>
+              <w:t>75,5 km (medida)</w:t>
+            </w:r>
+          </w:p>
+        </w:tc>
+        <w:tc>
+          <w:tcPr>
+            <w:tcW w:type="dxa" w:w="2560"/>
+            <w:tcBorders>
+              <w:top w:val="single" w:color="BFBFBF" w:sz="1"/>
+              <w:left w:val="single" w:color="BFBFBF" w:sz="1"/>
+              <w:bottom w:val="single" w:color="BFBFBF" w:sz="1"/>
+              <w:right w:val="single" w:color="BFBFBF" w:sz="1"/>
+            </w:tcBorders>
+            <w:shd w:fill="F2F2F2" w:val="clear"/>
+            <w:tcMar>
+              <w:top w:type="dxa" w:w="70"/>
+              <w:left w:type="dxa" w:w="110"/>
+              <w:bottom w:type="dxa" w:w="70"/>
+              <w:right w:type="dxa" w:w="110"/>
+            </w:tcMar>
+            <w:vAlign w:val="center"/>
+          </w:tcPr>
+          <w:p>
+            <w:pPr>
+              <w:jc w:val="center"/>
+            </w:pPr>
+            <w:r>
               <w:rPr>
                 <w:b w:val="false"/>
                 <w:bCs w:val="false"/>
@@ -2678,31 +2786,36 @@
                 <w:sz w:val="19"/>
                 <w:szCs w:val="19"/>
               </w:rPr>
-              <w:t>~29–32 km</w:t>
-            </w:r>
-          </w:p>
-        </w:tc>
-        <w:tc>
-          <w:tcPr>
-            <w:tcW w:type="dxa" w:w="1500"/>
-            <w:tcBorders>
-              <w:top w:val="single" w:color="BFBFBF" w:sz="1"/>
-              <w:left w:val="single" w:color="BFBFBF" w:sz="1"/>
-              <w:bottom w:val="single" w:color="BFBFBF" w:sz="1"/>
-              <w:right w:val="single" w:color="BFBFBF" w:sz="1"/>
-            </w:tcBorders>
-            <w:shd w:fill="F2F2F2" w:val="clear"/>
-            <w:tcMar>
-              <w:top w:type="dxa" w:w="70"/>
-              <w:left w:type="dxa" w:w="110"/>
-              <w:bottom w:type="dxa" w:w="70"/>
-              <w:right w:type="dxa" w:w="110"/>
-            </w:tcMar>
-            <w:vAlign w:val="center"/>
-          </w:tcPr>
-          <w:p>
-            <w:pPr>
-              <w:jc w:val="center"/>
+              <w:t>Pedreira 4,4 / loja em SM 2,4 no Google (reclamações de atendimento); ~54 mil t/2025 (CFEM)</w:t>
+            </w:r>
+          </w:p>
+        </w:tc>
+      </w:tr>
+      <w:tr>
+        <w:trPr>
+          <w:tblHeader w:val="false"/>
+        </w:trPr>
+        <w:tc>
+          <w:tcPr>
+            <w:tcW w:type="dxa" w:w="1700"/>
+            <w:tcBorders>
+              <w:top w:val="single" w:color="BFBFBF" w:sz="1"/>
+              <w:left w:val="single" w:color="BFBFBF" w:sz="1"/>
+              <w:bottom w:val="single" w:color="BFBFBF" w:sz="1"/>
+              <w:right w:val="single" w:color="BFBFBF" w:sz="1"/>
+            </w:tcBorders>
+            <w:shd w:fill="FFFFFF" w:val="clear"/>
+            <w:tcMar>
+              <w:top w:type="dxa" w:w="70"/>
+              <w:left w:type="dxa" w:w="110"/>
+              <w:bottom w:type="dxa" w:w="70"/>
+              <w:right w:type="dxa" w:w="110"/>
+            </w:tcMar>
+            <w:vAlign w:val="center"/>
+          </w:tcPr>
+          <w:p>
+            <w:pPr>
+              <w:jc w:val="left"/>
             </w:pPr>
             <w:r>
               <w:rPr>
@@ -2712,20 +2825,20 @@
                 <w:sz w:val="19"/>
                 <w:szCs w:val="19"/>
               </w:rPr>
-              <w:t>~62 km (unidade) / ~67 km (sede NV)</w:t>
-            </w:r>
-          </w:p>
-        </w:tc>
-        <w:tc>
-          <w:tcPr>
-            <w:tcW w:type="dxa" w:w="2560"/>
-            <w:tcBorders>
-              <w:top w:val="single" w:color="BFBFBF" w:sz="1"/>
-              <w:left w:val="single" w:color="BFBFBF" w:sz="1"/>
-              <w:bottom w:val="single" w:color="BFBFBF" w:sz="1"/>
-              <w:right w:val="single" w:color="BFBFBF" w:sz="1"/>
-            </w:tcBorders>
-            <w:shd w:fill="F2F2F2" w:val="clear"/>
+              <w:t>Pedreira Mattar (Pedreira Pinheiros Ltda — grupo mineiro Mattar)</w:t>
+            </w:r>
+          </w:p>
+        </w:tc>
+        <w:tc>
+          <w:tcPr>
+            <w:tcW w:type="dxa" w:w="2100"/>
+            <w:tcBorders>
+              <w:top w:val="single" w:color="BFBFBF" w:sz="1"/>
+              <w:left w:val="single" w:color="BFBFBF" w:sz="1"/>
+              <w:bottom w:val="single" w:color="BFBFBF" w:sz="1"/>
+              <w:right w:val="single" w:color="BFBFBF" w:sz="1"/>
+            </w:tcBorders>
+            <w:shd w:fill="FFFFFF" w:val="clear"/>
             <w:tcMar>
               <w:top w:type="dxa" w:w="70"/>
               <w:left w:type="dxa" w:w="110"/>
@@ -2746,18 +2859,13 @@
                 <w:sz w:val="19"/>
                 <w:szCs w:val="19"/>
               </w:rPr>
-              <w:t>Pedreira 4,4 / loja em SM 2,4 no Google (reclamações de atendimento); ~54 mil t/2025 (CFEM)</w:t>
-            </w:r>
-          </w:p>
-        </w:tc>
-      </w:tr>
-      <w:tr>
-        <w:trPr>
-          <w:tblHeader w:val="false"/>
-        </w:trPr>
-        <w:tc>
-          <w:tcPr>
-            <w:tcW w:type="dxa" w:w="1700"/>
+              <w:t>Pedreira Córrego Quinze, Pinheiros · CNPJ 34.002.904/0001-78 · CNAE 2391-5/01 (britagem) · desde 2019 · braço ES do grupo de Teófilo Otoni/MG (Mineração Mattar, desde ~1995)</w:t>
+            </w:r>
+          </w:p>
+        </w:tc>
+        <w:tc>
+          <w:tcPr>
+            <w:tcW w:type="dxa" w:w="1500"/>
             <w:tcBorders>
               <w:top w:val="single" w:color="BFBFBF" w:sz="1"/>
               <w:left w:val="single" w:color="BFBFBF" w:sz="1"/>
@@ -2775,7 +2883,61 @@
           </w:tcPr>
           <w:p>
             <w:pPr>
-              <w:jc w:val="left"/>
+              <w:jc w:val="center"/>
+            </w:pPr>
+            <w:r>
+              <w:t>45,9 km (medida)</w:t>
+            </w:r>
+          </w:p>
+        </w:tc>
+        <w:tc>
+          <w:tcPr>
+            <w:tcW w:type="dxa" w:w="1500"/>
+            <w:tcBorders>
+              <w:top w:val="single" w:color="BFBFBF" w:sz="1"/>
+              <w:left w:val="single" w:color="BFBFBF" w:sz="1"/>
+              <w:bottom w:val="single" w:color="BFBFBF" w:sz="1"/>
+              <w:right w:val="single" w:color="BFBFBF" w:sz="1"/>
+            </w:tcBorders>
+            <w:shd w:fill="FFFFFF" w:val="clear"/>
+            <w:tcMar>
+              <w:top w:type="dxa" w:w="70"/>
+              <w:left w:type="dxa" w:w="110"/>
+              <w:bottom w:type="dxa" w:w="70"/>
+              <w:right w:type="dxa" w:w="110"/>
+            </w:tcMar>
+            <w:vAlign w:val="center"/>
+          </w:tcPr>
+          <w:p>
+            <w:pPr>
+              <w:jc w:val="center"/>
+            </w:pPr>
+            <w:r>
+              <w:t>66,8 km (medida)</w:t>
+            </w:r>
+          </w:p>
+        </w:tc>
+        <w:tc>
+          <w:tcPr>
+            <w:tcW w:type="dxa" w:w="2560"/>
+            <w:tcBorders>
+              <w:top w:val="single" w:color="BFBFBF" w:sz="1"/>
+              <w:left w:val="single" w:color="BFBFBF" w:sz="1"/>
+              <w:bottom w:val="single" w:color="BFBFBF" w:sz="1"/>
+              <w:right w:val="single" w:color="BFBFBF" w:sz="1"/>
+            </w:tcBorders>
+            <w:shd w:fill="FFFFFF" w:val="clear"/>
+            <w:tcMar>
+              <w:top w:type="dxa" w:w="70"/>
+              <w:left w:type="dxa" w:w="110"/>
+              <w:bottom w:type="dxa" w:w="70"/>
+              <w:right w:type="dxa" w:w="110"/>
+            </w:tcMar>
+            <w:vAlign w:val="center"/>
+          </w:tcPr>
+          <w:p>
+            <w:pPr>
+              <w:jc w:val="center"/>
             </w:pPr>
             <w:r>
               <w:rPr>
@@ -2785,142 +2947,6 @@
                 <w:sz w:val="19"/>
                 <w:szCs w:val="19"/>
               </w:rPr>
-              <w:t>Pedreira Mattar (Pedreira Pinheiros Ltda — grupo mineiro Mattar)</w:t>
-            </w:r>
-          </w:p>
-        </w:tc>
-        <w:tc>
-          <w:tcPr>
-            <w:tcW w:type="dxa" w:w="2100"/>
-            <w:tcBorders>
-              <w:top w:val="single" w:color="BFBFBF" w:sz="1"/>
-              <w:left w:val="single" w:color="BFBFBF" w:sz="1"/>
-              <w:bottom w:val="single" w:color="BFBFBF" w:sz="1"/>
-              <w:right w:val="single" w:color="BFBFBF" w:sz="1"/>
-            </w:tcBorders>
-            <w:shd w:fill="FFFFFF" w:val="clear"/>
-            <w:tcMar>
-              <w:top w:type="dxa" w:w="70"/>
-              <w:left w:type="dxa" w:w="110"/>
-              <w:bottom w:type="dxa" w:w="70"/>
-              <w:right w:type="dxa" w:w="110"/>
-            </w:tcMar>
-            <w:vAlign w:val="center"/>
-          </w:tcPr>
-          <w:p>
-            <w:pPr>
-              <w:jc w:val="center"/>
-            </w:pPr>
-            <w:r>
-              <w:rPr>
-                <w:b w:val="false"/>
-                <w:bCs w:val="false"/>
-                <w:color w:val="000000"/>
-                <w:sz w:val="19"/>
-                <w:szCs w:val="19"/>
-              </w:rPr>
-              <w:t>Pedreira Córrego Quinze, Pinheiros · CNPJ 34.002.904/0001-78 · CNAE 2391-5/01 (britagem) · desde 2019 · braço ES do grupo de Teófilo Otoni/MG (Mineração Mattar, desde ~1995)</w:t>
-            </w:r>
-          </w:p>
-        </w:tc>
-        <w:tc>
-          <w:tcPr>
-            <w:tcW w:type="dxa" w:w="1500"/>
-            <w:tcBorders>
-              <w:top w:val="single" w:color="BFBFBF" w:sz="1"/>
-              <w:left w:val="single" w:color="BFBFBF" w:sz="1"/>
-              <w:bottom w:val="single" w:color="BFBFBF" w:sz="1"/>
-              <w:right w:val="single" w:color="BFBFBF" w:sz="1"/>
-            </w:tcBorders>
-            <w:shd w:fill="FFFFFF" w:val="clear"/>
-            <w:tcMar>
-              <w:top w:type="dxa" w:w="70"/>
-              <w:left w:type="dxa" w:w="110"/>
-              <w:bottom w:type="dxa" w:w="70"/>
-              <w:right w:type="dxa" w:w="110"/>
-            </w:tcMar>
-            <w:vAlign w:val="center"/>
-          </w:tcPr>
-          <w:p>
-            <w:pPr>
-              <w:jc w:val="center"/>
-            </w:pPr>
-            <w:r>
-              <w:rPr>
-                <w:b w:val="false"/>
-                <w:bCs w:val="false"/>
-                <w:color w:val="000000"/>
-                <w:sz w:val="19"/>
-                <w:szCs w:val="19"/>
-              </w:rPr>
-              <w:t>~44 km</w:t>
-            </w:r>
-          </w:p>
-        </w:tc>
-        <w:tc>
-          <w:tcPr>
-            <w:tcW w:type="dxa" w:w="1500"/>
-            <w:tcBorders>
-              <w:top w:val="single" w:color="BFBFBF" w:sz="1"/>
-              <w:left w:val="single" w:color="BFBFBF" w:sz="1"/>
-              <w:bottom w:val="single" w:color="BFBFBF" w:sz="1"/>
-              <w:right w:val="single" w:color="BFBFBF" w:sz="1"/>
-            </w:tcBorders>
-            <w:shd w:fill="FFFFFF" w:val="clear"/>
-            <w:tcMar>
-              <w:top w:type="dxa" w:w="70"/>
-              <w:left w:type="dxa" w:w="110"/>
-              <w:bottom w:type="dxa" w:w="70"/>
-              <w:right w:type="dxa" w:w="110"/>
-            </w:tcMar>
-            <w:vAlign w:val="center"/>
-          </w:tcPr>
-          <w:p>
-            <w:pPr>
-              <w:jc w:val="center"/>
-            </w:pPr>
-            <w:r>
-              <w:rPr>
-                <w:b w:val="false"/>
-                <w:bCs w:val="false"/>
-                <w:color w:val="000000"/>
-                <w:sz w:val="19"/>
-                <w:szCs w:val="19"/>
-              </w:rPr>
-              <w:t>~70 km</w:t>
-            </w:r>
-          </w:p>
-        </w:tc>
-        <w:tc>
-          <w:tcPr>
-            <w:tcW w:type="dxa" w:w="2560"/>
-            <w:tcBorders>
-              <w:top w:val="single" w:color="BFBFBF" w:sz="1"/>
-              <w:left w:val="single" w:color="BFBFBF" w:sz="1"/>
-              <w:bottom w:val="single" w:color="BFBFBF" w:sz="1"/>
-              <w:right w:val="single" w:color="BFBFBF" w:sz="1"/>
-            </w:tcBorders>
-            <w:shd w:fill="FFFFFF" w:val="clear"/>
-            <w:tcMar>
-              <w:top w:type="dxa" w:w="70"/>
-              <w:left w:type="dxa" w:w="110"/>
-              <w:bottom w:type="dxa" w:w="70"/>
-              <w:right w:type="dxa" w:w="110"/>
-            </w:tcMar>
-            <w:vAlign w:val="center"/>
-          </w:tcPr>
-          <w:p>
-            <w:pPr>
-              <w:jc w:val="center"/>
-            </w:pPr>
-            <w:r>
-              <w:rPr>
-                <w:b w:val="false"/>
-                <w:bCs w:val="false"/>
-                <w:color w:val="000000"/>
-                <w:sz w:val="19"/>
-                <w:szCs w:val="19"/>
-              </w:rPr>
               <w:t>Referência em serviço (entrega em 24 h); pátio industrial em São Mateus (filial 0003-30, CNAE 2399-1/99, desde 2020) e depósito em Nanuque/MG</w:t>
             </w:r>
           </w:p>
@@ -3152,7 +3178,7 @@
         <w:rPr>
           <w:b w:val="0"/>
         </w:rPr>
-        <w:t>A MCL/Colombi produz a ~62 km da sede de São Mateus (unidade Pedra do Elefante; a sede de Nova Venécia está a ~67 km), a Mattar a ~70 km (Pinheiros) e a Sangali a ~100 km (Rio Bananal); a CIPREM produziria a ~35 km — e a Usibrita, único produtor do entorno imediato, a ~40 km, ainda em escala pequena. Como o frete pode representar parcela expressiva do preço posto na obra, a produção mais próxima do polo consumidor segue sendo a principal alavanca de competitividade da CIPREM. A Pedramix, focada em concreto usinado, é simultaneamente ponta de distribuição do Grupo Borlini (pedreiras em Linhares e Aracruz) e cliente potencial de brita local.</w:t>
+        <w:t>A MCL/Colombi produz a 75,5 km da sede de São Mateus (medição de ago/2026, que resolve a divergência da versão anterior entre os 62 km adotados e os ~74 km indicados pelo teste de coordenadas), a Mattar a 66,8 km (Pinheiros) e a Sangali a ~100 km (Rio Bananal); a CIPREM produzirá a 40,7 km — e a Usibrita, único produtor do entorno imediato, a cerca de 40 km, ainda em escala pequena. Como o frete pode representar parcela expressiva do preço posto na obra, a produção mais próxima do polo consumidor segue sendo a principal alavanca de competitividade da CIPREM. A Pedramix, focada em concreto usinado, é simultaneamente ponta de distribuição do Grupo Borlini (pedreiras em Linhares e Aracruz) e cliente potencial de brita local.</w:t>
       </w:r>
     </w:p>
     <w:p>
@@ -3230,7 +3256,7 @@
         <w:rPr>
           <w:b w:val="0"/>
         </w:rPr>
-        <w:t>Jaguaré é praça disputada: para o consumo do próprio município a Usibrita tem vantagem de frete de R$ 29,1/t, e a CIPREM só entra ali por CIF e serviço, contra um incumbente sem capacidade instalada para atender a demanda local. Para São Mateus, onde está o grosso da demanda, a posição da CIPREM se mantém. A evolução da Usibrita (CFEM anual e novos atos ANM) deve ser monitorada semestralmente. A investigação da v3, que dava o caso por inconclusivo, fica superada nesta versão.</w:t>
+        <w:t>Jaguaré é praça disputada: para o consumo do próprio município a Usibrita tem vantagem de frete de R$ 28,8/t (39,6 km da CIPREM, medidos, contra ~8 km do incumbente), e a CIPREM só entra ali por CIF e serviço, contra um incumbente sem capacidade instalada para atender a demanda local. A medição encerra também a hipótese da rota nova: a ES-356 existe e liga Nestor Gomes à ES-430, mas o trajeto medido (39,6 km) confirma os ~40 km já adotados — a ligação não encurta materialmente o acesso, e o peso de captura de Jaguaré permanece em 20% sem expectativa de elevação por essa via. Para São Mateus, onde está o grosso da demanda, a posição da CIPREM se mantém. A evolução da Usibrita (CFEM anual e novos atos ANM) deve ser monitorada semestralmente. A investigação da v3, que dava o caso por inconclusivo, fica superada nesta versão.</w:t>
       </w:r>
     </w:p>
     <w:p>
@@ -3614,6 +3640,33 @@
               <w:jc w:val="left"/>
             </w:pPr>
             <w:r>
+              <w:t>M.C.L. Mineração Columbia — Grupo Colombi, unidade Pedra do Elefante / ES-137 km 131 (75,5 km da sede de São Mateus, medidos)</w:t>
+            </w:r>
+          </w:p>
+        </w:tc>
+        <w:tc>
+          <w:tcPr>
+            <w:tcW w:type="dxa" w:w="2300"/>
+            <w:tcBorders>
+              <w:top w:val="single" w:color="BFBFBF" w:sz="1"/>
+              <w:left w:val="single" w:color="BFBFBF" w:sz="1"/>
+              <w:bottom w:val="single" w:color="BFBFBF" w:sz="1"/>
+              <w:right w:val="single" w:color="BFBFBF" w:sz="1"/>
+            </w:tcBorders>
+            <w:shd w:fill="F2F2F2" w:val="clear"/>
+            <w:tcMar>
+              <w:top w:type="dxa" w:w="70"/>
+              <w:left w:type="dxa" w:w="110"/>
+              <w:bottom w:type="dxa" w:w="70"/>
+              <w:right w:type="dxa" w:w="110"/>
+            </w:tcMar>
+            <w:vAlign w:val="center"/>
+          </w:tcPr>
+          <w:p>
+            <w:pPr>
+              <w:jc w:val="center"/>
+            </w:pPr>
+            <w:r>
               <w:rPr>
                 <w:b w:val="false"/>
                 <w:bCs w:val="false"/>
@@ -3621,7 +3674,7 @@
                 <w:sz w:val="19"/>
                 <w:szCs w:val="19"/>
               </w:rPr>
-              <w:t>M.C.L. Mineração Columbia — Grupo Colombi, unidade Pedra do Elefante / ES-137 km 131 (~62 km da sede; sede de Nova Venécia a ~67 km)</w:t>
+              <w:t xml:space="preserve">R$ 2.722.048</w:t>
             </w:r>
           </w:p>
         </w:tc>
@@ -3655,13 +3708,13 @@
                 <w:sz w:val="19"/>
                 <w:szCs w:val="19"/>
               </w:rPr>
-              <w:t xml:space="preserve">R$ 2.722.048</w:t>
-            </w:r>
-          </w:p>
-        </w:tc>
-        <w:tc>
-          <w:tcPr>
-            <w:tcW w:type="dxa" w:w="2300"/>
+              <w:t xml:space="preserve">R$ 26.166</w:t>
+            </w:r>
+          </w:p>
+        </w:tc>
+        <w:tc>
+          <w:tcPr>
+            <w:tcW w:type="dxa" w:w="1660"/>
             <w:tcBorders>
               <w:top w:val="single" w:color="BFBFBF" w:sz="1"/>
               <w:left w:val="single" w:color="BFBFBF" w:sz="1"/>
@@ -3689,31 +3742,36 @@
                 <w:sz w:val="19"/>
                 <w:szCs w:val="19"/>
               </w:rPr>
-              <w:t xml:space="preserve">R$ 26.166</w:t>
-            </w:r>
-          </w:p>
-        </w:tc>
-        <w:tc>
-          <w:tcPr>
-            <w:tcW w:type="dxa" w:w="1660"/>
-            <w:tcBorders>
-              <w:top w:val="single" w:color="BFBFBF" w:sz="1"/>
-              <w:left w:val="single" w:color="BFBFBF" w:sz="1"/>
-              <w:bottom w:val="single" w:color="BFBFBF" w:sz="1"/>
-              <w:right w:val="single" w:color="BFBFBF" w:sz="1"/>
-            </w:tcBorders>
-            <w:shd w:fill="F2F2F2" w:val="clear"/>
-            <w:tcMar>
-              <w:top w:type="dxa" w:w="70"/>
-              <w:left w:type="dxa" w:w="110"/>
-              <w:bottom w:type="dxa" w:w="70"/>
-              <w:right w:type="dxa" w:w="110"/>
-            </w:tcMar>
-            <w:vAlign w:val="center"/>
-          </w:tcPr>
-          <w:p>
-            <w:pPr>
-              <w:jc w:val="center"/>
+              <w:t xml:space="preserve">~54 mil</w:t>
+            </w:r>
+          </w:p>
+        </w:tc>
+      </w:tr>
+      <w:tr>
+        <w:trPr>
+          <w:tblHeader w:val="false"/>
+        </w:trPr>
+        <w:tc>
+          <w:tcPr>
+            <w:tcW w:type="dxa" w:w="3100"/>
+            <w:tcBorders>
+              <w:top w:val="single" w:color="BFBFBF" w:sz="1"/>
+              <w:left w:val="single" w:color="BFBFBF" w:sz="1"/>
+              <w:bottom w:val="single" w:color="BFBFBF" w:sz="1"/>
+              <w:right w:val="single" w:color="BFBFBF" w:sz="1"/>
+            </w:tcBorders>
+            <w:shd w:fill="FFFFFF" w:val="clear"/>
+            <w:tcMar>
+              <w:top w:type="dxa" w:w="70"/>
+              <w:left w:type="dxa" w:w="110"/>
+              <w:bottom w:type="dxa" w:w="70"/>
+              <w:right w:type="dxa" w:w="110"/>
+            </w:tcMar>
+            <w:vAlign w:val="center"/>
+          </w:tcPr>
+          <w:p>
+            <w:pPr>
+              <w:jc w:val="left"/>
             </w:pPr>
             <w:r>
               <w:rPr>
@@ -3723,18 +3781,13 @@
                 <w:sz w:val="19"/>
                 <w:szCs w:val="19"/>
               </w:rPr>
-              <w:t xml:space="preserve">~54 mil</w:t>
-            </w:r>
-          </w:p>
-        </w:tc>
-      </w:tr>
-      <w:tr>
-        <w:trPr>
-          <w:tblHeader w:val="false"/>
-        </w:trPr>
-        <w:tc>
-          <w:tcPr>
-            <w:tcW w:type="dxa" w:w="3100"/>
+              <w:t>Mineração Usibrita — Grupo Colombi (mesmo ramo da MCL), Jaguaré (~40 km da sede)</w:t>
+            </w:r>
+          </w:p>
+        </w:tc>
+        <w:tc>
+          <w:tcPr>
+            <w:tcW w:type="dxa" w:w="2300"/>
             <w:tcBorders>
               <w:top w:val="single" w:color="BFBFBF" w:sz="1"/>
               <w:left w:val="single" w:color="BFBFBF" w:sz="1"/>
@@ -3752,7 +3805,7 @@
           </w:tcPr>
           <w:p>
             <w:pPr>
-              <w:jc w:val="left"/>
+              <w:jc w:val="center"/>
             </w:pPr>
             <w:r>
               <w:rPr>
@@ -3762,7 +3815,7 @@
                 <w:sz w:val="19"/>
                 <w:szCs w:val="19"/>
               </w:rPr>
-              <w:t>Mineração Usibrita — Grupo Colombi (mesmo ramo da MCL), Jaguaré (~40 km da sede)</w:t>
+              <w:t xml:space="preserve">R$ 232.000</w:t>
             </w:r>
           </w:p>
         </w:tc>
@@ -3796,13 +3849,13 @@
                 <w:sz w:val="19"/>
                 <w:szCs w:val="19"/>
               </w:rPr>
-              <w:t xml:space="preserve">R$ 232.000</w:t>
-            </w:r>
-          </w:p>
-        </w:tc>
-        <w:tc>
-          <w:tcPr>
-            <w:tcW w:type="dxa" w:w="2300"/>
+              <w:t xml:space="preserve">R$ 2.235</w:t>
+            </w:r>
+          </w:p>
+        </w:tc>
+        <w:tc>
+          <w:tcPr>
+            <w:tcW w:type="dxa" w:w="1660"/>
             <w:tcBorders>
               <w:top w:val="single" w:color="BFBFBF" w:sz="1"/>
               <w:left w:val="single" w:color="BFBFBF" w:sz="1"/>
@@ -3830,40 +3883,6 @@
                 <w:sz w:val="19"/>
                 <w:szCs w:val="19"/>
               </w:rPr>
-              <w:t xml:space="preserve">R$ 2.235</w:t>
-            </w:r>
-          </w:p>
-        </w:tc>
-        <w:tc>
-          <w:tcPr>
-            <w:tcW w:type="dxa" w:w="1660"/>
-            <w:tcBorders>
-              <w:top w:val="single" w:color="BFBFBF" w:sz="1"/>
-              <w:left w:val="single" w:color="BFBFBF" w:sz="1"/>
-              <w:bottom w:val="single" w:color="BFBFBF" w:sz="1"/>
-              <w:right w:val="single" w:color="BFBFBF" w:sz="1"/>
-            </w:tcBorders>
-            <w:shd w:fill="FFFFFF" w:val="clear"/>
-            <w:tcMar>
-              <w:top w:type="dxa" w:w="70"/>
-              <w:left w:type="dxa" w:w="110"/>
-              <w:bottom w:type="dxa" w:w="70"/>
-              <w:right w:type="dxa" w:w="110"/>
-            </w:tcMar>
-            <w:vAlign w:val="center"/>
-          </w:tcPr>
-          <w:p>
-            <w:pPr>
-              <w:jc w:val="center"/>
-            </w:pPr>
-            <w:r>
-              <w:rPr>
-                <w:b w:val="false"/>
-                <w:bCs w:val="false"/>
-                <w:color w:val="000000"/>
-                <w:sz w:val="19"/>
-                <w:szCs w:val="19"/>
-              </w:rPr>
               <w:t xml:space="preserve">~5 mil</w:t>
             </w:r>
           </w:p>
@@ -3888,7 +3907,7 @@
         <w:rPr>
           <w:b w:val="0"/>
         </w:rPr>
-        <w:t>O único produtor de porte (Sangali) está a ~100 km; o da Columbia, modesto, a ~62 km; e o mais próximo (Usibrita, ~40 km) mal começou — produziu o equivalente a ~5 mil t em 2025, menos de um quinto da demanda do município onde está instalada. É o dado que sustenta a distinção entre concorrente de preço e concorrente de volume (item 5). *Volume estimado dividindo o faturamento por um preço médio de brita posto da ordem de R$ 50/t (ordem de grandeza, a confirmar). A extração em Pinheiros corre pela Mattar Empreendimentos Minerários; a Pedreira Pinheiros Ltda, cuja matriz opera o CNAE 2391-5/01 (britamento sem extração associada), não figura nesta base — o porte real do grupo deve ser aferido por cotação direta.</w:t>
+        <w:t>O único produtor de porte (Sangali) está a ~100 km; a MCL, a 75,5 km; a Mattar, a 66,8 km; e o mais próximo (Usibrita, ~40 km) mal começou — produziu o equivalente a ~5 mil t em 2025, menos de um quinto da demanda do município onde está instalada. É o dado que sustenta a distinção entre concorrente de preço e concorrente de volume (item 5). *Volume estimado dividindo o faturamento por um preço médio de brita posto da ordem de R$ 50/t (ordem de grandeza, a confirmar). A extração em Pinheiros corre pela Mattar Empreendimentos Minerários; a Pedreira Pinheiros Ltda, cuja matriz opera o CNAE 2391-5/01 (britamento sem extração associada), não figura nesta base — o porte real do grupo deve ser aferido por cotação direta.</w:t>
       </w:r>
     </w:p>
     <w:p>
@@ -3908,7 +3927,7 @@
         <w:rPr>
           <w:b w:val="0"/>
         </w:rPr>
-        <w:t>A linha de base parte do consumo efetivo de brita no Espírito Santo apurado nas vendas declaradas à ANM (RAL, dado 2025): 6.888.010,58 t comercializadas ÷ 4.126.854 habitantes = 1,669 t/hab/ano — convergente com a rota ANEPAC (4,1 t/hab/ano de agregados no Sudeste × ~41,6% de participação da brita no mix ≈ 1,7). O índice é aplicado diretamente à população de 2025 do mercado-base conservador de dois municípios (São Mateus 134.423 e Conceição da Barra 28.923 — IBGE, estimativas 2025; total 163.346 hab): 163.346 × 1,669 ≈ 272,6 mil, ou seja, demanda corrente de cerca de 273 mil t/ano. Consumo e população referem-se ao mesmo ano — não há defasagem entre numerador e denominador. Piso de robustez: aplicando metade do índice a Conceição da Barra, município de perfil rural-litorâneo, a estimativa recua a ~249 mil t/ano (134.423 × 1,669 + 28.923 × 0,835) — piso que ainda supera o platô do projeto; só a sede responde por ~224 mil t/ano. As praças disputadas de Jaguaré (31.551 hab; produtor instalado) e Boa Esperança (14.054 hab; órbita comercial de Nova Venécia), mantidas fora da linha de base por conservadorismo, adicionariam 38–76 mil t/ano pela mesma métrica (de metade a pleno do índice). Fonte do índice: vendas declaradas no RAL, consolidadas pela ANM no Anuário Mineral Brasileiro/AMB [27].</w:t>
+        <w:t>A linha de base parte do consumo efetivo de brita no Espírito Santo apurado nas vendas declaradas à ANM (RAL, dado 2025): 6.888.010,58 t comercializadas ÷ 4.126.854 habitantes = 1,669 t/hab/ano — convergente com a rota ANEPAC (4,1 t/hab/ano de agregados no Sudeste × ~41,6% de participação da brita no mix ≈ 1,7). O mercado-base é definido por dois critérios cumulativos, aplicados sem exceção: ausência de produtor de brita instalado e posição dentro do raio econômico do frete (paridade ou vantagem na régua do item 4). Satisfazem os dois São Mateus (134.423 hab; +R$ 23,8/t), Conceição da Barra (28.923 hab; −R$ 5,2/t) e Boa Esperança (14.054 hab; −R$ 5,1/t) — 177.400 habitantes (IBGE, estimativas 2025). Aplicado o índice diretamente a essa população de 2025: 177.400 × 1,669 ≈ 296,1 mil, ou seja, demanda corrente de cerca de 296 mil t/ano. Consumo e população referem-se ao mesmo ano — não há defasagem entre numerador e denominador. Piso de robustez: aplicando metade do índice a Conceição da Barra e a Boa Esperança, municípios de perfil rural-litorâneo, a estimativa recua a ~260 mil t/ano — piso que ainda supera o platô do projeto; só a sede responde por ~224 mil t/ano. Boa Esperança integra a base a partir desta versão: a exclusão anterior apoiava-se em distância estimada de 34 km (desvantagem de R$ 7,3/t), refutada pela medição de 27,9 km pela Rod. Willes Jantorno, que a coloca na mesma posição competitiva de Conceição da Barra, já integrante da base. A praça disputada de Jaguaré (31.551 hab; produtor instalado), mantida fora da linha de base, adicionaria 26–53 mil t/ano pela mesma métrica (de metade a pleno do índice). Fonte do índice: vendas declaradas no RAL, consolidadas pela ANM no Anuário Mineral Brasileiro/AMB [27].</w:t>
       </w:r>
     </w:p>
     <w:p>
@@ -3929,7 +3948,7 @@
         <w:rPr>
           <w:b w:val="0"/>
         </w:rPr>
-        <w:t>Estimativa top-down para ordem de grandeza, não número contábil. A estimativa central aplica o índice estadual exato de 2025 (1,669 t/hab/ano) a toda a população do mercado-base; o piso de robustez de ~0,835 t/hab/ano no interior (metade do índice) é premissa conservadora declarada, sem fonte própria. A demanda real é triangulada com as vendas dos concorrentes (6.1), o consumo das obras (6.3) e o censo de clientes (7.1). As praças disputadas — Jaguaré e Boa Esperança; 45.605 hab; 38–76 mil t/ano — e o potencial secundário — Pedro Canário e a franja norte desabastecida (Montanha, Mucurici e Ponto Belo); 53.147 hab no conjunto — ficam fora da linha de base e das projeções.</w:t>
+        <w:t>Estimativa top-down para ordem de grandeza, não número contábil. A estimativa central aplica o índice estadual exato de 2025 (1,669 t/hab/ano) a toda a população do mercado-base; o piso de robustez de ~0,835 t/hab/ano no interior (metade do índice) é premissa conservadora declarada, sem fonte própria. A demanda real é triangulada com as vendas dos concorrentes (6.1), o consumo das obras (6.3) e o censo de clientes (7.1). A praça disputada — Jaguaré; 31.551 hab; 26–53 mil t/ano — e o potencial secundário — Pedro Canário e a franja norte desabastecida (Montanha, Mucurici e Ponto Belo); 53.147 hab no conjunto — ficam fora da linha de base e das projeções.</w:t>
       </w:r>
     </w:p>
     <w:p>
@@ -3950,7 +3969,7 @@
         <w:rPr>
           <w:b w:val="0"/>
         </w:rPr>
-        <w:t>A linha de base de dois municípios mede o mercado que a CIPREM domina por frete, não o mercado que ela pode atender. Somando as camadas alcançáveis — mercado-base (249–273 mil t/ano, do piso prudente ao índice pleno), praças disputadas de Jaguaré e Boa Esperança (38–76 mil t/ano), praças-sede de concorrente acessíveis por CIF, Nova Venécia e Pinheiros (64–129 mil t/ano), e obras públicas catalogadas (70–100 mil t/ano) — o mercado endereçável situa-se entre 421 e 577 mil t/ano. Pedro Canário e a franja norte permanecem fora: há vazio de oferta local, mas a desvantagem de frete de R$ 32 a 34/t não é compensável, e o estudo lhes atribui peso zero. É contra a faixa de 421–577 mil t/ano, e não contra a linha de base, que a participação do platô deve ser lida.</w:t>
+        <w:t>A linha de base de três municípios mede o mercado que a CIPREM domina ou disputa em paridade por frete, não o mercado que ela pode atender. Somando as camadas alcançáveis — mercado-base (260–296 mil t/ano, do piso prudente ao índice pleno), praça disputada de Jaguaré (26–53 mil t/ano), praças-sede de concorrente acessíveis por CIF, Nova Venécia e Pinheiros (64–129 mil t/ano), e obras públicas catalogadas (70–100 mil t/ano) — o mercado endereçável situa-se entre 421 e 577 mil t/ano, faixa inalterada em relação à versão anterior: a entrada de Boa Esperança na base apenas realoca uma camada, sem criar mercado novo. Pedro Canário e a franja norte permanecem fora: há vazio de oferta local, mas a desvantagem de frete de R$ 28 a 35/t não é compensável, e o estudo lhes atribui peso zero. É contra a faixa de 421–577 mil t/ano, e não contra a linha de base, que a participação do platô deve ser lida.</w:t>
       </w:r>
     </w:p>
     <w:p>
@@ -5326,7 +5345,7 @@
         <w:rPr>
           <w:b w:val="0"/>
         </w:rPr>
-        <w:t>Cruzando as três camadas: a oferta de brita instalada dentro do mercado-base é nula — não há cava de brita em São Mateus nem em Conceição da Barra; a operação mais próxima é a Usibrita, ~5 mil t/ano, em Jaguaré (item 6.1). A demanda só das obras públicas catalogadas é da ordem de 70 a 100 mil t/ano, e a demanda corrente do mercado-base é de cerca de 273 mil t/ano (piso de robustez: ~249 mil). A região consome muito mais brita do que produz por perto, importando-a de 60 a 140 km com frete caro (MCL ~62 km; Mattar ~70 km; Sangali ~100 km; Linhares–Aracruz 85–142 km). A questão de fundo — se as obras dividem um mercado pequeno ou o ampliam — se responde pelos números: o mercado cresce, e a CIPREM, a ~35 km da sede, entra com a maior vantagem de frete. No platô, a produção de 237,5 mil t/ano equivale a 41–56% do mercado endereçável de 421–577 mil t/ano (item 6.2). Pela via de baixo para cima, a captura ponderada pelos pesos de penetração do item 8 resulta em 207 a 245 mil t/ano, faixa em que o platô se posiciona a 81% — consistente, porém condicionada à entrega do programa de vendas CIF, já que a sede sozinha não sustenta o platô. Para comparação de porte, a Sangali realiza ~360 mil t/ano na própria zona de influência.</w:t>
+        <w:t>Cruzando as três camadas: a oferta de brita instalada dentro do mercado-base é nula — não há cava de brita em São Mateus, em Conceição da Barra nem em Boa Esperança; a operação mais próxima é a Usibrita, ~5 mil t/ano, em Jaguaré (item 6.1). A demanda só das obras públicas catalogadas é da ordem de 70 a 100 mil t/ano, e a demanda corrente do mercado-base é de cerca de 296 mil t/ano (piso de robustez: ~260 mil). A região consome muito mais brita do que produz por perto, importando-a de 60 a 140 km com frete caro (Mattar 66,8 km; MCL 75,5 km; Sangali ~100 km; Linhares–Aracruz 85–142 km). A questão de fundo — se as obras dividem um mercado pequeno ou o ampliam — se responde pelos números: o mercado cresce, e a CIPREM, a 40,7 km da sede, entra com a maior vantagem de frete. No platô, a produção de 237,5 mil t/ano equivale a 41–56% do mercado endereçável de 421–577 mil t/ano (item 6.2). Pela via de baixo para cima, a captura ponderada pelos pesos de penetração do item 8 resulta em 207 a 245 mil t/ano, faixa em que o platô se posiciona a 81% — consistente, porém condicionada à entrega do programa de vendas CIF, já que a sede sozinha não sustenta o platô. Para comparação de porte, a Sangali realiza ~360 mil t/ano na própria zona de influência.</w:t>
       </w:r>
     </w:p>
     <w:p>
@@ -5346,7 +5365,7 @@
         <w:rPr>
           <w:b w:val="0"/>
         </w:rPr>
-        <w:t>Combinando a demanda corrente do mercado-base (≈ 273 mil t/ano; piso prudente de 249 mil), o mercado endereçável de 421–577 mil t/ano, o ciclo extraordinário de obras públicas e o crescimento populacional de 13,5% na década, projeta-se demanda regional sustentada por agregados ao longo de todo o horizonte do financiamento. Mesmo em cenário conservador, considerando apenas a expansão vegetativa do setor (~5% a.a. para brita, expectativa ANEPAC), o mercado comporta um novo produtor com vantagem logística no polo de São Mateus. O platô de 237,5 mil t/ano equivale, por sua vez, ao nível já praticado pela unidade do grupo na Bahia (item 2.4) — o que desloca a pergunta de "é possível produzir isso?" para "é possível vender isso?", respondida pelos pesos do item 8.</w:t>
+        <w:t>Combinando a demanda corrente do mercado-base (≈ 296 mil t/ano; piso prudente de 260 mil), o mercado endereçável de 421–577 mil t/ano, o ciclo extraordinário de obras públicas e o crescimento populacional de 13,5% na década, projeta-se demanda regional sustentada por agregados ao longo de todo o horizonte do financiamento. Mesmo em cenário conservador, considerando apenas a expansão vegetativa do setor (~5% a.a. para brita, expectativa ANEPAC), o mercado comporta um novo produtor com vantagem logística no polo de São Mateus. O platô de 237,5 mil t/ano equivale, por sua vez, ao nível já praticado pela unidade do grupo na Bahia (item 2.4) — o que desloca a pergunta de "é possível produzir isso?" para "é possível vender isso?", respondida pelos pesos do item 8.</w:t>
       </w:r>
     </w:p>
     <w:p>
@@ -5693,7 +5712,7 @@
         <w:rPr>
           <w:b w:val="0"/>
         </w:rPr>
-        <w:t>São Mateus sede, Guriri e o corredor de Nestor Gomes: é onde a CIPREM produz mais perto que qualquer concorrente e onde estão o grosso da demanda e as obras. A vantagem sobre o concorrente de volume (MCL) é de R$ 24,6/t na sede e de R$ 31,9/t no corredor. Conceição da Barra entra por paridade (−R$ 0,9/t) e ausência de produtor local. Estratégia: preço competitivo posto-obra, atendimento ágil — explorando a falha de serviço documentada da loja concorrente na praça — e foco nas empreiteiras e na Prefeitura.</w:t>
+        <w:t>São Mateus sede, Guriri e o corredor de Nestor Gomes: é onde a CIPREM produz mais perto que qualquer concorrente de porte e onde estão o grosso da demanda e as obras. A vantagem sobre o concorrente de volume mais próximo (Mattar, 66,8 km) é de R$ 23,8/t na sede, chegando a R$ 31,7/t contra a MCL (75,5 km) e a R$ 31,9/t no corredor. Conceição da Barra e Boa Esperança entram por paridade de frete (−R$ 5,2/t e −R$ 5,1/t, ambas contra a Mattar) e ausência de produtor local. Estratégia: preço competitivo posto-obra, atendimento ágil — explorando a falha de serviço documentada da loja concorrente na praça — e foco nas empreiteiras e na Prefeitura.</w:t>
       </w:r>
     </w:p>
     <w:p>
@@ -5711,7 +5730,7 @@
         <w:rPr>
           <w:b w:val="0"/>
         </w:rPr>
-        <w:t>Jaguaré, Nova Venécia e Pinheiros são praças onde a CIPREM perde no frete FOB (de R$ 24,6 a R$ 35,5/t de desvantagem) e cuja captura, portanto, não se apoia em geometria e sim em lacuna de capacidade e falha de serviço do incumbente — daí os pesos baixos que lhes são atribuídos. O instrumento é a entrega própria: o modelo prevê 35% das vendas em CIF, frota de 64.800 t/ano (2 conjuntos Actros+Rossetti, ~30,7 t líquidas por viagem), frete médio de R$ 41/t (45 km × R$ 0,91/t·km) e custo do frete próprio a 72% da receita de frete. O lastro é empírico: a unidade do grupo na Bahia converte R$ 74/t FOB em R$ 116/t médios realizados, sendo cerca de 36% da receita bruta margem logística. O limite da zona CIF é a capacidade da frota — 64.800 t/ano cobrem 27% do platô, e não se deve supor alcance ilimitado. Pedro Canário e a franja norte (Montanha, Mucurici, Ponto Belo) ficam fora das projeções: há vazio de oferta, mas a desvantagem de frete não é compensável.</w:t>
+        <w:t>Jaguaré, Nova Venécia e Pinheiros são praças onde a CIPREM perde no frete FOB (de R$ 28,8 a R$ 37,2/t de desvantagem) e cuja captura, portanto, não se apoia em geometria e sim em lacuna de capacidade e falha de serviço do incumbente — daí os pesos baixos que lhes são atribuídos. O instrumento é a entrega própria: o modelo prevê 35% das vendas em CIF, frota de 64.800 t/ano (2 conjuntos Actros+Rossetti, ~30,7 t líquidas por viagem), frete médio de R$ 41/t (45 km × R$ 0,91/t·km) e custo do frete próprio a 72% da receita de frete. As distâncias medidas confirmam a premissa: ponderando as praças pelos pesos de captura, o raio médio de entrega resulta em 45,7 km, equivalentes a R$ 41,6/t. O lastro é empírico: a unidade do grupo na Bahia converte R$ 74/t FOB em R$ 116/t médios realizados, sendo cerca de 36% da receita bruta margem logística. O limite da zona CIF é a capacidade da frota — 64.800 t/ano cobrem 27% do platô, e não se deve supor alcance ilimitado. Pedro Canário e a franja norte (Montanha, Mucurici, Ponto Belo) ficam fora das projeções: há vazio de oferta, mas a desvantagem de frete não é compensável.</w:t>
       </w:r>
     </w:p>
     <w:p>
@@ -5729,7 +5748,7 @@
         <w:rPr>
           <w:b w:val="0"/>
         </w:rPr>
-        <w:t>São Mateus sede, Guriri e corredor, 65% — único produtor do município, com R$ 24,6/t sobre o concorrente de volume. Conceição da Barra, 25% — paridade de frete, sem produtor local. Jaguaré, 20% — desvantagem de frete, mas incumbente sem capacidade. Boa Esperança, 15% — quase-empate de distância com a MCL (27,9 km pela Rod. Willes Jantorno, com trecho não pavimentado, contra 26 km; ~R$ 1,7/t), peso mantido conservador pela qualidade do acesso e pelo relacionamento do incumbente. Nova Venécia e Pinheiros, 10% — praça-sede de concorrente, captura só por CIF e serviço. Pedro Canário, franja norte, sul da Bahia e nordeste de Minas, 0% — desvantagem sem compensação. Obras públicas, 60% — proximidade e ausência de produtor local. Aplicados às faixas de demanda do item 6, esses pesos resultam em captura de 207 a 245 mil t/ano. Registre-se que o sul da Bahia e o nordeste de Minas foram deliberadamente excluídos por limitação de apuração: as varreduras voltaram superficiais por bloqueio de acesso às fontes, e nenhum vazio de oferta pôde ser substanciado.</w:t>
+        <w:t>São Mateus sede, Guriri e corredor, 65% — único produtor do município, com R$ 23,8/t sobre o concorrente de volume mais próximo. Conceição da Barra, 25% — paridade de frete (−R$ 5,2/t), sem produtor local. Boa Esperança, 15% — praça-base desde esta versão, em paridade de frete (−R$ 5,1/t contra a Mattar, a 22,3 km); peso mantido abaixo do de Conceição da Barra por conservadorismo, dado o trecho não pavimentado da Rod. Willes Jantorno e o relacionamento do incumbente. Jaguaré, 20% — desvantagem de frete (−R$ 28,8/t), mas incumbente sem capacidade. Nova Venécia e Pinheiros, 10% — praça-sede de concorrente, captura só por CIF e serviço. Pedro Canário, franja norte, sul da Bahia e nordeste de Minas, 0% — desvantagem sem compensação. Obras públicas, 60% — proximidade e ausência de produtor local. Aplicados às faixas de demanda do item 6, esses pesos resultam em captura de 207 a 245 mil t/ano — faixa inalterada, já que Boa Esperança apenas mudou de camada e manteve o mesmo peso. Registre-se que o sul da Bahia e o nordeste de Minas foram deliberadamente excluídos por limitação de apuração: as varreduras voltaram superficiais por bloqueio de acesso às fontes, e nenhum vazio de oferta pôde ser substanciado.</w:t>
       </w:r>
     </w:p>
     <w:p>
@@ -6042,7 +6061,7 @@
         <w:rPr>
           <w:b w:val="0"/>
         </w:rPr>
-        <w:t>Do ponto de vista mercadológico, a implantação da unidade de britagem da CIPREM em Nestor Gomes/São Mateus apresenta-se viável e bem fundamentada. Os argumentos centrais são: (i) demanda corrente de brita estimada em cerca de 273 mil t/ano no mercado-base conservador de dois municípios (índice exato de 1,669 t/hab/ano de 2025 aplicado à população da área; piso prudente de 249 mil) e mercado endereçável de 421–577 mil t/ano somadas as praças alcançáveis por CIF e as obras — contra o qual o platô de 237,5 mil t/ano representa 41 a 56%, e não os 87 a 96% que a leitura restrita ao mercado-base sugeriria; (ii) um ciclo extraordinário de obras públicas (&gt;R$ 1 bilhão) que adiciona 70–100 mil t/ano de brita durante a janela de construção, além do potencial de 450–520 mil t da pavimentação remanescente de Guriri, do qual as projeções incorporam apenas 75–90 mil t; (iii) vantagem logística estrutural e mensurada — R$ 24,6/t sobre o concorrente de volume na sede e R$ 31,9/t no corredor de Nestor Gomes, em produto cujo preço posto é dominado pelo frete; (iv) concorrência em que o player mais próximo ancora preço mas não tem escala para disputar volume, com falhas de atendimento exploráveis; e (v) respaldo de um grupo cuja unidade em operação já pratica, em 2025, volume 0,5% superior ao platô aqui projetado. A captura ponderada por praça resulta em 207–245 mil t/ano, faixa que comporta o platô, desde que executado o programa de vendas CIF descrito no item 8.</w:t>
+        <w:t>Do ponto de vista mercadológico, a implantação da unidade de britagem da CIPREM em Nestor Gomes/São Mateus apresenta-se viável e bem fundamentada. Os argumentos centrais são: (i) demanda corrente de brita estimada em cerca de 296 mil t/ano no mercado-base de três municípios sem produtor instalado e dentro do raio econômico — São Mateus, Conceição da Barra e Boa Esperança, 177.400 hab, índice exato de 1,669 t/hab/ano de 2025; piso prudente de 260 mil — e mercado endereçável de 421–577 mil t/ano somadas a praça disputada de Jaguaré, as praças alcançáveis por CIF e as obras — contra o qual o platô de 237,5 mil t/ano representa 41 a 56%; (ii) um ciclo extraordinário de obras públicas (&gt;R$ 1 bilhão) que adiciona 70–100 mil t/ano de brita durante a janela de construção, além do potencial de 450–520 mil t da pavimentação remanescente de Guriri, do qual as projeções incorporam apenas 75–90 mil t; (iii) vantagem logística estrutural e medida em roteirizador — R$ 23,8/t sobre o concorrente de volume mais próximo na sede, R$ 31,7/t sobre a MCL e R$ 31,9/t no corredor de Nestor Gomes, em produto cujo preço posto é dominado pelo frete; (iv) concorrência em que o player mais próximo chega à praça na mesma distância da CIPREM, ancorando preço, mas sem escala para disputar volume, com falhas de atendimento exploráveis; e (v) respaldo de um grupo cuja unidade em operação já pratica, em 2025, volume 0,5% superior ao platô aqui projetado. A captura ponderada por praça resulta em 207–245 mil t/ano, faixa que comporta o platô, desde que executado o programa de vendas CIF descrito no item 8.</w:t>
       </w:r>
     </w:p>
     <w:p>
@@ -6154,7 +6173,7 @@
         <w:rPr>
           <w:b w:val="0"/>
         </w:rPr>
-        <w:t>Parcialmente resolvida: o PAE registra o site em UTM 24K (SIRGAS2000) 376.291 E / 7.935.121 N — GPS -18.67144, -40.17303 —, na Estrada de Taquarussu, s/n, Km 35, Nestor Gomes; a captação no Rio Cricaré (375.964/7.934.897) confere a ~400 m. As distâncias desta versão já partem dessa referência. Restam o pino exato da boca da lavra (marcar no local) e a poligonal ANM no SIGMINE, para o refino final da régua na versão de protocolo.</w:t>
+        <w:t>Parcialmente resolvida: o PAE registra o site em UTM 24K (SIRGAS2000) 376.291 E / 7.935.121 N — GPS -18.67144, -40.17303 —, na Estrada de Taquarussu, s/n, Km 35, Nestor Gomes; a captação no Rio Cricaré (375.964/7.934.897) confere a ~400 m. Toda a régua do item 4 já foi remedida a partir dessa referência. Restam o pino exato da boca da lavra (marcar no local) e a poligonal ANM no SIGMINE.</w:t>
       </w:r>
     </w:p>
     <w:p>
@@ -6171,13 +6190,13 @@
         <w:rPr>
           <w:b/>
         </w:rPr>
-        <w:t xml:space="preserve">Coordenadas das cavas da Usibrita e da Sangali, e contradição da MCL. </w:t>
+        <w:t xml:space="preserve">Coordenadas das cavas da Usibrita e da Sangali. </w:t>
       </w:r>
       <w:r>
         <w:rPr>
           <w:b w:val="0"/>
         </w:rPr>
-        <w:t>O estudo adota 62 km entre a MCL e a sede de São Mateus, enquanto a coordenada de base indica ~74 km; mantém-se 62 km por ser a hipótese menos favorável à CIPREM até que a poligonal decida.</w:t>
+        <w:t>A contradição da MCL está resolvida: o estudo adotava 62 km entre a MCL e a sede de São Mateus por ser a hipótese menos favorável à CIPREM, enquanto o teste de coordenadas indicava ~74 km; a medição em roteirizador (ago/2026) deu 75,5 km, confirmando o teste, e a régua passou a usar esse valor. Segue pendente a distância da Usibrita a São Mateus, hoje estimada em ~40 km e responsável pela única linha de paridade da régua que não é medida: obter a coordenada da cava (Mineração Usibrita Ltda, CNPJ 23.359.321/0001-82, Fazenda Cachoeirão, Nossa Senhora de Fátima, Jaguaré) pela poligonal do SIGMINE e remedir. Falta ainda medir a distância da jazida ao distrito-sede de Nestor Gomes, única linha da régua com a ponta CIPREM estimada (~10 km).</w:t>
       </w:r>
     </w:p>
     <w:p>

--- a/Estudo_Mercado_CIPREM_Britagem_SaoMateus_v4.docx
+++ b/Estudo_Mercado_CIPREM_Britagem_SaoMateus_v4.docx
@@ -977,9 +977,6 @@
               <w:jc w:val="left"/>
             </w:pPr>
             <w:r>
-              <w:rPr>
-                <w:b w:val="0"/>
-              </w:rPr>
               <w:t>Corredor de Nestor Gomes (km 13–41) — proximidade imediata</w:t>
             </w:r>
           </w:p>
@@ -1007,10 +1004,7 @@
               <w:jc w:val="center"/>
             </w:pPr>
             <w:r>
-              <w:rPr>
-                <w:b w:val="0"/>
-              </w:rPr>
-              <w:t>~10 km × MCL ~45 km (derivada de trechos medidos)</w:t>
+              <w:t>12,3 km (medida) × MCL ~47 km (derivada de trechos medidos)</w:t>
             </w:r>
           </w:p>
         </w:tc>
@@ -1037,10 +1031,7 @@
               <w:jc w:val="center"/>
             </w:pPr>
             <w:r>
-              <w:rPr>
-                <w:b w:val="0"/>
-              </w:rPr>
-              <w:t>+31,9</w:t>
+              <w:t>+31,7</w:t>
             </w:r>
           </w:p>
         </w:tc>
@@ -1067,9 +1058,6 @@
               <w:jc w:val="center"/>
             </w:pPr>
             <w:r>
-              <w:rPr>
-                <w:b w:val="0"/>
-              </w:rPr>
               <w:t>Vantagem estrutural</w:t>
             </w:r>
           </w:p>
@@ -1352,10 +1340,7 @@
               <w:jc w:val="left"/>
             </w:pPr>
             <w:r>
-              <w:rPr>
-                <w:b w:val="0"/>
-              </w:rPr>
-              <w:t>São Mateus sede + Guriri — concorrente de preço</w:t>
+              <w:t>São Mateus sede + Guriri — concorrente mais próximo</w:t>
             </w:r>
           </w:p>
         </w:tc>
@@ -1382,10 +1367,7 @@
               <w:jc w:val="center"/>
             </w:pPr>
             <w:r>
-              <w:rPr>
-                <w:b w:val="0"/>
-              </w:rPr>
-              <w:t>40,7 km × Usibrita ~40 km (a medir)</w:t>
+              <w:t>40,7 km × Usibrita 57,1 km — ambas medidas</w:t>
             </w:r>
           </w:p>
         </w:tc>
@@ -1412,10 +1394,7 @@
               <w:jc w:val="center"/>
             </w:pPr>
             <w:r>
-              <w:rPr>
-                <w:b w:val="0"/>
-              </w:rPr>
-              <w:t>-0,6</w:t>
+              <w:t>+14,9</w:t>
             </w:r>
           </w:p>
         </w:tc>
@@ -1442,10 +1421,7 @@
               <w:jc w:val="center"/>
             </w:pPr>
             <w:r>
-              <w:rPr>
-                <w:b w:val="0"/>
-              </w:rPr>
-              <w:t>Paridade</w:t>
+              <w:t>Vantagem estrutural</w:t>
             </w:r>
           </w:p>
         </w:tc>
@@ -2202,7 +2178,7 @@
         <w:rPr>
           <w:b w:val="0"/>
         </w:rPr>
-        <w:t>A vantagem é calculada como 0,91 × (distância rodoviária do concorrente − distância da CIPREM), em R$/t. O coeficiente de R$ 0,91 por tonelada-quilômetro é a regra de preço de frete praticada pelo próprio grupo, escrita na tabela de preços da unidade em operação ("Carreta: 0,91 × volume (T) × KM"; truck, 0,99). Registre-se, para transparência, que o SICRO/DNIT indica R$ 0,78/t·km como referência de custo — não de preço: recalculada a esse coeficiente, toda a régua encolhe cerca de 14% (a vantagem na sede passaria de R$ 23,8 para R$ 20,4/t), sem alterar o ordenamento das praças nem a classificação de nenhuma delas. Populações: IBGE, estimativas 2025 (Censo 2022 para Conceição da Barra, Montanha e Vila Pavão). Distâncias: nesta versão as praças foram medidas uma a uma em roteirizador (ago/2026) a partir da coordenada do empreendimento registrada no PAE — UTM 24K 376.291/7.935.121; GPS -18.67144, -40.17303 —, substituindo a decomposição pelo marco km 35 da versão anterior; as distâncias dos concorrentes até São Mateus, Conceição da Barra e Boa Esperança também foram medidas. Todas passam no teste de sanidade rodovia ≥ linha reta (razões de 1,21 a 1,86), e a geometria fecha: MCL→jazida 37,3 km + jazida→São Mateus 40,7 km ≈ os 75,5 km medidos entre MCL e São Mateus — a jazida está praticamente sobre o eixo Nova Venécia–São Mateus. Medidas e confirmadas fora do raio econômico, por isso ausentes da tabela: Vila Pavão (8,9 mil hab, 59,3 km), Vila Valério (15,2 mil hab, 77,6 km), Sooretama (30,0 mil hab, 83,9 km, já no eixo de suprimento Linhares–Aracruz) e São Gabriel da Palha (34,3 mil hab, 75–90 km). Permanecem estimadas as distâncias internas dos concorrentes às suas próprias sedes e a da Usibrita a São Mateus (item 11).</w:t>
+        <w:t>A vantagem é calculada como 0,91 × (distância rodoviária do concorrente − distância da CIPREM), em R$/t. O coeficiente de R$ 0,91 por tonelada-quilômetro é a regra de preço de frete praticada pelo próprio grupo, escrita na tabela de preços da unidade em operação ("Carreta: 0,91 × volume (T) × KM"; truck, 0,99). Registre-se, para transparência, que o SICRO/DNIT indica R$ 0,78/t·km como referência de custo — não de preço: recalculada a esse coeficiente, toda a régua encolhe cerca de 14% (a vantagem na sede passaria de R$ 23,8 para R$ 20,4/t), sem alterar o ordenamento das praças nem a classificação de nenhuma delas. Populações: IBGE, estimativas 2025 (Censo 2022 para Conceição da Barra, Montanha e Vila Pavão). Distâncias: nesta versão as praças foram medidas uma a uma em roteirizador (ago/2026) a partir da coordenada do empreendimento registrada no PAE — UTM 24K 376.291/7.935.121; GPS -18.67144, -40.17303 —, substituindo a decomposição pelo marco km 35 da versão anterior; as distâncias dos concorrentes até São Mateus, Conceição da Barra e Boa Esperança também foram medidas. Todas passam no teste de sanidade rodovia ≥ linha reta (razões de 1,21 a 1,86), e a geometria fecha: MCL→jazida 37,3 km + jazida→São Mateus 40,7 km ≈ os 75,5 km medidos entre MCL e São Mateus — a jazida está praticamente sobre o eixo Nova Venécia–São Mateus. Medidas e confirmadas fora do raio econômico, por isso ausentes da tabela: Vila Pavão (8,9 mil hab, 59,3 km), Vila Valério (15,2 mil hab, 77,6 km), Sooretama (30,0 mil hab, 83,9 km, já no eixo de suprimento Linhares–Aracruz) e São Gabriel da Palha (34,3 mil hab, 75–90 km). Nesta versão entraram as duas últimas linhas que faltavam: a coordenada da cava da Usibrita (-18,873416, -40,198803), a 57,1 km da sede de São Mateus, e a distância da jazida ao distrito-sede de Nestor Gomes, 12,3 km. A medição da Usibrita também passa no teste de sanidade (linha reta de 39,8 km; razão 1,43) e corrobora, por triangulação, os ~8 km entre ela e a sede de Jaguaré. Permanecem estimadas apenas as distâncias internas dos concorrentes às suas próprias sedes.</w:t>
       </w:r>
     </w:p>
     <w:p>
@@ -2258,7 +2234,7 @@
         <w:rPr>
           <w:b w:val="0"/>
         </w:rPr>
-        <w:t>As duas funções não estão no mesmo player, e tratá-las como uma só distorce a leitura da posição da CIPREM. O concorrente de preço em São Mateus é a Usibrita, a cerca de 40 km contra 40,7 km da CIPREM: as duas chegam à praça praticamente da mesma distância (-0,6 R$/t), de modo que ela ancora o preço local e a CIPREM não conta com desconto de frete sobre ela. Mas a Usibrita vendeu cerca de 5 mil t em 2025 (item 6.1) — menos de um quinto da demanda do próprio município de Jaguaré, onde está instalada — e não tem escala para disputar volume. Quem limita volume são os produtores de porte: a Mattar, a 66,8 km, contra a qual a vantagem da CIPREM é de R$ 23,8/t, e a MCL, a 75,5 km, contra a qual chega a R$ 31,7/t — de um quarto a um terço do preço posto na obra. A conclusão prática: a Usibrita ancora o preço, os produtores de porte definem o volume disputável, e a CIPREM entra com vantagem estrutural sobre estes sem precisar romper o preço daquela. Adota-se a vantagem sobre a Mattar (R$ 23,8/t) como número de referência por ser o concorrente de volume mais próximo — hipótese menos favorável à CIPREM.</w:t>
+        <w:t>As duas funções não estão no mesmo player, e tratá-las como uma só distorce a leitura da posição da CIPREM. O produtor mais próximo de São Mateus é a Usibrita, e a medição de ago/2026 mostra que ela chega à praça de 57,1 km contra 40,7 km da CIPREM: mesmo sendo o concorrente mais próximo de qualquer porte, fica R$ 14,9/t atrás no frete. A versão anterior deste estudo, apoiada em estimativa de ~40 km, declarava empate técnico nessa linha — a medição desfaz o empate em favor da CIPREM. A Usibrita segue importando como referência de preço da praça, e não como disputante de volume: vendeu cerca de 5 mil t em 2025 (item 6.1), menos de um quinto da demanda do próprio município de Jaguaré, onde está instalada. Quem limita volume são os produtores de porte: a Mattar, a 66,8 km, contra a qual a vantagem é de R$ 23,8/t, e a MCL, a 75,5 km, contra a qual chega a R$ 31,7/t — de um quarto a um terço do preço posto na obra. Adota-se a vantagem sobre a Mattar (R$ 23,8/t) como número de referência por ser o concorrente de volume mais próximo — hipótese menos favorável à CIPREM. A leitura prática: a CIPREM produz mais perto de São Mateus do que qualquer concorrente, de qualquer porte, e a margem sobre o mais próximo deles é de 16,4 km, ou R$ 14,9/t.</w:t>
       </w:r>
     </w:p>
     <w:tbl>
@@ -2584,6 +2560,33 @@
               <w:jc w:val="center"/>
             </w:pPr>
             <w:r>
+              <w:t>57,1 km (medida)</w:t>
+            </w:r>
+          </w:p>
+        </w:tc>
+        <w:tc>
+          <w:tcPr>
+            <w:tcW w:type="dxa" w:w="2560"/>
+            <w:tcBorders>
+              <w:top w:val="single" w:color="BFBFBF" w:sz="1"/>
+              <w:left w:val="single" w:color="BFBFBF" w:sz="1"/>
+              <w:bottom w:val="single" w:color="BFBFBF" w:sz="1"/>
+              <w:right w:val="single" w:color="BFBFBF" w:sz="1"/>
+            </w:tcBorders>
+            <w:shd w:fill="FFFFFF" w:val="clear"/>
+            <w:tcMar>
+              <w:top w:type="dxa" w:w="70"/>
+              <w:left w:type="dxa" w:w="110"/>
+              <w:bottom w:type="dxa" w:w="70"/>
+              <w:right w:type="dxa" w:w="110"/>
+            </w:tcMar>
+            <w:vAlign w:val="center"/>
+          </w:tcPr>
+          <w:p>
+            <w:pPr>
+              <w:jc w:val="center"/>
+            </w:pPr>
+            <w:r>
               <w:rPr>
                 <w:b w:val="false"/>
                 <w:bCs w:val="false"/>
@@ -2591,31 +2594,36 @@
                 <w:sz w:val="19"/>
                 <w:szCs w:val="19"/>
               </w:rPr>
-              <w:t>~40 km</w:t>
-            </w:r>
-          </w:p>
-        </w:tc>
-        <w:tc>
-          <w:tcPr>
-            <w:tcW w:type="dxa" w:w="2560"/>
-            <w:tcBorders>
-              <w:top w:val="single" w:color="BFBFBF" w:sz="1"/>
-              <w:left w:val="single" w:color="BFBFBF" w:sz="1"/>
-              <w:bottom w:val="single" w:color="BFBFBF" w:sz="1"/>
-              <w:right w:val="single" w:color="BFBFBF" w:sz="1"/>
-            </w:tcBorders>
-            <w:shd w:fill="FFFFFF" w:val="clear"/>
-            <w:tcMar>
-              <w:top w:type="dxa" w:w="70"/>
-              <w:left w:type="dxa" w:w="110"/>
-              <w:bottom w:type="dxa" w:w="70"/>
-              <w:right w:type="dxa" w:w="110"/>
-            </w:tcMar>
-            <w:vAlign w:val="center"/>
-          </w:tcPr>
-          <w:p>
-            <w:pPr>
-              <w:jc w:val="center"/>
+              <w:t>Único produtor do entorno imediato (praça disputada, fora do mercado-base); ~5 mil t/2025 (CFEM); ato ANM 2024 (área de granito) sinaliza expansão — monitorar</w:t>
+            </w:r>
+          </w:p>
+        </w:tc>
+      </w:tr>
+      <w:tr>
+        <w:trPr>
+          <w:tblHeader w:val="false"/>
+        </w:trPr>
+        <w:tc>
+          <w:tcPr>
+            <w:tcW w:type="dxa" w:w="1700"/>
+            <w:tcBorders>
+              <w:top w:val="single" w:color="BFBFBF" w:sz="1"/>
+              <w:left w:val="single" w:color="BFBFBF" w:sz="1"/>
+              <w:bottom w:val="single" w:color="BFBFBF" w:sz="1"/>
+              <w:right w:val="single" w:color="BFBFBF" w:sz="1"/>
+            </w:tcBorders>
+            <w:shd w:fill="F2F2F2" w:val="clear"/>
+            <w:tcMar>
+              <w:top w:type="dxa" w:w="70"/>
+              <w:left w:type="dxa" w:w="110"/>
+              <w:bottom w:type="dxa" w:w="70"/>
+              <w:right w:type="dxa" w:w="110"/>
+            </w:tcMar>
+            <w:vAlign w:val="center"/>
+          </w:tcPr>
+          <w:p>
+            <w:pPr>
+              <w:jc w:val="left"/>
             </w:pPr>
             <w:r>
               <w:rPr>
@@ -2625,7 +2633,129 @@
                 <w:sz w:val="19"/>
                 <w:szCs w:val="19"/>
               </w:rPr>
-              <w:t>Único produtor do entorno imediato (praça disputada, fora do mercado-base); ~5 mil t/2025 (CFEM); ato ANM 2024 (área de granito) sinaliza expansão — monitorar</w:t>
+              <w:t>M.C.L. Mineração Columbia (Grupo Colombi — mesmo ramo)</w:t>
+            </w:r>
+          </w:p>
+        </w:tc>
+        <w:tc>
+          <w:tcPr>
+            <w:tcW w:type="dxa" w:w="2100"/>
+            <w:tcBorders>
+              <w:top w:val="single" w:color="BFBFBF" w:sz="1"/>
+              <w:left w:val="single" w:color="BFBFBF" w:sz="1"/>
+              <w:bottom w:val="single" w:color="BFBFBF" w:sz="1"/>
+              <w:right w:val="single" w:color="BFBFBF" w:sz="1"/>
+            </w:tcBorders>
+            <w:shd w:fill="F2F2F2" w:val="clear"/>
+            <w:tcMar>
+              <w:top w:type="dxa" w:w="70"/>
+              <w:left w:type="dxa" w:w="110"/>
+              <w:bottom w:type="dxa" w:w="70"/>
+              <w:right w:type="dxa" w:w="110"/>
+            </w:tcMar>
+            <w:vAlign w:val="center"/>
+          </w:tcPr>
+          <w:p>
+            <w:pPr>
+              <w:jc w:val="center"/>
+            </w:pPr>
+            <w:r>
+              <w:rPr>
+                <w:b w:val="false"/>
+                <w:bCs w:val="false"/>
+                <w:color w:val="000000"/>
+                <w:sz w:val="19"/>
+                <w:szCs w:val="19"/>
+              </w:rPr>
+              <w:t>Pedreira Pedra do Elefante, ES-137 km 131, Nova Venécia · CNPJ 03.668.569/0001-18 · CNAE 0810-0/99 · desde 2000 · 11–20 funcionários</w:t>
+            </w:r>
+          </w:p>
+        </w:tc>
+        <w:tc>
+          <w:tcPr>
+            <w:tcW w:type="dxa" w:w="1500"/>
+            <w:tcBorders>
+              <w:top w:val="single" w:color="BFBFBF" w:sz="1"/>
+              <w:left w:val="single" w:color="BFBFBF" w:sz="1"/>
+              <w:bottom w:val="single" w:color="BFBFBF" w:sz="1"/>
+              <w:right w:val="single" w:color="BFBFBF" w:sz="1"/>
+            </w:tcBorders>
+            <w:shd w:fill="F2F2F2" w:val="clear"/>
+            <w:tcMar>
+              <w:top w:type="dxa" w:w="70"/>
+              <w:left w:type="dxa" w:w="110"/>
+              <w:bottom w:type="dxa" w:w="70"/>
+              <w:right w:type="dxa" w:w="110"/>
+            </w:tcMar>
+            <w:vAlign w:val="center"/>
+          </w:tcPr>
+          <w:p>
+            <w:pPr>
+              <w:jc w:val="center"/>
+            </w:pPr>
+            <w:r>
+              <w:t>37,3 km (medida)</w:t>
+            </w:r>
+          </w:p>
+        </w:tc>
+        <w:tc>
+          <w:tcPr>
+            <w:tcW w:type="dxa" w:w="1500"/>
+            <w:tcBorders>
+              <w:top w:val="single" w:color="BFBFBF" w:sz="1"/>
+              <w:left w:val="single" w:color="BFBFBF" w:sz="1"/>
+              <w:bottom w:val="single" w:color="BFBFBF" w:sz="1"/>
+              <w:right w:val="single" w:color="BFBFBF" w:sz="1"/>
+            </w:tcBorders>
+            <w:shd w:fill="F2F2F2" w:val="clear"/>
+            <w:tcMar>
+              <w:top w:type="dxa" w:w="70"/>
+              <w:left w:type="dxa" w:w="110"/>
+              <w:bottom w:type="dxa" w:w="70"/>
+              <w:right w:type="dxa" w:w="110"/>
+            </w:tcMar>
+            <w:vAlign w:val="center"/>
+          </w:tcPr>
+          <w:p>
+            <w:pPr>
+              <w:jc w:val="center"/>
+            </w:pPr>
+            <w:r>
+              <w:t>75,5 km (medida)</w:t>
+            </w:r>
+          </w:p>
+        </w:tc>
+        <w:tc>
+          <w:tcPr>
+            <w:tcW w:type="dxa" w:w="2560"/>
+            <w:tcBorders>
+              <w:top w:val="single" w:color="BFBFBF" w:sz="1"/>
+              <w:left w:val="single" w:color="BFBFBF" w:sz="1"/>
+              <w:bottom w:val="single" w:color="BFBFBF" w:sz="1"/>
+              <w:right w:val="single" w:color="BFBFBF" w:sz="1"/>
+            </w:tcBorders>
+            <w:shd w:fill="F2F2F2" w:val="clear"/>
+            <w:tcMar>
+              <w:top w:type="dxa" w:w="70"/>
+              <w:left w:type="dxa" w:w="110"/>
+              <w:bottom w:type="dxa" w:w="70"/>
+              <w:right w:type="dxa" w:w="110"/>
+            </w:tcMar>
+            <w:vAlign w:val="center"/>
+          </w:tcPr>
+          <w:p>
+            <w:pPr>
+              <w:jc w:val="center"/>
+            </w:pPr>
+            <w:r>
+              <w:rPr>
+                <w:b w:val="false"/>
+                <w:bCs w:val="false"/>
+                <w:color w:val="000000"/>
+                <w:sz w:val="19"/>
+                <w:szCs w:val="19"/>
+              </w:rPr>
+              <w:t>Pedreira 4,4 / loja em SM 2,4 no Google (reclamações de atendimento); ~54 mil t/2025 (CFEM)</w:t>
             </w:r>
           </w:p>
         </w:tc>
@@ -2643,7 +2773,7 @@
               <w:bottom w:val="single" w:color="BFBFBF" w:sz="1"/>
               <w:right w:val="single" w:color="BFBFBF" w:sz="1"/>
             </w:tcBorders>
-            <w:shd w:fill="F2F2F2" w:val="clear"/>
+            <w:shd w:fill="FFFFFF" w:val="clear"/>
             <w:tcMar>
               <w:top w:type="dxa" w:w="70"/>
               <w:left w:type="dxa" w:w="110"/>
@@ -2664,7 +2794,7 @@
                 <w:sz w:val="19"/>
                 <w:szCs w:val="19"/>
               </w:rPr>
-              <w:t>M.C.L. Mineração Columbia (Grupo Colombi — mesmo ramo)</w:t>
+              <w:t>Pedreira Mattar (Pedreira Pinheiros Ltda — grupo mineiro Mattar)</w:t>
             </w:r>
           </w:p>
         </w:tc>
@@ -2677,7 +2807,7 @@
               <w:bottom w:val="single" w:color="BFBFBF" w:sz="1"/>
               <w:right w:val="single" w:color="BFBFBF" w:sz="1"/>
             </w:tcBorders>
-            <w:shd w:fill="F2F2F2" w:val="clear"/>
+            <w:shd w:fill="FFFFFF" w:val="clear"/>
             <w:tcMar>
               <w:top w:type="dxa" w:w="70"/>
               <w:left w:type="dxa" w:w="110"/>
@@ -2698,7 +2828,7 @@
                 <w:sz w:val="19"/>
                 <w:szCs w:val="19"/>
               </w:rPr>
-              <w:t>Pedreira Pedra do Elefante, ES-137 km 131, Nova Venécia · CNPJ 03.668.569/0001-18 · CNAE 0810-0/99 · desde 2000 · 11–20 funcionários</w:t>
+              <w:t>Pedreira Córrego Quinze, Pinheiros · CNPJ 34.002.904/0001-78 · CNAE 2391-5/01 (britagem) · desde 2019 · braço ES do grupo de Teófilo Otoni/MG (Mineração Mattar, desde ~1995)</w:t>
             </w:r>
           </w:p>
         </w:tc>
@@ -2711,21 +2841,21 @@
               <w:bottom w:val="single" w:color="BFBFBF" w:sz="1"/>
               <w:right w:val="single" w:color="BFBFBF" w:sz="1"/>
             </w:tcBorders>
-            <w:shd w:fill="F2F2F2" w:val="clear"/>
-            <w:tcMar>
-              <w:top w:type="dxa" w:w="70"/>
-              <w:left w:type="dxa" w:w="110"/>
-              <w:bottom w:type="dxa" w:w="70"/>
-              <w:right w:type="dxa" w:w="110"/>
-            </w:tcMar>
-            <w:vAlign w:val="center"/>
-          </w:tcPr>
-          <w:p>
-            <w:pPr>
-              <w:jc w:val="center"/>
-            </w:pPr>
-            <w:r>
-              <w:t>37,3 km (medida)</w:t>
+            <w:shd w:fill="FFFFFF" w:val="clear"/>
+            <w:tcMar>
+              <w:top w:type="dxa" w:w="70"/>
+              <w:left w:type="dxa" w:w="110"/>
+              <w:bottom w:type="dxa" w:w="70"/>
+              <w:right w:type="dxa" w:w="110"/>
+            </w:tcMar>
+            <w:vAlign w:val="center"/>
+          </w:tcPr>
+          <w:p>
+            <w:pPr>
+              <w:jc w:val="center"/>
+            </w:pPr>
+            <w:r>
+              <w:t>45,9 km (medida)</w:t>
             </w:r>
           </w:p>
         </w:tc>
@@ -2738,21 +2868,21 @@
               <w:bottom w:val="single" w:color="BFBFBF" w:sz="1"/>
               <w:right w:val="single" w:color="BFBFBF" w:sz="1"/>
             </w:tcBorders>
-            <w:shd w:fill="F2F2F2" w:val="clear"/>
-            <w:tcMar>
-              <w:top w:type="dxa" w:w="70"/>
-              <w:left w:type="dxa" w:w="110"/>
-              <w:bottom w:type="dxa" w:w="70"/>
-              <w:right w:type="dxa" w:w="110"/>
-            </w:tcMar>
-            <w:vAlign w:val="center"/>
-          </w:tcPr>
-          <w:p>
-            <w:pPr>
-              <w:jc w:val="center"/>
-            </w:pPr>
-            <w:r>
-              <w:t>75,5 km (medida)</w:t>
+            <w:shd w:fill="FFFFFF" w:val="clear"/>
+            <w:tcMar>
+              <w:top w:type="dxa" w:w="70"/>
+              <w:left w:type="dxa" w:w="110"/>
+              <w:bottom w:type="dxa" w:w="70"/>
+              <w:right w:type="dxa" w:w="110"/>
+            </w:tcMar>
+            <w:vAlign w:val="center"/>
+          </w:tcPr>
+          <w:p>
+            <w:pPr>
+              <w:jc w:val="center"/>
+            </w:pPr>
+            <w:r>
+              <w:t>66,8 km (medida)</w:t>
             </w:r>
           </w:p>
         </w:tc>
@@ -2765,7 +2895,7 @@
               <w:bottom w:val="single" w:color="BFBFBF" w:sz="1"/>
               <w:right w:val="single" w:color="BFBFBF" w:sz="1"/>
             </w:tcBorders>
-            <w:shd w:fill="F2F2F2" w:val="clear"/>
+            <w:shd w:fill="FFFFFF" w:val="clear"/>
             <w:tcMar>
               <w:top w:type="dxa" w:w="70"/>
               <w:left w:type="dxa" w:w="110"/>
@@ -2786,168 +2916,59 @@
                 <w:sz w:val="19"/>
                 <w:szCs w:val="19"/>
               </w:rPr>
-              <w:t>Pedreira 4,4 / loja em SM 2,4 no Google (reclamações de atendimento); ~54 mil t/2025 (CFEM)</w:t>
+              <w:t>Referência em serviço (entrega em 24 h); pátio industrial em São Mateus (filial 0003-30, CNAE 2399-1/99, desde 2020) e depósito em Nanuque/MG</w:t>
             </w:r>
           </w:p>
         </w:tc>
       </w:tr>
       <w:tr>
-        <w:trPr>
-          <w:tblHeader w:val="false"/>
-        </w:trPr>
         <w:tc>
           <w:tcPr>
             <w:tcW w:type="dxa" w:w="1700"/>
-            <w:tcBorders>
-              <w:top w:val="single" w:color="BFBFBF" w:sz="1"/>
-              <w:left w:val="single" w:color="BFBFBF" w:sz="1"/>
-              <w:bottom w:val="single" w:color="BFBFBF" w:sz="1"/>
-              <w:right w:val="single" w:color="BFBFBF" w:sz="1"/>
-            </w:tcBorders>
-            <w:shd w:fill="FFFFFF" w:val="clear"/>
-            <w:tcMar>
-              <w:top w:type="dxa" w:w="70"/>
-              <w:left w:type="dxa" w:w="110"/>
-              <w:bottom w:type="dxa" w:w="70"/>
-              <w:right w:type="dxa" w:w="110"/>
-            </w:tcMar>
-            <w:vAlign w:val="center"/>
-          </w:tcPr>
-          <w:p>
-            <w:pPr>
-              <w:jc w:val="left"/>
-            </w:pPr>
-            <w:r>
-              <w:rPr>
-                <w:b w:val="false"/>
-                <w:bCs w:val="false"/>
-                <w:color w:val="000000"/>
-                <w:sz w:val="19"/>
-                <w:szCs w:val="19"/>
-              </w:rPr>
-              <w:t>Pedreira Mattar (Pedreira Pinheiros Ltda — grupo mineiro Mattar)</w:t>
+          </w:tcPr>
+          <w:p>
+            <w:r>
+              <w:t>Mineração Sangali</w:t>
             </w:r>
           </w:p>
         </w:tc>
         <w:tc>
           <w:tcPr>
             <w:tcW w:type="dxa" w:w="2100"/>
-            <w:tcBorders>
-              <w:top w:val="single" w:color="BFBFBF" w:sz="1"/>
-              <w:left w:val="single" w:color="BFBFBF" w:sz="1"/>
-              <w:bottom w:val="single" w:color="BFBFBF" w:sz="1"/>
-              <w:right w:val="single" w:color="BFBFBF" w:sz="1"/>
-            </w:tcBorders>
-            <w:shd w:fill="FFFFFF" w:val="clear"/>
-            <w:tcMar>
-              <w:top w:type="dxa" w:w="70"/>
-              <w:left w:type="dxa" w:w="110"/>
-              <w:bottom w:type="dxa" w:w="70"/>
-              <w:right w:type="dxa" w:w="110"/>
-            </w:tcMar>
-            <w:vAlign w:val="center"/>
-          </w:tcPr>
-          <w:p>
-            <w:pPr>
-              <w:jc w:val="center"/>
-            </w:pPr>
-            <w:r>
-              <w:rPr>
-                <w:b w:val="false"/>
-                <w:bCs w:val="false"/>
-                <w:color w:val="000000"/>
-                <w:sz w:val="19"/>
-                <w:szCs w:val="19"/>
-              </w:rPr>
-              <w:t>Pedreira Córrego Quinze, Pinheiros · CNPJ 34.002.904/0001-78 · CNAE 2391-5/01 (britagem) · desde 2019 · braço ES do grupo de Teófilo Otoni/MG (Mineração Mattar, desde ~1995)</w:t>
+          </w:tcPr>
+          <w:p>
+            <w:r>
+              <w:t>Pedreira Rod. Roberto Calmon km 08 (Faz. Estrela Branca), Rio Bananal · CNPJ 05.538.166/0001-80 · CNAE 0810-0/99 · desde 2003 · capital R$ 8 mi</w:t>
             </w:r>
           </w:p>
         </w:tc>
         <w:tc>
           <w:tcPr>
             <w:tcW w:type="dxa" w:w="1500"/>
-            <w:tcBorders>
-              <w:top w:val="single" w:color="BFBFBF" w:sz="1"/>
-              <w:left w:val="single" w:color="BFBFBF" w:sz="1"/>
-              <w:bottom w:val="single" w:color="BFBFBF" w:sz="1"/>
-              <w:right w:val="single" w:color="BFBFBF" w:sz="1"/>
-            </w:tcBorders>
-            <w:shd w:fill="FFFFFF" w:val="clear"/>
-            <w:tcMar>
-              <w:top w:type="dxa" w:w="70"/>
-              <w:left w:type="dxa" w:w="110"/>
-              <w:bottom w:type="dxa" w:w="70"/>
-              <w:right w:type="dxa" w:w="110"/>
-            </w:tcMar>
-            <w:vAlign w:val="center"/>
-          </w:tcPr>
-          <w:p>
-            <w:pPr>
-              <w:jc w:val="center"/>
-            </w:pPr>
-            <w:r>
-              <w:t>45,9 km (medida)</w:t>
+          </w:tcPr>
+          <w:p>
+            <w:r>
+              <w:t>~100+ km</w:t>
             </w:r>
           </w:p>
         </w:tc>
         <w:tc>
           <w:tcPr>
             <w:tcW w:type="dxa" w:w="1500"/>
-            <w:tcBorders>
-              <w:top w:val="single" w:color="BFBFBF" w:sz="1"/>
-              <w:left w:val="single" w:color="BFBFBF" w:sz="1"/>
-              <w:bottom w:val="single" w:color="BFBFBF" w:sz="1"/>
-              <w:right w:val="single" w:color="BFBFBF" w:sz="1"/>
-            </w:tcBorders>
-            <w:shd w:fill="FFFFFF" w:val="clear"/>
-            <w:tcMar>
-              <w:top w:type="dxa" w:w="70"/>
-              <w:left w:type="dxa" w:w="110"/>
-              <w:bottom w:type="dxa" w:w="70"/>
-              <w:right w:type="dxa" w:w="110"/>
-            </w:tcMar>
-            <w:vAlign w:val="center"/>
-          </w:tcPr>
-          <w:p>
-            <w:pPr>
-              <w:jc w:val="center"/>
-            </w:pPr>
-            <w:r>
-              <w:t>66,8 km (medida)</w:t>
+          </w:tcPr>
+          <w:p>
+            <w:r>
+              <w:t>~100 km (unidade)</w:t>
             </w:r>
           </w:p>
         </w:tc>
         <w:tc>
           <w:tcPr>
             <w:tcW w:type="dxa" w:w="2560"/>
-            <w:tcBorders>
-              <w:top w:val="single" w:color="BFBFBF" w:sz="1"/>
-              <w:left w:val="single" w:color="BFBFBF" w:sz="1"/>
-              <w:bottom w:val="single" w:color="BFBFBF" w:sz="1"/>
-              <w:right w:val="single" w:color="BFBFBF" w:sz="1"/>
-            </w:tcBorders>
-            <w:shd w:fill="FFFFFF" w:val="clear"/>
-            <w:tcMar>
-              <w:top w:type="dxa" w:w="70"/>
-              <w:left w:type="dxa" w:w="110"/>
-              <w:bottom w:type="dxa" w:w="70"/>
-              <w:right w:type="dxa" w:w="110"/>
-            </w:tcMar>
-            <w:vAlign w:val="center"/>
-          </w:tcPr>
-          <w:p>
-            <w:pPr>
-              <w:jc w:val="center"/>
-            </w:pPr>
-            <w:r>
-              <w:rPr>
-                <w:b w:val="false"/>
-                <w:bCs w:val="false"/>
-                <w:color w:val="000000"/>
-                <w:sz w:val="19"/>
-                <w:szCs w:val="19"/>
-              </w:rPr>
-              <w:t>Referência em serviço (entrega em 24 h); pátio industrial em São Mateus (filial 0003-30, CNAE 2399-1/99, desde 2020) e depósito em Nanuque/MG</w:t>
+          </w:tcPr>
+          <w:p>
+            <w:r>
+              <w:t>Maior produtor da região (~360 mil t/2025 via CFEM); brita 0/1/2 e bica corrida</w:t>
             </w:r>
           </w:p>
         </w:tc>
@@ -2959,7 +2980,7 @@
           </w:tcPr>
           <w:p>
             <w:r>
-              <w:t>Mineração Sangali</w:t>
+              <w:t>Grupo Borlini — Britanorte + Pedreira Aracruz + Pedramix</w:t>
             </w:r>
           </w:p>
         </w:tc>
@@ -2969,7 +2990,7 @@
           </w:tcPr>
           <w:p>
             <w:r>
-              <w:t>Pedreira Rod. Roberto Calmon km 08 (Faz. Estrela Branca), Rio Bananal · CNPJ 05.538.166/0001-80 · CNAE 0810-0/99 · desde 2003 · capital R$ 8 mi</w:t>
+              <w:t>Pedreiras em Linhares (Britanorte, CNPJ 27.166.032/0001-18, desde 1985) e Aracruz (CNPJ 35.978.246/0001-17, desde 1990); centrais de concreto Pedramix (incl. São Mateus)</w:t>
             </w:r>
           </w:p>
         </w:tc>
@@ -2979,7 +3000,7 @@
           </w:tcPr>
           <w:p>
             <w:r>
-              <w:t>~100+ km</w:t>
+              <w:t>~118+ km</w:t>
             </w:r>
           </w:p>
         </w:tc>
@@ -2989,7 +3010,7 @@
           </w:tcPr>
           <w:p>
             <w:r>
-              <w:t>~100 km (unidade)</w:t>
+              <w:t>~83 km (Linhares) / ~142 km (Aracruz)</w:t>
             </w:r>
           </w:p>
         </w:tc>
@@ -2999,7 +3020,7 @@
           </w:tcPr>
           <w:p>
             <w:r>
-              <w:t>Maior produtor da região (~360 mil t/2025 via CFEM); brita 0/1/2 e bica corrida</w:t>
+              <w:t>A Pedramix em SM é ponta de distribuição do grupo e, ao mesmo tempo, cliente potencial de brita local (3,5 no Google)</w:t>
             </w:r>
           </w:p>
         </w:tc>
@@ -3011,7 +3032,7 @@
           </w:tcPr>
           <w:p>
             <w:r>
-              <w:t>Grupo Borlini — Britanorte + Pedreira Aracruz + Pedramix</w:t>
+              <w:t>Pedreira Sul Bahia (flanco norte/BA)</w:t>
             </w:r>
           </w:p>
         </w:tc>
@@ -3021,7 +3042,7 @@
           </w:tcPr>
           <w:p>
             <w:r>
-              <w:t>Pedreiras em Linhares (Britanorte, CNPJ 27.166.032/0001-18, desde 1985) e Aracruz (CNPJ 35.978.246/0001-17, desde 1990); centrais de concreto Pedramix (incl. São Mateus)</w:t>
+              <w:t>Pedreira BR-101 km 869, Teixeira de Freitas/BA · CNPJ 14.832.422/0001-38 · CNAE 0810-0/99 · desde 1986 · filial em Serra/ES</w:t>
             </w:r>
           </w:p>
         </w:tc>
@@ -3031,7 +3052,7 @@
           </w:tcPr>
           <w:p>
             <w:r>
-              <w:t>~118+ km</w:t>
+              <w:t>~184 km</w:t>
             </w:r>
           </w:p>
         </w:tc>
@@ -3041,7 +3062,7 @@
           </w:tcPr>
           <w:p>
             <w:r>
-              <w:t>~83 km (Linhares) / ~142 km (Aracruz)</w:t>
+              <w:t>~149 km</w:t>
             </w:r>
           </w:p>
         </w:tc>
@@ -3051,7 +3072,7 @@
           </w:tcPr>
           <w:p>
             <w:r>
-              <w:t>A Pedramix em SM é ponta de distribuição do grupo e, ao mesmo tempo, cliente potencial de brita local (3,5 no Google)</w:t>
+              <w:t>Domina o eixo sul-baiano; alcança o extremo norte capixaba (Pedro Canário ~100 km) sobretudo em obras rodoviárias</w:t>
             </w:r>
           </w:p>
         </w:tc>
@@ -3063,58 +3084,6 @@
           </w:tcPr>
           <w:p>
             <w:r>
-              <w:t>Pedreira Sul Bahia (flanco norte/BA)</w:t>
-            </w:r>
-          </w:p>
-        </w:tc>
-        <w:tc>
-          <w:tcPr>
-            <w:tcW w:type="dxa" w:w="2100"/>
-          </w:tcPr>
-          <w:p>
-            <w:r>
-              <w:t>Pedreira BR-101 km 869, Teixeira de Freitas/BA · CNPJ 14.832.422/0001-38 · CNAE 0810-0/99 · desde 1986 · filial em Serra/ES</w:t>
-            </w:r>
-          </w:p>
-        </w:tc>
-        <w:tc>
-          <w:tcPr>
-            <w:tcW w:type="dxa" w:w="1500"/>
-          </w:tcPr>
-          <w:p>
-            <w:r>
-              <w:t>~184 km</w:t>
-            </w:r>
-          </w:p>
-        </w:tc>
-        <w:tc>
-          <w:tcPr>
-            <w:tcW w:type="dxa" w:w="1500"/>
-          </w:tcPr>
-          <w:p>
-            <w:r>
-              <w:t>~149 km</w:t>
-            </w:r>
-          </w:p>
-        </w:tc>
-        <w:tc>
-          <w:tcPr>
-            <w:tcW w:type="dxa" w:w="2560"/>
-          </w:tcPr>
-          <w:p>
-            <w:r>
-              <w:t>Domina o eixo sul-baiano; alcança o extremo norte capixaba (Pedro Canário ~100 km) sobretudo em obras rodoviárias</w:t>
-            </w:r>
-          </w:p>
-        </w:tc>
-      </w:tr>
-      <w:tr>
-        <w:tc>
-          <w:tcPr>
-            <w:tcW w:type="dxa" w:w="1700"/>
-          </w:tcPr>
-          <w:p>
-            <w:r>
               <w:t>Areais de São Mateus (não concorrem em brita)</w:t>
             </w:r>
           </w:p>
@@ -3178,7 +3147,7 @@
         <w:rPr>
           <w:b w:val="0"/>
         </w:rPr>
-        <w:t>A MCL/Colombi produz a 75,5 km da sede de São Mateus (medição de ago/2026, que resolve a divergência da versão anterior entre os 62 km adotados e os ~74 km indicados pelo teste de coordenadas), a Mattar a 66,8 km (Pinheiros) e a Sangali a ~100 km (Rio Bananal); a CIPREM produzirá a 40,7 km — e a Usibrita, único produtor do entorno imediato, a cerca de 40 km, ainda em escala pequena. Como o frete pode representar parcela expressiva do preço posto na obra, a produção mais próxima do polo consumidor segue sendo a principal alavanca de competitividade da CIPREM. A Pedramix, focada em concreto usinado, é simultaneamente ponta de distribuição do Grupo Borlini (pedreiras em Linhares e Aracruz) e cliente potencial de brita local.</w:t>
+        <w:t>A MCL/Colombi produz a 75,5 km da sede de São Mateus (medição de ago/2026, que resolve a divergência da versão anterior entre os 62 km adotados e os ~74 km indicados pelo teste de coordenadas), a Mattar a 66,8 km (Pinheiros) e a Sangali a ~100 km (Rio Bananal); a CIPREM produzirá a 40,7 km — e a Usibrita, produtor mais próximo da sede, a 57,1 km (medidos a partir da coordenada da cava), ainda em escala pequena. Como o frete pode representar parcela expressiva do preço posto na obra, a produção mais próxima do polo consumidor segue sendo a principal alavanca de competitividade da CIPREM. A Pedramix, focada em concreto usinado, é simultaneamente ponta de distribuição do Grupo Borlini (pedreiras em Linhares e Aracruz) e cliente potencial de brita local.</w:t>
       </w:r>
     </w:p>
     <w:p>
@@ -3256,7 +3225,7 @@
         <w:rPr>
           <w:b w:val="0"/>
         </w:rPr>
-        <w:t>Jaguaré é praça disputada: para o consumo do próprio município a Usibrita tem vantagem de frete de R$ 28,8/t (39,6 km da CIPREM, medidos, contra ~8 km do incumbente), e a CIPREM só entra ali por CIF e serviço, contra um incumbente sem capacidade instalada para atender a demanda local. A medição encerra também a hipótese da rota nova: a ES-356 existe e liga Nestor Gomes à ES-430, mas o trajeto medido (39,6 km) confirma os ~40 km já adotados — a ligação não encurta materialmente o acesso, e o peso de captura de Jaguaré permanece em 20% sem expectativa de elevação por essa via. Para São Mateus, onde está o grosso da demanda, a posição da CIPREM se mantém. A evolução da Usibrita (CFEM anual e novos atos ANM) deve ser monitorada semestralmente. A investigação da v3, que dava o caso por inconclusivo, fica superada nesta versão.</w:t>
+        <w:t>Jaguaré é praça disputada: para o consumo do próprio município a Usibrita tem vantagem de frete de R$ 28,8/t (39,6 km da CIPREM, medidos, contra ~8 km do incumbente), e a CIPREM só entra ali por CIF e serviço, contra um incumbente sem capacidade instalada para atender a demanda local. A medição encerra também a hipótese da rota nova: a ES-356 existe e liga Nestor Gomes à ES-430, mas o trajeto medido (39,6 km) confirma a distância já adotada para a praça — a ligação não encurta materialmente o acesso, e o peso de captura de Jaguaré permanece em 20% sem expectativa de elevação por essa via. Para São Mateus, onde está o grosso da demanda, a posição da CIPREM se mantém. A evolução da Usibrita (CFEM anual e novos atos ANM) deve ser monitorada semestralmente. A investigação da v3, que dava o caso por inconclusivo, fica superada nesta versão.</w:t>
       </w:r>
     </w:p>
     <w:p>
@@ -3774,6 +3743,33 @@
               <w:jc w:val="left"/>
             </w:pPr>
             <w:r>
+              <w:t>Mineração Usibrita — Grupo Colombi (mesmo ramo da MCL), Jaguaré (57,1 km da sede)</w:t>
+            </w:r>
+          </w:p>
+        </w:tc>
+        <w:tc>
+          <w:tcPr>
+            <w:tcW w:type="dxa" w:w="2300"/>
+            <w:tcBorders>
+              <w:top w:val="single" w:color="BFBFBF" w:sz="1"/>
+              <w:left w:val="single" w:color="BFBFBF" w:sz="1"/>
+              <w:bottom w:val="single" w:color="BFBFBF" w:sz="1"/>
+              <w:right w:val="single" w:color="BFBFBF" w:sz="1"/>
+            </w:tcBorders>
+            <w:shd w:fill="FFFFFF" w:val="clear"/>
+            <w:tcMar>
+              <w:top w:type="dxa" w:w="70"/>
+              <w:left w:type="dxa" w:w="110"/>
+              <w:bottom w:type="dxa" w:w="70"/>
+              <w:right w:type="dxa" w:w="110"/>
+            </w:tcMar>
+            <w:vAlign w:val="center"/>
+          </w:tcPr>
+          <w:p>
+            <w:pPr>
+              <w:jc w:val="center"/>
+            </w:pPr>
+            <w:r>
               <w:rPr>
                 <w:b w:val="false"/>
                 <w:bCs w:val="false"/>
@@ -3781,7 +3777,7 @@
                 <w:sz w:val="19"/>
                 <w:szCs w:val="19"/>
               </w:rPr>
-              <w:t>Mineração Usibrita — Grupo Colombi (mesmo ramo da MCL), Jaguaré (~40 km da sede)</w:t>
+              <w:t xml:space="preserve">R$ 232.000</w:t>
             </w:r>
           </w:p>
         </w:tc>
@@ -3815,13 +3811,13 @@
                 <w:sz w:val="19"/>
                 <w:szCs w:val="19"/>
               </w:rPr>
-              <w:t xml:space="preserve">R$ 232.000</w:t>
-            </w:r>
-          </w:p>
-        </w:tc>
-        <w:tc>
-          <w:tcPr>
-            <w:tcW w:type="dxa" w:w="2300"/>
+              <w:t xml:space="preserve">R$ 2.235</w:t>
+            </w:r>
+          </w:p>
+        </w:tc>
+        <w:tc>
+          <w:tcPr>
+            <w:tcW w:type="dxa" w:w="1660"/>
             <w:tcBorders>
               <w:top w:val="single" w:color="BFBFBF" w:sz="1"/>
               <w:left w:val="single" w:color="BFBFBF" w:sz="1"/>
@@ -3849,40 +3845,6 @@
                 <w:sz w:val="19"/>
                 <w:szCs w:val="19"/>
               </w:rPr>
-              <w:t xml:space="preserve">R$ 2.235</w:t>
-            </w:r>
-          </w:p>
-        </w:tc>
-        <w:tc>
-          <w:tcPr>
-            <w:tcW w:type="dxa" w:w="1660"/>
-            <w:tcBorders>
-              <w:top w:val="single" w:color="BFBFBF" w:sz="1"/>
-              <w:left w:val="single" w:color="BFBFBF" w:sz="1"/>
-              <w:bottom w:val="single" w:color="BFBFBF" w:sz="1"/>
-              <w:right w:val="single" w:color="BFBFBF" w:sz="1"/>
-            </w:tcBorders>
-            <w:shd w:fill="FFFFFF" w:val="clear"/>
-            <w:tcMar>
-              <w:top w:type="dxa" w:w="70"/>
-              <w:left w:type="dxa" w:w="110"/>
-              <w:bottom w:type="dxa" w:w="70"/>
-              <w:right w:type="dxa" w:w="110"/>
-            </w:tcMar>
-            <w:vAlign w:val="center"/>
-          </w:tcPr>
-          <w:p>
-            <w:pPr>
-              <w:jc w:val="center"/>
-            </w:pPr>
-            <w:r>
-              <w:rPr>
-                <w:b w:val="false"/>
-                <w:bCs w:val="false"/>
-                <w:color w:val="000000"/>
-                <w:sz w:val="19"/>
-                <w:szCs w:val="19"/>
-              </w:rPr>
               <w:t xml:space="preserve">~5 mil</w:t>
             </w:r>
           </w:p>
@@ -3907,7 +3869,7 @@
         <w:rPr>
           <w:b w:val="0"/>
         </w:rPr>
-        <w:t>O único produtor de porte (Sangali) está a ~100 km; a MCL, a 75,5 km; a Mattar, a 66,8 km; e o mais próximo (Usibrita, ~40 km) mal começou — produziu o equivalente a ~5 mil t em 2025, menos de um quinto da demanda do município onde está instalada. É o dado que sustenta a distinção entre concorrente de preço e concorrente de volume (item 5). *Volume estimado dividindo o faturamento por um preço médio de brita posto da ordem de R$ 50/t (ordem de grandeza, a confirmar). A extração em Pinheiros corre pela Mattar Empreendimentos Minerários; a Pedreira Pinheiros Ltda, cuja matriz opera o CNAE 2391-5/01 (britamento sem extração associada), não figura nesta base — o porte real do grupo deve ser aferido por cotação direta.</w:t>
+        <w:t>O único produtor de porte (Sangali) está a ~100 km; a MCL, a 75,5 km; a Mattar, a 66,8 km; e o mais próximo (Usibrita, 57,1 km) mal começou — produziu o equivalente a ~5 mil t em 2025, menos de um quinto da demanda do município onde está instalada. É o dado que sustenta a distinção entre concorrente de preço e concorrente de volume (item 5). *Volume estimado dividindo o faturamento por um preço médio de brita posto da ordem de R$ 50/t (ordem de grandeza, a confirmar). A extração em Pinheiros corre pela Mattar Empreendimentos Minerários; a Pedreira Pinheiros Ltda, cuja matriz opera o CNAE 2391-5/01 (britamento sem extração associada), não figura nesta base — o porte real do grupo deve ser aferido por cotação direta.</w:t>
       </w:r>
     </w:p>
     <w:p>
@@ -5345,7 +5307,7 @@
         <w:rPr>
           <w:b w:val="0"/>
         </w:rPr>
-        <w:t>Cruzando as três camadas: a oferta de brita instalada dentro do mercado-base é nula — não há cava de brita em São Mateus, em Conceição da Barra nem em Boa Esperança; a operação mais próxima é a Usibrita, ~5 mil t/ano, em Jaguaré (item 6.1). A demanda só das obras públicas catalogadas é da ordem de 70 a 100 mil t/ano, e a demanda corrente do mercado-base é de cerca de 296 mil t/ano (piso de robustez: ~260 mil). A região consome muito mais brita do que produz por perto, importando-a de 60 a 140 km com frete caro (Mattar 66,8 km; MCL 75,5 km; Sangali ~100 km; Linhares–Aracruz 85–142 km). A questão de fundo — se as obras dividem um mercado pequeno ou o ampliam — se responde pelos números: o mercado cresce, e a CIPREM, a 40,7 km da sede, entra com a maior vantagem de frete. No platô, a produção de 237,5 mil t/ano equivale a 41–56% do mercado endereçável de 421–577 mil t/ano (item 6.2). Pela via de baixo para cima, a captura ponderada pelos pesos de penetração do item 8 resulta em 207 a 245 mil t/ano, faixa em que o platô se posiciona a 81% — consistente, porém condicionada à entrega do programa de vendas CIF, já que a sede sozinha não sustenta o platô. Para comparação de porte, a Sangali realiza ~360 mil t/ano na própria zona de influência.</w:t>
+        <w:t>Cruzando as três camadas: a oferta de brita instalada dentro do mercado-base é nula — não há cava de brita em São Mateus, em Conceição da Barra nem em Boa Esperança; a operação mais próxima é a Usibrita, ~5 mil t/ano, em Jaguaré, a 57,1 km da sede (item 6.1). A demanda só das obras públicas catalogadas é da ordem de 70 a 100 mil t/ano, e a demanda corrente do mercado-base é de cerca de 296 mil t/ano (piso de robustez: ~260 mil). A região consome muito mais brita do que produz por perto, importando-a de 60 a 140 km com frete caro (Mattar 66,8 km; MCL 75,5 km; Sangali ~100 km; Linhares–Aracruz 85–142 km). A questão de fundo — se as obras dividem um mercado pequeno ou o ampliam — se responde pelos números: o mercado cresce, e a CIPREM, a 40,7 km da sede, entra com a maior vantagem de frete. No platô, a produção de 237,5 mil t/ano equivale a 41–56% do mercado endereçável de 421–577 mil t/ano (item 6.2). Pela via de baixo para cima, a captura ponderada pelos pesos de penetração do item 8 resulta em 207 a 245 mil t/ano, faixa em que o platô se posiciona a 81% — consistente, porém condicionada à entrega do programa de vendas CIF, já que a sede sozinha não sustenta o platô. Para comparação de porte, a Sangali realiza ~360 mil t/ano na própria zona de influência.</w:t>
       </w:r>
     </w:p>
     <w:p>
@@ -5712,7 +5674,7 @@
         <w:rPr>
           <w:b w:val="0"/>
         </w:rPr>
-        <w:t>São Mateus sede, Guriri e o corredor de Nestor Gomes: é onde a CIPREM produz mais perto que qualquer concorrente de porte e onde estão o grosso da demanda e as obras. A vantagem sobre o concorrente de volume mais próximo (Mattar, 66,8 km) é de R$ 23,8/t na sede, chegando a R$ 31,7/t contra a MCL (75,5 km) e a R$ 31,9/t no corredor. Conceição da Barra e Boa Esperança entram por paridade de frete (−R$ 5,2/t e −R$ 5,1/t, ambas contra a Mattar) e ausência de produtor local. Estratégia: preço competitivo posto-obra, atendimento ágil — explorando a falha de serviço documentada da loja concorrente na praça — e foco nas empreiteiras e na Prefeitura.</w:t>
+        <w:t>São Mateus sede, Guriri e o corredor de Nestor Gomes: é onde a CIPREM produz mais perto que qualquer concorrente — de qualquer porte, uma vez medida a Usibrita — e onde estão o grosso da demanda e as obras. A vantagem sobre o concorrente de volume mais próximo (Mattar, 66,8 km) é de R$ 23,8/t na sede, chegando a R$ 31,7/t contra a MCL (75,5 km); mesmo contra o produtor mais próximo de todos, a Usibrita (57,1 km), a margem é de R$ 14,9/t. No corredor, a vantagem é de R$ 31,7/t, e o que o distingue não é vantagem maior — é a mesma da sede — e sim o custo próprio de servi-lo: 12,3 km equivalem a R$ 11,2/t de frete, contra R$ 37,0/t até a sede. Conceição da Barra e Boa Esperança entram por paridade de frete (−R$ 5,2/t e −R$ 5,1/t, ambas contra a Mattar) e ausência de produtor local. Estratégia: preço competitivo posto-obra, atendimento ágil — explorando a falha de serviço documentada da loja concorrente na praça — e foco nas empreiteiras e na Prefeitura.</w:t>
       </w:r>
     </w:p>
     <w:p>
@@ -6061,7 +6023,7 @@
         <w:rPr>
           <w:b w:val="0"/>
         </w:rPr>
-        <w:t>Do ponto de vista mercadológico, a implantação da unidade de britagem da CIPREM em Nestor Gomes/São Mateus apresenta-se viável e bem fundamentada. Os argumentos centrais são: (i) demanda corrente de brita estimada em cerca de 296 mil t/ano no mercado-base de três municípios sem produtor instalado e dentro do raio econômico — São Mateus, Conceição da Barra e Boa Esperança, 177.400 hab, índice exato de 1,669 t/hab/ano de 2025; piso prudente de 260 mil — e mercado endereçável de 421–577 mil t/ano somadas a praça disputada de Jaguaré, as praças alcançáveis por CIF e as obras — contra o qual o platô de 237,5 mil t/ano representa 41 a 56%; (ii) um ciclo extraordinário de obras públicas (&gt;R$ 1 bilhão) que adiciona 70–100 mil t/ano de brita durante a janela de construção, além do potencial de 450–520 mil t da pavimentação remanescente de Guriri, do qual as projeções incorporam apenas 75–90 mil t; (iii) vantagem logística estrutural e medida em roteirizador — R$ 23,8/t sobre o concorrente de volume mais próximo na sede, R$ 31,7/t sobre a MCL e R$ 31,9/t no corredor de Nestor Gomes, em produto cujo preço posto é dominado pelo frete; (iv) concorrência em que o player mais próximo chega à praça na mesma distância da CIPREM, ancorando preço, mas sem escala para disputar volume, com falhas de atendimento exploráveis; e (v) respaldo de um grupo cuja unidade em operação já pratica, em 2025, volume 0,5% superior ao platô aqui projetado. A captura ponderada por praça resulta em 207–245 mil t/ano, faixa que comporta o platô, desde que executado o programa de vendas CIF descrito no item 8.</w:t>
+        <w:t>Do ponto de vista mercadológico, a implantação da unidade de britagem da CIPREM em Nestor Gomes/São Mateus apresenta-se viável e bem fundamentada. Os argumentos centrais são: (i) demanda corrente de brita estimada em cerca de 296 mil t/ano no mercado-base de três municípios sem produtor instalado e dentro do raio econômico — São Mateus, Conceição da Barra e Boa Esperança, 177.400 hab, índice exato de 1,669 t/hab/ano de 2025; piso prudente de 260 mil — e mercado endereçável de 421–577 mil t/ano somadas a praça disputada de Jaguaré, as praças alcançáveis por CIF e as obras — contra o qual o platô de 237,5 mil t/ano representa 41 a 56%; (ii) um ciclo extraordinário de obras públicas (&gt;R$ 1 bilhão) que adiciona 70–100 mil t/ano de brita durante a janela de construção, além do potencial de 450–520 mil t da pavimentação remanescente de Guriri, do qual as projeções incorporam apenas 75–90 mil t; (iii) vantagem logística estrutural e medida em roteirizador — R$ 23,8/t sobre o concorrente de volume mais próximo na sede, R$ 31,7/t sobre a MCL e R$ 31,7/t no corredor de Nestor Gomes, em produto cujo preço posto é dominado pelo frete; (iv) concorrência em que nem o produtor mais próximo alcança a CIPREM no frete — a Usibrita chega a São Mateus de 57,1 km contra 40,7 km, R$ 14,9/t atrás — e que, além disso, não tem escala para disputar volume, com falhas de atendimento exploráveis; e (v) respaldo de um grupo cuja unidade em operação já pratica, em 2025, volume 0,5% superior ao platô aqui projetado. A captura ponderada por praça resulta em 207–245 mil t/ano, faixa que comporta o platô, desde que executado o programa de vendas CIF descrito no item 8.</w:t>
       </w:r>
     </w:p>
     <w:p>
@@ -6190,13 +6152,13 @@
         <w:rPr>
           <w:b/>
         </w:rPr>
-        <w:t xml:space="preserve">Coordenadas das cavas da Usibrita e da Sangali. </w:t>
+        <w:t xml:space="preserve">Coordenadas das cavas e refino final da régua. </w:t>
       </w:r>
       <w:r>
         <w:rPr>
           <w:b w:val="0"/>
         </w:rPr>
-        <w:t>A contradição da MCL está resolvida: o estudo adotava 62 km entre a MCL e a sede de São Mateus por ser a hipótese menos favorável à CIPREM, enquanto o teste de coordenadas indicava ~74 km; a medição em roteirizador (ago/2026) deu 75,5 km, confirmando o teste, e a régua passou a usar esse valor. Segue pendente a distância da Usibrita a São Mateus, hoje estimada em ~40 km e responsável pela única linha de paridade da régua que não é medida: obter a coordenada da cava (Mineração Usibrita Ltda, CNPJ 23.359.321/0001-82, Fazenda Cachoeirão, Nossa Senhora de Fátima, Jaguaré) pela poligonal do SIGMINE e remedir. Falta ainda medir a distância da jazida ao distrito-sede de Nestor Gomes, única linha da régua com a ponta CIPREM estimada (~10 km).</w:t>
+        <w:t>Resolvidas nesta versão as três divergências que restavam. A da MCL: o estudo adotava 62 km até a sede de São Mateus por ser a hipótese menos favorável à CIPREM, enquanto o teste de coordenadas indicava ~74 km; a medição deu 75,5 km, confirmando o teste. A da Usibrita: a coordenada da cava (-18,873416, -40,198803) situa-a a 57,1 km da sede — e não aos ~40 km antes estimados —, o que converte a única linha de paridade da régua em vantagem de R$ 14,9/t para a CIPREM e confirma, por triangulação, os ~8 km entre a Usibrita e a sede de Jaguaré. A de Nestor Gomes: o distrito-sede está a 12,3 km da jazida, medidos. A régua do item 4 passa a repousar inteiramente em distância medida ou derivada de trechos medidos. Seguem pendentes, para refino e não para o argumento, o pino exato da boca da lavra (marcar no local), a poligonal ANM no SIGMINE e a medição direta de MCL → Nestor Gomes, hoje derivada da geometria dos trechos medidos.</w:t>
       </w:r>
     </w:p>
     <w:p>

--- a/Estudo_Mercado_CIPREM_Britagem_SaoMateus_v4.docx
+++ b/Estudo_Mercado_CIPREM_Britagem_SaoMateus_v4.docx
@@ -963,7 +963,7 @@
               <w:bottom w:val="single" w:color="BFBFBF" w:sz="1"/>
               <w:right w:val="single" w:color="BFBFBF" w:sz="1"/>
             </w:tcBorders>
-            <w:shd w:fill="FFFFFF" w:val="clear"/>
+            <w:shd w:fill="F2F2F2" w:val="clear"/>
             <w:tcMar>
               <w:top w:type="dxa" w:w="70"/>
               <w:left w:type="dxa" w:w="110"/>
@@ -977,7 +977,10 @@
               <w:jc w:val="left"/>
             </w:pPr>
             <w:r>
-              <w:t>Corredor de Nestor Gomes (km 13–41) — proximidade imediata</w:t>
+              <w:rPr>
+                <w:b w:val="0"/>
+              </w:rPr>
+              <w:t>São Mateus sede + Guriri — 134,4 mil hab (est. 2025)</w:t>
             </w:r>
           </w:p>
         </w:tc>
@@ -990,21 +993,24 @@
               <w:bottom w:val="single" w:color="BFBFBF" w:sz="1"/>
               <w:right w:val="single" w:color="BFBFBF" w:sz="1"/>
             </w:tcBorders>
-            <w:shd w:fill="FFFFFF" w:val="clear"/>
-            <w:tcMar>
-              <w:top w:type="dxa" w:w="70"/>
-              <w:left w:type="dxa" w:w="110"/>
-              <w:bottom w:type="dxa" w:w="70"/>
-              <w:right w:type="dxa" w:w="110"/>
-            </w:tcMar>
-            <w:vAlign w:val="center"/>
-          </w:tcPr>
-          <w:p>
-            <w:pPr>
-              <w:jc w:val="center"/>
-            </w:pPr>
-            <w:r>
-              <w:t>12,3 km (medida) × MCL ~47 km (derivada de trechos medidos)</w:t>
+            <w:shd w:fill="F2F2F2" w:val="clear"/>
+            <w:tcMar>
+              <w:top w:type="dxa" w:w="70"/>
+              <w:left w:type="dxa" w:w="110"/>
+              <w:bottom w:type="dxa" w:w="70"/>
+              <w:right w:type="dxa" w:w="110"/>
+            </w:tcMar>
+            <w:vAlign w:val="center"/>
+          </w:tcPr>
+          <w:p>
+            <w:pPr>
+              <w:jc w:val="center"/>
+            </w:pPr>
+            <w:r>
+              <w:rPr>
+                <w:b w:val="0"/>
+              </w:rPr>
+              <w:t>40,7 km × MCL 75,5 km — ambas medidas</w:t>
             </w:r>
           </w:p>
         </w:tc>
@@ -1017,20 +1023,23 @@
               <w:bottom w:val="single" w:color="BFBFBF" w:sz="1"/>
               <w:right w:val="single" w:color="BFBFBF" w:sz="1"/>
             </w:tcBorders>
-            <w:shd w:fill="FFFFFF" w:val="clear"/>
-            <w:tcMar>
-              <w:top w:type="dxa" w:w="70"/>
-              <w:left w:type="dxa" w:w="110"/>
-              <w:bottom w:type="dxa" w:w="70"/>
-              <w:right w:type="dxa" w:w="110"/>
-            </w:tcMar>
-            <w:vAlign w:val="center"/>
-          </w:tcPr>
-          <w:p>
-            <w:pPr>
-              <w:jc w:val="center"/>
-            </w:pPr>
-            <w:r>
+            <w:shd w:fill="F2F2F2" w:val="clear"/>
+            <w:tcMar>
+              <w:top w:type="dxa" w:w="70"/>
+              <w:left w:type="dxa" w:w="110"/>
+              <w:bottom w:type="dxa" w:w="70"/>
+              <w:right w:type="dxa" w:w="110"/>
+            </w:tcMar>
+            <w:vAlign w:val="center"/>
+          </w:tcPr>
+          <w:p>
+            <w:pPr>
+              <w:jc w:val="center"/>
+            </w:pPr>
+            <w:r>
+              <w:rPr>
+                <w:b w:val="0"/>
+              </w:rPr>
               <w:t>+31,7</w:t>
             </w:r>
           </w:p>
@@ -1044,20 +1053,23 @@
               <w:bottom w:val="single" w:color="BFBFBF" w:sz="1"/>
               <w:right w:val="single" w:color="BFBFBF" w:sz="1"/>
             </w:tcBorders>
-            <w:shd w:fill="FFFFFF" w:val="clear"/>
-            <w:tcMar>
-              <w:top w:type="dxa" w:w="70"/>
-              <w:left w:type="dxa" w:w="110"/>
-              <w:bottom w:type="dxa" w:w="70"/>
-              <w:right w:type="dxa" w:w="110"/>
-            </w:tcMar>
-            <w:vAlign w:val="center"/>
-          </w:tcPr>
-          <w:p>
-            <w:pPr>
-              <w:jc w:val="center"/>
-            </w:pPr>
-            <w:r>
+            <w:shd w:fill="F2F2F2" w:val="clear"/>
+            <w:tcMar>
+              <w:top w:type="dxa" w:w="70"/>
+              <w:left w:type="dxa" w:w="110"/>
+              <w:bottom w:type="dxa" w:w="70"/>
+              <w:right w:type="dxa" w:w="110"/>
+            </w:tcMar>
+            <w:vAlign w:val="center"/>
+          </w:tcPr>
+          <w:p>
+            <w:pPr>
+              <w:jc w:val="center"/>
+            </w:pPr>
+            <w:r>
+              <w:rPr>
+                <w:b w:val="0"/>
+              </w:rPr>
               <w:t>Vantagem estrutural</w:t>
             </w:r>
           </w:p>
@@ -1076,7 +1088,7 @@
               <w:bottom w:val="single" w:color="BFBFBF" w:sz="1"/>
               <w:right w:val="single" w:color="BFBFBF" w:sz="1"/>
             </w:tcBorders>
-            <w:shd w:fill="F2F2F2" w:val="clear"/>
+            <w:shd w:fill="FFFFFF" w:val="clear"/>
             <w:tcMar>
               <w:top w:type="dxa" w:w="70"/>
               <w:left w:type="dxa" w:w="110"/>
@@ -1093,7 +1105,7 @@
               <w:rPr>
                 <w:b w:val="0"/>
               </w:rPr>
-              <w:t>São Mateus sede + Guriri — 134,4 mil hab (est. 2025)</w:t>
+              <w:t>São Mateus sede + Guriri — concorrente de volume mais próximo</w:t>
             </w:r>
           </w:p>
         </w:tc>
@@ -1106,7 +1118,7 @@
               <w:bottom w:val="single" w:color="BFBFBF" w:sz="1"/>
               <w:right w:val="single" w:color="BFBFBF" w:sz="1"/>
             </w:tcBorders>
-            <w:shd w:fill="F2F2F2" w:val="clear"/>
+            <w:shd w:fill="FFFFFF" w:val="clear"/>
             <w:tcMar>
               <w:top w:type="dxa" w:w="70"/>
               <w:left w:type="dxa" w:w="110"/>
@@ -1123,7 +1135,7 @@
               <w:rPr>
                 <w:b w:val="0"/>
               </w:rPr>
-              <w:t>40,7 km × MCL 75,5 km — ambas medidas</w:t>
+              <w:t>40,7 km × Mattar 66,8 km — ambas medidas</w:t>
             </w:r>
           </w:p>
         </w:tc>
@@ -1136,7 +1148,7 @@
               <w:bottom w:val="single" w:color="BFBFBF" w:sz="1"/>
               <w:right w:val="single" w:color="BFBFBF" w:sz="1"/>
             </w:tcBorders>
-            <w:shd w:fill="F2F2F2" w:val="clear"/>
+            <w:shd w:fill="FFFFFF" w:val="clear"/>
             <w:tcMar>
               <w:top w:type="dxa" w:w="70"/>
               <w:left w:type="dxa" w:w="110"/>
@@ -1153,7 +1165,7 @@
               <w:rPr>
                 <w:b w:val="0"/>
               </w:rPr>
-              <w:t>+31,7</w:t>
+              <w:t>+23,8</w:t>
             </w:r>
           </w:p>
         </w:tc>
@@ -1166,7 +1178,7 @@
               <w:bottom w:val="single" w:color="BFBFBF" w:sz="1"/>
               <w:right w:val="single" w:color="BFBFBF" w:sz="1"/>
             </w:tcBorders>
-            <w:shd w:fill="F2F2F2" w:val="clear"/>
+            <w:shd w:fill="FFFFFF" w:val="clear"/>
             <w:tcMar>
               <w:top w:type="dxa" w:w="70"/>
               <w:left w:type="dxa" w:w="110"/>
@@ -1201,7 +1213,7 @@
               <w:bottom w:val="single" w:color="BFBFBF" w:sz="1"/>
               <w:right w:val="single" w:color="BFBFBF" w:sz="1"/>
             </w:tcBorders>
-            <w:shd w:fill="FFFFFF" w:val="clear"/>
+            <w:shd w:fill="F2F2F2" w:val="clear"/>
             <w:tcMar>
               <w:top w:type="dxa" w:w="70"/>
               <w:left w:type="dxa" w:w="110"/>
@@ -1215,10 +1227,7 @@
               <w:jc w:val="left"/>
             </w:pPr>
             <w:r>
-              <w:rPr>
-                <w:b w:val="0"/>
-              </w:rPr>
-              <w:t>São Mateus sede + Guriri — concorrente de volume mais próximo</w:t>
+              <w:t>São Mateus sede + Guriri — concorrente mais próximo</w:t>
             </w:r>
           </w:p>
         </w:tc>
@@ -1231,24 +1240,21 @@
               <w:bottom w:val="single" w:color="BFBFBF" w:sz="1"/>
               <w:right w:val="single" w:color="BFBFBF" w:sz="1"/>
             </w:tcBorders>
-            <w:shd w:fill="FFFFFF" w:val="clear"/>
-            <w:tcMar>
-              <w:top w:type="dxa" w:w="70"/>
-              <w:left w:type="dxa" w:w="110"/>
-              <w:bottom w:type="dxa" w:w="70"/>
-              <w:right w:type="dxa" w:w="110"/>
-            </w:tcMar>
-            <w:vAlign w:val="center"/>
-          </w:tcPr>
-          <w:p>
-            <w:pPr>
-              <w:jc w:val="center"/>
-            </w:pPr>
-            <w:r>
-              <w:rPr>
-                <w:b w:val="0"/>
-              </w:rPr>
-              <w:t>40,7 km × Mattar 66,8 km — ambas medidas</w:t>
+            <w:shd w:fill="F2F2F2" w:val="clear"/>
+            <w:tcMar>
+              <w:top w:type="dxa" w:w="70"/>
+              <w:left w:type="dxa" w:w="110"/>
+              <w:bottom w:type="dxa" w:w="70"/>
+              <w:right w:type="dxa" w:w="110"/>
+            </w:tcMar>
+            <w:vAlign w:val="center"/>
+          </w:tcPr>
+          <w:p>
+            <w:pPr>
+              <w:jc w:val="center"/>
+            </w:pPr>
+            <w:r>
+              <w:t>40,7 km × Usibrita 57,1 km — ambas medidas</w:t>
             </w:r>
           </w:p>
         </w:tc>
@@ -1261,24 +1267,21 @@
               <w:bottom w:val="single" w:color="BFBFBF" w:sz="1"/>
               <w:right w:val="single" w:color="BFBFBF" w:sz="1"/>
             </w:tcBorders>
-            <w:shd w:fill="FFFFFF" w:val="clear"/>
-            <w:tcMar>
-              <w:top w:type="dxa" w:w="70"/>
-              <w:left w:type="dxa" w:w="110"/>
-              <w:bottom w:type="dxa" w:w="70"/>
-              <w:right w:type="dxa" w:w="110"/>
-            </w:tcMar>
-            <w:vAlign w:val="center"/>
-          </w:tcPr>
-          <w:p>
-            <w:pPr>
-              <w:jc w:val="center"/>
-            </w:pPr>
-            <w:r>
-              <w:rPr>
-                <w:b w:val="0"/>
-              </w:rPr>
-              <w:t>+23,8</w:t>
+            <w:shd w:fill="F2F2F2" w:val="clear"/>
+            <w:tcMar>
+              <w:top w:type="dxa" w:w="70"/>
+              <w:left w:type="dxa" w:w="110"/>
+              <w:bottom w:type="dxa" w:w="70"/>
+              <w:right w:type="dxa" w:w="110"/>
+            </w:tcMar>
+            <w:vAlign w:val="center"/>
+          </w:tcPr>
+          <w:p>
+            <w:pPr>
+              <w:jc w:val="center"/>
+            </w:pPr>
+            <w:r>
+              <w:t>+14,9</w:t>
             </w:r>
           </w:p>
         </w:tc>
@@ -1291,23 +1294,20 @@
               <w:bottom w:val="single" w:color="BFBFBF" w:sz="1"/>
               <w:right w:val="single" w:color="BFBFBF" w:sz="1"/>
             </w:tcBorders>
-            <w:shd w:fill="FFFFFF" w:val="clear"/>
-            <w:tcMar>
-              <w:top w:type="dxa" w:w="70"/>
-              <w:left w:type="dxa" w:w="110"/>
-              <w:bottom w:type="dxa" w:w="70"/>
-              <w:right w:type="dxa" w:w="110"/>
-            </w:tcMar>
-            <w:vAlign w:val="center"/>
-          </w:tcPr>
-          <w:p>
-            <w:pPr>
-              <w:jc w:val="center"/>
-            </w:pPr>
-            <w:r>
-              <w:rPr>
-                <w:b w:val="0"/>
-              </w:rPr>
+            <w:shd w:fill="F2F2F2" w:val="clear"/>
+            <w:tcMar>
+              <w:top w:type="dxa" w:w="70"/>
+              <w:left w:type="dxa" w:w="110"/>
+              <w:bottom w:type="dxa" w:w="70"/>
+              <w:right w:type="dxa" w:w="110"/>
+            </w:tcMar>
+            <w:vAlign w:val="center"/>
+          </w:tcPr>
+          <w:p>
+            <w:pPr>
+              <w:jc w:val="center"/>
+            </w:pPr>
+            <w:r>
               <w:t>Vantagem estrutural</w:t>
             </w:r>
           </w:p>
@@ -1326,7 +1326,7 @@
               <w:bottom w:val="single" w:color="BFBFBF" w:sz="1"/>
               <w:right w:val="single" w:color="BFBFBF" w:sz="1"/>
             </w:tcBorders>
-            <w:shd w:fill="F2F2F2" w:val="clear"/>
+            <w:shd w:fill="FFFFFF" w:val="clear"/>
             <w:tcMar>
               <w:top w:type="dxa" w:w="70"/>
               <w:left w:type="dxa" w:w="110"/>
@@ -1340,7 +1340,10 @@
               <w:jc w:val="left"/>
             </w:pPr>
             <w:r>
-              <w:t>São Mateus sede + Guriri — concorrente mais próximo</w:t>
+              <w:rPr>
+                <w:b w:val="0"/>
+              </w:rPr>
+              <w:t>Boa Esperança — 14,1 mil hab (est. 2025)</w:t>
             </w:r>
           </w:p>
         </w:tc>
@@ -1353,21 +1356,24 @@
               <w:bottom w:val="single" w:color="BFBFBF" w:sz="1"/>
               <w:right w:val="single" w:color="BFBFBF" w:sz="1"/>
             </w:tcBorders>
-            <w:shd w:fill="F2F2F2" w:val="clear"/>
-            <w:tcMar>
-              <w:top w:type="dxa" w:w="70"/>
-              <w:left w:type="dxa" w:w="110"/>
-              <w:bottom w:type="dxa" w:w="70"/>
-              <w:right w:type="dxa" w:w="110"/>
-            </w:tcMar>
-            <w:vAlign w:val="center"/>
-          </w:tcPr>
-          <w:p>
-            <w:pPr>
-              <w:jc w:val="center"/>
-            </w:pPr>
-            <w:r>
-              <w:t>40,7 km × Usibrita 57,1 km — ambas medidas</w:t>
+            <w:shd w:fill="FFFFFF" w:val="clear"/>
+            <w:tcMar>
+              <w:top w:type="dxa" w:w="70"/>
+              <w:left w:type="dxa" w:w="110"/>
+              <w:bottom w:type="dxa" w:w="70"/>
+              <w:right w:type="dxa" w:w="110"/>
+            </w:tcMar>
+            <w:vAlign w:val="center"/>
+          </w:tcPr>
+          <w:p>
+            <w:pPr>
+              <w:jc w:val="center"/>
+            </w:pPr>
+            <w:r>
+              <w:rPr>
+                <w:b w:val="0"/>
+              </w:rPr>
+              <w:t>27,9 km × Mattar 22,3 km — ambas medidas</w:t>
             </w:r>
           </w:p>
         </w:tc>
@@ -1380,21 +1386,24 @@
               <w:bottom w:val="single" w:color="BFBFBF" w:sz="1"/>
               <w:right w:val="single" w:color="BFBFBF" w:sz="1"/>
             </w:tcBorders>
-            <w:shd w:fill="F2F2F2" w:val="clear"/>
-            <w:tcMar>
-              <w:top w:type="dxa" w:w="70"/>
-              <w:left w:type="dxa" w:w="110"/>
-              <w:bottom w:type="dxa" w:w="70"/>
-              <w:right w:type="dxa" w:w="110"/>
-            </w:tcMar>
-            <w:vAlign w:val="center"/>
-          </w:tcPr>
-          <w:p>
-            <w:pPr>
-              <w:jc w:val="center"/>
-            </w:pPr>
-            <w:r>
-              <w:t>+14,9</w:t>
+            <w:shd w:fill="FFFFFF" w:val="clear"/>
+            <w:tcMar>
+              <w:top w:type="dxa" w:w="70"/>
+              <w:left w:type="dxa" w:w="110"/>
+              <w:bottom w:type="dxa" w:w="70"/>
+              <w:right w:type="dxa" w:w="110"/>
+            </w:tcMar>
+            <w:vAlign w:val="center"/>
+          </w:tcPr>
+          <w:p>
+            <w:pPr>
+              <w:jc w:val="center"/>
+            </w:pPr>
+            <w:r>
+              <w:rPr>
+                <w:b w:val="0"/>
+              </w:rPr>
+              <w:t>-5,1</w:t>
             </w:r>
           </w:p>
         </w:tc>
@@ -1407,21 +1416,24 @@
               <w:bottom w:val="single" w:color="BFBFBF" w:sz="1"/>
               <w:right w:val="single" w:color="BFBFBF" w:sz="1"/>
             </w:tcBorders>
-            <w:shd w:fill="F2F2F2" w:val="clear"/>
-            <w:tcMar>
-              <w:top w:type="dxa" w:w="70"/>
-              <w:left w:type="dxa" w:w="110"/>
-              <w:bottom w:type="dxa" w:w="70"/>
-              <w:right w:type="dxa" w:w="110"/>
-            </w:tcMar>
-            <w:vAlign w:val="center"/>
-          </w:tcPr>
-          <w:p>
-            <w:pPr>
-              <w:jc w:val="center"/>
-            </w:pPr>
-            <w:r>
-              <w:t>Vantagem estrutural</w:t>
+            <w:shd w:fill="FFFFFF" w:val="clear"/>
+            <w:tcMar>
+              <w:top w:type="dxa" w:w="70"/>
+              <w:left w:type="dxa" w:w="110"/>
+              <w:bottom w:type="dxa" w:w="70"/>
+              <w:right w:type="dxa" w:w="110"/>
+            </w:tcMar>
+            <w:vAlign w:val="center"/>
+          </w:tcPr>
+          <w:p>
+            <w:pPr>
+              <w:jc w:val="center"/>
+            </w:pPr>
+            <w:r>
+              <w:rPr>
+                <w:b w:val="0"/>
+              </w:rPr>
+              <w:t>Paridade — praça-base</w:t>
             </w:r>
           </w:p>
         </w:tc>
@@ -1439,7 +1451,7 @@
               <w:bottom w:val="single" w:color="BFBFBF" w:sz="1"/>
               <w:right w:val="single" w:color="BFBFBF" w:sz="1"/>
             </w:tcBorders>
-            <w:shd w:fill="FFFFFF" w:val="clear"/>
+            <w:shd w:fill="F2F2F2" w:val="clear"/>
             <w:tcMar>
               <w:top w:type="dxa" w:w="70"/>
               <w:left w:type="dxa" w:w="110"/>
@@ -1456,7 +1468,7 @@
               <w:rPr>
                 <w:b w:val="0"/>
               </w:rPr>
-              <w:t>Boa Esperança — 14,1 mil hab (est. 2025)</w:t>
+              <w:t>Conceição da Barra — 28,9 mil hab (est. 2025)</w:t>
             </w:r>
           </w:p>
         </w:tc>
@@ -1469,7 +1481,7 @@
               <w:bottom w:val="single" w:color="BFBFBF" w:sz="1"/>
               <w:right w:val="single" w:color="BFBFBF" w:sz="1"/>
             </w:tcBorders>
-            <w:shd w:fill="FFFFFF" w:val="clear"/>
+            <w:shd w:fill="F2F2F2" w:val="clear"/>
             <w:tcMar>
               <w:top w:type="dxa" w:w="70"/>
               <w:left w:type="dxa" w:w="110"/>
@@ -1486,7 +1498,7 @@
               <w:rPr>
                 <w:b w:val="0"/>
               </w:rPr>
-              <w:t>27,9 km × Mattar 22,3 km — ambas medidas</w:t>
+              <w:t>73,2 km × Mattar 67,5 km — ambas medidas</w:t>
             </w:r>
           </w:p>
         </w:tc>
@@ -1499,7 +1511,7 @@
               <w:bottom w:val="single" w:color="BFBFBF" w:sz="1"/>
               <w:right w:val="single" w:color="BFBFBF" w:sz="1"/>
             </w:tcBorders>
-            <w:shd w:fill="FFFFFF" w:val="clear"/>
+            <w:shd w:fill="F2F2F2" w:val="clear"/>
             <w:tcMar>
               <w:top w:type="dxa" w:w="70"/>
               <w:left w:type="dxa" w:w="110"/>
@@ -1516,7 +1528,7 @@
               <w:rPr>
                 <w:b w:val="0"/>
               </w:rPr>
-              <w:t>-5,1</w:t>
+              <w:t>-5,2</w:t>
             </w:r>
           </w:p>
         </w:tc>
@@ -1529,7 +1541,7 @@
               <w:bottom w:val="single" w:color="BFBFBF" w:sz="1"/>
               <w:right w:val="single" w:color="BFBFBF" w:sz="1"/>
             </w:tcBorders>
-            <w:shd w:fill="FFFFFF" w:val="clear"/>
+            <w:shd w:fill="F2F2F2" w:val="clear"/>
             <w:tcMar>
               <w:top w:type="dxa" w:w="70"/>
               <w:left w:type="dxa" w:w="110"/>
@@ -1564,7 +1576,7 @@
               <w:bottom w:val="single" w:color="BFBFBF" w:sz="1"/>
               <w:right w:val="single" w:color="BFBFBF" w:sz="1"/>
             </w:tcBorders>
-            <w:shd w:fill="F2F2F2" w:val="clear"/>
+            <w:shd w:fill="FFFFFF" w:val="clear"/>
             <w:tcMar>
               <w:top w:type="dxa" w:w="70"/>
               <w:left w:type="dxa" w:w="110"/>
@@ -1581,7 +1593,7 @@
               <w:rPr>
                 <w:b w:val="0"/>
               </w:rPr>
-              <w:t>Conceição da Barra — 28,9 mil hab (est. 2025)</w:t>
+              <w:t>Franja norte: Montanha, Mucurici e Ponto Belo — 31,2 mil hab</w:t>
             </w:r>
           </w:p>
         </w:tc>
@@ -1594,7 +1606,7 @@
               <w:bottom w:val="single" w:color="BFBFBF" w:sz="1"/>
               <w:right w:val="single" w:color="BFBFBF" w:sz="1"/>
             </w:tcBorders>
-            <w:shd w:fill="F2F2F2" w:val="clear"/>
+            <w:shd w:fill="FFFFFF" w:val="clear"/>
             <w:tcMar>
               <w:top w:type="dxa" w:w="70"/>
               <w:left w:type="dxa" w:w="110"/>
@@ -1611,7 +1623,7 @@
               <w:rPr>
                 <w:b w:val="0"/>
               </w:rPr>
-              <w:t>73,2 km × Mattar 67,5 km — ambas medidas</w:t>
+              <w:t>90,3 km (medida) × Mattar ~60 km</w:t>
             </w:r>
           </w:p>
         </w:tc>
@@ -1624,7 +1636,7 @@
               <w:bottom w:val="single" w:color="BFBFBF" w:sz="1"/>
               <w:right w:val="single" w:color="BFBFBF" w:sz="1"/>
             </w:tcBorders>
-            <w:shd w:fill="F2F2F2" w:val="clear"/>
+            <w:shd w:fill="FFFFFF" w:val="clear"/>
             <w:tcMar>
               <w:top w:type="dxa" w:w="70"/>
               <w:left w:type="dxa" w:w="110"/>
@@ -1641,7 +1653,7 @@
               <w:rPr>
                 <w:b w:val="0"/>
               </w:rPr>
-              <w:t>-5,2</w:t>
+              <w:t>-27,6</w:t>
             </w:r>
           </w:p>
         </w:tc>
@@ -1654,7 +1666,7 @@
               <w:bottom w:val="single" w:color="BFBFBF" w:sz="1"/>
               <w:right w:val="single" w:color="BFBFBF" w:sz="1"/>
             </w:tcBorders>
-            <w:shd w:fill="F2F2F2" w:val="clear"/>
+            <w:shd w:fill="FFFFFF" w:val="clear"/>
             <w:tcMar>
               <w:top w:type="dxa" w:w="70"/>
               <w:left w:type="dxa" w:w="110"/>
@@ -1671,7 +1683,7 @@
               <w:rPr>
                 <w:b w:val="0"/>
               </w:rPr>
-              <w:t>Paridade — praça-base</w:t>
+              <w:t>Desvantagem</w:t>
             </w:r>
           </w:p>
         </w:tc>
@@ -1689,7 +1701,7 @@
               <w:bottom w:val="single" w:color="BFBFBF" w:sz="1"/>
               <w:right w:val="single" w:color="BFBFBF" w:sz="1"/>
             </w:tcBorders>
-            <w:shd w:fill="FFFFFF" w:val="clear"/>
+            <w:shd w:fill="F2F2F2" w:val="clear"/>
             <w:tcMar>
               <w:top w:type="dxa" w:w="70"/>
               <w:left w:type="dxa" w:w="110"/>
@@ -1706,7 +1718,7 @@
               <w:rPr>
                 <w:b w:val="0"/>
               </w:rPr>
-              <w:t>Franja norte: Montanha, Mucurici e Ponto Belo — 31,2 mil hab</w:t>
+              <w:t>Jaguaré sede — 31,6 mil hab (est. 2025)</w:t>
             </w:r>
           </w:p>
         </w:tc>
@@ -1719,7 +1731,7 @@
               <w:bottom w:val="single" w:color="BFBFBF" w:sz="1"/>
               <w:right w:val="single" w:color="BFBFBF" w:sz="1"/>
             </w:tcBorders>
-            <w:shd w:fill="FFFFFF" w:val="clear"/>
+            <w:shd w:fill="F2F2F2" w:val="clear"/>
             <w:tcMar>
               <w:top w:type="dxa" w:w="70"/>
               <w:left w:type="dxa" w:w="110"/>
@@ -1736,7 +1748,7 @@
               <w:rPr>
                 <w:b w:val="0"/>
               </w:rPr>
-              <w:t>90,3 km (medida) × Mattar ~60 km</w:t>
+              <w:t>39,6 km (medida) × Usibrita local ~8 km</w:t>
             </w:r>
           </w:p>
         </w:tc>
@@ -1749,7 +1761,7 @@
               <w:bottom w:val="single" w:color="BFBFBF" w:sz="1"/>
               <w:right w:val="single" w:color="BFBFBF" w:sz="1"/>
             </w:tcBorders>
-            <w:shd w:fill="FFFFFF" w:val="clear"/>
+            <w:shd w:fill="F2F2F2" w:val="clear"/>
             <w:tcMar>
               <w:top w:type="dxa" w:w="70"/>
               <w:left w:type="dxa" w:w="110"/>
@@ -1766,7 +1778,7 @@
               <w:rPr>
                 <w:b w:val="0"/>
               </w:rPr>
-              <w:t>-27,6</w:t>
+              <w:t>-28,8</w:t>
             </w:r>
           </w:p>
         </w:tc>
@@ -1779,7 +1791,7 @@
               <w:bottom w:val="single" w:color="BFBFBF" w:sz="1"/>
               <w:right w:val="single" w:color="BFBFBF" w:sz="1"/>
             </w:tcBorders>
-            <w:shd w:fill="FFFFFF" w:val="clear"/>
+            <w:shd w:fill="F2F2F2" w:val="clear"/>
             <w:tcMar>
               <w:top w:type="dxa" w:w="70"/>
               <w:left w:type="dxa" w:w="110"/>
@@ -1814,131 +1826,6 @@
               <w:bottom w:val="single" w:color="BFBFBF" w:sz="1"/>
               <w:right w:val="single" w:color="BFBFBF" w:sz="1"/>
             </w:tcBorders>
-            <w:shd w:fill="F2F2F2" w:val="clear"/>
-            <w:tcMar>
-              <w:top w:type="dxa" w:w="70"/>
-              <w:left w:type="dxa" w:w="110"/>
-              <w:bottom w:type="dxa" w:w="70"/>
-              <w:right w:type="dxa" w:w="110"/>
-            </w:tcMar>
-            <w:vAlign w:val="center"/>
-          </w:tcPr>
-          <w:p>
-            <w:pPr>
-              <w:jc w:val="left"/>
-            </w:pPr>
-            <w:r>
-              <w:rPr>
-                <w:b w:val="0"/>
-              </w:rPr>
-              <w:t>Jaguaré sede — 31,6 mil hab (est. 2025)</w:t>
-            </w:r>
-          </w:p>
-        </w:tc>
-        <w:tc>
-          <w:tcPr>
-            <w:tcW w:type="dxa" w:w="1500"/>
-            <w:tcBorders>
-              <w:top w:val="single" w:color="BFBFBF" w:sz="1"/>
-              <w:left w:val="single" w:color="BFBFBF" w:sz="1"/>
-              <w:bottom w:val="single" w:color="BFBFBF" w:sz="1"/>
-              <w:right w:val="single" w:color="BFBFBF" w:sz="1"/>
-            </w:tcBorders>
-            <w:shd w:fill="F2F2F2" w:val="clear"/>
-            <w:tcMar>
-              <w:top w:type="dxa" w:w="70"/>
-              <w:left w:type="dxa" w:w="110"/>
-              <w:bottom w:type="dxa" w:w="70"/>
-              <w:right w:type="dxa" w:w="110"/>
-            </w:tcMar>
-            <w:vAlign w:val="center"/>
-          </w:tcPr>
-          <w:p>
-            <w:pPr>
-              <w:jc w:val="center"/>
-            </w:pPr>
-            <w:r>
-              <w:rPr>
-                <w:b w:val="0"/>
-              </w:rPr>
-              <w:t>39,6 km (medida) × Usibrita local ~8 km</w:t>
-            </w:r>
-          </w:p>
-        </w:tc>
-        <w:tc>
-          <w:tcPr>
-            <w:tcW w:type="dxa" w:w="1400"/>
-            <w:tcBorders>
-              <w:top w:val="single" w:color="BFBFBF" w:sz="1"/>
-              <w:left w:val="single" w:color="BFBFBF" w:sz="1"/>
-              <w:bottom w:val="single" w:color="BFBFBF" w:sz="1"/>
-              <w:right w:val="single" w:color="BFBFBF" w:sz="1"/>
-            </w:tcBorders>
-            <w:shd w:fill="F2F2F2" w:val="clear"/>
-            <w:tcMar>
-              <w:top w:type="dxa" w:w="70"/>
-              <w:left w:type="dxa" w:w="110"/>
-              <w:bottom w:type="dxa" w:w="70"/>
-              <w:right w:type="dxa" w:w="110"/>
-            </w:tcMar>
-            <w:vAlign w:val="center"/>
-          </w:tcPr>
-          <w:p>
-            <w:pPr>
-              <w:jc w:val="center"/>
-            </w:pPr>
-            <w:r>
-              <w:rPr>
-                <w:b w:val="0"/>
-              </w:rPr>
-              <w:t>-28,8</w:t>
-            </w:r>
-          </w:p>
-        </w:tc>
-        <w:tc>
-          <w:tcPr>
-            <w:tcW w:type="dxa" w:w="4060"/>
-            <w:tcBorders>
-              <w:top w:val="single" w:color="BFBFBF" w:sz="1"/>
-              <w:left w:val="single" w:color="BFBFBF" w:sz="1"/>
-              <w:bottom w:val="single" w:color="BFBFBF" w:sz="1"/>
-              <w:right w:val="single" w:color="BFBFBF" w:sz="1"/>
-            </w:tcBorders>
-            <w:shd w:fill="F2F2F2" w:val="clear"/>
-            <w:tcMar>
-              <w:top w:type="dxa" w:w="70"/>
-              <w:left w:type="dxa" w:w="110"/>
-              <w:bottom w:type="dxa" w:w="70"/>
-              <w:right w:type="dxa" w:w="110"/>
-            </w:tcMar>
-            <w:vAlign w:val="center"/>
-          </w:tcPr>
-          <w:p>
-            <w:pPr>
-              <w:jc w:val="center"/>
-            </w:pPr>
-            <w:r>
-              <w:rPr>
-                <w:b w:val="0"/>
-              </w:rPr>
-              <w:t>Desvantagem</w:t>
-            </w:r>
-          </w:p>
-        </w:tc>
-      </w:tr>
-      <w:tr>
-        <w:trPr>
-          <w:tblHeader w:val="false"/>
-        </w:trPr>
-        <w:tc>
-          <w:tcPr>
-            <w:tcW w:type="dxa" w:w="2400"/>
-            <w:tcBorders>
-              <w:top w:val="single" w:color="BFBFBF" w:sz="1"/>
-              <w:left w:val="single" w:color="BFBFBF" w:sz="1"/>
-              <w:bottom w:val="single" w:color="BFBFBF" w:sz="1"/>
-              <w:right w:val="single" w:color="BFBFBF" w:sz="1"/>
-            </w:tcBorders>
             <w:shd w:fill="FFFFFF" w:val="clear"/>
             <w:tcMar>
               <w:top w:type="dxa" w:w="70"/>
@@ -2178,7 +2065,7 @@
         <w:rPr>
           <w:b w:val="0"/>
         </w:rPr>
-        <w:t>A vantagem é calculada como 0,91 × (distância rodoviária do concorrente − distância da CIPREM), em R$/t. O coeficiente de R$ 0,91 por tonelada-quilômetro é a regra de preço de frete praticada pelo próprio grupo, escrita na tabela de preços da unidade em operação ("Carreta: 0,91 × volume (T) × KM"; truck, 0,99). Registre-se, para transparência, que o SICRO/DNIT indica R$ 0,78/t·km como referência de custo — não de preço: recalculada a esse coeficiente, toda a régua encolhe cerca de 14% (a vantagem na sede passaria de R$ 23,8 para R$ 20,4/t), sem alterar o ordenamento das praças nem a classificação de nenhuma delas. Populações: IBGE, estimativas 2025 (Censo 2022 para Conceição da Barra, Montanha e Vila Pavão). Distâncias: nesta versão as praças foram medidas uma a uma em roteirizador (ago/2026) a partir da coordenada do empreendimento registrada no PAE — UTM 24K 376.291/7.935.121; GPS -18.67144, -40.17303 —, substituindo a decomposição pelo marco km 35 da versão anterior; as distâncias dos concorrentes até São Mateus, Conceição da Barra e Boa Esperança também foram medidas. Todas passam no teste de sanidade rodovia ≥ linha reta (razões de 1,21 a 1,86), e a geometria fecha: MCL→jazida 37,3 km + jazida→São Mateus 40,7 km ≈ os 75,5 km medidos entre MCL e São Mateus — a jazida está praticamente sobre o eixo Nova Venécia–São Mateus. Medidas e confirmadas fora do raio econômico, por isso ausentes da tabela: Vila Pavão (8,9 mil hab, 59,3 km), Vila Valério (15,2 mil hab, 77,6 km), Sooretama (30,0 mil hab, 83,9 km, já no eixo de suprimento Linhares–Aracruz) e São Gabriel da Palha (34,3 mil hab, 75–90 km). Nesta versão entraram as duas últimas linhas que faltavam: a coordenada da cava da Usibrita (-18,873416, -40,198803), a 57,1 km da sede de São Mateus, e a distância da jazida ao distrito-sede de Nestor Gomes, 12,3 km. A medição da Usibrita também passa no teste de sanidade (linha reta de 39,8 km; razão 1,43) e corrobora, por triangulação, os ~8 km entre ela e a sede de Jaguaré. Permanecem estimadas apenas as distâncias internas dos concorrentes às suas próprias sedes.</w:t>
+        <w:t>A vantagem é calculada como 0,91 × (distância rodoviária do concorrente − distância da CIPREM), em R$/t. O coeficiente de R$ 0,91 por tonelada-quilômetro é a regra de preço de frete praticada pelo próprio grupo, escrita na tabela de preços da unidade em operação ("Carreta: 0,91 × volume (T) × KM"; truck, 0,99). Registre-se, para transparência, que o SICRO/DNIT indica R$ 0,78/t·km como referência de custo — não de preço: recalculada a esse coeficiente, toda a régua encolhe cerca de 14% (a vantagem na sede passaria de R$ 23,8 para R$ 20,4/t), sem alterar o ordenamento das praças nem a classificação de nenhuma delas. Populações: IBGE, estimativas 2025 (Censo 2022 para Conceição da Barra, Montanha e Vila Pavão). Distâncias: nesta versão as praças foram medidas uma a uma em roteirizador (ago/2026) a partir da coordenada do empreendimento registrada no PAE — UTM 24K 376.291/7.935.121; GPS -18.67144, -40.17303 —, substituindo a decomposição pelo marco km 35 da versão anterior; as distâncias dos concorrentes até São Mateus, Conceição da Barra e Boa Esperança também foram medidas. Todas passam no teste de sanidade rodovia ≥ linha reta (razões de 1,21 a 1,86), e a geometria fecha: MCL→jazida 37,3 km + jazida→São Mateus 40,7 km ≈ os 75,5 km medidos entre MCL e São Mateus — a jazida está praticamente sobre o eixo Nova Venécia–São Mateus. Medidas e confirmadas fora do raio econômico, por isso ausentes da tabela: Vila Pavão (8,9 mil hab, 59,3 km), Vila Valério (15,2 mil hab, 77,6 km), Sooretama (30,0 mil hab, 83,9 km, já no eixo de suprimento Linhares–Aracruz) e São Gabriel da Palha (34,3 mil hab, 75–90 km). Nesta versão entraram as duas últimas linhas que faltavam: a coordenada da cava da Usibrita (-18,873416, -40,198803), a 57,1 km da sede de São Mateus, e a distância da jazida ao distrito-sede de Nestor Gomes, 12,3 km. A medição da Usibrita também passa no teste de sanidade (linha reta de 39,8 km; razão 1,43) e corrobora, por triangulação, os ~8 km entre ela e a sede de Jaguaré. A régua lista praças de mercado — os municípios do raio, pela respectiva sede. Localidades internas a São Mateus, como o distrito de Nestor Gomes onde está a jazida, não recebem linha própria: estão cobertas pela linha do município, cuja população já as inclui. Permanecem estimadas apenas as distâncias internas dos concorrentes às suas próprias sedes.</w:t>
       </w:r>
     </w:p>
     <w:p>
@@ -5674,7 +5561,7 @@
         <w:rPr>
           <w:b w:val="0"/>
         </w:rPr>
-        <w:t>São Mateus sede, Guriri e o corredor de Nestor Gomes: é onde a CIPREM produz mais perto que qualquer concorrente — de qualquer porte, uma vez medida a Usibrita — e onde estão o grosso da demanda e as obras. A vantagem sobre o concorrente de volume mais próximo (Mattar, 66,8 km) é de R$ 23,8/t na sede, chegando a R$ 31,7/t contra a MCL (75,5 km); mesmo contra o produtor mais próximo de todos, a Usibrita (57,1 km), a margem é de R$ 14,9/t. No corredor, a vantagem é de R$ 31,7/t, e o que o distingue não é vantagem maior — é a mesma da sede — e sim o custo próprio de servi-lo: 12,3 km equivalem a R$ 11,2/t de frete, contra R$ 37,0/t até a sede. Conceição da Barra e Boa Esperança entram por paridade de frete (−R$ 5,2/t e −R$ 5,1/t, ambas contra a Mattar) e ausência de produtor local. Estratégia: preço competitivo posto-obra, atendimento ágil — explorando a falha de serviço documentada da loja concorrente na praça — e foco nas empreiteiras e na Prefeitura.</w:t>
+        <w:t>São Mateus sede, Guriri e o corredor de Nestor Gomes — um só município, contado uma única vez na demanda do item 6 — é onde a CIPREM produz mais perto que qualquer concorrente, de qualquer porte, e onde estão o grosso da demanda e as obras. A vantagem sobre o concorrente de volume mais próximo (Mattar, 66,8 km) é de R$ 23,8/t, chegando a R$ 31,7/t contra a MCL (75,5 km); mesmo contra o produtor mais próximo de todos, a Usibrita (57,1 km), a margem é de R$ 14,9/t. Dentro do município há ainda um gradiente de margem que orienta a prioridade comercial, sem constituir mercado adicional: entregar junto à cava custa R$ 11,2/t de frete (12,3 km até o distrito-sede de Nestor Gomes, medidos) contra R$ 37,0/t até a sede municipal — a mesma tonelada rende mais quanto mais perto for vendida. Conceição da Barra e Boa Esperança entram por paridade de frete (−R$ 5,2/t e −R$ 5,1/t, ambas contra a Mattar) e ausência de produtor local. Estratégia: preço competitivo posto-obra, atendimento ágil — explorando a falha de serviço documentada da loja concorrente na praça — e foco nas empreiteiras e na Prefeitura.</w:t>
       </w:r>
     </w:p>
     <w:p>
@@ -6023,7 +5910,7 @@
         <w:rPr>
           <w:b w:val="0"/>
         </w:rPr>
-        <w:t>Do ponto de vista mercadológico, a implantação da unidade de britagem da CIPREM em Nestor Gomes/São Mateus apresenta-se viável e bem fundamentada. Os argumentos centrais são: (i) demanda corrente de brita estimada em cerca de 296 mil t/ano no mercado-base de três municípios sem produtor instalado e dentro do raio econômico — São Mateus, Conceição da Barra e Boa Esperança, 177.400 hab, índice exato de 1,669 t/hab/ano de 2025; piso prudente de 260 mil — e mercado endereçável de 421–577 mil t/ano somadas a praça disputada de Jaguaré, as praças alcançáveis por CIF e as obras — contra o qual o platô de 237,5 mil t/ano representa 41 a 56%; (ii) um ciclo extraordinário de obras públicas (&gt;R$ 1 bilhão) que adiciona 70–100 mil t/ano de brita durante a janela de construção, além do potencial de 450–520 mil t da pavimentação remanescente de Guriri, do qual as projeções incorporam apenas 75–90 mil t; (iii) vantagem logística estrutural e medida em roteirizador — R$ 23,8/t sobre o concorrente de volume mais próximo na sede, R$ 31,7/t sobre a MCL e R$ 31,7/t no corredor de Nestor Gomes, em produto cujo preço posto é dominado pelo frete; (iv) concorrência em que nem o produtor mais próximo alcança a CIPREM no frete — a Usibrita chega a São Mateus de 57,1 km contra 40,7 km, R$ 14,9/t atrás — e que, além disso, não tem escala para disputar volume, com falhas de atendimento exploráveis; e (v) respaldo de um grupo cuja unidade em operação já pratica, em 2025, volume 0,5% superior ao platô aqui projetado. A captura ponderada por praça resulta em 207–245 mil t/ano, faixa que comporta o platô, desde que executado o programa de vendas CIF descrito no item 8.</w:t>
+        <w:t>Do ponto de vista mercadológico, a implantação da unidade de britagem da CIPREM em Nestor Gomes/São Mateus apresenta-se viável e bem fundamentada. Os argumentos centrais são: (i) demanda corrente de brita estimada em cerca de 296 mil t/ano no mercado-base de três municípios sem produtor instalado e dentro do raio econômico — São Mateus, Conceição da Barra e Boa Esperança, 177.400 hab, índice exato de 1,669 t/hab/ano de 2025; piso prudente de 260 mil — e mercado endereçável de 421–577 mil t/ano somadas a praça disputada de Jaguaré, as praças alcançáveis por CIF e as obras — contra o qual o platô de 237,5 mil t/ano representa 41 a 56%; (ii) um ciclo extraordinário de obras públicas (&gt;R$ 1 bilhão) que adiciona 70–100 mil t/ano de brita durante a janela de construção, além do potencial de 450–520 mil t da pavimentação remanescente de Guriri, do qual as projeções incorporam apenas 75–90 mil t; (iii) vantagem logística estrutural e medida em roteirizador — R$ 23,8/t sobre o concorrente de volume mais próximo na sede, R$ 31,7/t sobre a MCL e R$ 14,9/t mesmo sobre o produtor mais próximo de todos, em produto cujo preço posto é dominado pelo frete; (iv) concorrência em que nem o produtor mais próximo alcança a CIPREM no frete — a Usibrita chega a São Mateus de 57,1 km contra 40,7 km, R$ 14,9/t atrás — e que, além disso, não tem escala para disputar volume, com falhas de atendimento exploráveis; e (v) respaldo de um grupo cuja unidade em operação já pratica, em 2025, volume 0,5% superior ao platô aqui projetado. A captura ponderada por praça resulta em 207–245 mil t/ano, faixa que comporta o platô, desde que executado o programa de vendas CIF descrito no item 8.</w:t>
       </w:r>
     </w:p>
     <w:p>
@@ -6158,7 +6045,7 @@
         <w:rPr>
           <w:b w:val="0"/>
         </w:rPr>
-        <w:t>Resolvidas nesta versão as três divergências que restavam. A da MCL: o estudo adotava 62 km até a sede de São Mateus por ser a hipótese menos favorável à CIPREM, enquanto o teste de coordenadas indicava ~74 km; a medição deu 75,5 km, confirmando o teste. A da Usibrita: a coordenada da cava (-18,873416, -40,198803) situa-a a 57,1 km da sede — e não aos ~40 km antes estimados —, o que converte a única linha de paridade da régua em vantagem de R$ 14,9/t para a CIPREM e confirma, por triangulação, os ~8 km entre a Usibrita e a sede de Jaguaré. A de Nestor Gomes: o distrito-sede está a 12,3 km da jazida, medidos. A régua do item 4 passa a repousar inteiramente em distância medida ou derivada de trechos medidos. Seguem pendentes, para refino e não para o argumento, o pino exato da boca da lavra (marcar no local), a poligonal ANM no SIGMINE e a medição direta de MCL → Nestor Gomes, hoje derivada da geometria dos trechos medidos.</w:t>
+        <w:t>Resolvidas nesta versão as três divergências que restavam. A da MCL: o estudo adotava 62 km até a sede de São Mateus por ser a hipótese menos favorável à CIPREM, enquanto o teste de coordenadas indicava ~74 km; a medição deu 75,5 km, confirmando o teste. A da Usibrita: a coordenada da cava (-18,873416, -40,198803) situa-a a 57,1 km da sede — e não aos ~40 km antes estimados —, o que converte a única linha de paridade da régua em vantagem de R$ 14,9/t para a CIPREM e confirma, por triangulação, os ~8 km entre a Usibrita e a sede de Jaguaré. A de Nestor Gomes: o distrito-sede está a 12,3 km da jazida, medidos — valor que passou a servir à leitura de margem interna do item 8, e não à régua competitiva, da qual a linha do corredor foi retirada por ser localidade do próprio município de São Mateus, já contado uma vez. Com isso a régua do item 4 repousa inteiramente em distâncias medidas ponta a ponta, salvo as internas dos concorrentes às próprias sedes. Seguem pendentes, para refino e não para o argumento, o pino exato da boca da lavra (marcar no local) e a poligonal ANM no SIGMINE.</w:t>
       </w:r>
     </w:p>
     <w:p>

--- a/Estudo_Mercado_CIPREM_Britagem_SaoMateus_v4.docx
+++ b/Estudo_Mercado_CIPREM_Britagem_SaoMateus_v4.docx
@@ -5135,7 +5135,7 @@
         <w:t xml:space="preserve">700 a 950 mil toneladas de agregado</w:t>
       </w:r>
       <w:r>
-        <w:t xml:space="preserve">, distribuídas ao longo dos prazos de obra (3 a 4,5 anos). Como a brita corresponde a ~42% do mix, equivale a algo entre </w:t>
+        <w:t xml:space="preserve">, distribuídas ao longo dos prazos de obra (3 a 4,5 anos; a Bacia 1, contratada por 1.620 dias, avança até ~2031). Como a brita corresponde a ~42% do mix, equivale a algo entre </w:t>
       </w:r>
       <w:r>
         <w:rPr>
@@ -5214,7 +5214,7 @@
         <w:rPr>
           <w:b w:val="0"/>
         </w:rPr>
-        <w:t>Combinando a demanda corrente do mercado-base (≈ 296 mil t/ano; piso prudente de 260 mil), o mercado endereçável de 421–577 mil t/ano, o ciclo extraordinário de obras públicas e o crescimento populacional de 13,5% na década, projeta-se demanda regional sustentada por agregados ao longo de todo o horizonte do financiamento. Mesmo em cenário conservador, considerando apenas a expansão vegetativa do setor (~5% a.a. para brita, expectativa ANEPAC), o mercado comporta um novo produtor com vantagem logística no polo de São Mateus. O platô de 237,5 mil t/ano equivale, por sua vez, ao nível já praticado pela unidade do grupo na Bahia (item 2.4) — o que desloca a pergunta de "é possível produzir isso?" para "é possível vender isso?", respondida pelos pesos do item 8.</w:t>
+        <w:t>Combinando a demanda corrente do mercado-base (≈ 296 mil t/ano; piso prudente de 260 mil), o mercado endereçável de 421–577 mil t/ano, o ciclo extraordinário de obras públicas e o crescimento populacional de 13,5% na década, projeta-se demanda regional sustentada por agregados ao longo de todo o horizonte do financiamento. O pareamento com o serviço da dívida fecha a conta pelos 14 anos (memória de cálculo anexa): pelo SAC, a produção que quita as parcelas com folga (DSCR 1,3) cai de ~210 mil t/ano no pico (ano 3) para ~139 mil no ano 14, e o mínimo (DSCR 1,0), de ~174 para ~122 mil; a captura recorrente SEM nenhuma obra — apenas os pesos do item 8 sobre a demanda corrente — é de 165 a 185 mil t/ano, cobrindo o mínimo sozinha a partir do ano 6, enquanto os anos 3–5, de maior exigência, são exatamente os anos da janela de obras (70–100 mil t/ano adicionais contratados). Mesmo em cenário conservador, considerando apenas a expansão vegetativa do setor (~5% a.a. para brita, expectativa ANEPAC), o mercado comporta um novo produtor com vantagem logística no polo de São Mateus. O platô de 237,5 mil t/ano equivale, por sua vez, ao nível já praticado pela unidade do grupo na Bahia (item 2.4) — o que desloca a pergunta de "é possível produzir isso?" para "é possível vender isso?", respondida pelos pesos do item 8.</w:t>
       </w:r>
     </w:p>
     <w:p>
@@ -5467,17 +5467,10 @@
         <w:jc w:val="both"/>
       </w:pPr>
       <w:r>
-        <w:t xml:space="preserve">Guriri é um balneário em malha planejada (avenidas e ruas numeradas, com avenidas até a 11ª e ruas até a 31ª), com cerca de 8 km de extensão norte-sul, historicamente com vias precárias e sujeitas a alagamento. O plano-mestre de macrodrenagem e pavimentação, dividido em três bacias, equivale, na prática, à pavimentação de toda a malha principal do balneário — estimada em </w:t>
-      </w:r>
-      <w:r>
-        <w:rPr>
-          <w:b/>
-          <w:bCs/>
-        </w:rPr>
-        <w:t xml:space="preserve">~40 a 48 km de vias / 350 a 400 mil m²</w:t>
-      </w:r>
-      <w:r>
-        <w:t xml:space="preserve"> de pavimento, ancorada nas quantidades já contratadas (Bacia 1: 13,5 km e ~125 mil m²; Bacia 2: até 10,6 km de galerias).</w:t>
+        <w:rPr>
+          <w:b w:val="0"/>
+        </w:rPr>
+        <w:t>Guriri é um balneário em malha planejada (avenidas e ruas numeradas, com avenidas até a 11ª e ruas até a 31ª), com cerca de 8 km de extensão norte-sul, historicamente com vias precárias e sujeitas a alagamento — os bairros oficiais Guriri Norte e Guriri Sul somam ~144 logradouros com CEP (69–70 + 74), com numeração que alcança a Rua 48 e a Avenida 12ª — acima da premissa de grade, o que indica que a estimativa de área abaixo é piso. O plano-mestre de macrodrenagem e pavimentação, dividido em três bacias, equivale, na prática, à pavimentação de toda a malha principal do balneário — estimada em ~40 a 48 km de vias / 350 a 400 mil m² de pavimento, ancorada nas quantidades já contratadas (Bacia 1: 13,5 km e ~125 mil m², ou seja, 9,26 m de largura média por metro linear; Bacia 2: até 10,6 km de galerias). Em toneladas, a malha completa representa 490 a 560 mil t de agregados (fator ANEPAC de 1,4 t/m²), das quais 206 a 235 mil t de brita.</w:t>
       </w:r>
     </w:p>
     <w:p>
@@ -5486,37 +5479,10 @@
         <w:jc w:val="both"/>
       </w:pPr>
       <w:r>
-        <w:t xml:space="preserve">As Bacias 1 e 2 já endereçam algo como </w:t>
-      </w:r>
-      <w:r>
-        <w:rPr>
-          <w:b/>
-          <w:bCs/>
-        </w:rPr>
-        <w:t xml:space="preserve">22 a 30 km de vias</w:t>
-      </w:r>
-      <w:r>
-        <w:t xml:space="preserve">. Restam, para os próximos anos, a Bacia 3 e as ruas fora das bacias — estimadas em </w:t>
-      </w:r>
-      <w:r>
-        <w:rPr>
-          <w:b/>
-          <w:bCs/>
-        </w:rPr>
-        <w:t xml:space="preserve">~15 a 20 km / 125 a 150 mil m²</w:t>
-      </w:r>
-      <w:r>
-        <w:t xml:space="preserve">, o que representa de </w:t>
-      </w:r>
-      <w:r>
-        <w:rPr>
-          <w:b/>
-          <w:bCs/>
-        </w:rPr>
-        <w:t xml:space="preserve">75 a 90 mil toneladas de brita</w:t>
-      </w:r>
-      <w:r>
-        <w:t xml:space="preserve"> de demanda potencial só na pavimentação remanescente de Guriri. A isso se soma o fluxo contínuo de novos loteamentos (Pontal de Guriri II, Portal do Ribeirão, Mar Aberto, entre outros), cada um abrindo ruas internas que demandam base e pavimento.</w:t>
+        <w:rPr>
+          <w:b w:val="0"/>
+        </w:rPr>
+        <w:t>As Bacias 1 e 2 já endereçam algo como 22 a 30 km de vias — malha cuja brita já está contada na camada de obras do item 6.3. Restam, para os próximos anos, a Bacia 3 e as ruas fora das bacias — estimadas em ~15 a 20 km / 125 a 150 mil m², o que representa de 75 a 90 mil toneladas de BRITA de demanda potencial só na pavimentação remanescente de Guriri: é essa a parcela que as projeções incorporam, cerca de um terço do potencial de brita do balneário. O ritmo é ditado pela lógica construtiva — pavimenta-se depois de drenar, bacia a bacia (Bacia 2 até 2028; Bacia 1 por 1.620 dias contratuais; Bacia 3 a licitar) —, o que espalha essa demanda pelos anos 5 a 10 do projeto (~12 a 15 mil t/ano) em vez de esgotá-la na janela inicial. A isso se soma o fluxo contínuo de novos loteamentos — verificados em ago/2026: Soma Vibe (Soma Urbanismo, entrega prevista 2029), Mar Aberto (Guriri Sul), Verão Vermelho e Bosque; o "Portal do Ribeirão" citado em versão anterior não foi confirmado em São Mateus e saiu da lista —, cada um abrindo ruas internas que demandam base e pavimento.</w:t>
       </w:r>
     </w:p>
     <w:p>
@@ -5910,7 +5876,7 @@
         <w:rPr>
           <w:b w:val="0"/>
         </w:rPr>
-        <w:t>Do ponto de vista mercadológico, a implantação da unidade de britagem da CIPREM em Nestor Gomes/São Mateus apresenta-se viável e bem fundamentada. Os argumentos centrais são: (i) demanda corrente de brita estimada em cerca de 296 mil t/ano no mercado-base de três municípios sem produtor instalado e dentro do raio econômico — São Mateus, Conceição da Barra e Boa Esperança, 177.400 hab, índice exato de 1,669 t/hab/ano de 2025; piso prudente de 260 mil — e mercado endereçável de 421–577 mil t/ano somadas a praça disputada de Jaguaré, as praças alcançáveis por CIF e as obras — contra o qual o platô de 237,5 mil t/ano representa 41 a 56%; (ii) um ciclo extraordinário de obras públicas (&gt;R$ 1 bilhão) que adiciona 70–100 mil t/ano de brita durante a janela de construção, além do potencial de 450–520 mil t da pavimentação remanescente de Guriri, do qual as projeções incorporam apenas 75–90 mil t; (iii) vantagem logística estrutural e medida em roteirizador — R$ 23,8/t sobre o concorrente de volume mais próximo na sede, R$ 31,7/t sobre a MCL e R$ 14,9/t mesmo sobre o produtor mais próximo de todos, em produto cujo preço posto é dominado pelo frete; (iv) concorrência em que nem o produtor mais próximo alcança a CIPREM no frete — a Usibrita chega a São Mateus de 57,1 km contra 40,7 km, R$ 14,9/t atrás — e que, além disso, não tem escala para disputar volume, com falhas de atendimento exploráveis; e (v) respaldo de um grupo cuja unidade em operação já pratica, em 2025, volume 0,5% superior ao platô aqui projetado. A captura ponderada por praça resulta em 207–245 mil t/ano, faixa que comporta o platô, desde que executado o programa de vendas CIF descrito no item 8.</w:t>
+        <w:t>Do ponto de vista mercadológico, a implantação da unidade de britagem da CIPREM em Nestor Gomes/São Mateus apresenta-se viável e bem fundamentada. Os argumentos centrais são: (i) demanda corrente de brita estimada em cerca de 296 mil t/ano no mercado-base de três municípios sem produtor instalado e dentro do raio econômico — São Mateus, Conceição da Barra e Boa Esperança, 177.400 hab, índice exato de 1,669 t/hab/ano de 2025; piso prudente de 260 mil — e mercado endereçável de 421–577 mil t/ano somadas a praça disputada de Jaguaré, as praças alcançáveis por CIF e as obras — contra o qual o platô de 237,5 mil t/ano representa 41 a 56%; (ii) um ciclo extraordinário de obras públicas (&gt;R$ 1 bilhão) que adiciona 70–100 mil t/ano de brita durante a janela de construção, além do potencial da malha completa de Guriri — 490–560 mil t de agregados; 206–235 mil t de brita —, do qual as projeções incorporam apenas a brita do remanescente (75–90 mil t, cerca de um terço); (iii) vantagem logística estrutural e medida em roteirizador — R$ 23,8/t sobre o concorrente de volume mais próximo na sede, R$ 31,7/t sobre a MCL e R$ 14,9/t mesmo sobre o produtor mais próximo de todos, em produto cujo preço posto é dominado pelo frete; (iv) concorrência em que nem o produtor mais próximo alcança a CIPREM no frete — a Usibrita chega a São Mateus de 57,1 km contra 40,7 km, R$ 14,9/t atrás — e que, além disso, não tem escala para disputar volume, com falhas de atendimento exploráveis; e (v) respaldo de um grupo cuja unidade em operação já pratica, em 2025, volume 0,5% superior ao platô aqui projetado. A captura ponderada por praça resulta em 207–245 mil t/ano, faixa que comporta o platô, desde que executado o programa de vendas CIF descrito no item 8.</w:t>
       </w:r>
     </w:p>
     <w:p>

--- a/Estudo_Mercado_CIPREM_Britagem_SaoMateus_v4.docx
+++ b/Estudo_Mercado_CIPREM_Britagem_SaoMateus_v4.docx
@@ -5482,7 +5482,7 @@
         <w:rPr>
           <w:b w:val="0"/>
         </w:rPr>
-        <w:t>As Bacias 1 e 2 já endereçam algo como 22 a 30 km de vias — malha cuja brita já está contada na camada de obras do item 6.3. Restam, para os próximos anos, a Bacia 3 e as ruas fora das bacias — estimadas em ~15 a 20 km / 125 a 150 mil m², o que representa de 75 a 90 mil toneladas de BRITA de demanda potencial só na pavimentação remanescente de Guriri: é essa a parcela que as projeções incorporam, cerca de um terço do potencial de brita do balneário. O ritmo é ditado pela lógica construtiva — pavimenta-se depois de drenar, bacia a bacia (Bacia 2 até 2028; Bacia 1 por 1.620 dias contratuais; Bacia 3 a licitar) —, o que espalha essa demanda pelos anos 5 a 10 do projeto (~12 a 15 mil t/ano) em vez de esgotá-la na janela inicial. A isso se soma o fluxo contínuo de novos loteamentos — verificados em ago/2026: Soma Vibe (Soma Urbanismo, entrega prevista 2029), Mar Aberto (Guriri Sul), Verão Vermelho e Bosque; o "Portal do Ribeirão" citado em versão anterior não foi confirmado em São Mateus e saiu da lista —, cada um abrindo ruas internas que demandam base e pavimento.</w:t>
+        <w:t>As Bacias 1 e 2 já endereçam algo como 22 a 30 km de vias — malha cuja brita já está contada na camada de obras do item 6.3. Restam, para os próximos anos, a Bacia 3 e as ruas fora das bacias — estimadas em ~15 a 20 km / 125 a 150 mil m², o que representa de 75 a 90 mil toneladas de BRITA de demanda potencial só na pavimentação remanescente de Guriri: é essa a parcela que as projeções incorporam, pouco mais de um terço do potencial de brita do balneário (35,7%–37,5%, pareando cenário a cenário). O ritmo é ditado pela lógica construtiva — pavimenta-se depois de drenar, bacia a bacia (Bacia 2 até 2028; Bacia 1 por 1.620 dias contratuais; Bacia 3 a licitar) —, o que espalha essa demanda pelos anos 5 a 10 do projeto (~12 a 15 mil t/ano) em vez de esgotá-la na janela inicial. A isso se soma o fluxo contínuo de novos loteamentos — verificados em ago/2026: Soma Vibe (Soma Urbanismo, entrega prevista 2029), Mar Aberto (Guriri Sul), Verão Vermelho e Bosque; o "Portal do Ribeirão" citado em versão anterior não foi confirmado em São Mateus e saiu da lista —, cada um abrindo ruas internas que demandam base e pavimento.</w:t>
       </w:r>
     </w:p>
     <w:p>
@@ -5876,7 +5876,7 @@
         <w:rPr>
           <w:b w:val="0"/>
         </w:rPr>
-        <w:t>Do ponto de vista mercadológico, a implantação da unidade de britagem da CIPREM em Nestor Gomes/São Mateus apresenta-se viável e bem fundamentada. Os argumentos centrais são: (i) demanda corrente de brita estimada em cerca de 296 mil t/ano no mercado-base de três municípios sem produtor instalado e dentro do raio econômico — São Mateus, Conceição da Barra e Boa Esperança, 177.400 hab, índice exato de 1,669 t/hab/ano de 2025; piso prudente de 260 mil — e mercado endereçável de 421–577 mil t/ano somadas a praça disputada de Jaguaré, as praças alcançáveis por CIF e as obras — contra o qual o platô de 237,5 mil t/ano representa 41 a 56%; (ii) um ciclo extraordinário de obras públicas (&gt;R$ 1 bilhão) que adiciona 70–100 mil t/ano de brita durante a janela de construção, além do potencial da malha completa de Guriri — 490–560 mil t de agregados; 206–235 mil t de brita —, do qual as projeções incorporam apenas a brita do remanescente (75–90 mil t, cerca de um terço); (iii) vantagem logística estrutural e medida em roteirizador — R$ 23,8/t sobre o concorrente de volume mais próximo na sede, R$ 31,7/t sobre a MCL e R$ 14,9/t mesmo sobre o produtor mais próximo de todos, em produto cujo preço posto é dominado pelo frete; (iv) concorrência em que nem o produtor mais próximo alcança a CIPREM no frete — a Usibrita chega a São Mateus de 57,1 km contra 40,7 km, R$ 14,9/t atrás — e que, além disso, não tem escala para disputar volume, com falhas de atendimento exploráveis; e (v) respaldo de um grupo cuja unidade em operação já pratica, em 2025, volume 0,5% superior ao platô aqui projetado. A captura ponderada por praça resulta em 207–245 mil t/ano, faixa que comporta o platô, desde que executado o programa de vendas CIF descrito no item 8.</w:t>
+        <w:t>Do ponto de vista mercadológico, a implantação da unidade de britagem da CIPREM em Nestor Gomes/São Mateus apresenta-se viável e bem fundamentada. Os argumentos centrais são: (i) demanda corrente de brita estimada em cerca de 296 mil t/ano no mercado-base de três municípios sem produtor instalado e dentro do raio econômico — São Mateus, Conceição da Barra e Boa Esperança, 177.400 hab, índice exato de 1,669 t/hab/ano de 2025; piso prudente de 260 mil — e mercado endereçável de 421–577 mil t/ano somadas a praça disputada de Jaguaré, as praças alcançáveis por CIF e as obras — contra o qual o platô de 237,5 mil t/ano representa 41 a 56%; (ii) um ciclo extraordinário de obras públicas (&gt;R$ 1 bilhão) que adiciona 70–100 mil t/ano de brita durante a janela de construção, além do potencial da malha completa de Guriri — 490–560 mil t de agregados; 206–235 mil t de brita —, do qual as projeções incorporam apenas a brita do remanescente (75–90 mil t, pouco mais de um terço); (iii) vantagem logística estrutural e medida em roteirizador — R$ 23,8/t sobre o concorrente de volume mais próximo na sede, R$ 31,7/t sobre a MCL e R$ 14,9/t mesmo sobre o produtor mais próximo de todos, em produto cujo preço posto é dominado pelo frete; (iv) concorrência em que nem o produtor mais próximo alcança a CIPREM no frete — a Usibrita chega a São Mateus de 57,1 km contra 40,7 km, R$ 14,9/t atrás — e que, além disso, não tem escala para disputar volume, com falhas de atendimento exploráveis; e (v) respaldo de um grupo cuja unidade em operação já pratica, em 2025, volume 0,5% superior ao platô aqui projetado. A captura ponderada por praça resulta em 207–245 mil t/ano, faixa que comporta o platô, desde que executado o programa de vendas CIF descrito no item 8.</w:t>
       </w:r>
     </w:p>
     <w:p>

--- a/Estudo_Mercado_CIPREM_Britagem_SaoMateus_v4.docx
+++ b/Estudo_Mercado_CIPREM_Britagem_SaoMateus_v4.docx
@@ -3776,7 +3776,7 @@
         <w:rPr>
           <w:b w:val="0"/>
         </w:rPr>
-        <w:t>A linha de base parte do consumo efetivo de brita no Espírito Santo apurado nas vendas declaradas à ANM (RAL, dado 2025): 6.888.010,58 t comercializadas ÷ 4.126.854 habitantes = 1,669 t/hab/ano — convergente com a rota ANEPAC (4,1 t/hab/ano de agregados no Sudeste × ~41,6% de participação da brita no mix ≈ 1,7). O mercado-base é definido por dois critérios cumulativos, aplicados sem exceção: ausência de produtor de brita instalado e posição dentro do raio econômico do frete (paridade ou vantagem na régua do item 4). Satisfazem os dois São Mateus (134.423 hab; +R$ 23,8/t), Conceição da Barra (28.923 hab; −R$ 5,2/t) e Boa Esperança (14.054 hab; −R$ 5,1/t) — 177.400 habitantes (IBGE, estimativas 2025). Aplicado o índice diretamente a essa população de 2025: 177.400 × 1,669 ≈ 296,1 mil, ou seja, demanda corrente de cerca de 296 mil t/ano. Consumo e população referem-se ao mesmo ano — não há defasagem entre numerador e denominador. Piso de robustez: aplicando metade do índice a Conceição da Barra e a Boa Esperança, municípios de perfil rural-litorâneo, a estimativa recua a ~260 mil t/ano — piso que ainda supera o platô do projeto; só a sede responde por ~224 mil t/ano. Boa Esperança integra a base a partir desta versão: a exclusão anterior apoiava-se em distância estimada de 34 km (desvantagem de R$ 7,3/t), refutada pela medição de 27,9 km pela Rod. Willes Jantorno, que a coloca na mesma posição competitiva de Conceição da Barra, já integrante da base. A praça disputada de Jaguaré (31.551 hab; produtor instalado), mantida fora da linha de base, adicionaria 26–53 mil t/ano pela mesma métrica (de metade a pleno do índice). Fonte do índice: vendas declaradas no RAL, consolidadas pela ANM no Anuário Mineral Brasileiro/AMB [27].</w:t>
+        <w:t>A linha de base parte do consumo efetivo de brita no Espírito Santo apurado nas vendas declaradas à ANM (RAL, dado 2025): 6.888.010,58 t comercializadas ÷ 4.126.854 habitantes = 1,669 t/hab/ano — convergente com a rota ANEPAC (4,1 t/hab/ano de agregados no Sul e Sudeste × ~41,6% de participação da brita no mix ≈ 1,7). O mercado-base é definido por dois critérios cumulativos, aplicados sem exceção: ausência de produtor de brita instalado e posição dentro do raio econômico do frete (paridade ou vantagem na régua do item 4). Satisfazem os dois São Mateus (134.423 hab; +R$ 23,8/t), Conceição da Barra (28.923 hab; −R$ 5,2/t) e Boa Esperança (14.054 hab; −R$ 5,1/t) — 177.400 habitantes (IBGE, estimativas 2025). Aplicado o índice diretamente a essa população de 2025: 177.400 × 1,669 ≈ 296,1 mil, ou seja, demanda corrente de cerca de 296 mil t/ano. Consumo e população referem-se ao mesmo ano — não há defasagem entre numerador e denominador. Piso de robustez: aplicando metade do índice a Conceição da Barra e a Boa Esperança, municípios de perfil rural-litorâneo, a estimativa recua a ~260 mil t/ano — piso que ainda supera o platô do projeto; só a sede responde por ~224 mil t/ano. Boa Esperança integra a base a partir desta versão: a exclusão anterior apoiava-se em distância estimada de 34 km (desvantagem de R$ 7,3/t), refutada pela medição de 27,9 km pela Rod. Willes Jantorno, que a coloca na mesma posição competitiva de Conceição da Barra, já integrante da base. A praça disputada de Jaguaré (31.551 hab; produtor instalado), mantida fora da linha de base, adicionaria 26–53 mil t/ano pela mesma métrica (de metade a pleno do índice). Fonte do índice: vendas declaradas no RAL, consolidadas pela ANM no Anuário Mineral Brasileiro/AMB [27].</w:t>
       </w:r>
     </w:p>
     <w:p>
@@ -3835,7 +3835,7 @@
         <w:jc w:val="both"/>
       </w:pPr>
       <w:r>
-        <w:t xml:space="preserve">São Mateus vive um ciclo atípico de investimentos (mais de R$ 1 bilhão em obras estaduais em andamento). Para cada obra foram levantados, quando públicos, a empresa executora (cliente-alvo direto) e a quantidade contratada, com o consumo de agregado estimado por fatores de engenharia da ANEPAC (1 km de rodovia ≈ 9.800 t; 1.000 m² de edificação ≈ 1.360 t; pavimentação urbana ≈ 1,4 t/m²).</w:t>
+        <w:t>São Mateus vive um ciclo atípico de investimentos (mais de R$ 1 bilhão em obras estaduais em andamento). Para cada obra foram levantados, quando públicos, a empresa executora (cliente-alvo direto) e a quantidade contratada, com o consumo de agregado estimado por dois referenciais, cada um no seu lugar: o fator setorial da ANEPAC para rodovias (1 km ≈ 9.800 t — tabela apresentada ao Senado em 2009 e reproduzida pelo CETEM), validado por composições oficiais (banda de 6,1–11,0 mil t/km); e, para pavimentação urbana completa, a banda composicional de 0,73–0,94 t/m² derivada camada a camada das tabelas oficiais DER-ES/SINAPI-ES — memória de cálculo anexa, Anexos B e C.</w:t>
       </w:r>
     </w:p>
     <w:tbl>
@@ -5470,7 +5470,7 @@
         <w:rPr>
           <w:b w:val="0"/>
         </w:rPr>
-        <w:t>Guriri é um balneário em malha planejada (avenidas e ruas numeradas, com avenidas até a 11ª e ruas até a 31ª), com cerca de 8 km de extensão norte-sul, historicamente com vias precárias e sujeitas a alagamento — os bairros oficiais Guriri Norte e Guriri Sul somam ~144 logradouros com CEP (69–70 + 74), com numeração que alcança a Rua 48 e a Avenida 12ª — acima da premissa de grade, o que indica que a estimativa de área abaixo é piso. O plano-mestre de macrodrenagem e pavimentação, dividido em três bacias, equivale, na prática, à pavimentação de toda a malha principal do balneário — estimada em ~40 a 48 km de vias / 350 a 400 mil m² de pavimento, ancorada nas quantidades já contratadas (Bacia 1: 13,5 km e ~125 mil m², ou seja, 9,26 m de largura média por metro linear; Bacia 2: até 10,6 km de galerias). Em toneladas, a malha completa representa 490 a 560 mil t de agregados (fator ANEPAC de 1,4 t/m²), das quais 206 a 235 mil t de brita.</w:t>
+        <w:t>Guriri é um balneário em malha planejada (avenidas e ruas numeradas, com avenidas até a 11ª e ruas até a 31ª), com cerca de 8 km de extensão norte-sul, historicamente com vias precárias e sujeitas a alagamento — os bairros oficiais Guriri Norte e Guriri Sul somam ~144 logradouros com CEP (69–70 + 74), com numeração que alcança a Rua 48 e a Avenida 12ª — acima da premissa de grade, o que indica que a estimativa de área abaixo é piso. O plano-mestre de macrodrenagem e pavimentação, dividido em três bacias, equivale, na prática, à pavimentação de toda a malha principal do balneário — estimada em ~40 a 48 km de vias / 350 a 400 mil m² de pavimento, ancorada nas quantidades já contratadas (Bacia 1: 13,5 km e ~125 mil m², ou seja, 9,26 m de largura média por metro linear; Bacia 2: até 10,6 km de galerias). Em toneladas, pela banda composicional oficial (0,73–0,94 t/m² — DER-ES/SINAPI, memória anexa), a malha completa representa 256 a 374 mil t de agregados, das quais 219 a 312 mil t são PRODUTOS DE BRITAGEM — em urbanização com intertravado sobre areia, quase todo agregado comprado é produto de pedreira (colchão de pó, base de BGS, gravilha e pó nos blocos).</w:t>
       </w:r>
     </w:p>
     <w:p>
@@ -5482,7 +5482,7 @@
         <w:rPr>
           <w:b w:val="0"/>
         </w:rPr>
-        <w:t>As Bacias 1 e 2 já endereçam algo como 22 a 30 km de vias — malha cuja brita já está contada na camada de obras do item 6.3. Restam, para os próximos anos, a Bacia 3 e as ruas fora das bacias — estimadas em ~15 a 20 km / 125 a 150 mil m², o que representa de 75 a 90 mil toneladas de BRITA de demanda potencial só na pavimentação remanescente de Guriri: é essa a parcela que as projeções incorporam, pouco mais de um terço do potencial de brita do balneário (35,7%–37,5%, pareando cenário a cenário). O ritmo é ditado pela lógica construtiva — pavimenta-se depois de drenar, bacia a bacia (Bacia 2 até 2028; Bacia 1 por 1.620 dias contratuais; Bacia 3 a licitar) —, o que espalha essa demanda pelos anos 5 a 10 do projeto (~12 a 15 mil t/ano) em vez de esgotá-la na janela inicial. A isso se soma o fluxo contínuo de novos loteamentos — verificados em ago/2026: Soma Vibe (Soma Urbanismo, entrega prevista 2029), Mar Aberto (Guriri Sul), Verão Vermelho e Bosque; o "Portal do Ribeirão" citado em versão anterior não foi confirmado em São Mateus e saiu da lista —, cada um abrindo ruas internas que demandam base e pavimento.</w:t>
+        <w:t>As Bacias 1 e 2 já endereçam algo como 22 a 30 km de vias — malha cuja brita já está contada na camada de obras do item 6.3. Restam, para os próximos anos, a Bacia 3 e as ruas fora das bacias — estimadas em ~15 a 20 km / 125 a 150 mil m², o que representa de 78 a 117 mil toneladas de PRODUTOS DE BRITAGEM de demanda potencial só na pavimentação remanescente de Guriri (a faixa da versão anterior, 75–90, fica no piso da banda composicional): é essa a parcela que as projeções incorporam, pouco mais de um terço do potencial do balneário (35,7%–37,5%, pareando cenário a cenário). O ritmo é ditado pela lógica construtiva — pavimenta-se depois de drenar, bacia a bacia (Bacia 2 até 2028; Bacia 1 por 1.620 dias contratuais; Bacia 3 a licitar) —, o que espalha essa demanda pelos anos 5 a 10 do projeto (~13 a 19 mil t/ano) em vez de esgotá-la na janela inicial. A isso se soma o fluxo contínuo de novos loteamentos — verificados em ago/2026: Soma Vibe (Soma Urbanismo, entrega prevista 2029), Mar Aberto (Guriri Sul), Verão Vermelho e Bosque; o "Portal do Ribeirão" citado em versão anterior não foi confirmado em São Mateus e saiu da lista —, cada um abrindo ruas internas que demandam base e pavimento.</w:t>
       </w:r>
     </w:p>
     <w:p>
@@ -5876,7 +5876,7 @@
         <w:rPr>
           <w:b w:val="0"/>
         </w:rPr>
-        <w:t>Do ponto de vista mercadológico, a implantação da unidade de britagem da CIPREM em Nestor Gomes/São Mateus apresenta-se viável e bem fundamentada. Os argumentos centrais são: (i) demanda corrente de brita estimada em cerca de 296 mil t/ano no mercado-base de três municípios sem produtor instalado e dentro do raio econômico — São Mateus, Conceição da Barra e Boa Esperança, 177.400 hab, índice exato de 1,669 t/hab/ano de 2025; piso prudente de 260 mil — e mercado endereçável de 421–577 mil t/ano somadas a praça disputada de Jaguaré, as praças alcançáveis por CIF e as obras — contra o qual o platô de 237,5 mil t/ano representa 41 a 56%; (ii) um ciclo extraordinário de obras públicas (&gt;R$ 1 bilhão) que adiciona 70–100 mil t/ano de brita durante a janela de construção, além do potencial da malha completa de Guriri — 490–560 mil t de agregados; 206–235 mil t de brita —, do qual as projeções incorporam apenas a brita do remanescente (75–90 mil t, pouco mais de um terço); (iii) vantagem logística estrutural e medida em roteirizador — R$ 23,8/t sobre o concorrente de volume mais próximo na sede, R$ 31,7/t sobre a MCL e R$ 14,9/t mesmo sobre o produtor mais próximo de todos, em produto cujo preço posto é dominado pelo frete; (iv) concorrência em que nem o produtor mais próximo alcança a CIPREM no frete — a Usibrita chega a São Mateus de 57,1 km contra 40,7 km, R$ 14,9/t atrás — e que, além disso, não tem escala para disputar volume, com falhas de atendimento exploráveis; e (v) respaldo de um grupo cuja unidade em operação já pratica, em 2025, volume 0,5% superior ao platô aqui projetado. A captura ponderada por praça resulta em 207–245 mil t/ano, faixa que comporta o platô, desde que executado o programa de vendas CIF descrito no item 8.</w:t>
+        <w:t>Do ponto de vista mercadológico, a implantação da unidade de britagem da CIPREM em Nestor Gomes/São Mateus apresenta-se viável e bem fundamentada. Os argumentos centrais são: (i) demanda corrente de brita estimada em cerca de 296 mil t/ano no mercado-base de três municípios sem produtor instalado e dentro do raio econômico — São Mateus, Conceição da Barra e Boa Esperança, 177.400 hab, índice exato de 1,669 t/hab/ano de 2025; piso prudente de 260 mil — e mercado endereçável de 421–577 mil t/ano somadas a praça disputada de Jaguaré, as praças alcançáveis por CIF e as obras — contra o qual o platô de 237,5 mil t/ano representa 41 a 56%; (ii) um ciclo extraordinário de obras públicas (&gt;R$ 1 bilhão) que adiciona 70–100 mil t/ano de brita durante a janela de construção, além do potencial da malha completa de Guriri — 256–374 mil t de agregados, dos quais 219–312 mil t de produtos de britagem (banda composicional oficial) —, do qual as projeções incorporam apenas o remanescente (78–117 mil t, pouco mais de um terço); (iii) vantagem logística estrutural e medida em roteirizador — R$ 23,8/t sobre o concorrente de volume mais próximo na sede, R$ 31,7/t sobre a MCL e R$ 14,9/t mesmo sobre o produtor mais próximo de todos, em produto cujo preço posto é dominado pelo frete; (iv) concorrência em que nem o produtor mais próximo alcança a CIPREM no frete — a Usibrita chega a São Mateus de 57,1 km contra 40,7 km, R$ 14,9/t atrás — e que, além disso, não tem escala para disputar volume, com falhas de atendimento exploráveis; e (v) respaldo de um grupo cuja unidade em operação já pratica, em 2025, volume 0,5% superior ao platô aqui projetado. A captura ponderada por praça resulta em 207–245 mil t/ano, faixa que comporta o platô, desde que executado o programa de vendas CIF descrito no item 8.</w:t>
       </w:r>
     </w:p>
     <w:p>

--- a/Estudo_Mercado_CIPREM_Britagem_SaoMateus_v4.docx
+++ b/Estudo_Mercado_CIPREM_Britagem_SaoMateus_v4.docx
@@ -3835,7 +3835,7 @@
         <w:jc w:val="both"/>
       </w:pPr>
       <w:r>
-        <w:t>São Mateus vive um ciclo atípico de investimentos (mais de R$ 1 bilhão em obras estaduais em andamento). Para cada obra foram levantados, quando públicos, a empresa executora (cliente-alvo direto) e a quantidade contratada, com o consumo de agregado estimado por dois referenciais, cada um no seu lugar: o fator setorial da ANEPAC para rodovias (1 km ≈ 9.800 t — tabela apresentada ao Senado em 2009 e reproduzida pelo CETEM), validado por composições oficiais (banda de 6,1–11,0 mil t/km); e, para pavimentação urbana completa, a banda composicional de 0,73–0,94 t/m² derivada camada a camada das tabelas oficiais DER-ES/SINAPI-ES — memória de cálculo anexa, Anexos B e C.</w:t>
+        <w:t>São Mateus vive um ciclo atípico de investimentos (mais de R$ 1 bilhão em obras estaduais em andamento). Para cada obra foram levantados, quando públicos, a empresa executora (cliente-alvo direto) e a quantidade contratada, com o consumo de agregado estimado por dois referenciais, cada um no seu lugar: o fator setorial da ANEPAC para rodovias (1 km ≈ 9.800 t — tabela apresentada ao Senado em 2009 e reproduzida pelo CETEM), validado por composições oficiais (banda de 6,1–11,0 mil t/km); e, para pavimentação urbana completa, a banda composicional de 0,73–0,93 t/m² derivada camada a camada das tabelas oficiais DER-ES/SINAPI-ES — memória de cálculo anexa, Anexos B e C.</w:t>
       </w:r>
     </w:p>
     <w:tbl>
@@ -5470,7 +5470,7 @@
         <w:rPr>
           <w:b w:val="0"/>
         </w:rPr>
-        <w:t>Guriri é um balneário em malha planejada (avenidas e ruas numeradas, com avenidas até a 11ª e ruas até a 31ª), com cerca de 8 km de extensão norte-sul, historicamente com vias precárias e sujeitas a alagamento — os bairros oficiais Guriri Norte e Guriri Sul somam ~144 logradouros com CEP (69–70 + 74), com numeração que alcança a Rua 48 e a Avenida 12ª — acima da premissa de grade, o que indica que a estimativa de área abaixo é piso. O plano-mestre de macrodrenagem e pavimentação, dividido em três bacias, equivale, na prática, à pavimentação de toda a malha principal do balneário — estimada em ~40 a 48 km de vias / 350 a 400 mil m² de pavimento, ancorada nas quantidades já contratadas (Bacia 1: 13,5 km e ~125 mil m², ou seja, 9,26 m de largura média por metro linear; Bacia 2: até 10,6 km de galerias). Em toneladas, pela banda composicional oficial (0,73–0,94 t/m² — DER-ES/SINAPI, memória anexa), a malha completa representa 256 a 374 mil t de agregados, das quais 219 a 312 mil t são PRODUTOS DE BRITAGEM — em urbanização com intertravado sobre areia, quase todo agregado comprado é produto de pedreira (colchão de pó, base de BGS, gravilha e pó nos blocos).</w:t>
+        <w:t>Guriri é um balneário em malha planejada (avenidas e ruas numeradas, com avenidas até a 11ª e ruas até a 31ª), com cerca de 8 km de extensão norte-sul, historicamente com vias precárias e sujeitas a alagamento — os bairros oficiais Guriri Norte e Guriri Sul somam ~144 logradouros com CEP (69–70 + 74), com numeração que alcança a Rua 48 e a Avenida 12ª — acima da premissa de grade, o que indica que a estimativa de área abaixo é piso. O plano-mestre de macrodrenagem e pavimentação, dividido em três bacias, equivale, na prática, à pavimentação de toda a malha principal do balneário — estimada em ~40 a 48 km de vias / 350 a 400 mil m² de pavimento, ancorada nas quantidades já contratadas (Bacia 1: 13,5 km e ~125 mil m², ou seja, 9,26 m de largura média por metro linear; Bacia 2: até 10,6 km de galerias). Em toneladas, pela banda composicional oficial (0,73–0,93 t/m² — DER-ES/SINAPI, memória anexa), a malha completa representa 256 a 374 mil t de agregados, das quais 219 a 312 mil t são PRODUTOS DE BRITAGEM — em urbanização com intertravado sobre areia, quase todo agregado comprado é produto de pedreira (colchão de pó, base de BGS, gravilha e pó nos blocos).</w:t>
       </w:r>
     </w:p>
     <w:p>

--- a/Estudo_Mercado_CIPREM_Britagem_SaoMateus_v4.docx
+++ b/Estudo_Mercado_CIPREM_Britagem_SaoMateus_v4.docx
@@ -5470,7 +5470,7 @@
         <w:rPr>
           <w:b w:val="0"/>
         </w:rPr>
-        <w:t>Guriri é um balneário em malha planejada (avenidas e ruas numeradas, com avenidas até a 11ª e ruas até a 31ª), com cerca de 8 km de extensão norte-sul, historicamente com vias precárias e sujeitas a alagamento — os bairros oficiais Guriri Norte e Guriri Sul somam ~144 logradouros com CEP (69–70 + 74), com numeração que alcança a Rua 48 e a Avenida 12ª — acima da premissa de grade, o que indica que a estimativa de área abaixo é piso. O plano-mestre de macrodrenagem e pavimentação, dividido em três bacias, equivale, na prática, à pavimentação de toda a malha principal do balneário — estimada em ~40 a 48 km de vias / 350 a 400 mil m² de pavimento, ancorada nas quantidades já contratadas (Bacia 1: 13,5 km e ~125 mil m², ou seja, 9,26 m de largura média por metro linear; Bacia 2: até 10,6 km de galerias). Em toneladas, pela banda composicional oficial (0,73–0,93 t/m² — DER-ES/SINAPI, memória anexa), a malha completa representa 256 a 374 mil t de agregados, das quais 219 a 312 mil t são PRODUTOS DE BRITAGEM — em urbanização com intertravado sobre areia, quase todo agregado comprado é produto de pedreira (colchão de pó, base de BGS, gravilha e pó nos blocos).</w:t>
+        <w:t>Guriri é um balneário formado por 21 loteamentos, com cerca de 8 km de extensão norte-sul, historicamente com vias precárias e sujeitas a alagamento. O levantamento dos projetos dos 21 loteamentos, com o status de pavimentação de cada rua verificado em satélite e reverificado a cada 350 m por um segundo revisor, apurou 193.373 m de vias (193,4 km) — dos quais apenas 38.868 m (20,1%) estão pavimentados. Esse inventário substitui a estimativa por grade das versões anteriores (40 a 48 km / 350 a 400 mil m²), que subestimava a malha em 4,0 a 4,8 vezes. O plano-mestre de macrodrenagem e pavimentação, dividido em três bacias, ataca essa carência por partes: a Bacia 1 tem 13,5 km de galerias e ~125 mil m² de pavimentação contratados (9,26 m de largura média por metro linear) e a Bacia 2, até 10,6 km de galerias.</w:t>
       </w:r>
     </w:p>
     <w:p>
@@ -5482,7 +5482,7 @@
         <w:rPr>
           <w:b w:val="0"/>
         </w:rPr>
-        <w:t>As Bacias 1 e 2 já endereçam algo como 22 a 30 km de vias — malha cuja brita já está contada na camada de obras do item 6.3. Restam, para os próximos anos, a Bacia 3 e as ruas fora das bacias — estimadas em ~15 a 20 km / 125 a 150 mil m², o que representa de 78 a 117 mil toneladas de PRODUTOS DE BRITAGEM de demanda potencial só na pavimentação remanescente de Guriri (a faixa da versão anterior, 75–90, fica no piso da banda composicional): é essa a parcela que as projeções incorporam, pouco mais de um terço do potencial do balneário (35,7%–37,5%, pareando cenário a cenário). O ritmo é ditado pela lógica construtiva — pavimenta-se depois de drenar, bacia a bacia (Bacia 2 até 2028; Bacia 1 por 1.620 dias contratuais; Bacia 3 a licitar) —, o que espalha essa demanda pelos anos 5 a 10 do projeto (~13 a 19 mil t/ano) em vez de esgotá-la na janela inicial. A isso se soma o fluxo contínuo de novos loteamentos — verificados em ago/2026: Soma Vibe (Soma Urbanismo, entrega prevista 2029), Mar Aberto (Guriri Sul), Verão Vermelho e Bosque; o "Portal do Ribeirão" citado em versão anterior não foi confirmado em São Mateus e saiu da lista —, cada um abrindo ruas internas que demandam base e pavimento.</w:t>
+        <w:t>Falta pavimentar 154.506 m de pista — 1.236.048 m² à largura média de projeto de 8 m, incluídos 5.560 m previstos em planta e ainda não abertos — mais 581.856 m² de calçada em vias já abertas. Pela banda composicional oficial (DER-ES/SINAPI; 0,661 a 0,861 t/m² na pista e 0,126 a 0,175 t/m² na calçada — memória de cálculo anexa), isso representa 891 a 1.166 mil t de agregados, das quais 765 a 968 mil t são produtos de britagem. Três leituras: as Bacias 1 e 2 cobrem cerca de 250 mil m², ou 20,2% do que falta, restando 986.048 m² sem contrato (618 a 784 mil t de britagem); ao ritmo contratual do próprio Estado — 125 mil m² em 1.620 dias, ou 28,4 mil m²/ano —, concluir a pavimentação de Guriri levaria 44 anos com uma bacia por vez e 22 anos com duas simultâneas, contra os 14 anos do financiamento; e o total equivale a 3,2 a 4,1 anos de produção integral da CIPREM no platô. As projeções do empreendimento seguem incorporando apenas 75 a 90 mil t desse potencial — cerca de um décimo (8% a 15%) —, escoados nos anos 5 a 10 (~13 a 19 mil t/ano). A isso se soma o fluxo contínuo de novos loteamentos — verificados em ago/2026: Soma Vibe (Soma Urbanismo, entrega prevista 2029), Mar Aberto (Guriri Sul), Verão Vermelho e Bosque; o "Portal do Ribeirão" citado em versão anterior não foi confirmado em São Mateus e saiu da lista —, cada um abrindo ruas internas que demandam base e pavimento.</w:t>
       </w:r>
     </w:p>
     <w:p>
@@ -5876,7 +5876,7 @@
         <w:rPr>
           <w:b w:val="0"/>
         </w:rPr>
-        <w:t>Do ponto de vista mercadológico, a implantação da unidade de britagem da CIPREM em Nestor Gomes/São Mateus apresenta-se viável e bem fundamentada. Os argumentos centrais são: (i) demanda corrente de brita estimada em cerca de 296 mil t/ano no mercado-base de três municípios sem produtor instalado e dentro do raio econômico — São Mateus, Conceição da Barra e Boa Esperança, 177.400 hab, índice exato de 1,669 t/hab/ano de 2025; piso prudente de 260 mil — e mercado endereçável de 421–577 mil t/ano somadas a praça disputada de Jaguaré, as praças alcançáveis por CIF e as obras — contra o qual o platô de 237,5 mil t/ano representa 41 a 56%; (ii) um ciclo extraordinário de obras públicas (&gt;R$ 1 bilhão) que adiciona 70–100 mil t/ano de brita durante a janela de construção, além do potencial da malha completa de Guriri — 256–374 mil t de agregados, dos quais 219–312 mil t de produtos de britagem (banda composicional oficial) —, do qual as projeções incorporam apenas o remanescente (78–117 mil t, pouco mais de um terço); (iii) vantagem logística estrutural e medida em roteirizador — R$ 23,8/t sobre o concorrente de volume mais próximo na sede, R$ 31,7/t sobre a MCL e R$ 14,9/t mesmo sobre o produtor mais próximo de todos, em produto cujo preço posto é dominado pelo frete; (iv) concorrência em que nem o produtor mais próximo alcança a CIPREM no frete — a Usibrita chega a São Mateus de 57,1 km contra 40,7 km, R$ 14,9/t atrás — e que, além disso, não tem escala para disputar volume, com falhas de atendimento exploráveis; e (v) respaldo de um grupo cuja unidade em operação já pratica, em 2025, volume 0,5% superior ao platô aqui projetado. A captura ponderada por praça resulta em 207–245 mil t/ano, faixa que comporta o platô, desde que executado o programa de vendas CIF descrito no item 8.</w:t>
+        <w:t>Do ponto de vista mercadológico, a implantação da unidade de britagem da CIPREM em Nestor Gomes/São Mateus apresenta-se viável e bem fundamentada. Os argumentos centrais são: (i) demanda corrente de brita estimada em cerca de 296 mil t/ano no mercado-base de três municípios sem produtor instalado e dentro do raio econômico — São Mateus, Conceição da Barra e Boa Esperança, 177.400 hab, índice exato de 1,669 t/hab/ano de 2025; piso prudente de 260 mil — e mercado endereçável de 421–577 mil t/ano somadas a praça disputada de Jaguaré, as praças alcançáveis por CIF e as obras — contra o qual o platô de 237,5 mil t/ano representa 41 a 56%; (ii) um ciclo extraordinário de obras públicas (&gt;R$ 1 bilhão) que adiciona 70–100 mil t/ano de brita durante a janela de construção, além do potencial medido de Guriri — 1.236.048 m² de pista e 581.856 m² de calçada por pavimentar, ou 891–1.166 mil t de agregados, dos quais 765–968 mil t de produtos de britagem —, do qual as projeções incorporam apenas 78–117 mil t, cerca de um décimo; (iii) vantagem logística estrutural e medida em roteirizador — R$ 23,8/t sobre o concorrente de volume mais próximo na sede, R$ 31,7/t sobre a MCL e R$ 14,9/t mesmo sobre o produtor mais próximo de todos, em produto cujo preço posto é dominado pelo frete; (iv) concorrência em que nem o produtor mais próximo alcança a CIPREM no frete — a Usibrita chega a São Mateus de 57,1 km contra 40,7 km, R$ 14,9/t atrás — e que, além disso, não tem escala para disputar volume, com falhas de atendimento exploráveis; e (v) respaldo de um grupo cuja unidade em operação já pratica, em 2025, volume 0,5% superior ao platô aqui projetado. A captura ponderada por praça resulta em 207–245 mil t/ano, faixa que comporta o platô, desde que executado o programa de vendas CIF descrito no item 8.</w:t>
       </w:r>
     </w:p>
     <w:p>

--- a/Estudo_Mercado_CIPREM_Britagem_SaoMateus_v4.docx
+++ b/Estudo_Mercado_CIPREM_Britagem_SaoMateus_v4.docx
@@ -5470,7 +5470,7 @@
         <w:rPr>
           <w:b w:val="0"/>
         </w:rPr>
-        <w:t>Guriri é um balneário formado por 21 loteamentos, com cerca de 8 km de extensão norte-sul, historicamente com vias precárias e sujeitas a alagamento. O levantamento dos projetos dos 21 loteamentos, com o status de pavimentação de cada rua verificado em satélite e reverificado a cada 350 m por um segundo revisor, apurou 193.373 m de vias (193,4 km) — dos quais apenas 38.868 m (20,1%) estão pavimentados. Esse inventário substitui a estimativa por grade das versões anteriores (40 a 48 km / 350 a 400 mil m²), que subestimava a malha em 4,0 a 4,8 vezes. O plano-mestre de macrodrenagem e pavimentação, dividido em três bacias, ataca essa carência por partes: a Bacia 1 tem 13,5 km de galerias e ~125 mil m² de pavimentação contratados (9,26 m de largura média por metro linear) e a Bacia 2, até 10,6 km de galerias.</w:t>
+        <w:t>Guriri é um balneário formado por 21 loteamentos, com cerca de 8 km de extensão norte-sul, historicamente com vias precárias e sujeitas a alagamento. O levantamento de 19/08/2026 mediu as 437 vias dos 21 loteamentos sobre as plantas e a planilha oficial de loteamentos da Prefeitura, e estabeleceu a situação de pavimentação por auditoria de 637 pontos — um a cada ~350 m de via —, verificados um a um no Google Street View, classificando a superfície da pista (asfalto e bloquete = pavimentada; saibro e areia = não): são 193.375 m de vias (193,4 km), dos quais apenas 51.379 m (26,6%) estão pavimentados. Esse inventário substitui a estimativa por grade das versões anteriores (40 a 48 km / 350 a 400 mil m²), que subestimava a malha em 4,0 a 4,8 vezes. O plano-mestre de macrodrenagem e pavimentação, dividido em três bacias, ataca essa carência por partes: a Bacia 1 tem 13,5 km de galerias e ~125 mil m² de pavimentação contratados (9,26 m de largura média por metro linear) e a Bacia 2, até 10,6 km de galerias.</w:t>
       </w:r>
     </w:p>
     <w:p>
@@ -5482,7 +5482,7 @@
         <w:rPr>
           <w:b w:val="0"/>
         </w:rPr>
-        <w:t>Falta pavimentar 154.506 m de pista — 1.236.048 m² à largura média de projeto de 8 m, incluídos 5.560 m previstos em planta e ainda não abertos — mais 581.856 m² de calçada em vias já abertas. Pela banda composicional oficial (DER-ES/SINAPI; 0,661 a 0,861 t/m² na pista e 0,126 a 0,175 t/m² na calçada — memória de cálculo anexa), isso representa 891 a 1.166 mil t de agregados, das quais 765 a 968 mil t são produtos de britagem. Três leituras: as Bacias 1 e 2 cobrem cerca de 250 mil m², ou 20,2% do que falta, restando 986.048 m² sem contrato (618 a 784 mil t de britagem); ao ritmo contratual do próprio Estado — 125 mil m² em 1.620 dias, ou 28,4 mil m²/ano —, concluir a pavimentação de Guriri levaria 44 anos com uma bacia por vez e 22 anos com duas simultâneas, contra os 14 anos do financiamento; e o total equivale a 3,2 a 4,1 anos de produção integral da CIPREM no platô. As projeções do empreendimento seguem incorporando apenas 75 a 90 mil t desse potencial — cerca de um décimo (8% a 15%) —, escoados nos anos 5 a 10 (~13 a 19 mil t/ano). A isso se soma o fluxo contínuo de novos loteamentos — verificados em ago/2026: Soma Vibe (Soma Urbanismo, entrega prevista 2029), Mar Aberto (Guriri Sul), Verão Vermelho e Bosque; o "Portal do Ribeirão" citado em versão anterior não foi confirmado em São Mateus e saiu da lista —, cada um abrindo ruas internas que demandam base e pavimento.</w:t>
+        <w:t>Falta pavimentar 141.996 m de pista — 1.135.968 m² à largura média de projeto de 8 m — mais 566.492 m² de calçada em vias já abertas. Pela banda composicional oficial (DER-ES/SINAPI; 0,661 a 0,861 t/m² na pista e 0,126 a 0,175 t/m² na calçada — memória de cálculo anexa), isso representa 822 a 1.077 mil t de agregados, das quais 705 a 893 mil t são produtos de britagem. O levantamento separa ainda o que está medido do que é apenas projeto: 136.394 m de via (70,5% da malha) têm traçado medido sobre imagem e 56.979 m são vias previstas em planta, cuja existência física deve ser confirmada em campo — descontadas integralmente estas últimas, o que falta pavimentar em via medida ainda representa 430 a 542 mil t de produtos de britagem. Três leituras: as Bacias 1 e 2 cobrem cerca de 250 mil m², ou 22,0% do que falta, restando 885.968 m² sem contrato (558 a 708 mil t de britagem); ao ritmo contratual do próprio Estado — 125 mil m² em 1.620 dias, ou 28,4 mil m²/ano —, concluir a pavimentação de Guriri levaria 40 anos com uma bacia por vez e 20 anos com duas simultâneas, contra os 14 anos do financiamento; e o total equivale a 3,0 a 3,8 anos de produção integral da CIPREM no platô. As projeções do empreendimento seguem incorporando apenas 78 a 117 mil t desse potencial — cerca de um décimo (9% a 17%) —, escoados nos anos 5 a 10 (~13 a 19 mil t/ano). A isso se soma o fluxo contínuo de novos loteamentos — verificados em ago/2026: Soma Vibe (Soma Urbanismo, entrega prevista 2029), Mar Aberto (Guriri Sul), Verão Vermelho e Bosque; o "Portal do Ribeirão" citado em versão anterior não foi confirmado em São Mateus e saiu da lista —, cada um abrindo ruas internas que demandam base e pavimento.</w:t>
       </w:r>
     </w:p>
     <w:p>
@@ -5876,7 +5876,7 @@
         <w:rPr>
           <w:b w:val="0"/>
         </w:rPr>
-        <w:t>Do ponto de vista mercadológico, a implantação da unidade de britagem da CIPREM em Nestor Gomes/São Mateus apresenta-se viável e bem fundamentada. Os argumentos centrais são: (i) demanda corrente de brita estimada em cerca de 296 mil t/ano no mercado-base de três municípios sem produtor instalado e dentro do raio econômico — São Mateus, Conceição da Barra e Boa Esperança, 177.400 hab, índice exato de 1,669 t/hab/ano de 2025; piso prudente de 260 mil — e mercado endereçável de 421–577 mil t/ano somadas a praça disputada de Jaguaré, as praças alcançáveis por CIF e as obras — contra o qual o platô de 237,5 mil t/ano representa 41 a 56%; (ii) um ciclo extraordinário de obras públicas (&gt;R$ 1 bilhão) que adiciona 70–100 mil t/ano de brita durante a janela de construção, além do potencial medido de Guriri — 1.236.048 m² de pista e 581.856 m² de calçada por pavimentar, ou 891–1.166 mil t de agregados, dos quais 765–968 mil t de produtos de britagem —, do qual as projeções incorporam apenas 78–117 mil t, cerca de um décimo; (iii) vantagem logística estrutural e medida em roteirizador — R$ 23,8/t sobre o concorrente de volume mais próximo na sede, R$ 31,7/t sobre a MCL e R$ 14,9/t mesmo sobre o produtor mais próximo de todos, em produto cujo preço posto é dominado pelo frete; (iv) concorrência em que nem o produtor mais próximo alcança a CIPREM no frete — a Usibrita chega a São Mateus de 57,1 km contra 40,7 km, R$ 14,9/t atrás — e que, além disso, não tem escala para disputar volume, com falhas de atendimento exploráveis; e (v) respaldo de um grupo cuja unidade em operação já pratica, em 2025, volume 0,5% superior ao platô aqui projetado. A captura ponderada por praça resulta em 207–245 mil t/ano, faixa que comporta o platô, desde que executado o programa de vendas CIF descrito no item 8.</w:t>
+        <w:t>Do ponto de vista mercadológico, a implantação da unidade de britagem da CIPREM em Nestor Gomes/São Mateus apresenta-se viável e bem fundamentada. Os argumentos centrais são: (i) demanda corrente de brita estimada em cerca de 296 mil t/ano no mercado-base de três municípios sem produtor instalado e dentro do raio econômico — São Mateus, Conceição da Barra e Boa Esperança, 177.400 hab, índice exato de 1,669 t/hab/ano de 2025; piso prudente de 260 mil — e mercado endereçável de 421–577 mil t/ano somadas a praça disputada de Jaguaré, as praças alcançáveis por CIF e as obras — contra o qual o platô de 237,5 mil t/ano representa 41 a 56%; (ii) um ciclo extraordinário de obras públicas (&gt;R$ 1 bilhão) que adiciona 70–100 mil t/ano de brita durante a janela de construção, além do potencial medido e auditado de Guriri — 1.135.968 m² de pista e 566.492 m² de calçada por pavimentar, ou 822–1.077 mil t de agregados, dos quais 705–893 mil t de produtos de britagem —, do qual as projeções incorporam apenas 78–117 mil t, cerca de um décimo; (iii) vantagem logística estrutural e medida em roteirizador — R$ 23,8/t sobre o concorrente de volume mais próximo na sede, R$ 31,7/t sobre a MCL e R$ 14,9/t mesmo sobre o produtor mais próximo de todos, em produto cujo preço posto é dominado pelo frete; (iv) concorrência em que nem o produtor mais próximo alcança a CIPREM no frete — a Usibrita chega a São Mateus de 57,1 km contra 40,7 km, R$ 14,9/t atrás — e que, além disso, não tem escala para disputar volume, com falhas de atendimento exploráveis; e (v) respaldo de um grupo cuja unidade em operação já pratica, em 2025, volume 0,5% superior ao platô aqui projetado. A captura ponderada por praça resulta em 207–245 mil t/ano, faixa que comporta o platô, desde que executado o programa de vendas CIF descrito no item 8.</w:t>
       </w:r>
     </w:p>
     <w:p>

--- a/Estudo_Mercado_CIPREM_Britagem_SaoMateus_v4.docx
+++ b/Estudo_Mercado_CIPREM_Britagem_SaoMateus_v4.docx
@@ -5470,7 +5470,7 @@
         <w:rPr>
           <w:b w:val="0"/>
         </w:rPr>
-        <w:t>Guriri é um balneário formado por 21 loteamentos, com cerca de 8 km de extensão norte-sul, historicamente com vias precárias e sujeitas a alagamento. O levantamento de 19/08/2026 mediu as 437 vias dos 21 loteamentos sobre as plantas e a planilha oficial de loteamentos da Prefeitura, e estabeleceu a situação de pavimentação por auditoria de 637 pontos — um a cada ~350 m de via —, verificados um a um no Google Street View, classificando a superfície da pista (asfalto e bloquete = pavimentada; saibro e areia = não): são 193.375 m de vias (193,4 km), dos quais apenas 51.379 m (26,6%) estão pavimentados. Esse inventário substitui a estimativa por grade das versões anteriores (40 a 48 km / 350 a 400 mil m²), que subestimava a malha em 4,0 a 4,8 vezes. O plano-mestre de macrodrenagem e pavimentação, dividido em três bacias, ataca essa carência por partes: a Bacia 1 tem 13,5 km de galerias e ~125 mil m² de pavimentação contratados (9,26 m de largura média por metro linear) e a Bacia 2, até 10,6 km de galerias.</w:t>
+        <w:t>Guriri é um balneário formado por 21 loteamentos, com cerca de 8 km de extensão norte-sul, historicamente com vias precárias e sujeitas a alagamento. O levantamento de 19/08/2026 mediu as 437 vias dos 21 loteamentos sobre as plantas e a planilha oficial de loteamentos da Prefeitura, e estabeleceu a situação de pavimentação por auditoria de pontos, verificados um a um em campo virtual, classificando a superfície da pista (asfalto e bloquete = pavimentada; saibro e areia = não) — 496 pontos auditáveis via a via nas planilhas do levantamento (462 no Google Street View e 34 em imagem de satélite), um a cada 390 m de via, contra os 637 declarados no resumo da fonte; adota-se aqui o número menor, o auditável: são 193.375 m de vias (193,4 km), dos quais apenas 51.379 m (26,6%) estão pavimentados. Esse inventário substitui a estimativa por grade das versões anteriores (40 a 48 km / 350 a 400 mil m²), que subestimava a malha em 4,0 a 4,8 vezes. O plano-mestre de macrodrenagem e pavimentação, dividido em três bacias, ataca essa carência por partes: a Bacia 1 tem 13,5 km de galerias e ~125 mil m² de pavimentação contratados (9,26 m de largura média por metro linear) e a Bacia 2, até 10,6 km de galerias.</w:t>
       </w:r>
     </w:p>
     <w:p>
@@ -5482,7 +5482,7 @@
         <w:rPr>
           <w:b w:val="0"/>
         </w:rPr>
-        <w:t>Falta pavimentar 141.996 m de pista — 1.135.968 m² à largura média de projeto de 8 m — mais 566.492 m² de calçada em vias já abertas. Pela banda composicional oficial (DER-ES/SINAPI; 0,661 a 0,861 t/m² na pista e 0,126 a 0,175 t/m² na calçada — memória de cálculo anexa), isso representa 822 a 1.077 mil t de agregados, das quais 705 a 893 mil t são produtos de britagem. O levantamento separa ainda o que está medido do que é apenas projeto: 136.394 m de via (70,5% da malha) têm traçado medido sobre imagem e 56.979 m são vias previstas em planta, cuja existência física deve ser confirmada em campo — descontadas integralmente estas últimas, o que falta pavimentar em via medida ainda representa 430 a 542 mil t de produtos de britagem. Três leituras: as Bacias 1 e 2 cobrem cerca de 250 mil m², ou 22,0% do que falta, restando 885.968 m² sem contrato (558 a 708 mil t de britagem); ao ritmo contratual do próprio Estado — 125 mil m² em 1.620 dias, ou 28,4 mil m²/ano —, concluir a pavimentação de Guriri levaria 40 anos com uma bacia por vez e 20 anos com duas simultâneas, contra os 14 anos do financiamento; e o total equivale a 3,0 a 3,8 anos de produção integral da CIPREM no platô. As projeções do empreendimento seguem incorporando apenas 78 a 117 mil t desse potencial — cerca de um décimo (9% a 17%) —, escoados nos anos 5 a 10 (~13 a 19 mil t/ano). A isso se soma o fluxo contínuo de novos loteamentos — verificados em ago/2026: Soma Vibe (Soma Urbanismo, entrega prevista 2029), Mar Aberto (Guriri Sul), Verão Vermelho e Bosque; o "Portal do Ribeirão" citado em versão anterior não foi confirmado em São Mateus e saiu da lista —, cada um abrindo ruas internas que demandam base e pavimento.</w:t>
+        <w:t>Falta pavimentar 141.996 m de pista — 1.135.968 m² à largura média de projeto de 8 m — mais 566.492 m² de calçada em vias já abertas. Pela banda composicional oficial (DER-ES/SINAPI; 0,661 a 0,861 t/m² na pista e 0,126 a 0,175 t/m² na calçada — memória de cálculo anexa), isso representa 822 a 1.077 mil t de agregados, das quais 705 a 893 mil t são produtos de britagem. O levantamento separa ainda o que está medido do que é apenas projeto: 136.394 m de via (70,5% da malha) têm traçado medido sobre imagem e 56.979 m são vias previstas em planta, cuja existência física deve ser confirmada em campo — descontadas integralmente estas últimas, o que falta pavimentar em via medida ainda representa 430 a 542 mil t de produtos de britagem. Três leituras: as Bacias 1 e 2 cobrem cerca de 250 mil m², ou 22,0% do que falta, restando 885.968 m² de pista sem contrato (519 a 654 mil t de britagem; 558 a 708 se somada a calçada desses trechos, que nenhum edital publicado menciona — adota-se a leitura de pista, a menor); ao ritmo contratual do próprio Estado — 125 mil m² em 1.620 dias, ou 28,4 mil m²/ano —, concluir só a pista de Guriri levaria 40 anos com uma bacia por vez e 20 anos com duas simultâneas, contra os 14 anos do financiamento; e o total equivale a 3,0 a 3,8 anos de produção integral da CIPREM no platô. As projeções do empreendimento seguem incorporando apenas 78 a 117 mil t desse potencial — cerca de um décimo do inventário completo (9% a 17%) e 14% a 27% da base estritamente medida —, escoados nos anos 5 a 10 (~13 a 19 mil t/ano). A isso se soma o fluxo contínuo de novos loteamentos — verificados em ago/2026: Soma Vibe (Soma Urbanismo, entrega prevista 2029), Mar Aberto (Guriri Sul), Verão Vermelho e Bosque; o "Portal do Ribeirão" citado em versão anterior não foi confirmado em São Mateus e saiu da lista —, cada um abrindo ruas internas que demandam base e pavimento.</w:t>
       </w:r>
     </w:p>
     <w:p>

--- a/Estudo_Mercado_CIPREM_Britagem_SaoMateus_v4.docx
+++ b/Estudo_Mercado_CIPREM_Britagem_SaoMateus_v4.docx
@@ -5470,7 +5470,7 @@
         <w:rPr>
           <w:b w:val="0"/>
         </w:rPr>
-        <w:t>Guriri é um balneário formado por 21 loteamentos, com cerca de 8 km de extensão norte-sul, historicamente com vias precárias e sujeitas a alagamento. O levantamento de 19/08/2026 mediu as 437 vias dos 21 loteamentos sobre as plantas e a planilha oficial de loteamentos da Prefeitura, e estabeleceu a situação de pavimentação por auditoria de pontos, verificados um a um em campo virtual, classificando a superfície da pista (asfalto e bloquete = pavimentada; saibro e areia = não) — 496 pontos auditáveis via a via nas planilhas do levantamento (462 no Google Street View e 34 em imagem de satélite), um a cada 390 m de via, contra os 637 declarados no resumo da fonte; adota-se aqui o número menor, o auditável: são 193.375 m de vias (193,4 km), dos quais apenas 51.379 m (26,6%) estão pavimentados. Esse inventário substitui a estimativa por grade das versões anteriores (40 a 48 km / 350 a 400 mil m²), que subestimava a malha em 4,0 a 4,8 vezes. O plano-mestre de macrodrenagem e pavimentação, dividido em três bacias, ataca essa carência por partes: a Bacia 1 tem 13,5 km de galerias e ~125 mil m² de pavimentação contratados (9,26 m de largura média por metro linear) e a Bacia 2, até 10,6 km de galerias.</w:t>
+        <w:t>Guriri é um balneário formado por 21 loteamentos, com cerca de 8 km de extensão norte-sul, historicamente com vias precárias e sujeitas a alagamento. O levantamento de 19/08/2026 mediu as 437 vias dos 21 loteamentos sobre as plantas e a planilha oficial de loteamentos da Prefeitura, e estabeleceu a situação de pavimentação por auditoria de 637 pontos, verificados um a um em campo virtual, classificando a superfície da pista (asfalto e bloquete = pavimentada; saibro e areia = não). A planilha reconciliada de 19/08/2026 lista os 637 pontos individualmente, com coordenada, fonte e data de imagem — 517 no Google Street View e 120 em satélite, onde não há cobertura —, dos quais 496 sustentam individualmente a linha de uma via nomeada e 141 alimentam a taxa agregada do loteamento, por terem caído sobre traçado existente em via sem nome correspondente na planta: são 193.375 m de vias (193,4 km), dos quais apenas 51.379 m (26,6%) estão pavimentados. Esse inventário substitui a estimativa por grade das versões anteriores (40 a 48 km / 350 a 400 mil m²), que subestimava a malha em 4,0 a 4,8 vezes. O plano-mestre de macrodrenagem e pavimentação, dividido em três bacias, ataca essa carência por partes: a Bacia 1 tem 13,5 km de galerias e ~125 mil m² de pavimentação contratados (9,26 m de largura média por metro linear) e a Bacia 2, até 10,6 km de galerias.</w:t>
       </w:r>
     </w:p>
     <w:p>
@@ -5482,7 +5482,7 @@
         <w:rPr>
           <w:b w:val="0"/>
         </w:rPr>
-        <w:t>Falta pavimentar 141.996 m de pista — 1.135.968 m² à largura média de projeto de 8 m — mais 566.492 m² de calçada em vias já abertas. Pela banda composicional oficial (DER-ES/SINAPI; 0,661 a 0,861 t/m² na pista e 0,126 a 0,175 t/m² na calçada — memória de cálculo anexa), isso representa 822 a 1.077 mil t de agregados, das quais 705 a 893 mil t são produtos de britagem. O levantamento separa ainda o que está medido do que é apenas projeto: 136.394 m de via (70,5% da malha) têm traçado medido sobre imagem e 56.979 m são vias previstas em planta, cuja existência física deve ser confirmada em campo — descontadas integralmente estas últimas, o que falta pavimentar em via medida ainda representa 430 a 542 mil t de produtos de britagem. Três leituras: as Bacias 1 e 2 cobrem cerca de 250 mil m², ou 22,0% do que falta, restando 885.968 m² de pista sem contrato (519 a 654 mil t de britagem; 558 a 708 se somada a calçada desses trechos, que nenhum edital publicado menciona — adota-se a leitura de pista, a menor); ao ritmo contratual do próprio Estado — 125 mil m² em 1.620 dias, ou 28,4 mil m²/ano —, concluir só a pista de Guriri levaria 40 anos com uma bacia por vez e 20 anos com duas simultâneas, contra os 14 anos do financiamento; e o total equivale a 3,0 a 3,8 anos de produção integral da CIPREM no platô. As projeções do empreendimento seguem incorporando apenas 78 a 117 mil t desse potencial — cerca de um décimo do inventário completo (9% a 17%) e 14% a 27% da base estritamente medida —, escoados nos anos 5 a 10 (~13 a 19 mil t/ano). A isso se soma o fluxo contínuo de novos loteamentos — verificados em ago/2026: Soma Vibe (Soma Urbanismo, entrega prevista 2029), Mar Aberto (Guriri Sul), Verão Vermelho e Bosque; o "Portal do Ribeirão" citado em versão anterior não foi confirmado em São Mateus e saiu da lista —, cada um abrindo ruas internas que demandam base e pavimento.</w:t>
+        <w:t>Falta pavimentar 141.996 m de pista — 1.216.547 m², área calculada via a via pela CAIXA DE VIA registrada no quadro de cada planta de loteamento — mais 554.203 m² de calçada em vias já abertas. Pela premissa anterior de 8 m de largura única, a pista dava 1.135.968 m²; as duas leituras seguem publicadas, e a de 8 m permanece como piso. Pela banda composicional oficial (DER-ES/SINAPI; 0,661 a 0,861 t/m² na pista e 0,126 a 0,175 t/m² na calçada — memória de cálculo anexa), isso representa 874 a 1.144 mil t de agregados, das quais 751 a 951 mil t são produtos de britagem (704–892 mil t pelo piso de 8 m). O levantamento separa ainda o que está medido do que é apenas projeto: 136.394 m de via (70,5% da malha) têm traçado medido sobre imagem e 56.979 m são vias previstas em planta, cuja existência física deve ser confirmada em campo — descontadas integralmente estas últimas, o que falta pavimentar em via medida ainda representa 446 a 561 mil t de produtos de britagem. Três leituras: as Bacias 1 e 2 cobrem cerca de 250 mil m², ou 20,5% da pista que falta (14,1% se contada a calçada; 10,3% considerando contrato assinado apenas a Bacia 1), restando 966.547 m² de pista sem contrato (566 a 713 mil t de britagem); ao ritmo contratual do próprio Estado — 125 mil m² em 1.620 dias, ou 28,4 mil m²/ano —, concluir só a pista de Guriri levaria 43 anos com uma bacia por vez e 21 anos com duas simultâneas, contra os 14 anos do financiamento; e o total equivale a 3,2 a 4,0 anos de produção integral da CIPREM no platô. As projeções do empreendimento seguem incorporando apenas 78 a 117 mil t desse potencial — cerca de um décimo do inventário completo (8% a 16%) e 14% a 26% da base estritamente medida —, escoados nos anos 5 a 10 (~13 a 19 mil t/ano). A isso se soma o fluxo contínuo de novos loteamentos — verificados em ago/2026: Soma Vibe (Soma Urbanismo, entrega prevista 2029), Mar Aberto (Guriri Sul), Verão Vermelho e Bosque; o "Portal do Ribeirão" citado em versão anterior não foi confirmado em São Mateus e saiu da lista —, cada um abrindo ruas internas que demandam base e pavimento.</w:t>
       </w:r>
     </w:p>
     <w:p>
@@ -5876,7 +5876,7 @@
         <w:rPr>
           <w:b w:val="0"/>
         </w:rPr>
-        <w:t>Do ponto de vista mercadológico, a implantação da unidade de britagem da CIPREM em Nestor Gomes/São Mateus apresenta-se viável e bem fundamentada. Os argumentos centrais são: (i) demanda corrente de brita estimada em cerca de 296 mil t/ano no mercado-base de três municípios sem produtor instalado e dentro do raio econômico — São Mateus, Conceição da Barra e Boa Esperança, 177.400 hab, índice exato de 1,669 t/hab/ano de 2025; piso prudente de 260 mil — e mercado endereçável de 421–577 mil t/ano somadas a praça disputada de Jaguaré, as praças alcançáveis por CIF e as obras — contra o qual o platô de 237,5 mil t/ano representa 41 a 56%; (ii) um ciclo extraordinário de obras públicas (&gt;R$ 1 bilhão) que adiciona 70–100 mil t/ano de brita durante a janela de construção, além do potencial medido e auditado de Guriri — 1.135.968 m² de pista e 566.492 m² de calçada por pavimentar, ou 822–1.077 mil t de agregados, dos quais 705–893 mil t de produtos de britagem —, do qual as projeções incorporam apenas 78–117 mil t, cerca de um décimo; (iii) vantagem logística estrutural e medida em roteirizador — R$ 23,8/t sobre o concorrente de volume mais próximo na sede, R$ 31,7/t sobre a MCL e R$ 14,9/t mesmo sobre o produtor mais próximo de todos, em produto cujo preço posto é dominado pelo frete; (iv) concorrência em que nem o produtor mais próximo alcança a CIPREM no frete — a Usibrita chega a São Mateus de 57,1 km contra 40,7 km, R$ 14,9/t atrás — e que, além disso, não tem escala para disputar volume, com falhas de atendimento exploráveis; e (v) respaldo de um grupo cuja unidade em operação já pratica, em 2025, volume 0,5% superior ao platô aqui projetado. A captura ponderada por praça resulta em 207–245 mil t/ano, faixa que comporta o platô, desde que executado o programa de vendas CIF descrito no item 8.</w:t>
+        <w:t>Do ponto de vista mercadológico, a implantação da unidade de britagem da CIPREM em Nestor Gomes/São Mateus apresenta-se viável e bem fundamentada. Os argumentos centrais são: (i) demanda corrente de brita estimada em cerca de 296 mil t/ano no mercado-base de três municípios sem produtor instalado e dentro do raio econômico — São Mateus, Conceição da Barra e Boa Esperança, 177.400 hab, índice exato de 1,669 t/hab/ano de 2025; piso prudente de 260 mil — e mercado endereçável de 421–577 mil t/ano somadas a praça disputada de Jaguaré, as praças alcançáveis por CIF e as obras — contra o qual o platô de 237,5 mil t/ano representa 41 a 56%; (ii) um ciclo extraordinário de obras públicas (&gt;R$ 1 bilhão) que adiciona 70–100 mil t/ano de brita durante a janela de construção, além do potencial medido e auditado de Guriri — 1.216.547 m² de pista e 554.203 m² de calçada por pavimentar, ou 874–1.144 mil t de agregados, dos quais 751–951 mil t de produtos de britagem (704–892 pelo piso de largura declarado) —, do qual as projeções incorporam apenas 78–117 mil t, cerca de um décimo; (iii) vantagem logística estrutural e medida em roteirizador — R$ 23,8/t sobre o concorrente de volume mais próximo na sede, R$ 31,7/t sobre a MCL e R$ 14,9/t mesmo sobre o produtor mais próximo de todos, em produto cujo preço posto é dominado pelo frete; (iv) concorrência em que nem o produtor mais próximo alcança a CIPREM no frete — a Usibrita chega a São Mateus de 57,1 km contra 40,7 km, R$ 14,9/t atrás — e que, além disso, não tem escala para disputar volume, com falhas de atendimento exploráveis; e (v) respaldo de um grupo cuja unidade em operação já pratica, em 2025, volume 0,5% superior ao platô aqui projetado. A captura ponderada por praça resulta em 207–245 mil t/ano, faixa que comporta o platô, desde que executado o programa de vendas CIF descrito no item 8.</w:t>
       </w:r>
     </w:p>
     <w:p>

--- a/Estudo_Mercado_CIPREM_Britagem_SaoMateus_v4.docx
+++ b/Estudo_Mercado_CIPREM_Britagem_SaoMateus_v4.docx
@@ -3818,7 +3818,7 @@
         <w:rPr>
           <w:b w:val="0"/>
         </w:rPr>
-        <w:t>A linha de base de três municípios mede o mercado que a CIPREM domina ou disputa em paridade por frete, não o mercado que ela pode atender. Somando as camadas alcançáveis — mercado-base (260–296 mil t/ano, do piso prudente ao índice pleno), praça disputada de Jaguaré (26–53 mil t/ano), praças-sede de concorrente acessíveis por CIF, Nova Venécia e Pinheiros (64–129 mil t/ano), e obras públicas catalogadas (70–100 mil t/ano) — o mercado endereçável situa-se entre 421 e 577 mil t/ano, faixa inalterada em relação à versão anterior: a entrada de Boa Esperança na base apenas realoca uma camada, sem criar mercado novo. Pedro Canário e a franja norte permanecem fora: há vazio de oferta local, mas a desvantagem de frete de R$ 28 a 35/t não é compensável, e o estudo lhes atribui peso zero. É contra a faixa de 421–577 mil t/ano, e não contra a linha de base, que a participação do platô deve ser lida.</w:t>
+        <w:t>A linha de base de três municípios mede o mercado que a CIPREM domina ou disputa em paridade por frete, não o mercado que ela pode atender. Somando as camadas alcançáveis — mercado-base (260–296 mil t/ano, do piso prudente ao índice pleno), praça disputada de Jaguaré (26–53 mil t/ano), praças-sede de concorrente acessíveis por CIF, Nova Venécia e Pinheiros (64–129 mil t/ano), e obras públicas catalogadas (70–100 mil t/ano) — o mercado endereçável situa-se entre 421 e 577 mil t/ano, faixa inalterada em relação à versão anterior: a entrada de Boa Esperança na base apenas realoca uma camada, sem criar mercado novo. Pedro Canário e a franja norte permanecem fora: há vazio de oferta local, mas a desvantagem de frete de R$ 28 a 35/t não é compensável, e o estudo lhes atribui peso zero. É contra a faixa de 421–577 mil t/ano, e não contra a linha de base, que a participação do platô deve ser lida. Três leituras vão declaradas, para que o analista não precise construí-las por conta própria. PRIMEIRA — a participação de entrada, contra o endereçável de hoje: 41% a 56%. SEGUNDA — a participação AO LONGO DO PRAZO: o platô é fixo em 237.516 t/ano e o mercado cresce ao vegetativo setorial de ~5% a.a. (ANEPAC), de modo que a participação cai a 34%–46% no ano 5, 29%–40% no ano 8 e 22%–30% no ano 14 — premissa de crescimento declarada, e a foto do ano 1 mantida como número conservador de entrada. TERCEIRA — a leitura mais dura, que retira do endereçável as duas praças-sede de concorrente (Nova Venécia e Pinheiros, 64–129 mil t/ano): a base cai para 357–448 mil t/ano e a participação de entrada sobe para 53% a 67%. Publica-se essa subtração porque ela é a primeira que um analista cético faz, e porque o projeto sobrevive a ela.</w:t>
       </w:r>
     </w:p>
     <w:p>
@@ -5482,7 +5482,7 @@
         <w:rPr>
           <w:b w:val="0"/>
         </w:rPr>
-        <w:t>Falta pavimentar 141.996 m de pista — 1.216.547 m², área calculada via a via pela CAIXA DE VIA registrada no quadro de cada planta de loteamento — mais 554.203 m² de calçada em vias já abertas. Pela premissa anterior de 8 m de largura única, a pista dava 1.135.968 m²; as duas leituras seguem publicadas, e a de 8 m permanece como piso. Pela banda composicional oficial (DER-ES/SINAPI; 0,661 a 0,861 t/m² na pista e 0,126 a 0,175 t/m² na calçada — memória de cálculo anexa), isso representa 874 a 1.144 mil t de agregados, das quais 751 a 951 mil t são produtos de britagem (704–892 mil t pelo piso de 8 m). O levantamento separa ainda o que está medido do que é apenas projeto: 136.394 m de via (70,5% da malha) têm traçado medido sobre imagem e 56.979 m são vias previstas em planta, cuja existência física deve ser confirmada em campo — descontadas integralmente estas últimas, o que falta pavimentar em via medida ainda representa 446 a 561 mil t de produtos de britagem. Três leituras: as Bacias 1 e 2 cobrem cerca de 250 mil m², ou 20,5% da pista que falta (14,1% se contada a calçada; 10,3% considerando contrato assinado apenas a Bacia 1), restando 966.547 m² de pista sem contrato (566 a 713 mil t de britagem); ao ritmo contratual do próprio Estado — 125 mil m² em 1.620 dias, ou 28,4 mil m²/ano —, concluir só a pista de Guriri levaria 43 anos com uma bacia por vez e 21 anos com duas simultâneas, contra os 14 anos do financiamento; e o total equivale a 3,2 a 4,0 anos de produção integral da CIPREM no platô. As projeções do empreendimento seguem incorporando apenas 78 a 117 mil t desse potencial — cerca de um décimo do inventário completo (8% a 16%) e 14% a 26% da base estritamente medida —, escoados nos anos 5 a 10 (~13 a 19 mil t/ano). A isso se soma o fluxo contínuo de novos loteamentos — verificados em ago/2026: Soma Vibe (Soma Urbanismo, entrega prevista 2029), Mar Aberto (Guriri Sul), Verão Vermelho e Bosque; o "Portal do Ribeirão" citado em versão anterior não foi confirmado em São Mateus e saiu da lista —, cada um abrindo ruas internas que demandam base e pavimento.</w:t>
+        <w:t>Falta pavimentar 141.996 m de pista — 1.216.547 m², área calculada via a via pela CAIXA DE VIA registrada no quadro de cada planta de loteamento — mais 554.203 m² de calçada em vias já abertas. Pela premissa anterior de 8 m de largura única, a pista dava 1.135.968 m²; as duas leituras seguem publicadas, e a de 8 m permanece como piso. Pela banda composicional oficial (DER-ES/SINAPI; 0,661 a 0,861 t/m² na pista e 0,126 a 0,175 t/m² na calçada — memória de cálculo anexa), isso representa 874 a 1.144 mil t de agregados, das quais 751 a 951 mil t são produtos de britagem (704–892 mil t pelo piso de 8 m). A fração de britagem é alta — 83% a 86% do agregado — por razão estrutural do tipo de pavimento: base de brita graduada e colchão de pó de pedra são 100% produto de pedreira e sozinhas valem 58% a 62% do total, e não se compra areia para o subleito, que é a praia (memória de cálculo anexa, Anexo B). O levantamento separa ainda o que está medido do que é apenas projeto: 136.394 m de via (70,5% da malha) têm traçado medido sobre imagem e 56.979 m são vias previstas em planta, cuja existência física deve ser confirmada em campo — descontadas integralmente estas últimas, o que falta pavimentar em via medida ainda representa 446 a 561 mil t de produtos de britagem. Três leituras: as Bacias 1 e 2 cobrem cerca de 250 mil m², ou 20,5% da pista que falta (14,1% se contada a calçada; 10,3% considerando contrato assinado apenas a Bacia 1), restando 966.547 m² de pista sem contrato (566 a 713 mil t de britagem); ao ritmo contratual do próprio Estado — 125 mil m² em 1.620 dias, ou 28,4 mil m²/ano —, concluir só a pista de Guriri levaria 43 anos com uma bacia por vez e 21 anos com duas simultâneas, contra os 14 anos do financiamento; e o total equivale a 3,2 a 4,0 anos de produção integral da CIPREM no platô. NENHUMA tonelada desse potencial está nas projeções de receita, e o estudo deliberadamente não lhe atribui volume anual nem data: o ritmo depende de decisão orçamentária do Estado e do Município. O que se afirma é a existência e a magnitude do estoque — ambas medidas e auditadas —, equivalentes a 3,2 a 4,0 anos de produção integral da CIPREM no platô. A isso se soma o fluxo contínuo de novos loteamentos — verificados em ago/2026: Soma Vibe (Soma Urbanismo, entrega prevista 2029), Mar Aberto (Guriri Sul), Verão Vermelho e Bosque; o "Portal do Ribeirão" citado em versão anterior não foi confirmado em São Mateus e saiu da lista —, cada um abrindo ruas internas que demandam base e pavimento.</w:t>
       </w:r>
     </w:p>
     <w:p>
@@ -5876,7 +5876,7 @@
         <w:rPr>
           <w:b w:val="0"/>
         </w:rPr>
-        <w:t>Do ponto de vista mercadológico, a implantação da unidade de britagem da CIPREM em Nestor Gomes/São Mateus apresenta-se viável e bem fundamentada. Os argumentos centrais são: (i) demanda corrente de brita estimada em cerca de 296 mil t/ano no mercado-base de três municípios sem produtor instalado e dentro do raio econômico — São Mateus, Conceição da Barra e Boa Esperança, 177.400 hab, índice exato de 1,669 t/hab/ano de 2025; piso prudente de 260 mil — e mercado endereçável de 421–577 mil t/ano somadas a praça disputada de Jaguaré, as praças alcançáveis por CIF e as obras — contra o qual o platô de 237,5 mil t/ano representa 41 a 56%; (ii) um ciclo extraordinário de obras públicas (&gt;R$ 1 bilhão) que adiciona 70–100 mil t/ano de brita durante a janela de construção, além do potencial medido e auditado de Guriri — 1.216.547 m² de pista e 554.203 m² de calçada por pavimentar, ou 874–1.144 mil t de agregados, dos quais 751–951 mil t de produtos de britagem (704–892 pelo piso de largura declarado) —, do qual as projeções incorporam apenas 78–117 mil t, cerca de um décimo; (iii) vantagem logística estrutural e medida em roteirizador — R$ 23,8/t sobre o concorrente de volume mais próximo na sede, R$ 31,7/t sobre a MCL e R$ 14,9/t mesmo sobre o produtor mais próximo de todos, em produto cujo preço posto é dominado pelo frete; (iv) concorrência em que nem o produtor mais próximo alcança a CIPREM no frete — a Usibrita chega a São Mateus de 57,1 km contra 40,7 km, R$ 14,9/t atrás — e que, além disso, não tem escala para disputar volume, com falhas de atendimento exploráveis; e (v) respaldo de um grupo cuja unidade em operação já pratica, em 2025, volume 0,5% superior ao platô aqui projetado. A captura ponderada por praça resulta em 207–245 mil t/ano, faixa que comporta o platô, desde que executado o programa de vendas CIF descrito no item 8.</w:t>
+        <w:t>Do ponto de vista mercadológico, a implantação da unidade de britagem da CIPREM em Nestor Gomes/São Mateus apresenta-se viável e bem fundamentada. Os argumentos centrais são: (i) demanda corrente de brita estimada em cerca de 296 mil t/ano no mercado-base de três municípios sem produtor instalado e dentro do raio econômico — São Mateus, Conceição da Barra e Boa Esperança, 177.400 hab, índice exato de 1,669 t/hab/ano de 2025; piso prudente de 260 mil — e mercado endereçável de 421–577 mil t/ano somadas a praça disputada de Jaguaré, as praças alcançáveis por CIF e as obras — contra o qual o platô de 237,5 mil t/ano representa 41% a 56% na entrada, caindo a 22%–30% no ano 14 pelo crescimento vegetativo do setor, e 53%–67% na leitura que exclui as praças-sede de concorrente (item 8); e, sobretudo, uma participação que NÃO é tomada de incumbente: não há produtor instalado no mercado-base, e os ~296 mil t/ano são hoje supridos por caminhão vindo de 57 a 100 km, de modo que a captura se dá por custo posto, não por disputa de praça; (ii) um ciclo extraordinário de obras públicas (&gt;R$ 1 bilhão) que adiciona 70–100 mil t/ano de brita durante a janela de construção, além do potencial medido e auditado de Guriri — 1.216.547 m² de pista e 554.203 m² de calçada por pavimentar, ou 874–1.144 mil t de agregados, dos quais 751–951 mil t de produtos de britagem (704–892 pelo piso de largura declarado) —, estoque do qual NADA está nas projeções de receita, e ao qual o estudo não atribui cronograma, por depender de orçamento de terceiros; (iii) vantagem logística estrutural e medida em roteirizador — R$ 23,8/t sobre o concorrente de volume mais próximo na sede, R$ 31,7/t sobre a MCL e R$ 14,9/t mesmo sobre o produtor mais próximo de todos, em produto cujo preço posto é dominado pelo frete; (iv) concorrência em que nem o produtor mais próximo alcança a CIPREM no frete — a Usibrita chega a São Mateus de 57,1 km contra 40,7 km, R$ 14,9/t atrás — e que, além disso, não tem escala para disputar volume, com falhas de atendimento exploráveis; e (v) respaldo de um grupo cuja unidade em operação já pratica, em 2025, volume 0,5% superior ao platô aqui projetado. A captura ponderada por praça resulta em 207–245 mil t/ano, faixa que comporta o platô, desde que executado o programa de vendas CIF descrito no item 8.</w:t>
       </w:r>
     </w:p>
     <w:p>

--- a/Estudo_Mercado_CIPREM_Britagem_SaoMateus_v4.docx
+++ b/Estudo_Mercado_CIPREM_Britagem_SaoMateus_v4.docx
@@ -3818,7 +3818,7 @@
         <w:rPr>
           <w:b w:val="0"/>
         </w:rPr>
-        <w:t>A linha de base de três municípios mede o mercado que a CIPREM domina ou disputa em paridade por frete, não o mercado que ela pode atender. Somando as camadas alcançáveis — mercado-base (260–296 mil t/ano, do piso prudente ao índice pleno), praça disputada de Jaguaré (26–53 mil t/ano), praças-sede de concorrente acessíveis por CIF, Nova Venécia e Pinheiros (64–129 mil t/ano), e obras públicas catalogadas (70–100 mil t/ano) — o mercado endereçável situa-se entre 421 e 577 mil t/ano, faixa inalterada em relação à versão anterior: a entrada de Boa Esperança na base apenas realoca uma camada, sem criar mercado novo. Pedro Canário e a franja norte permanecem fora: há vazio de oferta local, mas a desvantagem de frete de R$ 28 a 35/t não é compensável, e o estudo lhes atribui peso zero. É contra a faixa de 421–577 mil t/ano, e não contra a linha de base, que a participação do platô deve ser lida. Três leituras vão declaradas, para que o analista não precise construí-las por conta própria. PRIMEIRA — a participação de entrada, contra o endereçável de hoje: 41% a 56%. SEGUNDA — a participação AO LONGO DO PRAZO: o platô é fixo em 237.516 t/ano e o mercado cresce ao vegetativo setorial de ~5% a.a. (ANEPAC), de modo que a participação cai a 34%–46% no ano 5, 29%–40% no ano 8 e 22%–30% no ano 14 — premissa de crescimento declarada, e a foto do ano 1 mantida como número conservador de entrada. TERCEIRA — a leitura mais dura, que retira do endereçável as duas praças-sede de concorrente (Nova Venécia e Pinheiros, 64–129 mil t/ano): a base cai para 357–448 mil t/ano e a participação de entrada sobe para 53% a 67%. Publica-se essa subtração porque ela é a primeira que um analista cético faz, e porque o projeto sobrevive a ela.</w:t>
+        <w:t>A linha de base de três municípios mede o mercado que a CIPREM domina ou disputa em paridade por frete, não o mercado que ela pode atender. Somando as camadas alcançáveis — mercado-base (260–296 mil t/ano, do piso prudente ao índice pleno), praça disputada de Jaguaré (26–53 mil t/ano), praças-sede de concorrente acessíveis por CIF, Nova Venécia e Pinheiros (64–129 mil t/ano), e obras públicas catalogadas (139–224 mil t/ano) — o mercado endereçável situa-se entre 490–701 mil t/ano. A faixa anterior, de 421–577, subestimava a camada de obras por usar o coeficiente de 42% da ANEPAC no lugar da composição real das frentes (item 6.3). Pedro Canário e a franja norte permanecem fora: há vazio de oferta local, mas a desvantagem de frete de R$ 28 a 35/t não é compensável, e o estudo lhes atribui peso zero. É contra a faixa de 490–701 mil t/ano, e não contra a linha de base, que a participação do platô deve ser lida. Três leituras vão declaradas, para que o analista não precise construí-las por conta própria. PRIMEIRA — a participação de entrada, contra o endereçável de hoje: 34% a 48%. SEGUNDA — a participação AO LONGO DO PRAZO: o platô é fixo em 237.516 t/ano e o mercado cresce ao vegetativo setorial de ~5% a.a. (ANEPAC), de modo que, encerrada a janela de obras, o endereçável recua ao seu componente estrutural (351–477 mil t/ano) e o crescimento vegetativo o recompõe, levando a participação do platô a 26%–36% no ano 14 — premissa de crescimento declarada, e a foto do ano 1 mantida como número conservador de entrada. TERCEIRA — a leitura mais dura, que retira do endereçável as duas praças-sede de concorrente (Nova Venécia e Pinheiros, 64–129 mil t/ano): a base cai para 426–572 mil t/ano e a participação de entrada sobe para 42%–56%. Publica-se essa subtração porque ela é a primeira que um analista cético faz, e porque o projeto sobrevive a ela.</w:t>
       </w:r>
     </w:p>
     <w:p>
@@ -5125,37 +5125,13 @@
         <w:jc w:val="both"/>
       </w:pPr>
       <w:r>
-        <w:t xml:space="preserve">Somadas, as frentes representam, em ordem de grandeza, </w:t>
-      </w:r>
-      <w:r>
-        <w:rPr>
-          <w:b/>
-          <w:bCs/>
-        </w:rPr>
-        <w:t xml:space="preserve">700 a 950 mil toneladas de agregado</w:t>
-      </w:r>
-      <w:r>
-        <w:t xml:space="preserve">, distribuídas ao longo dos prazos de obra (3 a 4,5 anos; a Bacia 1, contratada por 1.620 dias, avança até ~2031). Como a brita corresponde a ~42% do mix, equivale a algo entre </w:t>
-      </w:r>
-      <w:r>
-        <w:rPr>
-          <w:b/>
-          <w:bCs/>
-        </w:rPr>
-        <w:t xml:space="preserve">300 e 400 mil toneladas de brita no período</w:t>
-      </w:r>
-      <w:r>
-        <w:t xml:space="preserve">, ou cerca de </w:t>
-      </w:r>
-      <w:r>
-        <w:rPr>
-          <w:b/>
-          <w:bCs/>
-        </w:rPr>
-        <w:t xml:space="preserve">70 a 100 mil toneladas de brita por ano</w:t>
-      </w:r>
-      <w:r>
-        <w:t xml:space="preserve"> de demanda extraordinária enquanto as obras correm — acima da própria demanda corrente da sede. Somam-se ainda o Fundo Cidades (~R$ 59 mi), a requalificação do Sítio Histórico do Porto (&gt;R$ 10 mi), a reforma do Mercado Municipal e a Bacia 3 da macrodrenagem, ainda por licitar.</w:t>
+        <w:t>Somadas, as frentes representam, em ordem de grandeza, 700 a 950 mil toneladas de agregado, distribuídas ao longo dos prazos de obra (3 a 4,5 anos; a Bacia 1, contratada por 1.620 dias, avança até ~2031). Desse volume, 79% a 94% corresponde a PRODUTOS DE BRITAGEM — brita graduada, britas 0/1/2, pedrisco, pó de pedra, bica corrida e rachão —, fração derivada frente a frente das composições oficiais e conferida por auditoria independente (memória anexa, frase 2). Equivale a 556 a 897 mil toneladas no período, ou 139–224 mil t/ano de demanda extraordinária enquanto as obras correm. A versão anterior deste estudo aplicava aqui o coeficiente único de 42% da ANEPAC, que mede a participação da brita na PRODUÇÃO NACIONAL de agregados — média puxada por edificação, intensiva em areia natural — e subestimava a demanda destas obras em 1,89× a 2,25× — acima da própria demanda corrente da sede. Somam-se ainda o Fundo Cidades (~R$ 59 mi), a requalificação do Sítio Histórico do Porto (&gt;R$ 10 mi), a reforma do Mercado Municipal e a Bacia 3 da macrodrenagem, ainda por licitar.</w:t>
+      </w:r>
+      <w:r>
+        <w:rPr>
+          <w:color w:val="C00000"/>
+        </w:rPr>
+        <w:t xml:space="preserve"> Um risco acompanha esta camada, e vai declarado: em obra rodoviária de porte é prática consolidada a construtora instalar BRITAGEM MÓVEL em jazida junto ao traçado, suprindo-se a si mesma. Se isso ocorrer no Contorno ES-318, 241 mil t — 25% do que estas frentes consomem — saem do mercado endereçável. A mitigação é verificável antes do protocolo: levantar no SIGMINE as jazidas licenciadas ao longo do traçado e checar se a construtora já tem área ou contrato de fornecimento na região (memória anexa, frase 2).</w:t>
       </w:r>
     </w:p>
     <w:p>
@@ -5194,7 +5170,7 @@
         <w:rPr>
           <w:b w:val="0"/>
         </w:rPr>
-        <w:t>Cruzando as três camadas: a oferta de brita instalada dentro do mercado-base é nula — não há cava de brita em São Mateus, em Conceição da Barra nem em Boa Esperança; a operação mais próxima é a Usibrita, ~5 mil t/ano, em Jaguaré, a 57,1 km da sede (item 6.1). A demanda só das obras públicas catalogadas é da ordem de 70 a 100 mil t/ano, e a demanda corrente do mercado-base é de cerca de 296 mil t/ano (piso de robustez: ~260 mil). A região consome muito mais brita do que produz por perto, importando-a de 60 a 140 km com frete caro (Mattar 66,8 km; MCL 75,5 km; Sangali ~100 km; Linhares–Aracruz 85–142 km). A questão de fundo — se as obras dividem um mercado pequeno ou o ampliam — se responde pelos números: o mercado cresce, e a CIPREM, a 40,7 km da sede, entra com a maior vantagem de frete. No platô, a produção de 237,5 mil t/ano equivale a 41–56% do mercado endereçável de 421–577 mil t/ano (item 6.2). Pela via de baixo para cima, a captura ponderada pelos pesos de penetração do item 8 resulta em 207 a 245 mil t/ano, faixa em que o platô se posiciona a 81% — consistente, porém condicionada à entrega do programa de vendas CIF, já que a sede sozinha não sustenta o platô. Para comparação de porte, a Sangali realiza ~360 mil t/ano na própria zona de influência.</w:t>
+        <w:t>Cruzando as três camadas: a oferta de brita instalada dentro do mercado-base é nula — não há cava de brita em São Mateus, em Conceição da Barra nem em Boa Esperança; a operação mais próxima é a Usibrita, ~5 mil t/ano, em Jaguaré, a 57,1 km da sede (item 6.1). A demanda só das obras públicas catalogadas é da ordem de 139–224 mil t/ano, e a demanda corrente do mercado-base é de cerca de 296 mil t/ano (piso de robustez: ~260 mil). A região consome muito mais brita do que produz por perto, importando-a de 60 a 140 km com frete caro (Mattar 66,8 km; MCL 75,5 km; Sangali ~100 km; Linhares–Aracruz 85–142 km). A questão de fundo — se as obras dividem um mercado pequeno ou o ampliam — se responde pelos números: o mercado cresce, e a CIPREM, a 40,7 km da sede, entra com a maior vantagem de frete. No platô, a produção de 237,5 mil t/ano equivale a 34%–48% do mercado endereçável de 490–701 mil t/ano (item 6.2). Pela via de baixo para cima, a captura ponderada pelos pesos de penetração do item 8 resulta em 248–320 mil t/ano — faixa cujo PISO já supera o platô de 237,5 mil t/ano, de modo que a restrição do projeto passa a ser de capacidade de produção, e não de mercado —, porém condicionada à entrega do programa de vendas CIF, já que a sede sozinha não sustenta o platô. Para comparação de porte, a Sangali realiza ~360 mil t/ano na própria zona de influência.</w:t>
       </w:r>
     </w:p>
     <w:p>
@@ -5214,7 +5190,7 @@
         <w:rPr>
           <w:b w:val="0"/>
         </w:rPr>
-        <w:t>Combinando a demanda corrente do mercado-base (≈ 296 mil t/ano; piso prudente de 260 mil), o mercado endereçável de 421–577 mil t/ano, o ciclo extraordinário de obras públicas e o crescimento populacional de 13,5% na década, projeta-se demanda regional sustentada por agregados ao longo de todo o horizonte do financiamento. O pareamento com o serviço da dívida fecha a conta pelos 14 anos (memória de cálculo anexa): pelo SAC, a produção que quita as parcelas com folga (DSCR 1,3) cai de ~210 mil t/ano no pico (ano 3) para ~139 mil no ano 14, e o mínimo (DSCR 1,0), de ~174 para ~122 mil; a captura recorrente SEM nenhuma obra — apenas os pesos do item 8 sobre a demanda corrente — é de 165 a 185 mil t/ano, cobrindo o mínimo sozinha a partir do ano 6, enquanto os anos 3–5, de maior exigência, são exatamente os anos da janela de obras (70–100 mil t/ano adicionais contratados). Mesmo em cenário conservador, considerando apenas a expansão vegetativa do setor (~5% a.a. para brita, expectativa ANEPAC), o mercado comporta um novo produtor com vantagem logística no polo de São Mateus. O platô de 237,5 mil t/ano equivale, por sua vez, ao nível já praticado pela unidade do grupo na Bahia (item 2.4) — o que desloca a pergunta de "é possível produzir isso?" para "é possível vender isso?", respondida pelos pesos do item 8.</w:t>
+        <w:t>Combinando a demanda corrente do mercado-base (≈ 296 mil t/ano; piso prudente de 260 mil), o mercado endereçável de 490–701 mil t/ano, o ciclo extraordinário de obras públicas e o crescimento populacional de 13,5% na década, projeta-se demanda regional sustentada por agregados ao longo de todo o horizonte do financiamento. O pareamento com o serviço da dívida fecha a conta pelos 14 anos (memória de cálculo anexa): pelo SAC, a produção que quita as parcelas com folga (DSCR 1,3) cai de ~210 mil t/ano no pico (ano 3) para ~139 mil no ano 14, e o mínimo (DSCR 1,0), de ~174 para ~122 mil; a captura recorrente SEM nenhuma obra — apenas os pesos do item 8 sobre a demanda corrente — é de 165 a 185 mil t/ano, cobrindo o mínimo sozinha a partir do ano 6, enquanto os anos 3–5, de maior exigência, são exatamente os anos da janela de obras (139–224 mil t/ano adicionais contratados). Mesmo em cenário conservador, considerando apenas a expansão vegetativa do setor (~5% a.a. para brita, expectativa ANEPAC), o mercado comporta um novo produtor com vantagem logística no polo de São Mateus. O platô de 237,5 mil t/ano equivale, por sua vez, ao nível já praticado pela unidade do grupo na Bahia (item 2.4) — o que desloca a pergunta de "é possível produzir isso?" para "é possível vender isso?", respondida pelos pesos do item 8.</w:t>
       </w:r>
     </w:p>
     <w:p>
@@ -5419,7 +5395,7 @@
         <w:rPr>
           <w:b w:val="0"/>
         </w:rPr>
-        <w:t>Foi levantado um censo de 44 consumidores de agregado na área de influência (concreteiras, construtoras, pré-moldados, loteadoras e lojas de material), com nome, contato, praça e distância — detalhado em planilha anexa. Aplicando índices setoriais por porte, a demanda de brita mapeada nesses clientes é da ordem de 192 mil t/ano — um piso, pois não inclui a autoconstrução pulverizada nem as obras públicas. Sob a premissa conservadora da versão anterior (captura de 35% na praça de vantagem e 15% na de expansão), o volume capturável seria de ~62 mil t/ano. Esse número permanece aqui como piso histórico e NÃO é a base do dimensionamento: a projeção usa os pesos de penetração do item 8, sensivelmente maiores, que resultam em 207 a 245 mil t/ano. Refazer o cálculo cliente a cliente sob os novos pesos depende da planilha do censo, listada entre as pendências do item 11.</w:t>
+        <w:t>Foi levantado um censo de 44 consumidores de agregado na área de influência (concreteiras, construtoras, pré-moldados, loteadoras e lojas de material), com nome, contato, praça e distância — detalhado em planilha anexa. Aplicando índices setoriais por porte, a demanda de brita mapeada nesses clientes é da ordem de 192 mil t/ano — um piso, pois não inclui a autoconstrução pulverizada nem as obras públicas. Sob a premissa conservadora da versão anterior (captura de 35% na praça de vantagem e 15% na de expansão), o volume capturável seria de ~62 mil t/ano. Esse número permanece aqui como piso histórico e NÃO é a base do dimensionamento: a projeção usa os pesos de penetração do item 8, sensivelmente maiores, que resultam em 248–320 mil t/ano. Refazer o cálculo cliente a cliente sob os novos pesos depende da planilha do censo, listada entre as pendências do item 11.</w:t>
       </w:r>
     </w:p>
     <w:p>
@@ -5563,7 +5539,7 @@
         <w:rPr>
           <w:b w:val="0"/>
         </w:rPr>
-        <w:t>São Mateus sede, Guriri e corredor, 65% — único produtor do município, com R$ 23,8/t sobre o concorrente de volume mais próximo. Conceição da Barra, 25% — paridade de frete (−R$ 5,2/t), sem produtor local. Boa Esperança, 15% — praça-base desde esta versão, em paridade de frete (−R$ 5,1/t contra a Mattar, a 22,3 km); peso mantido abaixo do de Conceição da Barra por conservadorismo, dado o trecho não pavimentado da Rod. Willes Jantorno e o relacionamento do incumbente. Jaguaré, 20% — desvantagem de frete (−R$ 28,8/t), mas incumbente sem capacidade. Nova Venécia e Pinheiros, 10% — praça-sede de concorrente, captura só por CIF e serviço. Pedro Canário, franja norte, sul da Bahia e nordeste de Minas, 0% — desvantagem sem compensação. Obras públicas, 60% — proximidade e ausência de produtor local. Aplicados às faixas de demanda do item 6, esses pesos resultam em captura de 207 a 245 mil t/ano — faixa inalterada, já que Boa Esperança apenas mudou de camada e manteve o mesmo peso. Registre-se que o sul da Bahia e o nordeste de Minas foram deliberadamente excluídos por limitação de apuração: as varreduras voltaram superficiais por bloqueio de acesso às fontes, e nenhum vazio de oferta pôde ser substanciado.</w:t>
+        <w:t>São Mateus sede, Guriri e corredor, 65% — único produtor do município, com R$ 23,8/t sobre o concorrente de volume mais próximo. Conceição da Barra, 25% — paridade de frete (−R$ 5,2/t), sem produtor local. Boa Esperança, 15% — praça-base desde esta versão, em paridade de frete (−R$ 5,1/t contra a Mattar, a 22,3 km); peso mantido abaixo do de Conceição da Barra por conservadorismo, dado o trecho não pavimentado da Rod. Willes Jantorno e o relacionamento do incumbente. Jaguaré, 20% — desvantagem de frete (−R$ 28,8/t), mas incumbente sem capacidade. Nova Venécia e Pinheiros, 10% — praça-sede de concorrente, captura só por CIF e serviço. Pedro Canário, franja norte, sul da Bahia e nordeste de Minas, 0% — desvantagem sem compensação. Obras públicas, 60% — proximidade e ausência de produtor local. Aplicados às faixas de demanda do item 6, esses pesos resultam em captura de 248–320 mil t/ano. A faixa subiu frente aos 207–245 da versão anterior por uma razão só: a camada de obras foi recomposta pela fração composicional (item 6.3). Note-se que a captura passa a SUPERAR o platô de 237,5 mil t/ano — a restrição do projeto deixa de ser mercado e passa a ser capacidade de produção, posição que preserva poder de preço dada a vantagem de frete. A captura recorrente, sem nenhuma obra, permanece em 165–185 mil t/ano. Registre-se que o sul da Bahia e o nordeste de Minas foram deliberadamente excluídos por limitação de apuração: as varreduras voltaram superficiais por bloqueio de acesso às fontes, e nenhum vazio de oferta pôde ser substanciado.</w:t>
       </w:r>
     </w:p>
     <w:p>
@@ -5876,7 +5852,7 @@
         <w:rPr>
           <w:b w:val="0"/>
         </w:rPr>
-        <w:t>Do ponto de vista mercadológico, a implantação da unidade de britagem da CIPREM em Nestor Gomes/São Mateus apresenta-se viável e bem fundamentada. Os argumentos centrais são: (i) demanda corrente de brita estimada em cerca de 296 mil t/ano no mercado-base de três municípios sem produtor instalado e dentro do raio econômico — São Mateus, Conceição da Barra e Boa Esperança, 177.400 hab, índice exato de 1,669 t/hab/ano de 2025; piso prudente de 260 mil — e mercado endereçável de 421–577 mil t/ano somadas a praça disputada de Jaguaré, as praças alcançáveis por CIF e as obras — contra o qual o platô de 237,5 mil t/ano representa 41% a 56% na entrada, caindo a 22%–30% no ano 14 pelo crescimento vegetativo do setor, e 53%–67% na leitura que exclui as praças-sede de concorrente (item 8); e, sobretudo, uma participação que NÃO é tomada de incumbente: não há produtor instalado no mercado-base, e os ~296 mil t/ano são hoje supridos por caminhão vindo de 57 a 100 km, de modo que a captura se dá por custo posto, não por disputa de praça; (ii) um ciclo extraordinário de obras públicas (&gt;R$ 1 bilhão) que adiciona 70–100 mil t/ano de brita durante a janela de construção, além do potencial medido e auditado de Guriri — 1.216.547 m² de pista e 554.203 m² de calçada por pavimentar, ou 874–1.144 mil t de agregados, dos quais 751–951 mil t de produtos de britagem (704–892 pelo piso de largura declarado) —, estoque do qual NADA está nas projeções de receita, e ao qual o estudo não atribui cronograma, por depender de orçamento de terceiros; (iii) vantagem logística estrutural e medida em roteirizador — R$ 23,8/t sobre o concorrente de volume mais próximo na sede, R$ 31,7/t sobre a MCL e R$ 14,9/t mesmo sobre o produtor mais próximo de todos, em produto cujo preço posto é dominado pelo frete; (iv) concorrência em que nem o produtor mais próximo alcança a CIPREM no frete — a Usibrita chega a São Mateus de 57,1 km contra 40,7 km, R$ 14,9/t atrás — e que, além disso, não tem escala para disputar volume, com falhas de atendimento exploráveis; e (v) respaldo de um grupo cuja unidade em operação já pratica, em 2025, volume 0,5% superior ao platô aqui projetado. A captura ponderada por praça resulta em 207–245 mil t/ano, faixa que comporta o platô, desde que executado o programa de vendas CIF descrito no item 8.</w:t>
+        <w:t>Do ponto de vista mercadológico, a implantação da unidade de britagem da CIPREM em Nestor Gomes/São Mateus apresenta-se viável e bem fundamentada. Os argumentos centrais são: (i) demanda corrente de brita estimada em cerca de 296 mil t/ano no mercado-base de três municípios sem produtor instalado e dentro do raio econômico — São Mateus, Conceição da Barra e Boa Esperança, 177.400 hab, índice exato de 1,669 t/hab/ano de 2025; piso prudente de 260 mil — e mercado endereçável de 490–701 mil t/ano somadas a praça disputada de Jaguaré, as praças alcançáveis por CIF e as obras — contra o qual o platô de 237,5 mil t/ano representa 34% a 48% na entrada, 26%–36% no ano 14 contra o mercado estrutural, e 42%–56% na leitura que exclui as praças-sede de concorrente (item 8); e, sobretudo, uma participação que NÃO é tomada de incumbente: não há produtor instalado no mercado-base, e os ~296 mil t/ano são hoje supridos por caminhão vindo de 57 a 100 km, de modo que a captura se dá por custo posto, não por disputa de praça; (ii) um ciclo extraordinário de obras públicas (&gt;R$ 1 bilhão) que adiciona 139–224 mil t/ano de produtos de britagem durante a janela de construção, além do potencial medido e auditado de Guriri — 1.216.547 m² de pista e 554.203 m² de calçada por pavimentar, ou 874–1.144 mil t de agregados, dos quais 751–951 mil t de produtos de britagem (704–892 pelo piso de largura declarado) —, estoque do qual NADA está nas projeções de receita, e ao qual o estudo não atribui cronograma, por depender de orçamento de terceiros; (iii) vantagem logística estrutural e medida em roteirizador — R$ 23,8/t sobre o concorrente de volume mais próximo na sede, R$ 31,7/t sobre a MCL e R$ 14,9/t mesmo sobre o produtor mais próximo de todos, em produto cujo preço posto é dominado pelo frete; (iv) concorrência em que nem o produtor mais próximo alcança a CIPREM no frete — a Usibrita chega a São Mateus de 57,1 km contra 40,7 km, R$ 14,9/t atrás — e que, além disso, não tem escala para disputar volume, com falhas de atendimento exploráveis; e (v) respaldo de um grupo cuja unidade em operação já pratica, em 2025, volume 0,5% superior ao platô aqui projetado. A captura ponderada por praça resulta em 248–320 mil t/ano — acima do platô de 237,5 mil t/ano, de modo que a restrição é de capacidade, não de mercado, desde que executado o programa de vendas CIF descrito no item 8.</w:t>
       </w:r>
     </w:p>
     <w:p>

--- a/Estudo_Mercado_CIPREM_Britagem_SaoMateus_v4.docx
+++ b/Estudo_Mercado_CIPREM_Britagem_SaoMateus_v4.docx
@@ -3818,7 +3818,7 @@
         <w:rPr>
           <w:b w:val="0"/>
         </w:rPr>
-        <w:t>A linha de base de três municípios mede o mercado que a CIPREM domina ou disputa em paridade por frete, não o mercado que ela pode atender. Somando as camadas alcançáveis — mercado-base (260–296 mil t/ano, do piso prudente ao índice pleno), praça disputada de Jaguaré (26–53 mil t/ano), praças-sede de concorrente acessíveis por CIF, Nova Venécia e Pinheiros (64–129 mil t/ano), e obras públicas catalogadas (139–224 mil t/ano) — o mercado endereçável situa-se entre 490–701 mil t/ano. A faixa anterior, de 421–577, subestimava a camada de obras por usar o coeficiente de 42% da ANEPAC no lugar da composição real das frentes (item 6.3). Pedro Canário e a franja norte permanecem fora: há vazio de oferta local, mas a desvantagem de frete de R$ 28 a 35/t não é compensável, e o estudo lhes atribui peso zero. É contra a faixa de 490–701 mil t/ano, e não contra a linha de base, que a participação do platô deve ser lida. Três leituras vão declaradas, para que o analista não precise construí-las por conta própria. PRIMEIRA — a participação de entrada, contra o endereçável de hoje: 34% a 48%. SEGUNDA — a participação AO LONGO DO PRAZO: o platô é fixo em 237.516 t/ano e o mercado cresce ao vegetativo setorial de ~5% a.a. (ANEPAC), de modo que, encerrada a janela de obras, o endereçável recua ao seu componente estrutural (351–477 mil t/ano) e o crescimento vegetativo o recompõe, levando a participação do platô a 26%–36% no ano 14 — premissa de crescimento declarada, e a foto do ano 1 mantida como número conservador de entrada. TERCEIRA — a leitura mais dura, que retira do endereçável as duas praças-sede de concorrente (Nova Venécia e Pinheiros, 64–129 mil t/ano): a base cai para 426–572 mil t/ano e a participação de entrada sobe para 42%–56%. Publica-se essa subtração porque ela é a primeira que um analista cético faz, e porque o projeto sobrevive a ela.</w:t>
+        <w:t>A linha de base de três municípios mede o mercado que a CIPREM domina ou disputa em paridade por frete, não o mercado que ela pode atender. Somando as camadas alcançáveis — mercado-base (260–296 mil t/ano, do piso prudente ao índice pleno), praça disputada de Jaguaré (26–53 mil t/ano), praças-sede de concorrente acessíveis por CIF, Nova Venécia e Pinheiros (64–129 mil t/ano), e obras públicas catalogadas (139–223 mil t/ano) — o mercado endereçável situa-se entre 489–701 mil t/ano. A faixa anterior, de 421–577, tinha dois problemas, ambos apontados por auditoria cega: subestimava a camada de obras, por usar o coeficiente de 42% da ANEPAC no lugar da composição real das frentes (item 6.3); e o próprio total não fechava com os componentes que este item lista — quem os somasse chegava a 420–578, e não a 421–577. Desde esta versão o endereçável é SOMADO das camadas acima, e não herdado de um total anterior. Pedro Canário e a franja norte permanecem fora: há vazio de oferta local, mas a desvantagem de frete de R$ 28 a 35/t não é compensável, e o estudo lhes atribui peso zero. É contra a faixa de 489–701 mil t/ano, e não contra a linha de base, que a participação do platô deve ser lida. Três leituras vão declaradas, para que o analista não precise construí-las por conta própria. PRIMEIRA — a participação de entrada, contra o endereçável de hoje: 34% a 49%. SEGUNDA — a participação AO LONGO DO PRAZO: o platô é fixo em 237.516 t/ano e o mercado cresce ao vegetativo setorial de ~5% a.a. (ANEPAC), de modo que, encerrada a janela de obras, o endereçável recua ao seu componente estrutural (350–478 mil t/ano) e o crescimento vegetativo o recompõe, levando a participação do platô a 26%–36% no ano 14 — premissa de crescimento declarada, e a foto do ano 1 mantida como número conservador de entrada. TERCEIRA — a leitura mais dura, que retira do endereçável as duas praças-sede de concorrente (Nova Venécia e Pinheiros, 64–129 mil t/ano): a base cai para 425–572 mil t/ano e a participação de entrada sobe para 42%–56%. Publica-se essa subtração porque ela é a primeira que um analista cético faz, e porque o projeto sobrevive a ela.</w:t>
       </w:r>
     </w:p>
     <w:p>
@@ -5125,7 +5125,7 @@
         <w:jc w:val="both"/>
       </w:pPr>
       <w:r>
-        <w:t>Somadas, as frentes representam, em ordem de grandeza, 700 a 950 mil toneladas de agregado, distribuídas ao longo dos prazos de obra (3 a 4,5 anos; a Bacia 1, contratada por 1.620 dias, avança até ~2031). Desse volume, 79% a 94% corresponde a PRODUTOS DE BRITAGEM — brita graduada, britas 0/1/2, pedrisco, pó de pedra, bica corrida e rachão —, fração derivada frente a frente das composições oficiais e conferida por auditoria independente (memória anexa, frase 2). Equivale a 556 a 897 mil toneladas no período, ou 139–224 mil t/ano de demanda extraordinária enquanto as obras correm. A versão anterior deste estudo aplicava aqui o coeficiente único de 42% da ANEPAC, que mede a participação da brita na PRODUÇÃO NACIONAL de agregados — média puxada por edificação, intensiva em areia natural — e subestimava a demanda destas obras em 1,89× a 2,25× — acima da própria demanda corrente da sede. Somam-se ainda o Fundo Cidades (~R$ 59 mi), a requalificação do Sítio Histórico do Porto (&gt;R$ 10 mi), a reforma do Mercado Municipal e a Bacia 3 da macrodrenagem, ainda por licitar.</w:t>
+        <w:t>Somadas, as frentes representam, em ordem de grandeza, 700 a 950 mil toneladas de agregado, distribuídas ao longo dos prazos de obra (3 a 4,5 anos; a Bacia 1, contratada por 1.620 dias, avança até ~2031). Desse volume, 79% a 94% corresponde a PRODUTOS DE BRITAGEM — brita graduada, britas 0/1/2, pedrisco, pó de pedra, bica corrida e rachão —, fração derivada frente a frente das composições oficiais e conferida por auditoria independente (memória anexa, frase 2). Equivale a 556 a 894 mil toneladas no período, ou 139–223 mil t/ano de demanda extraordinária enquanto as obras correm. A versão anterior deste estudo aplicava aqui o coeficiente único de 42% da ANEPAC, que mede a participação da brita na PRODUÇÃO NACIONAL de agregados — média puxada por edificação, intensiva em areia natural — e subestimava a demanda destas obras em 1,89× a 2,24× — acima da própria demanda corrente da sede. Somam-se ainda o Fundo Cidades (~R$ 59 mi), a requalificação do Sítio Histórico do Porto (&gt;R$ 10 mi), a reforma do Mercado Municipal e a Bacia 3 da macrodrenagem, ainda por licitar.</w:t>
       </w:r>
       <w:r>
         <w:rPr>
@@ -5170,7 +5170,7 @@
         <w:rPr>
           <w:b w:val="0"/>
         </w:rPr>
-        <w:t>Cruzando as três camadas: a oferta de brita instalada dentro do mercado-base é nula — não há cava de brita em São Mateus, em Conceição da Barra nem em Boa Esperança; a operação mais próxima é a Usibrita, ~5 mil t/ano, em Jaguaré, a 57,1 km da sede (item 6.1). A demanda só das obras públicas catalogadas é da ordem de 139–224 mil t/ano, e a demanda corrente do mercado-base é de cerca de 296 mil t/ano (piso de robustez: ~260 mil). A região consome muito mais brita do que produz por perto, importando-a de 60 a 140 km com frete caro (Mattar 66,8 km; MCL 75,5 km; Sangali ~100 km; Linhares–Aracruz 85–142 km). A questão de fundo — se as obras dividem um mercado pequeno ou o ampliam — se responde pelos números: o mercado cresce, e a CIPREM, a 40,7 km da sede, entra com a maior vantagem de frete. No platô, a produção de 237,5 mil t/ano equivale a 34%–48% do mercado endereçável de 490–701 mil t/ano (item 6.2). Pela via de baixo para cima, a captura ponderada pelos pesos de penetração do item 8 resulta em 248–320 mil t/ano — faixa cujo PISO já supera o platô de 237,5 mil t/ano, de modo que a restrição do projeto passa a ser de capacidade de produção, e não de mercado —, porém condicionada à entrega do programa de vendas CIF, já que a sede sozinha não sustenta o platô. Para comparação de porte, a Sangali realiza ~360 mil t/ano na própria zona de influência.</w:t>
+        <w:t>Cruzando as três camadas: a oferta de brita instalada dentro do mercado-base é nula — não há cava de brita em São Mateus, em Conceição da Barra nem em Boa Esperança; a operação mais próxima é a Usibrita, ~5 mil t/ano, em Jaguaré, a 57,1 km da sede (item 6.1). A demanda só das obras públicas catalogadas é da ordem de 139–223 mil t/ano, e a demanda corrente do mercado-base é de cerca de 296 mil t/ano (piso de robustez: ~260 mil). A região consome muito mais brita do que produz por perto, importando-a de 60 a 140 km com frete caro (Mattar 66,8 km; MCL 75,5 km; Sangali ~100 km; Linhares–Aracruz 85–142 km). A questão de fundo — se as obras dividem um mercado pequeno ou o ampliam — se responde pelos números: o mercado cresce, e a CIPREM, a 40,7 km da sede, entra com a maior vantagem de frete. No platô, a produção de 237,5 mil t/ano equivale a 34%–49% do mercado endereçável de 489–701 mil t/ano (item 6.2). Pela via de baixo para cima, a captura ponderada pelos pesos de penetração do item 8 resulta em 248–319 mil t/ano — faixa cujo PISO já supera o platô de 237,5 mil t/ano, de modo que a restrição do projeto passa a ser de capacidade de produção, e não de mercado —, porém condicionada à entrega do programa de vendas CIF, já que a sede sozinha não sustenta o platô. Para comparação de porte, a Sangali realiza ~360 mil t/ano na própria zona de influência.</w:t>
       </w:r>
     </w:p>
     <w:p>
@@ -5190,7 +5190,7 @@
         <w:rPr>
           <w:b w:val="0"/>
         </w:rPr>
-        <w:t>Combinando a demanda corrente do mercado-base (≈ 296 mil t/ano; piso prudente de 260 mil), o mercado endereçável de 490–701 mil t/ano, o ciclo extraordinário de obras públicas e o crescimento populacional de 13,5% na década, projeta-se demanda regional sustentada por agregados ao longo de todo o horizonte do financiamento. O pareamento com o serviço da dívida fecha a conta pelos 14 anos (memória de cálculo anexa): pelo SAC, a produção que quita as parcelas com folga (DSCR 1,3) cai de ~210 mil t/ano no pico (ano 3) para ~139 mil no ano 14, e o mínimo (DSCR 1,0), de ~174 para ~122 mil; a captura recorrente SEM nenhuma obra — apenas os pesos do item 8 sobre a demanda corrente — é de 165 a 185 mil t/ano, cobrindo o mínimo sozinha a partir do ano 6, enquanto os anos 3–5, de maior exigência, são exatamente os anos da janela de obras (139–224 mil t/ano adicionais contratados). Mesmo em cenário conservador, considerando apenas a expansão vegetativa do setor (~5% a.a. para brita, expectativa ANEPAC), o mercado comporta um novo produtor com vantagem logística no polo de São Mateus. O platô de 237,5 mil t/ano equivale, por sua vez, ao nível já praticado pela unidade do grupo na Bahia (item 2.4) — o que desloca a pergunta de "é possível produzir isso?" para "é possível vender isso?", respondida pelos pesos do item 8.</w:t>
+        <w:t>Combinando a demanda corrente do mercado-base (≈ 296 mil t/ano; piso prudente de 260 mil), o mercado endereçável de 489–701 mil t/ano, o ciclo extraordinário de obras públicas e o crescimento populacional de 13,5% na década, projeta-se demanda regional sustentada por agregados ao longo de todo o horizonte do financiamento. O pareamento com o serviço da dívida fecha a conta pelos 14 anos (memória de cálculo anexa): pelo SAC, a produção que quita as parcelas com folga (DSCR 1,3) cai de ~210 mil t/ano no pico (ano 3) para ~139 mil no ano 14, e o mínimo (DSCR 1,0), de ~174 para ~122 mil; a captura recorrente SEM nenhuma obra — apenas os pesos do item 8 sobre a demanda corrente — é de 165 a 185 mil t/ano, cobrindo o mínimo sozinha a partir do ano 6, enquanto os anos 3–5, de maior exigência, são exatamente os anos da janela de obras (139–223 mil t/ano adicionais contratados). Mesmo em cenário conservador, considerando apenas a expansão vegetativa do setor (~5% a.a. para brita, expectativa ANEPAC), o mercado comporta um novo produtor com vantagem logística no polo de São Mateus. O platô de 237,5 mil t/ano equivale, por sua vez, ao nível já praticado pela unidade do grupo na Bahia (item 2.4) — o que desloca a pergunta de "é possível produzir isso?" para "é possível vender isso?", respondida pelos pesos do item 8.</w:t>
       </w:r>
     </w:p>
     <w:p>
@@ -5395,7 +5395,7 @@
         <w:rPr>
           <w:b w:val="0"/>
         </w:rPr>
-        <w:t>Foi levantado um censo de 44 consumidores de agregado na área de influência (concreteiras, construtoras, pré-moldados, loteadoras e lojas de material), com nome, contato, praça e distância — detalhado em planilha anexa. Aplicando índices setoriais por porte, a demanda de brita mapeada nesses clientes é da ordem de 192 mil t/ano — um piso, pois não inclui a autoconstrução pulverizada nem as obras públicas. Sob a premissa conservadora da versão anterior (captura de 35% na praça de vantagem e 15% na de expansão), o volume capturável seria de ~62 mil t/ano. Esse número permanece aqui como piso histórico e NÃO é a base do dimensionamento: a projeção usa os pesos de penetração do item 8, sensivelmente maiores, que resultam em 248–320 mil t/ano. Refazer o cálculo cliente a cliente sob os novos pesos depende da planilha do censo, listada entre as pendências do item 11.</w:t>
+        <w:t>Foi levantado um censo de 44 consumidores de agregado na área de influência (concreteiras, construtoras, pré-moldados, loteadoras e lojas de material), com nome, contato, praça e distância — detalhado em planilha anexa. Aplicando índices setoriais por porte, a demanda de brita mapeada nesses clientes é da ordem de 192 mil t/ano — um piso, pois não inclui a autoconstrução pulverizada nem as obras públicas. Sob a premissa conservadora da versão anterior (captura de 35% na praça de vantagem e 15% na de expansão), o volume capturável seria de ~62 mil t/ano. Esse número permanece aqui como piso histórico e NÃO é a base do dimensionamento: a projeção usa os pesos de penetração do item 8, sensivelmente maiores, que resultam em 248–319 mil t/ano. Refazer o cálculo cliente a cliente sob os novos pesos depende da planilha do censo, listada entre as pendências do item 11.</w:t>
       </w:r>
     </w:p>
     <w:p>
@@ -5458,7 +5458,7 @@
         <w:rPr>
           <w:b w:val="0"/>
         </w:rPr>
-        <w:t>Falta pavimentar 141.996 m de pista — 1.216.547 m², área calculada via a via pela CAIXA DE VIA registrada no quadro de cada planta de loteamento — mais 554.203 m² de calçada em vias já abertas. Pela premissa anterior de 8 m de largura única, a pista dava 1.135.968 m²; as duas leituras seguem publicadas, e a de 8 m permanece como piso. Pela banda composicional oficial (DER-ES/SINAPI; 0,661 a 0,861 t/m² na pista e 0,126 a 0,175 t/m² na calçada — memória de cálculo anexa), isso representa 874 a 1.144 mil t de agregados, das quais 751 a 951 mil t são produtos de britagem (704–892 mil t pelo piso de 8 m). A fração de britagem é alta — 83% a 86% do agregado — por razão estrutural do tipo de pavimento: base de brita graduada e colchão de pó de pedra são 100% produto de pedreira e sozinhas valem 58% a 62% do total, e não se compra areia para o subleito, que é a praia (memória de cálculo anexa, Anexo B). O levantamento separa ainda o que está medido do que é apenas projeto: 136.394 m de via (70,5% da malha) têm traçado medido sobre imagem e 56.979 m são vias previstas em planta, cuja existência física deve ser confirmada em campo — descontadas integralmente estas últimas, o que falta pavimentar em via medida ainda representa 446 a 561 mil t de produtos de britagem. Três leituras: as Bacias 1 e 2 cobrem cerca de 250 mil m², ou 20,5% da pista que falta (14,1% se contada a calçada; 10,3% considerando contrato assinado apenas a Bacia 1), restando 966.547 m² de pista sem contrato (566 a 713 mil t de britagem); ao ritmo contratual do próprio Estado — 125 mil m² em 1.620 dias, ou 28,4 mil m²/ano —, concluir só a pista de Guriri levaria 43 anos com uma bacia por vez e 21 anos com duas simultâneas, contra os 14 anos do financiamento; e o total equivale a 3,2 a 4,0 anos de produção integral da CIPREM no platô. NENHUMA tonelada desse potencial está nas projeções de receita, e o estudo deliberadamente não lhe atribui volume anual nem data: o ritmo depende de decisão orçamentária do Estado e do Município. O que se afirma é a existência e a magnitude do estoque — ambas medidas e auditadas —, equivalentes a 3,2 a 4,0 anos de produção integral da CIPREM no platô. A isso se soma o fluxo contínuo de novos loteamentos — verificados em ago/2026: Soma Vibe (Soma Urbanismo, entrega prevista 2029), Mar Aberto (Guriri Sul), Verão Vermelho e Bosque; o "Portal do Ribeirão" citado em versão anterior não foi confirmado em São Mateus e saiu da lista —, cada um abrindo ruas internas que demandam base e pavimento.</w:t>
+        <w:t>Falta pavimentar 141.996 m de pista — 1.216.547 m², área calculada via a via pela CAIXA DE VIA registrada no quadro de cada planta de loteamento — mais 554.203 m² de calçada em vias já abertas. Pela premissa anterior de 8 m de largura única, a pista dava 1.135.968 m²; as duas leituras seguem publicadas, e a de 8 m permanece como piso. Pela banda composicional oficial (DER-ES/SINAPI; 0,661 a 0,861 t/m² na pista e 0,126 a 0,175 t/m² na calçada — memória de cálculo anexa), isso representa 874 a 1.144 mil t de agregados, das quais 751 a 951 mil t são produtos de britagem (704–892 mil t pelo piso de 8 m). A fração de britagem é alta — 83% a 86% do agregado — por razão estrutural do tipo de pavimento: base de brita graduada e colchão de pó de pedra são 100% produto de pedreira e sozinhas valem 58% a 62% do total, e não se compra areia para o subleito, que é a praia (memória de cálculo anexa, Anexo B). O levantamento separa ainda o que está medido do que é apenas projeto: 136.394 m de via (70,5% da malha) têm traçado medido sobre imagem e 56.979 m são vias previstas em planta, cuja existência física deve ser confirmada em campo — descontadas integralmente estas últimas, o que falta pavimentar em via medida ainda representa 446 a 561 mil t de produtos de britagem DE PISTA DE PISTA. Três leituras: as Bacias 1 e 2 cobrem cerca de 250 mil m², ou 20,5% da pista que falta (14,1% se contada a calçada; 10,3% considerando contrato assinado apenas a Bacia 1), restando 966.547 m² de pista sem contrato (566 a 713 mil t de britagem); ao ritmo contratual do próprio Estado — 125 mil m² em 1.620 dias, ou 28,4 mil m²/ano —, concluir só a pista de Guriri levaria 43 anos com uma bacia por vez e 22 anos com duas simultâneas, contra os 14 anos do financiamento; e o total equivale a 3,2 a 4,0 anos de produção integral da CIPREM no platô. NENHUMA tonelada desse potencial está nas projeções de receita, e o estudo deliberadamente não lhe atribui volume anual nem data: o ritmo depende de decisão orçamentária do Estado e do Município. O que se afirma é a existência e a magnitude do estoque — ambas medidas e auditadas —, equivalentes a 3,2 a 4,0 anos de produção integral da CIPREM no platô. A isso se soma o fluxo contínuo de novos loteamentos — verificados em ago/2026: Soma Vibe (Soma Urbanismo, entrega prevista 2029), Mar Aberto (Guriri Sul), Verão Vermelho e Bosque; o "Portal do Ribeirão" citado em versão anterior não foi confirmado em São Mateus e saiu da lista —, cada um abrindo ruas internas que demandam base e pavimento.</w:t>
       </w:r>
     </w:p>
     <w:p>
@@ -5539,7 +5539,7 @@
         <w:rPr>
           <w:b w:val="0"/>
         </w:rPr>
-        <w:t>São Mateus sede, Guriri e corredor, 65% — único produtor do município, com R$ 23,8/t sobre o concorrente de volume mais próximo. Conceição da Barra, 25% — paridade de frete (−R$ 5,2/t), sem produtor local. Boa Esperança, 15% — praça-base desde esta versão, em paridade de frete (−R$ 5,1/t contra a Mattar, a 22,3 km); peso mantido abaixo do de Conceição da Barra por conservadorismo, dado o trecho não pavimentado da Rod. Willes Jantorno e o relacionamento do incumbente. Jaguaré, 20% — desvantagem de frete (−R$ 28,8/t), mas incumbente sem capacidade. Nova Venécia e Pinheiros, 10% — praça-sede de concorrente, captura só por CIF e serviço. Pedro Canário, franja norte, sul da Bahia e nordeste de Minas, 0% — desvantagem sem compensação. Obras públicas, 60% — proximidade e ausência de produtor local. Aplicados às faixas de demanda do item 6, esses pesos resultam em captura de 248–320 mil t/ano. A faixa subiu frente aos 207–245 da versão anterior por uma razão só: a camada de obras foi recomposta pela fração composicional (item 6.3). Note-se que a captura passa a SUPERAR o platô de 237,5 mil t/ano — a restrição do projeto deixa de ser mercado e passa a ser capacidade de produção, posição que preserva poder de preço dada a vantagem de frete. A captura recorrente, sem nenhuma obra, permanece em 165–185 mil t/ano. Registre-se que o sul da Bahia e o nordeste de Minas foram deliberadamente excluídos por limitação de apuração: as varreduras voltaram superficiais por bloqueio de acesso às fontes, e nenhum vazio de oferta pôde ser substanciado.</w:t>
+        <w:t>São Mateus sede, Guriri e corredor, 65% — único produtor do município, com R$ 23,8/t sobre o concorrente de volume mais próximo. Conceição da Barra, 25% — paridade de frete (−R$ 5,2/t), sem produtor local. Boa Esperança, 15% — praça-base desde esta versão, em paridade de frete (−R$ 5,1/t contra a Mattar, a 22,3 km); peso mantido abaixo do de Conceição da Barra por conservadorismo, dado o trecho não pavimentado da Rod. Willes Jantorno e o relacionamento do incumbente. Jaguaré, 20% — desvantagem de frete (−R$ 28,8/t), mas incumbente sem capacidade. Nova Venécia e Pinheiros, 10% — praça-sede de concorrente, captura só por CIF e serviço. Pedro Canário, franja norte, sul da Bahia e nordeste de Minas, 0% — desvantagem sem compensação. Obras públicas, 60% — proximidade e ausência de produtor local. Aplicados às faixas de demanda do item 6, esses pesos resultam em captura de 248–319 mil t/ano. A faixa subiu frente aos 207–245 da versão anterior por uma razão só: a camada de obras foi recomposta pela fração composicional (item 6.3). Note-se que a captura passa a SUPERAR o platô de 237,5 mil t/ano — a restrição do projeto deixa de ser mercado e passa a ser capacidade de produção, posição que preserva poder de preço dada a vantagem de frete. A captura recorrente, sem nenhuma obra, permanece em 165–185 mil t/ano. Registre-se que o sul da Bahia e o nordeste de Minas foram deliberadamente excluídos por limitação de apuração: as varreduras voltaram superficiais por bloqueio de acesso às fontes, e nenhum vazio de oferta pôde ser substanciado.</w:t>
       </w:r>
     </w:p>
     <w:p>
@@ -5852,7 +5852,7 @@
         <w:rPr>
           <w:b w:val="0"/>
         </w:rPr>
-        <w:t>Do ponto de vista mercadológico, a implantação da unidade de britagem da CIPREM em Nestor Gomes/São Mateus apresenta-se viável e bem fundamentada. Os argumentos centrais são: (i) demanda corrente de brita estimada em cerca de 296 mil t/ano no mercado-base de três municípios sem produtor instalado e dentro do raio econômico — São Mateus, Conceição da Barra e Boa Esperança, 177.400 hab, índice exato de 1,669 t/hab/ano de 2025; piso prudente de 260 mil — e mercado endereçável de 490–701 mil t/ano somadas a praça disputada de Jaguaré, as praças alcançáveis por CIF e as obras — contra o qual o platô de 237,5 mil t/ano representa 34% a 48% na entrada, 26%–36% no ano 14 contra o mercado estrutural, e 42%–56% na leitura que exclui as praças-sede de concorrente (item 8); e, sobretudo, uma participação que NÃO é tomada de incumbente: não há produtor instalado no mercado-base, e os ~296 mil t/ano são hoje supridos por caminhão vindo de 57 a 100 km, de modo que a captura se dá por custo posto, não por disputa de praça; (ii) um ciclo extraordinário de obras públicas (&gt;R$ 1 bilhão) que adiciona 139–224 mil t/ano de produtos de britagem durante a janela de construção, além do potencial medido e auditado de Guriri — 1.216.547 m² de pista e 554.203 m² de calçada por pavimentar, ou 874–1.144 mil t de agregados, dos quais 751–951 mil t de produtos de britagem (704–892 pelo piso de largura declarado) —, estoque do qual NADA está nas projeções de receita, e ao qual o estudo não atribui cronograma, por depender de orçamento de terceiros; (iii) vantagem logística estrutural e medida em roteirizador — R$ 23,8/t sobre o concorrente de volume mais próximo na sede, R$ 31,7/t sobre a MCL e R$ 14,9/t mesmo sobre o produtor mais próximo de todos, em produto cujo preço posto é dominado pelo frete; (iv) concorrência em que nem o produtor mais próximo alcança a CIPREM no frete — a Usibrita chega a São Mateus de 57,1 km contra 40,7 km, R$ 14,9/t atrás — e que, além disso, não tem escala para disputar volume, com falhas de atendimento exploráveis; e (v) respaldo de um grupo cuja unidade em operação já pratica, em 2025, volume 0,5% superior ao platô aqui projetado. A captura ponderada por praça resulta em 248–320 mil t/ano — acima do platô de 237,5 mil t/ano, de modo que a restrição é de capacidade, não de mercado, desde que executado o programa de vendas CIF descrito no item 8.</w:t>
+        <w:t>Do ponto de vista mercadológico, a implantação da unidade de britagem da CIPREM em Nestor Gomes/São Mateus apresenta-se viável e bem fundamentada. Os argumentos centrais são: (i) demanda corrente de brita estimada em cerca de 296 mil t/ano no mercado-base de três municípios sem produtor instalado e dentro do raio econômico — São Mateus, Conceição da Barra e Boa Esperança, 177.400 hab, índice exato de 1,669 t/hab/ano de 2025; piso prudente de 260 mil — e mercado endereçável de 489–701 mil t/ano somadas a praça disputada de Jaguaré, as praças alcançáveis por CIF e as obras — contra o qual o platô de 237,5 mil t/ano representa 34% a 49% na entrada, 26%–36% no ano 14 contra o mercado estrutural, e 42%–56% na leitura que exclui as praças-sede de concorrente (item 8); e, sobretudo, uma participação que NÃO é tomada de incumbente: não há produtor instalado no mercado-base, e os ~296 mil t/ano são hoje supridos por caminhão vindo de 57 a 100 km, de modo que a captura se dá por custo posto, não por disputa de praça; (ii) um ciclo extraordinário de obras públicas (&gt;R$ 1 bilhão) que adiciona 139–223 mil t/ano de produtos de britagem durante a janela de construção, além do potencial medido e auditado de Guriri — 1.216.547 m² de pista e 554.203 m² de calçada por pavimentar, ou 874–1.144 mil t de agregados, dos quais 751–951 mil t de produtos de britagem (704–892 pelo piso de largura declarado) —, estoque do qual NADA está nas projeções de receita, e ao qual o estudo não atribui cronograma, por depender de orçamento de terceiros; (iii) vantagem logística estrutural e medida em roteirizador — R$ 23,8/t sobre o concorrente de volume mais próximo na sede, R$ 31,7/t sobre a MCL e R$ 14,9/t mesmo sobre o produtor mais próximo de todos, em produto cujo preço posto é dominado pelo frete; (iv) concorrência em que nem o produtor mais próximo alcança a CIPREM no frete — a Usibrita chega a São Mateus de 57,1 km contra 40,7 km, R$ 14,9/t atrás — e que, além disso, não tem escala para disputar volume, com falhas de atendimento exploráveis; e (v) respaldo de um grupo cuja unidade em operação já pratica, em 2025, volume 0,5% superior ao platô aqui projetado. A captura ponderada por praça resulta em 248–319 mil t/ano — acima do platô de 237,5 mil t/ano, de modo que a restrição é de capacidade, não de mercado, desde que executado o programa de vendas CIF descrito no item 8.</w:t>
       </w:r>
     </w:p>
     <w:p>

--- a/Estudo_Mercado_CIPREM_Britagem_SaoMateus_v4.docx
+++ b/Estudo_Mercado_CIPREM_Britagem_SaoMateus_v4.docx
@@ -915,7 +915,7 @@
               <w:rPr>
                 <w:b/>
               </w:rPr>
-              <w:t>Vantagem de frete (R$/t)</w:t>
+              <w:t>Vantagem de frete (R$ por tonelada entregue)</w:t>
             </w:r>
           </w:p>
         </w:tc>
@@ -5446,7 +5446,7 @@
         <w:rPr>
           <w:b w:val="0"/>
         </w:rPr>
-        <w:t>Guriri é um balneário formado por 21 loteamentos, com cerca de 8 km de extensão norte-sul, historicamente com vias precárias e sujeitas a alagamento. O levantamento de 19/08/2026 mediu as 437 vias dos 21 loteamentos sobre as plantas e a planilha oficial de loteamentos da Prefeitura, e estabeleceu a situação de pavimentação por auditoria de 637 pontos, verificados um a um em campo virtual, classificando a superfície da pista (asfalto e bloquete = pavimentada; saibro e areia = não). A planilha reconciliada de 19/08/2026 lista os 637 pontos individualmente, com coordenada, fonte e data de imagem — 517 no Google Street View e 120 em satélite, onde não há cobertura —, dos quais 496 sustentam individualmente a linha de uma via nomeada e 141 alimentam a taxa agregada do loteamento, por terem caído sobre traçado existente em via sem nome correspondente na planta: são 193.375 m de vias (193,4 km), dos quais apenas 51.379 m (26,6%) estão pavimentados. Esse inventário substitui a estimativa por grade das versões anteriores (40 a 48 km / 350 a 400 mil m²), que subestimava a malha em 4,0 a 4,8 vezes. O plano-mestre de macrodrenagem e pavimentação, dividido em três bacias, ataca essa carência por partes: a Bacia 1 tem 13,5 km de galerias e ~125 mil m² de pavimentação contratados (9,26 m de largura média por metro linear) e a Bacia 2, até 10,6 km de galerias.</w:t>
+        <w:t>Guriri é um balneário formado por 21 loteamentos, com cerca de 8 km de extensão norte-sul, historicamente com vias precárias e sujeitas a alagamento. O levantamento de 19/08/2026 mediu os 437 trechos de via dos 21 loteamentos sobre as plantas e a planilha oficial de loteamentos da Prefeitura, e estabeleceu a situação de pavimentação por auditoria de 637 pontos, verificados um a um em campo virtual, classificando a superfície da pista (asfalto e bloquete = pavimentada; saibro e areia = não). A planilha reconciliada de 19/08/2026 lista os 637 pontos individualmente, com coordenada, fonte e data de imagem — 517 no Google Street View e 120 em satélite, onde não há cobertura —, dos quais 496 sustentam individualmente a linha de uma via nomeada e 141 alimentam a taxa agregada do loteamento, por terem caído sobre traçado existente em via sem nome correspondente na planta: são 193.375 m de vias (193,4 km), dos quais apenas 51.379 m (26,6%) estão pavimentados. Esse inventário substitui a estimativa por grade das versões anteriores (40 a 48 km / 350 a 400 mil m²), que subestimava a malha em 4,0 a 4,8 vezes. O plano-mestre de macrodrenagem e pavimentação, dividido em três bacias, ataca essa carência por partes: a Bacia 1 tem 13,5 km de galerias e ~125 mil m² de pavimentação contratados (9,26 m de largura média por metro linear) e a Bacia 2, até 10,6 km de galerias.</w:t>
       </w:r>
     </w:p>
     <w:p>
